--- a/项目学习笔记.docx
+++ b/项目学习笔记.docx
@@ -148,7 +148,7 @@
         </w:rPr>
         <w:t>提交链接：</w:t>
       </w:r>
-      <w:hyperlink r:id="rId4" w:history="1">
+      <w:hyperlink r:id="rId5" w:history="1">
         <w:r>
           <w:rPr>
             <w:rStyle w:val="a4"/>
@@ -157,29 +157,7 @@
             <w:sz w:val="22"/>
             <w:szCs w:val="22"/>
           </w:rPr>
-          <w:t>2026</w:t>
-        </w:r>
-        <w:proofErr w:type="gramStart"/>
-        <w:r>
-          <w:rPr>
-            <w:rStyle w:val="a4"/>
-            <w:rFonts w:ascii="微软雅黑" w:eastAsia="微软雅黑" w:hAnsi="微软雅黑" w:hint="eastAsia"/>
-            <w:color w:val="1E6FFF"/>
-            <w:sz w:val="22"/>
-            <w:szCs w:val="22"/>
-          </w:rPr>
-          <w:t>腾讯</w:t>
-        </w:r>
-        <w:proofErr w:type="gramEnd"/>
-        <w:r>
-          <w:rPr>
-            <w:rStyle w:val="a4"/>
-            <w:rFonts w:ascii="微软雅黑" w:eastAsia="微软雅黑" w:hAnsi="微软雅黑" w:hint="eastAsia"/>
-            <w:color w:val="1E6FFF"/>
-            <w:sz w:val="22"/>
-            <w:szCs w:val="22"/>
-          </w:rPr>
-          <w:t>mini项目考题答卷及简历收集</w:t>
+          <w:t>2026腾讯mini项目考题答卷及简历收集</w:t>
         </w:r>
       </w:hyperlink>
     </w:p>
@@ -833,7 +811,6 @@
             <w:pPr>
               <w:spacing w:line="440" w:lineRule="exact"/>
               <w:rPr>
-                <w:rFonts w:hint="eastAsia"/>
                 <w:color w:val="0070C0"/>
                 <w:sz w:val="21"/>
                 <w:szCs w:val="21"/>
@@ -879,51 +856,17 @@
           <w:p>
             <w:pPr>
               <w:spacing w:line="440" w:lineRule="exact"/>
-              <w:rPr>
-                <w:rFonts w:hint="eastAsia"/>
-              </w:rPr>
-            </w:pPr>
-            <w:r>
-              <w:rPr>
-                <w:rFonts w:hint="eastAsia"/>
-              </w:rPr>
-              <w:t>理想项目复</w:t>
-            </w:r>
-            <w:proofErr w:type="gramStart"/>
-            <w:r>
-              <w:rPr>
-                <w:rFonts w:hint="eastAsia"/>
-              </w:rPr>
-              <w:t>刻计划</w:t>
-            </w:r>
-            <w:proofErr w:type="gramEnd"/>
-            <w:r>
-              <w:rPr>
-                <w:rFonts w:hint="eastAsia"/>
-              </w:rPr>
-              <w:t>如下，前置知识将</w:t>
-            </w:r>
-            <w:proofErr w:type="gramStart"/>
-            <w:r>
-              <w:rPr>
-                <w:rFonts w:hint="eastAsia"/>
-              </w:rPr>
-              <w:t>边完成</w:t>
-            </w:r>
-            <w:proofErr w:type="gramEnd"/>
-            <w:r>
-              <w:rPr>
-                <w:rFonts w:hint="eastAsia"/>
-              </w:rPr>
-              <w:t>项目边学习：</w:t>
-            </w:r>
-          </w:p>
-          <w:p>
-            <w:pPr>
-              <w:spacing w:line="440" w:lineRule="exact"/>
-              <w:rPr>
-                <w:rFonts w:hint="eastAsia"/>
-              </w:rPr>
+            </w:pPr>
+            <w:r>
+              <w:rPr>
+                <w:rFonts w:hint="eastAsia"/>
+              </w:rPr>
+              <w:t>理想项目复刻计划如下，前置知识将边完成项目边学习：</w:t>
+            </w:r>
+          </w:p>
+          <w:p>
+            <w:pPr>
+              <w:spacing w:line="440" w:lineRule="exact"/>
             </w:pPr>
             <w:r>
               <w:rPr>
@@ -956,7 +899,7 @@
                           </pic:cNvPicPr>
                         </pic:nvPicPr>
                         <pic:blipFill>
-                          <a:blip r:embed="rId5" cstate="print">
+                          <a:blip r:embed="rId6" cstate="print">
                             <a:extLst>
                               <a:ext uri="{28A0092B-C50C-407E-A947-70E740481C1C}">
                                 <a14:useLocalDpi xmlns:a14="http://schemas.microsoft.com/office/drawing/2010/main" val="0"/>
@@ -1210,6 +1153,247 @@
           </w:tcPr>
           <w:p>
             <w:pPr>
+              <w:numPr>
+                <w:ilvl w:val="0"/>
+                <w:numId w:val="2"/>
+              </w:numPr>
+              <w:spacing w:line="440" w:lineRule="exact"/>
+              <w:rPr>
+                <w:sz w:val="21"/>
+                <w:szCs w:val="21"/>
+              </w:rPr>
+            </w:pPr>
+            <w:r>
+              <w:rPr>
+                <w:sz w:val="21"/>
+                <w:szCs w:val="21"/>
+              </w:rPr>
+              <w:t>任何一行真实代码（指南明确说</w:t>
+            </w:r>
+            <w:r>
+              <w:rPr>
+                <w:sz w:val="21"/>
+                <w:szCs w:val="21"/>
+              </w:rPr>
+              <w:t>"</w:t>
+            </w:r>
+            <w:r>
+              <w:rPr>
+                <w:sz w:val="21"/>
+                <w:szCs w:val="21"/>
+              </w:rPr>
+              <w:t>不直接给代码</w:t>
+            </w:r>
+            <w:r>
+              <w:rPr>
+                <w:sz w:val="21"/>
+                <w:szCs w:val="21"/>
+              </w:rPr>
+              <w:t>"</w:t>
+            </w:r>
+            <w:r>
+              <w:rPr>
+                <w:sz w:val="21"/>
+                <w:szCs w:val="21"/>
+              </w:rPr>
+              <w:t>）</w:t>
+            </w:r>
+          </w:p>
+          <w:p>
+            <w:pPr>
+              <w:numPr>
+                <w:ilvl w:val="0"/>
+                <w:numId w:val="2"/>
+              </w:numPr>
+              <w:spacing w:line="440" w:lineRule="exact"/>
+              <w:rPr>
+                <w:sz w:val="21"/>
+                <w:szCs w:val="21"/>
+              </w:rPr>
+            </w:pPr>
+            <w:r>
+              <w:rPr>
+                <w:sz w:val="21"/>
+                <w:szCs w:val="21"/>
+              </w:rPr>
+              <w:t xml:space="preserve">C++ Agent </w:t>
+            </w:r>
+            <w:r>
+              <w:rPr>
+                <w:sz w:val="21"/>
+                <w:szCs w:val="21"/>
+              </w:rPr>
+              <w:t>的具体实现（</w:t>
+            </w:r>
+            <w:r>
+              <w:rPr>
+                <w:sz w:val="21"/>
+                <w:szCs w:val="21"/>
+              </w:rPr>
+              <w:t>fork/exec</w:t>
+            </w:r>
+            <w:r>
+              <w:rPr>
+                <w:sz w:val="21"/>
+                <w:szCs w:val="21"/>
+              </w:rPr>
+              <w:t>、线程模型、</w:t>
+            </w:r>
+            <w:r>
+              <w:rPr>
+                <w:sz w:val="21"/>
+                <w:szCs w:val="21"/>
+              </w:rPr>
+              <w:t>COS</w:t>
+            </w:r>
+            <w:r>
+              <w:rPr>
+                <w:sz w:val="21"/>
+                <w:szCs w:val="21"/>
+              </w:rPr>
+              <w:t>上传）</w:t>
+            </w:r>
+          </w:p>
+          <w:p>
+            <w:pPr>
+              <w:numPr>
+                <w:ilvl w:val="0"/>
+                <w:numId w:val="2"/>
+              </w:numPr>
+              <w:spacing w:line="440" w:lineRule="exact"/>
+              <w:rPr>
+                <w:sz w:val="21"/>
+                <w:szCs w:val="21"/>
+              </w:rPr>
+            </w:pPr>
+            <w:r>
+              <w:rPr>
+                <w:sz w:val="21"/>
+                <w:szCs w:val="21"/>
+              </w:rPr>
+              <w:t xml:space="preserve">Analyzer </w:t>
+            </w:r>
+            <w:r>
+              <w:rPr>
+                <w:sz w:val="21"/>
+                <w:szCs w:val="21"/>
+              </w:rPr>
+              <w:t>的</w:t>
+            </w:r>
+            <w:r>
+              <w:rPr>
+                <w:sz w:val="21"/>
+                <w:szCs w:val="21"/>
+              </w:rPr>
+              <w:t xml:space="preserve"> Python </w:t>
+            </w:r>
+            <w:r>
+              <w:rPr>
+                <w:sz w:val="21"/>
+                <w:szCs w:val="21"/>
+              </w:rPr>
+              <w:t>脚本（只说了用</w:t>
+            </w:r>
+            <w:r>
+              <w:rPr>
+                <w:sz w:val="21"/>
+                <w:szCs w:val="21"/>
+              </w:rPr>
+              <w:t xml:space="preserve"> flamegraph.pl</w:t>
+            </w:r>
+            <w:r>
+              <w:rPr>
+                <w:sz w:val="21"/>
+                <w:szCs w:val="21"/>
+              </w:rPr>
+              <w:t>）</w:t>
+            </w:r>
+          </w:p>
+          <w:p>
+            <w:pPr>
+              <w:numPr>
+                <w:ilvl w:val="0"/>
+                <w:numId w:val="2"/>
+              </w:numPr>
+              <w:spacing w:line="440" w:lineRule="exact"/>
+              <w:rPr>
+                <w:sz w:val="21"/>
+                <w:szCs w:val="21"/>
+              </w:rPr>
+            </w:pPr>
+            <w:r>
+              <w:rPr>
+                <w:sz w:val="21"/>
+                <w:szCs w:val="21"/>
+              </w:rPr>
+              <w:t xml:space="preserve">Web UI </w:t>
+            </w:r>
+            <w:r>
+              <w:rPr>
+                <w:sz w:val="21"/>
+                <w:szCs w:val="21"/>
+              </w:rPr>
+              <w:t>的组件代码</w:t>
+            </w:r>
+          </w:p>
+          <w:p>
+            <w:pPr>
+              <w:numPr>
+                <w:ilvl w:val="0"/>
+                <w:numId w:val="2"/>
+              </w:numPr>
+              <w:spacing w:line="440" w:lineRule="exact"/>
+              <w:rPr>
+                <w:sz w:val="21"/>
+                <w:szCs w:val="21"/>
+              </w:rPr>
+            </w:pPr>
+            <w:r>
+              <w:rPr>
+                <w:sz w:val="21"/>
+                <w:szCs w:val="21"/>
+              </w:rPr>
+              <w:t>单元测试怎么写</w:t>
+            </w:r>
+          </w:p>
+          <w:p>
+            <w:pPr>
+              <w:numPr>
+                <w:ilvl w:val="0"/>
+                <w:numId w:val="2"/>
+              </w:numPr>
+              <w:spacing w:line="440" w:lineRule="exact"/>
+              <w:rPr>
+                <w:sz w:val="21"/>
+                <w:szCs w:val="21"/>
+              </w:rPr>
+            </w:pPr>
+            <w:proofErr w:type="spellStart"/>
+            <w:r>
+              <w:rPr>
+                <w:sz w:val="21"/>
+                <w:szCs w:val="21"/>
+              </w:rPr>
+              <w:t>eBPF</w:t>
+            </w:r>
+            <w:proofErr w:type="spellEnd"/>
+            <w:r>
+              <w:rPr>
+                <w:sz w:val="21"/>
+                <w:szCs w:val="21"/>
+              </w:rPr>
+              <w:t xml:space="preserve"> </w:t>
+            </w:r>
+            <w:r>
+              <w:rPr>
+                <w:sz w:val="21"/>
+                <w:szCs w:val="21"/>
+              </w:rPr>
+              <w:t>采集器的实现</w:t>
+            </w:r>
+          </w:p>
+          <w:p>
+            <w:pPr>
               <w:spacing w:line="440" w:lineRule="exact"/>
               <w:rPr>
                 <w:sz w:val="21"/>
@@ -1442,13 +1626,23 @@
               </w:rPr>
               <w:t>/</w:t>
             </w:r>
-            <w:r>
-              <w:rPr>
-                <w:color w:val="0070C0"/>
-                <w:sz w:val="21"/>
-                <w:szCs w:val="21"/>
-              </w:rPr>
-              <w:t>Deepseek/</w:t>
+            <w:proofErr w:type="spellStart"/>
+            <w:r>
+              <w:rPr>
+                <w:color w:val="0070C0"/>
+                <w:sz w:val="21"/>
+                <w:szCs w:val="21"/>
+              </w:rPr>
+              <w:t>Deepseek</w:t>
+            </w:r>
+            <w:proofErr w:type="spellEnd"/>
+            <w:r>
+              <w:rPr>
+                <w:color w:val="0070C0"/>
+                <w:sz w:val="21"/>
+                <w:szCs w:val="21"/>
+              </w:rPr>
+              <w:t>/</w:t>
             </w:r>
             <w:r>
               <w:rPr>
@@ -1485,6 +1679,7 @@
               </w:rPr>
               <w:t>/</w:t>
             </w:r>
+            <w:proofErr w:type="spellStart"/>
             <w:r>
               <w:rPr>
                 <w:rFonts w:hint="eastAsia"/>
@@ -1494,6 +1689,7 @@
               </w:rPr>
               <w:t>kimi</w:t>
             </w:r>
+            <w:proofErr w:type="spellEnd"/>
             <w:r>
               <w:rPr>
                 <w:color w:val="0070C0"/>
@@ -1810,7 +2006,14 @@
               <w:rPr>
                 <w:rFonts w:hint="eastAsia"/>
               </w:rPr>
-              <w:t>自己对问题的理解或预判</w:t>
+              <w:t>自己对问题的理</w:t>
+            </w:r>
+            <w:r>
+              <w:rPr>
+                <w:rFonts w:hint="eastAsia"/>
+              </w:rPr>
+              <w:lastRenderedPageBreak/>
+              <w:t>解或预判</w:t>
             </w:r>
           </w:p>
         </w:tc>
@@ -2020,6 +2223,315 @@
     </w:sectPr>
   </w:body>
 </w:document>
+</file>
+
+<file path=word/numbering.xml><?xml version="1.0" encoding="utf-8"?>
+<w:numbering xmlns:wpc="http://schemas.microsoft.com/office/word/2010/wordprocessingCanvas" xmlns:cx="http://schemas.microsoft.com/office/drawing/2014/chartex" xmlns:cx1="http://schemas.microsoft.com/office/drawing/2015/9/8/chartex" xmlns:cx2="http://schemas.microsoft.com/office/drawing/2015/10/21/chartex" xmlns:cx3="http://schemas.microsoft.com/office/drawing/2016/5/9/chartex" xmlns:cx4="http://schemas.microsoft.com/office/drawing/2016/5/10/chartex" xmlns:cx5="http://schemas.microsoft.com/office/drawing/2016/5/11/chartex" xmlns:cx6="http://schemas.microsoft.com/office/drawing/2016/5/12/chartex" xmlns:cx7="http://schemas.microsoft.com/office/drawing/2016/5/13/chartex" xmlns:cx8="http://schemas.microsoft.com/office/drawing/2016/5/14/chartex" xmlns:mc="http://schemas.openxmlformats.org/markup-compatibility/2006" xmlns:aink="http://schemas.microsoft.com/office/drawing/2016/ink" xmlns:am3d="http://schemas.microsoft.com/office/drawing/2017/model3d" xmlns:o="urn:schemas-microsoft-com:office:office" xmlns:oel="http://schemas.microsoft.com/office/2019/extlst" xmlns:r="http://schemas.openxmlformats.org/officeDocument/2006/relationships" xmlns:m="http://schemas.openxmlformats.org/officeDocument/2006/math" xmlns:v="urn:schemas-microsoft-com:vml" xmlns:wp14="http://schemas.microsoft.com/office/word/2010/wordprocessingDrawing" xmlns:wp="http://schemas.openxmlformats.org/drawingml/2006/wordprocessingDrawing" xmlns:w10="urn:schemas-microsoft-com:office:word" xmlns:w="http://schemas.openxmlformats.org/wordprocessingml/2006/main" xmlns:w14="http://schemas.microsoft.com/office/word/2010/wordml" xmlns:w15="http://schemas.microsoft.com/office/word/2012/wordml" xmlns:w16cex="http://schemas.microsoft.com/office/word/2018/wordml/cex" xmlns:w16cid="http://schemas.microsoft.com/office/word/2016/wordml/cid" xmlns:w16="http://schemas.microsoft.com/office/word/2018/wordml" xmlns:w16du="http://schemas.microsoft.com/office/word/2023/wordml/word16du" xmlns:w16sdtdh="http://schemas.microsoft.com/office/word/2020/wordml/sdtdatahash" xmlns:w16sdtfl="http://schemas.microsoft.com/office/word/2024/wordml/sdtformatlock" xmlns:w16se="http://schemas.microsoft.com/office/word/2015/wordml/symex" xmlns:wpg="http://schemas.microsoft.com/office/word/2010/wordprocessingGroup" xmlns:wpi="http://schemas.microsoft.com/office/word/2010/wordprocessingInk" xmlns:wne="http://schemas.microsoft.com/office/word/2006/wordml" xmlns:wps="http://schemas.microsoft.com/office/word/2010/wordprocessingShape" mc:Ignorable="w14 w15 w16se w16cid w16 w16cex w16sdtdh w16sdtfl w16du wp14">
+  <w:abstractNum w:abstractNumId="0" w15:restartNumberingAfterBreak="0">
+    <w:nsid w:val="0A062A9A"/>
+    <w:multiLevelType w:val="multilevel"/>
+    <w:tmpl w:val="AB14C5E0"/>
+    <w:lvl w:ilvl="0">
+      <w:start w:val="1"/>
+      <w:numFmt w:val="bullet"/>
+      <w:lvlText w:val=""/>
+      <w:lvlJc w:val="left"/>
+      <w:pPr>
+        <w:tabs>
+          <w:tab w:val="num" w:pos="720"/>
+        </w:tabs>
+        <w:ind w:left="720" w:hanging="360"/>
+      </w:pPr>
+      <w:rPr>
+        <w:rFonts w:ascii="Symbol" w:hAnsi="Symbol" w:hint="default"/>
+        <w:sz w:val="20"/>
+      </w:rPr>
+    </w:lvl>
+    <w:lvl w:ilvl="1" w:tentative="1">
+      <w:start w:val="1"/>
+      <w:numFmt w:val="bullet"/>
+      <w:lvlText w:val="o"/>
+      <w:lvlJc w:val="left"/>
+      <w:pPr>
+        <w:tabs>
+          <w:tab w:val="num" w:pos="1440"/>
+        </w:tabs>
+        <w:ind w:left="1440" w:hanging="360"/>
+      </w:pPr>
+      <w:rPr>
+        <w:rFonts w:ascii="Courier New" w:hAnsi="Courier New" w:hint="default"/>
+        <w:sz w:val="20"/>
+      </w:rPr>
+    </w:lvl>
+    <w:lvl w:ilvl="2" w:tentative="1">
+      <w:start w:val="1"/>
+      <w:numFmt w:val="bullet"/>
+      <w:lvlText w:val=""/>
+      <w:lvlJc w:val="left"/>
+      <w:pPr>
+        <w:tabs>
+          <w:tab w:val="num" w:pos="2160"/>
+        </w:tabs>
+        <w:ind w:left="2160" w:hanging="360"/>
+      </w:pPr>
+      <w:rPr>
+        <w:rFonts w:ascii="Wingdings" w:hAnsi="Wingdings" w:hint="default"/>
+        <w:sz w:val="20"/>
+      </w:rPr>
+    </w:lvl>
+    <w:lvl w:ilvl="3" w:tentative="1">
+      <w:start w:val="1"/>
+      <w:numFmt w:val="bullet"/>
+      <w:lvlText w:val=""/>
+      <w:lvlJc w:val="left"/>
+      <w:pPr>
+        <w:tabs>
+          <w:tab w:val="num" w:pos="2880"/>
+        </w:tabs>
+        <w:ind w:left="2880" w:hanging="360"/>
+      </w:pPr>
+      <w:rPr>
+        <w:rFonts w:ascii="Wingdings" w:hAnsi="Wingdings" w:hint="default"/>
+        <w:sz w:val="20"/>
+      </w:rPr>
+    </w:lvl>
+    <w:lvl w:ilvl="4" w:tentative="1">
+      <w:start w:val="1"/>
+      <w:numFmt w:val="bullet"/>
+      <w:lvlText w:val=""/>
+      <w:lvlJc w:val="left"/>
+      <w:pPr>
+        <w:tabs>
+          <w:tab w:val="num" w:pos="3600"/>
+        </w:tabs>
+        <w:ind w:left="3600" w:hanging="360"/>
+      </w:pPr>
+      <w:rPr>
+        <w:rFonts w:ascii="Wingdings" w:hAnsi="Wingdings" w:hint="default"/>
+        <w:sz w:val="20"/>
+      </w:rPr>
+    </w:lvl>
+    <w:lvl w:ilvl="5" w:tentative="1">
+      <w:start w:val="1"/>
+      <w:numFmt w:val="bullet"/>
+      <w:lvlText w:val=""/>
+      <w:lvlJc w:val="left"/>
+      <w:pPr>
+        <w:tabs>
+          <w:tab w:val="num" w:pos="4320"/>
+        </w:tabs>
+        <w:ind w:left="4320" w:hanging="360"/>
+      </w:pPr>
+      <w:rPr>
+        <w:rFonts w:ascii="Wingdings" w:hAnsi="Wingdings" w:hint="default"/>
+        <w:sz w:val="20"/>
+      </w:rPr>
+    </w:lvl>
+    <w:lvl w:ilvl="6" w:tentative="1">
+      <w:start w:val="1"/>
+      <w:numFmt w:val="bullet"/>
+      <w:lvlText w:val=""/>
+      <w:lvlJc w:val="left"/>
+      <w:pPr>
+        <w:tabs>
+          <w:tab w:val="num" w:pos="5040"/>
+        </w:tabs>
+        <w:ind w:left="5040" w:hanging="360"/>
+      </w:pPr>
+      <w:rPr>
+        <w:rFonts w:ascii="Wingdings" w:hAnsi="Wingdings" w:hint="default"/>
+        <w:sz w:val="20"/>
+      </w:rPr>
+    </w:lvl>
+    <w:lvl w:ilvl="7" w:tentative="1">
+      <w:start w:val="1"/>
+      <w:numFmt w:val="bullet"/>
+      <w:lvlText w:val=""/>
+      <w:lvlJc w:val="left"/>
+      <w:pPr>
+        <w:tabs>
+          <w:tab w:val="num" w:pos="5760"/>
+        </w:tabs>
+        <w:ind w:left="5760" w:hanging="360"/>
+      </w:pPr>
+      <w:rPr>
+        <w:rFonts w:ascii="Wingdings" w:hAnsi="Wingdings" w:hint="default"/>
+        <w:sz w:val="20"/>
+      </w:rPr>
+    </w:lvl>
+    <w:lvl w:ilvl="8" w:tentative="1">
+      <w:start w:val="1"/>
+      <w:numFmt w:val="bullet"/>
+      <w:lvlText w:val=""/>
+      <w:lvlJc w:val="left"/>
+      <w:pPr>
+        <w:tabs>
+          <w:tab w:val="num" w:pos="6480"/>
+        </w:tabs>
+        <w:ind w:left="6480" w:hanging="360"/>
+      </w:pPr>
+      <w:rPr>
+        <w:rFonts w:ascii="Wingdings" w:hAnsi="Wingdings" w:hint="default"/>
+        <w:sz w:val="20"/>
+      </w:rPr>
+    </w:lvl>
+  </w:abstractNum>
+  <w:abstractNum w:abstractNumId="1" w15:restartNumberingAfterBreak="0">
+    <w:nsid w:val="14512109"/>
+    <w:multiLevelType w:val="multilevel"/>
+    <w:tmpl w:val="1BA28EA6"/>
+    <w:lvl w:ilvl="0">
+      <w:start w:val="1"/>
+      <w:numFmt w:val="bullet"/>
+      <w:lvlText w:val=""/>
+      <w:lvlJc w:val="left"/>
+      <w:pPr>
+        <w:tabs>
+          <w:tab w:val="num" w:pos="720"/>
+        </w:tabs>
+        <w:ind w:left="720" w:hanging="360"/>
+      </w:pPr>
+      <w:rPr>
+        <w:rFonts w:ascii="Symbol" w:hAnsi="Symbol" w:hint="default"/>
+        <w:sz w:val="20"/>
+      </w:rPr>
+    </w:lvl>
+    <w:lvl w:ilvl="1" w:tentative="1">
+      <w:start w:val="1"/>
+      <w:numFmt w:val="bullet"/>
+      <w:lvlText w:val="o"/>
+      <w:lvlJc w:val="left"/>
+      <w:pPr>
+        <w:tabs>
+          <w:tab w:val="num" w:pos="1440"/>
+        </w:tabs>
+        <w:ind w:left="1440" w:hanging="360"/>
+      </w:pPr>
+      <w:rPr>
+        <w:rFonts w:ascii="Courier New" w:hAnsi="Courier New" w:hint="default"/>
+        <w:sz w:val="20"/>
+      </w:rPr>
+    </w:lvl>
+    <w:lvl w:ilvl="2" w:tentative="1">
+      <w:start w:val="1"/>
+      <w:numFmt w:val="bullet"/>
+      <w:lvlText w:val=""/>
+      <w:lvlJc w:val="left"/>
+      <w:pPr>
+        <w:tabs>
+          <w:tab w:val="num" w:pos="2160"/>
+        </w:tabs>
+        <w:ind w:left="2160" w:hanging="360"/>
+      </w:pPr>
+      <w:rPr>
+        <w:rFonts w:ascii="Wingdings" w:hAnsi="Wingdings" w:hint="default"/>
+        <w:sz w:val="20"/>
+      </w:rPr>
+    </w:lvl>
+    <w:lvl w:ilvl="3" w:tentative="1">
+      <w:start w:val="1"/>
+      <w:numFmt w:val="bullet"/>
+      <w:lvlText w:val=""/>
+      <w:lvlJc w:val="left"/>
+      <w:pPr>
+        <w:tabs>
+          <w:tab w:val="num" w:pos="2880"/>
+        </w:tabs>
+        <w:ind w:left="2880" w:hanging="360"/>
+      </w:pPr>
+      <w:rPr>
+        <w:rFonts w:ascii="Wingdings" w:hAnsi="Wingdings" w:hint="default"/>
+        <w:sz w:val="20"/>
+      </w:rPr>
+    </w:lvl>
+    <w:lvl w:ilvl="4" w:tentative="1">
+      <w:start w:val="1"/>
+      <w:numFmt w:val="bullet"/>
+      <w:lvlText w:val=""/>
+      <w:lvlJc w:val="left"/>
+      <w:pPr>
+        <w:tabs>
+          <w:tab w:val="num" w:pos="3600"/>
+        </w:tabs>
+        <w:ind w:left="3600" w:hanging="360"/>
+      </w:pPr>
+      <w:rPr>
+        <w:rFonts w:ascii="Wingdings" w:hAnsi="Wingdings" w:hint="default"/>
+        <w:sz w:val="20"/>
+      </w:rPr>
+    </w:lvl>
+    <w:lvl w:ilvl="5" w:tentative="1">
+      <w:start w:val="1"/>
+      <w:numFmt w:val="bullet"/>
+      <w:lvlText w:val=""/>
+      <w:lvlJc w:val="left"/>
+      <w:pPr>
+        <w:tabs>
+          <w:tab w:val="num" w:pos="4320"/>
+        </w:tabs>
+        <w:ind w:left="4320" w:hanging="360"/>
+      </w:pPr>
+      <w:rPr>
+        <w:rFonts w:ascii="Wingdings" w:hAnsi="Wingdings" w:hint="default"/>
+        <w:sz w:val="20"/>
+      </w:rPr>
+    </w:lvl>
+    <w:lvl w:ilvl="6" w:tentative="1">
+      <w:start w:val="1"/>
+      <w:numFmt w:val="bullet"/>
+      <w:lvlText w:val=""/>
+      <w:lvlJc w:val="left"/>
+      <w:pPr>
+        <w:tabs>
+          <w:tab w:val="num" w:pos="5040"/>
+        </w:tabs>
+        <w:ind w:left="5040" w:hanging="360"/>
+      </w:pPr>
+      <w:rPr>
+        <w:rFonts w:ascii="Wingdings" w:hAnsi="Wingdings" w:hint="default"/>
+        <w:sz w:val="20"/>
+      </w:rPr>
+    </w:lvl>
+    <w:lvl w:ilvl="7" w:tentative="1">
+      <w:start w:val="1"/>
+      <w:numFmt w:val="bullet"/>
+      <w:lvlText w:val=""/>
+      <w:lvlJc w:val="left"/>
+      <w:pPr>
+        <w:tabs>
+          <w:tab w:val="num" w:pos="5760"/>
+        </w:tabs>
+        <w:ind w:left="5760" w:hanging="360"/>
+      </w:pPr>
+      <w:rPr>
+        <w:rFonts w:ascii="Wingdings" w:hAnsi="Wingdings" w:hint="default"/>
+        <w:sz w:val="20"/>
+      </w:rPr>
+    </w:lvl>
+    <w:lvl w:ilvl="8" w:tentative="1">
+      <w:start w:val="1"/>
+      <w:numFmt w:val="bullet"/>
+      <w:lvlText w:val=""/>
+      <w:lvlJc w:val="left"/>
+      <w:pPr>
+        <w:tabs>
+          <w:tab w:val="num" w:pos="6480"/>
+        </w:tabs>
+        <w:ind w:left="6480" w:hanging="360"/>
+      </w:pPr>
+      <w:rPr>
+        <w:rFonts w:ascii="Wingdings" w:hAnsi="Wingdings" w:hint="default"/>
+        <w:sz w:val="20"/>
+      </w:rPr>
+    </w:lvl>
+  </w:abstractNum>
+  <w:num w:numId="1" w16cid:durableId="1538851957">
+    <w:abstractNumId w:val="0"/>
+  </w:num>
+  <w:num w:numId="2" w16cid:durableId="1833374075">
+    <w:abstractNumId w:val="1"/>
+  </w:num>
+</w:numbering>
 </file>
 
 <file path=word/styles.xml><?xml version="1.0" encoding="utf-8"?>
@@ -2425,7 +2937,6 @@
   <w:style w:type="character" w:default="1" w:styleId="a0">
     <w:name w:val="Default Paragraph Font"/>
     <w:uiPriority w:val="1"/>
-    <w:semiHidden/>
     <w:unhideWhenUsed/>
   </w:style>
   <w:style w:type="table" w:default="1" w:styleId="a1">

--- a/项目学习笔记.docx
+++ b/项目学习笔记.docx
@@ -13,12 +13,14 @@
         </w:rPr>
         <w:t>2026</w:t>
       </w:r>
+      <w:proofErr w:type="gramStart"/>
       <w:r>
         <w:rPr>
           <w:rFonts w:hint="eastAsia"/>
         </w:rPr>
         <w:t>腾讯</w:t>
       </w:r>
+      <w:proofErr w:type="gramEnd"/>
       <w:r>
         <w:t>m</w:t>
       </w:r>
@@ -157,7 +159,29 @@
             <w:sz w:val="22"/>
             <w:szCs w:val="22"/>
           </w:rPr>
-          <w:t>2026腾讯mini项目考题答卷及简历收集</w:t>
+          <w:t>2026</w:t>
+        </w:r>
+        <w:proofErr w:type="gramStart"/>
+        <w:r>
+          <w:rPr>
+            <w:rStyle w:val="a4"/>
+            <w:rFonts w:ascii="微软雅黑" w:eastAsia="微软雅黑" w:hAnsi="微软雅黑" w:hint="eastAsia"/>
+            <w:color w:val="1E6FFF"/>
+            <w:sz w:val="22"/>
+            <w:szCs w:val="22"/>
+          </w:rPr>
+          <w:t>腾讯</w:t>
+        </w:r>
+        <w:proofErr w:type="gramEnd"/>
+        <w:r>
+          <w:rPr>
+            <w:rStyle w:val="a4"/>
+            <w:rFonts w:ascii="微软雅黑" w:eastAsia="微软雅黑" w:hAnsi="微软雅黑" w:hint="eastAsia"/>
+            <w:color w:val="1E6FFF"/>
+            <w:sz w:val="22"/>
+            <w:szCs w:val="22"/>
+          </w:rPr>
+          <w:t>mini项目考题答卷及简历收集</w:t>
         </w:r>
       </w:hyperlink>
     </w:p>
@@ -755,6 +779,57 @@
           <w:p>
             <w:pPr>
               <w:spacing w:line="440" w:lineRule="exact"/>
+              <w:rPr>
+                <w:rFonts w:hint="eastAsia"/>
+              </w:rPr>
+            </w:pPr>
+            <w:r>
+              <w:rPr>
+                <w:rFonts w:hint="eastAsia"/>
+              </w:rPr>
+              <w:t>Day1:</w:t>
+            </w:r>
+            <w:r>
+              <w:rPr>
+                <w:rFonts w:hint="eastAsia"/>
+              </w:rPr>
+              <w:t>掌握</w:t>
+            </w:r>
+            <w:proofErr w:type="spellStart"/>
+            <w:r>
+              <w:rPr>
+                <w:rFonts w:hint="eastAsia"/>
+              </w:rPr>
+              <w:t>protobuf</w:t>
+            </w:r>
+            <w:proofErr w:type="spellEnd"/>
+            <w:r>
+              <w:rPr>
+                <w:rFonts w:hint="eastAsia"/>
+              </w:rPr>
+              <w:t>语法（</w:t>
+            </w:r>
+            <w:hyperlink r:id="rId6" w:history="1">
+              <w:r>
+                <w:rPr>
+                  <w:rStyle w:val="a4"/>
+                </w:rPr>
+                <w:t>https://protobuf.dev/programming-guides/proto3/</w:t>
+              </w:r>
+            </w:hyperlink>
+            <w:r>
+              <w:rPr>
+                <w:rFonts w:hint="eastAsia"/>
+              </w:rPr>
+              <w:t>）</w:t>
+            </w:r>
+          </w:p>
+          <w:p>
+            <w:pPr>
+              <w:spacing w:line="440" w:lineRule="exact"/>
+              <w:rPr>
+                <w:rFonts w:hint="eastAsia"/>
+              </w:rPr>
             </w:pPr>
           </w:p>
           <w:p>
@@ -861,7 +936,35 @@
               <w:rPr>
                 <w:rFonts w:hint="eastAsia"/>
               </w:rPr>
-              <w:t>理想项目复刻计划如下，前置知识将边完成项目边学习：</w:t>
+              <w:t>理想项目复</w:t>
+            </w:r>
+            <w:proofErr w:type="gramStart"/>
+            <w:r>
+              <w:rPr>
+                <w:rFonts w:hint="eastAsia"/>
+              </w:rPr>
+              <w:t>刻计划</w:t>
+            </w:r>
+            <w:proofErr w:type="gramEnd"/>
+            <w:r>
+              <w:rPr>
+                <w:rFonts w:hint="eastAsia"/>
+              </w:rPr>
+              <w:t>如下，前置知识将</w:t>
+            </w:r>
+            <w:proofErr w:type="gramStart"/>
+            <w:r>
+              <w:rPr>
+                <w:rFonts w:hint="eastAsia"/>
+              </w:rPr>
+              <w:t>边完成</w:t>
+            </w:r>
+            <w:proofErr w:type="gramEnd"/>
+            <w:r>
+              <w:rPr>
+                <w:rFonts w:hint="eastAsia"/>
+              </w:rPr>
+              <w:t>项目边学习：</w:t>
             </w:r>
           </w:p>
           <w:p>
@@ -899,7 +1002,7 @@
                           </pic:cNvPicPr>
                         </pic:nvPicPr>
                         <pic:blipFill>
-                          <a:blip r:embed="rId6" cstate="print">
+                          <a:blip r:embed="rId7" cstate="print">
                             <a:extLst>
                               <a:ext uri="{28A0092B-C50C-407E-A947-70E740481C1C}">
                                 <a14:useLocalDpi xmlns:a14="http://schemas.microsoft.com/office/drawing/2010/main" val="0"/>
@@ -1963,6 +2066,39 @@
             <w:pPr>
               <w:spacing w:line="440" w:lineRule="exact"/>
             </w:pPr>
+            <w:r>
+              <w:t>项目中</w:t>
+            </w:r>
+            <w:r>
+              <w:rPr>
+                <w:rFonts w:hint="eastAsia"/>
+              </w:rPr>
+              <w:t>的</w:t>
+            </w:r>
+            <w:r>
+              <w:t>agent</w:t>
+            </w:r>
+            <w:r>
+              <w:t>是额外连接现有的</w:t>
+            </w:r>
+            <w:r>
+              <w:t>agent</w:t>
+            </w:r>
+            <w:r>
+              <w:t>还是</w:t>
+            </w:r>
+            <w:r>
+              <w:rPr>
+                <w:rFonts w:hint="eastAsia"/>
+              </w:rPr>
+              <w:t>自行训练</w:t>
+            </w:r>
+            <w:r>
+              <w:t>agent</w:t>
+            </w:r>
+            <w:r>
+              <w:t>？</w:t>
+            </w:r>
           </w:p>
         </w:tc>
       </w:tr>
@@ -2026,7 +2162,41 @@
           <w:p>
             <w:pPr>
               <w:spacing w:line="440" w:lineRule="exact"/>
-            </w:pPr>
+              <w:rPr>
+                <w:rFonts w:hint="eastAsia"/>
+              </w:rPr>
+            </w:pPr>
+            <w:r>
+              <w:rPr>
+                <w:rFonts w:hint="eastAsia"/>
+              </w:rPr>
+              <w:lastRenderedPageBreak/>
+              <w:t>个人对</w:t>
+            </w:r>
+            <w:r>
+              <w:rPr>
+                <w:rFonts w:hint="eastAsia"/>
+              </w:rPr>
+              <w:t>agent</w:t>
+            </w:r>
+            <w:r>
+              <w:rPr>
+                <w:rFonts w:hint="eastAsia"/>
+              </w:rPr>
+              <w:t>的理解还停留在市面上的</w:t>
+            </w:r>
+            <w:r>
+              <w:rPr>
+                <w:rFonts w:hint="eastAsia"/>
+              </w:rPr>
+              <w:t>ai agent</w:t>
+            </w:r>
+            <w:r>
+              <w:rPr>
+                <w:rFonts w:hint="eastAsia"/>
+              </w:rPr>
+              <w:t>。</w:t>
+            </w:r>
           </w:p>
         </w:tc>
       </w:tr>

--- a/项目学习笔记.docx
+++ b/项目学习笔记.docx
@@ -756,6 +756,55 @@
             <w:pPr>
               <w:spacing w:line="440" w:lineRule="exact"/>
             </w:pPr>
+            <w:r>
+              <w:rPr>
+                <w:rFonts w:hint="eastAsia"/>
+              </w:rPr>
+              <w:t>Day1:</w:t>
+            </w:r>
+            <w:r>
+              <w:rPr>
+                <w:rFonts w:hint="eastAsia"/>
+              </w:rPr>
+              <w:t>了解并</w:t>
+            </w:r>
+            <w:r>
+              <w:rPr>
+                <w:rFonts w:hint="eastAsia"/>
+              </w:rPr>
+              <w:t>掌握</w:t>
+            </w:r>
+            <w:r>
+              <w:rPr>
+                <w:rFonts w:hint="eastAsia"/>
+              </w:rPr>
+              <w:t>protobuf</w:t>
+            </w:r>
+            <w:r>
+              <w:rPr>
+                <w:rFonts w:hint="eastAsia"/>
+              </w:rPr>
+              <w:t>语法（</w:t>
+            </w:r>
+            <w:hyperlink r:id="rId6" w:history="1">
+              <w:r>
+                <w:rPr>
+                  <w:rStyle w:val="a4"/>
+                </w:rPr>
+                <w:t>https://protobuf.dev/programming-guides/proto3/</w:t>
+              </w:r>
+            </w:hyperlink>
+            <w:r>
+              <w:rPr>
+                <w:rFonts w:hint="eastAsia"/>
+              </w:rPr>
+              <w:t>）</w:t>
+            </w:r>
+          </w:p>
+          <w:p>
+            <w:pPr>
+              <w:spacing w:line="440" w:lineRule="exact"/>
+            </w:pPr>
           </w:p>
           <w:p>
             <w:pPr>
@@ -867,20 +916,54 @@
           <w:p>
             <w:pPr>
               <w:spacing w:line="440" w:lineRule="exact"/>
-            </w:pPr>
-            <w:r>
-              <w:rPr>
+              <w:rPr>
+                <w:rFonts w:hint="eastAsia"/>
+              </w:rPr>
+            </w:pPr>
+            <w:r>
+              <w:rPr>
+                <w:rFonts w:hint="eastAsia"/>
+              </w:rPr>
+              <w:lastRenderedPageBreak/>
+              <w:t>未学习：</w:t>
+            </w:r>
+            <w:r>
+              <w:rPr>
+                <w:rFonts w:hint="eastAsia"/>
+              </w:rPr>
+              <w:t>protobuf</w:t>
+            </w:r>
+            <w:r>
+              <w:rPr>
+                <w:rFonts w:hint="eastAsia"/>
+              </w:rPr>
+              <w:t>文件概念及其作用</w:t>
+            </w:r>
+          </w:p>
+          <w:p>
+            <w:pPr>
+              <w:spacing w:line="440" w:lineRule="exact"/>
+              <w:rPr>
+                <w:b/>
+                <w:bCs/>
+              </w:rPr>
+            </w:pPr>
+            <w:r>
+              <w:rPr>
+                <w:b/>
+                <w:bCs/>
                 <w:noProof/>
-              </w:rPr>
-              <w:lastRenderedPageBreak/>
+                <w:sz w:val="28"/>
+                <w:szCs w:val="28"/>
+              </w:rPr>
               <w:drawing>
-                <wp:anchor distT="0" distB="0" distL="114300" distR="114300" simplePos="0" relativeHeight="251658240" behindDoc="0" locked="0" layoutInCell="1" allowOverlap="1" wp14:anchorId="504F4C35" wp14:editId="6AF4CB84">
+                <wp:anchor distT="0" distB="0" distL="114300" distR="114300" simplePos="0" relativeHeight="251658240" behindDoc="0" locked="0" layoutInCell="1" allowOverlap="1" wp14:anchorId="504F4C35" wp14:editId="08B83A9B">
                   <wp:simplePos x="0" y="0"/>
                   <wp:positionH relativeFrom="column">
-                    <wp:posOffset>4445</wp:posOffset>
+                    <wp:posOffset>1905</wp:posOffset>
                   </wp:positionH>
                   <wp:positionV relativeFrom="paragraph">
-                    <wp:posOffset>-2150745</wp:posOffset>
+                    <wp:posOffset>-2220595</wp:posOffset>
                   </wp:positionV>
                   <wp:extent cx="4838700" cy="2218055"/>
                   <wp:effectExtent l="0" t="0" r="0" b="0"/>
@@ -899,7 +982,7 @@
                           </pic:cNvPicPr>
                         </pic:nvPicPr>
                         <pic:blipFill>
-                          <a:blip r:embed="rId6" cstate="print">
+                          <a:blip r:embed="rId7" cstate="print">
                             <a:extLst>
                               <a:ext uri="{28A0092B-C50C-407E-A947-70E740481C1C}">
                                 <a14:useLocalDpi xmlns:a14="http://schemas.microsoft.com/office/drawing/2010/main" val="0"/>
@@ -936,6 +1019,44 @@
                 </wp:anchor>
               </w:drawing>
             </w:r>
+            <w:r>
+              <w:rPr>
+                <w:rFonts w:hint="eastAsia"/>
+                <w:b/>
+                <w:bCs/>
+                <w:sz w:val="28"/>
+                <w:szCs w:val="28"/>
+              </w:rPr>
+              <w:t>6.15</w:t>
+            </w:r>
+            <w:r>
+              <w:rPr>
+                <w:rFonts w:hint="eastAsia"/>
+                <w:b/>
+                <w:bCs/>
+                <w:sz w:val="28"/>
+                <w:szCs w:val="28"/>
+              </w:rPr>
+              <w:t>：</w:t>
+            </w:r>
+            <w:r>
+              <w:rPr>
+                <w:rFonts w:hint="eastAsia"/>
+              </w:rPr>
+              <w:t>依据</w:t>
+            </w:r>
+            <w:r>
+              <w:rPr>
+                <w:rFonts w:hint="eastAsia"/>
+              </w:rPr>
+              <w:t>md</w:t>
+            </w:r>
+            <w:r>
+              <w:rPr>
+                <w:rFonts w:hint="eastAsia"/>
+              </w:rPr>
+              <w:t>文件</w:t>
+            </w:r>
           </w:p>
         </w:tc>
       </w:tr>
@@ -1153,253 +1274,37 @@
           </w:tcPr>
           <w:p>
             <w:pPr>
-              <w:numPr>
-                <w:ilvl w:val="0"/>
-                <w:numId w:val="2"/>
-              </w:numPr>
-              <w:spacing w:line="440" w:lineRule="exact"/>
-              <w:rPr>
-                <w:sz w:val="21"/>
-                <w:szCs w:val="21"/>
-              </w:rPr>
-            </w:pPr>
-            <w:r>
-              <w:rPr>
-                <w:sz w:val="21"/>
-                <w:szCs w:val="21"/>
-              </w:rPr>
-              <w:t>任何一行真实代码（指南明确说</w:t>
-            </w:r>
-            <w:r>
-              <w:rPr>
-                <w:sz w:val="21"/>
-                <w:szCs w:val="21"/>
-              </w:rPr>
-              <w:t>"</w:t>
-            </w:r>
-            <w:r>
-              <w:rPr>
-                <w:sz w:val="21"/>
-                <w:szCs w:val="21"/>
-              </w:rPr>
-              <w:t>不直接给代码</w:t>
-            </w:r>
-            <w:r>
-              <w:rPr>
-                <w:sz w:val="21"/>
-                <w:szCs w:val="21"/>
-              </w:rPr>
-              <w:t>"</w:t>
-            </w:r>
-            <w:r>
-              <w:rPr>
-                <w:sz w:val="21"/>
-                <w:szCs w:val="21"/>
-              </w:rPr>
-              <w:t>）</w:t>
-            </w:r>
-          </w:p>
-          <w:p>
-            <w:pPr>
-              <w:numPr>
-                <w:ilvl w:val="0"/>
-                <w:numId w:val="2"/>
-              </w:numPr>
-              <w:spacing w:line="440" w:lineRule="exact"/>
-              <w:rPr>
-                <w:sz w:val="21"/>
-                <w:szCs w:val="21"/>
-              </w:rPr>
-            </w:pPr>
-            <w:r>
-              <w:rPr>
-                <w:sz w:val="21"/>
-                <w:szCs w:val="21"/>
-              </w:rPr>
-              <w:t xml:space="preserve">C++ Agent </w:t>
-            </w:r>
-            <w:r>
-              <w:rPr>
-                <w:sz w:val="21"/>
-                <w:szCs w:val="21"/>
-              </w:rPr>
-              <w:t>的具体实现（</w:t>
-            </w:r>
-            <w:r>
-              <w:rPr>
-                <w:sz w:val="21"/>
-                <w:szCs w:val="21"/>
-              </w:rPr>
-              <w:t>fork/exec</w:t>
-            </w:r>
-            <w:r>
-              <w:rPr>
-                <w:sz w:val="21"/>
-                <w:szCs w:val="21"/>
-              </w:rPr>
-              <w:t>、线程模型、</w:t>
-            </w:r>
-            <w:r>
-              <w:rPr>
-                <w:sz w:val="21"/>
-                <w:szCs w:val="21"/>
-              </w:rPr>
-              <w:t>COS</w:t>
-            </w:r>
-            <w:r>
-              <w:rPr>
-                <w:sz w:val="21"/>
-                <w:szCs w:val="21"/>
-              </w:rPr>
-              <w:t>上传）</w:t>
-            </w:r>
-          </w:p>
-          <w:p>
-            <w:pPr>
-              <w:numPr>
-                <w:ilvl w:val="0"/>
-                <w:numId w:val="2"/>
-              </w:numPr>
-              <w:spacing w:line="440" w:lineRule="exact"/>
-              <w:rPr>
-                <w:sz w:val="21"/>
-                <w:szCs w:val="21"/>
-              </w:rPr>
-            </w:pPr>
-            <w:r>
-              <w:rPr>
-                <w:sz w:val="21"/>
-                <w:szCs w:val="21"/>
-              </w:rPr>
-              <w:t xml:space="preserve">Analyzer </w:t>
-            </w:r>
-            <w:r>
-              <w:rPr>
-                <w:sz w:val="21"/>
-                <w:szCs w:val="21"/>
-              </w:rPr>
-              <w:t>的</w:t>
-            </w:r>
-            <w:r>
-              <w:rPr>
-                <w:sz w:val="21"/>
-                <w:szCs w:val="21"/>
-              </w:rPr>
-              <w:t xml:space="preserve"> Python </w:t>
-            </w:r>
-            <w:r>
-              <w:rPr>
-                <w:sz w:val="21"/>
-                <w:szCs w:val="21"/>
-              </w:rPr>
-              <w:t>脚本（只说了用</w:t>
-            </w:r>
-            <w:r>
-              <w:rPr>
-                <w:sz w:val="21"/>
-                <w:szCs w:val="21"/>
-              </w:rPr>
-              <w:t xml:space="preserve"> flamegraph.pl</w:t>
-            </w:r>
-            <w:r>
-              <w:rPr>
-                <w:sz w:val="21"/>
-                <w:szCs w:val="21"/>
-              </w:rPr>
-              <w:t>）</w:t>
-            </w:r>
-          </w:p>
-          <w:p>
-            <w:pPr>
-              <w:numPr>
-                <w:ilvl w:val="0"/>
-                <w:numId w:val="2"/>
-              </w:numPr>
-              <w:spacing w:line="440" w:lineRule="exact"/>
-              <w:rPr>
-                <w:sz w:val="21"/>
-                <w:szCs w:val="21"/>
-              </w:rPr>
-            </w:pPr>
-            <w:r>
-              <w:rPr>
-                <w:sz w:val="21"/>
-                <w:szCs w:val="21"/>
-              </w:rPr>
-              <w:t xml:space="preserve">Web UI </w:t>
-            </w:r>
-            <w:r>
-              <w:rPr>
-                <w:sz w:val="21"/>
-                <w:szCs w:val="21"/>
-              </w:rPr>
-              <w:t>的组件代码</w:t>
-            </w:r>
-          </w:p>
-          <w:p>
-            <w:pPr>
-              <w:numPr>
-                <w:ilvl w:val="0"/>
-                <w:numId w:val="2"/>
-              </w:numPr>
-              <w:spacing w:line="440" w:lineRule="exact"/>
-              <w:rPr>
-                <w:sz w:val="21"/>
-                <w:szCs w:val="21"/>
-              </w:rPr>
-            </w:pPr>
-            <w:r>
-              <w:rPr>
-                <w:sz w:val="21"/>
-                <w:szCs w:val="21"/>
-              </w:rPr>
-              <w:t>单元测试怎么写</w:t>
-            </w:r>
-          </w:p>
-          <w:p>
-            <w:pPr>
-              <w:numPr>
-                <w:ilvl w:val="0"/>
-                <w:numId w:val="2"/>
-              </w:numPr>
-              <w:spacing w:line="440" w:lineRule="exact"/>
-              <w:rPr>
-                <w:sz w:val="21"/>
-                <w:szCs w:val="21"/>
-              </w:rPr>
-            </w:pPr>
-            <w:proofErr w:type="spellStart"/>
-            <w:r>
-              <w:rPr>
-                <w:sz w:val="21"/>
-                <w:szCs w:val="21"/>
-              </w:rPr>
-              <w:t>eBPF</w:t>
-            </w:r>
-            <w:proofErr w:type="spellEnd"/>
-            <w:r>
-              <w:rPr>
-                <w:sz w:val="21"/>
-                <w:szCs w:val="21"/>
-              </w:rPr>
-              <w:t xml:space="preserve"> </w:t>
-            </w:r>
-            <w:r>
-              <w:rPr>
-                <w:sz w:val="21"/>
-                <w:szCs w:val="21"/>
-              </w:rPr>
-              <w:t>采集器的实现</w:t>
-            </w:r>
-          </w:p>
-          <w:p>
-            <w:pPr>
-              <w:spacing w:line="440" w:lineRule="exact"/>
-              <w:rPr>
-                <w:sz w:val="21"/>
-                <w:szCs w:val="21"/>
-              </w:rPr>
-            </w:pPr>
+              <w:spacing w:line="440" w:lineRule="exact"/>
+              <w:rPr>
+                <w:rFonts w:hint="eastAsia"/>
+                <w:sz w:val="21"/>
+                <w:szCs w:val="21"/>
+              </w:rPr>
+            </w:pPr>
+            <w:r>
+              <w:rPr>
+                <w:rFonts w:hint="eastAsia"/>
+                <w:sz w:val="21"/>
+                <w:szCs w:val="21"/>
+              </w:rPr>
+              <w:t>观察到项目有五个</w:t>
+            </w:r>
+            <w:r>
+              <w:rPr>
+                <w:rFonts w:hint="eastAsia"/>
+                <w:sz w:val="21"/>
+                <w:szCs w:val="21"/>
+              </w:rPr>
+              <w:t>proto</w:t>
+            </w:r>
+            <w:r>
+              <w:rPr>
+                <w:rFonts w:hint="eastAsia"/>
+                <w:sz w:val="21"/>
+                <w:szCs w:val="21"/>
+              </w:rPr>
+              <w:t>文件。对该类型文件不了解</w:t>
+            </w:r>
           </w:p>
         </w:tc>
       </w:tr>
@@ -1456,7 +1361,121 @@
           <w:p>
             <w:pPr>
               <w:spacing w:line="440" w:lineRule="exact"/>
-            </w:pPr>
+              <w:rPr>
+                <w:rFonts w:hint="eastAsia"/>
+              </w:rPr>
+            </w:pPr>
+            <w:r>
+              <w:rPr>
+                <w:rFonts w:hint="eastAsia"/>
+              </w:rPr>
+              <w:t>根据</w:t>
+            </w:r>
+            <w:r>
+              <w:rPr>
+                <w:rFonts w:hint="eastAsia"/>
+              </w:rPr>
+              <w:t>已</w:t>
+            </w:r>
+            <w:r>
+              <w:rPr>
+                <w:rFonts w:hint="eastAsia"/>
+              </w:rPr>
+              <w:t>学习</w:t>
+            </w:r>
+            <w:r>
+              <w:rPr>
+                <w:rFonts w:hint="eastAsia"/>
+              </w:rPr>
+              <w:t>的</w:t>
+            </w:r>
+            <w:r>
+              <w:rPr>
+                <w:rFonts w:hint="eastAsia"/>
+              </w:rPr>
+              <w:t>protobuf</w:t>
+            </w:r>
+            <w:r>
+              <w:rPr>
+                <w:rFonts w:hint="eastAsia"/>
+              </w:rPr>
+              <w:t>语法，可以观察到文件包含</w:t>
+            </w:r>
+            <w:r>
+              <w:rPr>
+                <w:rFonts w:hint="eastAsia"/>
+              </w:rPr>
+              <w:t>message</w:t>
+            </w:r>
+            <w:r>
+              <w:rPr>
+                <w:rFonts w:hint="eastAsia"/>
+              </w:rPr>
+              <w:t>，</w:t>
+            </w:r>
+            <w:r>
+              <w:rPr>
+                <w:rFonts w:hint="eastAsia"/>
+              </w:rPr>
+              <w:t>service</w:t>
+            </w:r>
+            <w:r>
+              <w:rPr>
+                <w:rFonts w:hint="eastAsia"/>
+              </w:rPr>
+              <w:t>等特殊变量。</w:t>
+            </w:r>
+            <w:r>
+              <w:t>P</w:t>
+            </w:r>
+            <w:r>
+              <w:rPr>
+                <w:rFonts w:hint="eastAsia"/>
+              </w:rPr>
+              <w:t>roto</w:t>
+            </w:r>
+            <w:r>
+              <w:rPr>
+                <w:rFonts w:hint="eastAsia"/>
+              </w:rPr>
+              <w:t>文件中</w:t>
+            </w:r>
+            <w:r>
+              <w:rPr>
+                <w:rFonts w:hint="eastAsia"/>
+              </w:rPr>
+              <w:t>message</w:t>
+            </w:r>
+            <w:r>
+              <w:rPr>
+                <w:rFonts w:hint="eastAsia"/>
+              </w:rPr>
+              <w:t>类似</w:t>
+            </w:r>
+            <w:r>
+              <w:rPr>
+                <w:rFonts w:hint="eastAsia"/>
+              </w:rPr>
+              <w:t>C++</w:t>
+            </w:r>
+            <w:r>
+              <w:rPr>
+                <w:rFonts w:hint="eastAsia"/>
+              </w:rPr>
+              <w:t>的结构体，对数据定义一系列不同类型的变量。推测</w:t>
+            </w:r>
+            <w:r>
+              <w:rPr>
+                <w:rFonts w:hint="eastAsia"/>
+              </w:rPr>
+              <w:t>proto</w:t>
+            </w:r>
+            <w:r>
+              <w:rPr>
+                <w:rFonts w:hint="eastAsia"/>
+              </w:rPr>
+              <w:t>文件对某些数据进行序列号，并且有传输数据的作用。</w:t>
+            </w:r>
           </w:p>
         </w:tc>
       </w:tr>
@@ -1513,7 +1532,82 @@
           <w:p>
             <w:pPr>
               <w:spacing w:line="440" w:lineRule="exact"/>
-            </w:pPr>
+              <w:rPr>
+                <w:rFonts w:hint="eastAsia"/>
+              </w:rPr>
+            </w:pPr>
+            <w:r>
+              <w:rPr>
+                <w:rFonts w:hint="eastAsia"/>
+              </w:rPr>
+              <w:t>询问</w:t>
+            </w:r>
+            <w:r>
+              <w:rPr>
+                <w:rFonts w:hint="eastAsia"/>
+              </w:rPr>
+              <w:t>ai protobuf</w:t>
+            </w:r>
+            <w:r>
+              <w:rPr>
+                <w:rFonts w:hint="eastAsia"/>
+              </w:rPr>
+              <w:t>文件在项目中的作用。自行搜索</w:t>
+            </w:r>
+            <w:r>
+              <w:rPr>
+                <w:rFonts w:hint="eastAsia"/>
+              </w:rPr>
+              <w:t>protobuf</w:t>
+            </w:r>
+            <w:r>
+              <w:rPr>
+                <w:rFonts w:hint="eastAsia"/>
+              </w:rPr>
+              <w:t>文件相关知识，并了解它会在哪些场景下被使用。最后理解到，</w:t>
+            </w:r>
+            <w:r>
+              <w:rPr>
+                <w:rFonts w:hint="eastAsia"/>
+              </w:rPr>
+              <w:t>proto</w:t>
+            </w:r>
+            <w:r>
+              <w:rPr>
+                <w:rFonts w:hint="eastAsia"/>
+              </w:rPr>
+              <w:t>是一种数据描述文件</w:t>
+            </w:r>
+            <w:r>
+              <w:rPr>
+                <w:rFonts w:hint="eastAsia"/>
+              </w:rPr>
+              <w:t>。因为它传输时是二进制格式，所以</w:t>
+            </w:r>
+            <w:r>
+              <w:rPr>
+                <w:rFonts w:hint="eastAsia"/>
+              </w:rPr>
+              <w:t>它能够</w:t>
+            </w:r>
+            <w:r>
+              <w:rPr>
+                <w:rFonts w:hint="eastAsia"/>
+              </w:rPr>
+              <w:t>高效地序列化和反序列化数据。同时它还有跨语言通信与版本兼容性好的特点。所以</w:t>
+            </w:r>
+            <w:r>
+              <w:rPr>
+                <w:rFonts w:hint="eastAsia"/>
+              </w:rPr>
+              <w:t>proto</w:t>
+            </w:r>
+            <w:r>
+              <w:rPr>
+                <w:rFonts w:hint="eastAsia"/>
+              </w:rPr>
+              <w:t>适用于客户端与服务器之间高速传递信息，如游戏服务器储存读取玩家数据等。</w:t>
+            </w:r>
           </w:p>
         </w:tc>
       </w:tr>
@@ -1626,18 +1720,26 @@
               </w:rPr>
               <w:t>/</w:t>
             </w:r>
-            <w:proofErr w:type="spellStart"/>
-            <w:r>
-              <w:rPr>
-                <w:color w:val="0070C0"/>
-                <w:sz w:val="21"/>
-                <w:szCs w:val="21"/>
-              </w:rPr>
-              <w:t>Deepseek</w:t>
-            </w:r>
-            <w:proofErr w:type="spellEnd"/>
-            <w:r>
-              <w:rPr>
+            <w:r>
+              <w:rPr>
+                <w:color w:val="0070C0"/>
+                <w:sz w:val="21"/>
+                <w:szCs w:val="21"/>
+              </w:rPr>
+              <w:t>Deepseek/</w:t>
+            </w:r>
+            <w:r>
+              <w:rPr>
+                <w:rFonts w:hint="eastAsia"/>
+                <w:color w:val="0070C0"/>
+                <w:sz w:val="21"/>
+                <w:szCs w:val="21"/>
+              </w:rPr>
+              <w:t>豆包</w:t>
+            </w:r>
+            <w:r>
+              <w:rPr>
+                <w:rFonts w:hint="eastAsia"/>
                 <w:color w:val="0070C0"/>
                 <w:sz w:val="21"/>
                 <w:szCs w:val="21"/>
@@ -1651,11 +1753,10 @@
                 <w:sz w:val="21"/>
                 <w:szCs w:val="21"/>
               </w:rPr>
-              <w:t>豆包</w:t>
-            </w:r>
-            <w:r>
-              <w:rPr>
-                <w:rFonts w:hint="eastAsia"/>
+              <w:t>元宝</w:t>
+            </w:r>
+            <w:r>
+              <w:rPr>
                 <w:color w:val="0070C0"/>
                 <w:sz w:val="21"/>
                 <w:szCs w:val="21"/>
@@ -1669,27 +1770,8 @@
                 <w:sz w:val="21"/>
                 <w:szCs w:val="21"/>
               </w:rPr>
-              <w:t>元宝</w:t>
-            </w:r>
-            <w:r>
-              <w:rPr>
-                <w:color w:val="0070C0"/>
-                <w:sz w:val="21"/>
-                <w:szCs w:val="21"/>
-              </w:rPr>
-              <w:t>/</w:t>
-            </w:r>
-            <w:proofErr w:type="spellStart"/>
-            <w:r>
-              <w:rPr>
-                <w:rFonts w:hint="eastAsia"/>
-                <w:color w:val="0070C0"/>
-                <w:sz w:val="21"/>
-                <w:szCs w:val="21"/>
-              </w:rPr>
               <w:t>kimi</w:t>
             </w:r>
-            <w:proofErr w:type="spellEnd"/>
             <w:r>
               <w:rPr>
                 <w:color w:val="0070C0"/>
@@ -1756,6 +1838,475 @@
             <w:pPr>
               <w:spacing w:line="440" w:lineRule="exact"/>
             </w:pPr>
+            <w:r>
+              <w:t>C</w:t>
+            </w:r>
+            <w:r>
+              <w:rPr>
+                <w:rFonts w:hint="eastAsia"/>
+              </w:rPr>
+              <w:t>laude:</w:t>
+            </w:r>
+          </w:p>
+          <w:p>
+            <w:pPr>
+              <w:spacing w:line="440" w:lineRule="exact"/>
+            </w:pPr>
+            <w:r>
+              <w:rPr>
+                <w:rFonts w:hint="eastAsia"/>
+              </w:rPr>
+              <w:t>Q:</w:t>
+            </w:r>
+            <w:r>
+              <w:rPr>
+                <w:rFonts w:ascii="Segoe UI" w:hAnsi="Segoe UI" w:cs="Segoe UI"/>
+                <w:color w:val="0A0A0A"/>
+                <w:sz w:val="21"/>
+                <w:szCs w:val="21"/>
+              </w:rPr>
+              <w:t xml:space="preserve"> </w:t>
+            </w:r>
+            <w:r>
+              <w:t>目前我已经创建了所有代码空文件。今天我我需要完成</w:t>
+            </w:r>
+            <w:r>
+              <w:t>day1</w:t>
+            </w:r>
+            <w:r>
+              <w:t>的任务。请你告诉我</w:t>
+            </w:r>
+            <w:r>
+              <w:t>day1</w:t>
+            </w:r>
+            <w:r>
+              <w:t>的任务所创建的代码文件有何作用？以及我需要补充什么知识</w:t>
+            </w:r>
+          </w:p>
+          <w:p>
+            <w:pPr>
+              <w:spacing w:line="440" w:lineRule="exact"/>
+              <w:rPr>
+                <w:rFonts w:hint="eastAsia"/>
+              </w:rPr>
+            </w:pPr>
+          </w:p>
+          <w:p>
+            <w:pPr>
+              <w:spacing w:line="440" w:lineRule="exact"/>
+              <w:rPr>
+                <w:rFonts w:ascii="Segoe UI" w:hAnsi="Segoe UI" w:cs="Segoe UI"/>
+                <w:b/>
+                <w:bCs/>
+                <w:color w:val="6E6C68"/>
+                <w:kern w:val="0"/>
+                <w:sz w:val="26"/>
+                <w:szCs w:val="26"/>
+              </w:rPr>
+            </w:pPr>
+            <w:r>
+              <w:rPr>
+                <w:rFonts w:hint="eastAsia"/>
+              </w:rPr>
+              <w:lastRenderedPageBreak/>
+              <w:t>A(</w:t>
+            </w:r>
+            <w:r>
+              <w:rPr>
+                <w:rFonts w:hint="eastAsia"/>
+              </w:rPr>
+              <w:t>核心回答</w:t>
+            </w:r>
+            <w:r>
+              <w:rPr>
+                <w:rFonts w:hint="eastAsia"/>
+              </w:rPr>
+              <w:t>):</w:t>
+            </w:r>
+            <w:r>
+              <w:rPr>
+                <w:rFonts w:ascii="Segoe UI" w:hAnsi="Segoe UI" w:cs="Segoe UI"/>
+                <w:b/>
+                <w:bCs/>
+                <w:color w:val="6E6C68"/>
+                <w:kern w:val="0"/>
+                <w:sz w:val="26"/>
+                <w:szCs w:val="26"/>
+              </w:rPr>
+              <w:t xml:space="preserve"> </w:t>
+            </w:r>
+          </w:p>
+          <w:p>
+            <w:pPr>
+              <w:spacing w:line="440" w:lineRule="exact"/>
+            </w:pPr>
+            <w:r>
+              <w:t>三、你需要补充的知识</w:t>
+            </w:r>
+          </w:p>
+          <w:p>
+            <w:pPr>
+              <w:spacing w:line="440" w:lineRule="exact"/>
+            </w:pPr>
+            <w:r>
+              <w:t>必须今天掌握的</w:t>
+            </w:r>
+          </w:p>
+          <w:p>
+            <w:pPr>
+              <w:spacing w:line="440" w:lineRule="exact"/>
+            </w:pPr>
+            <w:r>
+              <w:t xml:space="preserve">1. Protobuf </w:t>
+            </w:r>
+            <w:r>
+              <w:t>语法（约</w:t>
+            </w:r>
+            <w:r>
+              <w:t>1</w:t>
+            </w:r>
+            <w:r>
+              <w:t>小时）</w:t>
+            </w:r>
+          </w:p>
+          <w:p>
+            <w:pPr>
+              <w:spacing w:line="440" w:lineRule="exact"/>
+              <w:rPr>
+                <w:rFonts w:hint="eastAsia"/>
+              </w:rPr>
+            </w:pPr>
+            <w:r>
+              <w:t>只需要看懂并能写这几个关键字：</w:t>
+            </w:r>
+          </w:p>
+          <w:p>
+            <w:pPr>
+              <w:spacing w:line="440" w:lineRule="exact"/>
+            </w:pPr>
+            <w:r>
+              <w:t xml:space="preserve">syntax = "proto3"; // </w:t>
+            </w:r>
+            <w:r>
+              <w:t>声明版本</w:t>
+            </w:r>
+          </w:p>
+          <w:p>
+            <w:pPr>
+              <w:spacing w:line="440" w:lineRule="exact"/>
+            </w:pPr>
+            <w:r>
+              <w:t xml:space="preserve">package drop; // </w:t>
+            </w:r>
+            <w:r>
+              <w:t>包名，避免命名冲突</w:t>
+            </w:r>
+          </w:p>
+          <w:p>
+            <w:pPr>
+              <w:spacing w:line="440" w:lineRule="exact"/>
+            </w:pPr>
+            <w:r>
+              <w:t xml:space="preserve">import "common.proto"; // </w:t>
+            </w:r>
+            <w:r>
+              <w:t>引入其他文件的定义</w:t>
+            </w:r>
+          </w:p>
+          <w:p>
+            <w:pPr>
+              <w:spacing w:line="440" w:lineRule="exact"/>
+            </w:pPr>
+            <w:r>
+              <w:t xml:space="preserve">message PidStats { // </w:t>
+            </w:r>
+            <w:r>
+              <w:t>定义数据结构（类似</w:t>
+            </w:r>
+            <w:r>
+              <w:t xml:space="preserve"> struct</w:t>
+            </w:r>
+            <w:r>
+              <w:t>）</w:t>
+            </w:r>
+          </w:p>
+          <w:p>
+            <w:pPr>
+              <w:spacing w:line="440" w:lineRule="exact"/>
+            </w:pPr>
+            <w:r>
+              <w:t xml:space="preserve">float cpu_percent = 1; // </w:t>
+            </w:r>
+            <w:r>
+              <w:t>字段类型</w:t>
+            </w:r>
+            <w:r>
+              <w:t xml:space="preserve"> </w:t>
+            </w:r>
+            <w:r>
+              <w:t>字段名</w:t>
+            </w:r>
+            <w:r>
+              <w:t xml:space="preserve"> = </w:t>
+            </w:r>
+            <w:r>
+              <w:t>编号</w:t>
+            </w:r>
+          </w:p>
+          <w:p>
+            <w:pPr>
+              <w:spacing w:line="440" w:lineRule="exact"/>
+            </w:pPr>
+            <w:r>
+              <w:t xml:space="preserve">uint64 rss_kb = 2; // </w:t>
+            </w:r>
+            <w:r>
+              <w:t>编号不能重复，从</w:t>
+            </w:r>
+            <w:r>
+              <w:t>1</w:t>
+            </w:r>
+            <w:r>
+              <w:t>开始</w:t>
+            </w:r>
+          </w:p>
+          <w:p>
+            <w:pPr>
+              <w:spacing w:line="440" w:lineRule="exact"/>
+            </w:pPr>
+            <w:r>
+              <w:t>}</w:t>
+            </w:r>
+          </w:p>
+          <w:p>
+            <w:pPr>
+              <w:spacing w:line="440" w:lineRule="exact"/>
+            </w:pPr>
+            <w:r>
+              <w:t xml:space="preserve">service HealthCheck { // </w:t>
+            </w:r>
+            <w:r>
+              <w:t>定义服务（类似接口）</w:t>
+            </w:r>
+          </w:p>
+          <w:p>
+            <w:pPr>
+              <w:spacing w:line="440" w:lineRule="exact"/>
+            </w:pPr>
+            <w:r>
+              <w:t>rpc Do(HealthCheckRequest) returns (HealthCheckResponse);</w:t>
+            </w:r>
+          </w:p>
+          <w:p>
+            <w:pPr>
+              <w:spacing w:line="440" w:lineRule="exact"/>
+            </w:pPr>
+            <w:r>
+              <w:t>}</w:t>
+            </w:r>
+          </w:p>
+          <w:p>
+            <w:pPr>
+              <w:spacing w:line="440" w:lineRule="exact"/>
+            </w:pPr>
+            <w:r>
+              <w:t>推荐资源：</w:t>
+            </w:r>
+            <w:hyperlink r:id="rId8" w:tgtFrame="_blank" w:history="1">
+              <w:r>
+                <w:rPr>
+                  <w:rStyle w:val="a4"/>
+                </w:rPr>
+                <w:t xml:space="preserve">proto3 </w:t>
+              </w:r>
+              <w:r>
+                <w:rPr>
+                  <w:rStyle w:val="a4"/>
+                </w:rPr>
+                <w:t>语言指南</w:t>
+              </w:r>
+            </w:hyperlink>
+            <w:r>
+              <w:t>，只需看</w:t>
+            </w:r>
+            <w:r>
+              <w:t xml:space="preserve"> Message / Field / Service / Import </w:t>
+            </w:r>
+            <w:r>
+              <w:t>这四节，</w:t>
+            </w:r>
+            <w:r>
+              <w:t>30</w:t>
+            </w:r>
+            <w:r>
+              <w:t>分钟够用。</w:t>
+            </w:r>
+          </w:p>
+          <w:p>
+            <w:pPr>
+              <w:spacing w:line="440" w:lineRule="exact"/>
+            </w:pPr>
+          </w:p>
+          <w:p>
+            <w:pPr>
+              <w:spacing w:line="440" w:lineRule="exact"/>
+            </w:pPr>
+            <w:r>
+              <w:rPr>
+                <w:rFonts w:hint="eastAsia"/>
+              </w:rPr>
+              <w:t>Q:</w:t>
+            </w:r>
+            <w:r>
+              <w:rPr>
+                <w:rFonts w:ascii="宋体" w:hAnsi="宋体" w:cs="宋体"/>
+                <w:kern w:val="0"/>
+              </w:rPr>
+              <w:t xml:space="preserve"> </w:t>
+            </w:r>
+            <w:r>
+              <w:rPr>
+                <w:rFonts w:ascii="宋体" w:hAnsi="宋体" w:cs="宋体" w:hint="eastAsia"/>
+                <w:kern w:val="0"/>
+              </w:rPr>
+              <w:t>引用 -&gt;</w:t>
+            </w:r>
+            <w:r>
+              <w:t xml:space="preserve">Proto </w:t>
+            </w:r>
+            <w:r>
+              <w:t>文件是整个项目的接口合同</w:t>
+            </w:r>
+            <w:r>
+              <w:t>——</w:t>
+            </w:r>
+            <w:r>
+              <w:t>用一种语言无关的格式定义</w:t>
+            </w:r>
+            <w:r>
+              <w:t>"</w:t>
+            </w:r>
+            <w:r>
+              <w:t>组件之间传什么数据、调什么函数</w:t>
+            </w:r>
+            <w:r>
+              <w:t>"</w:t>
+            </w:r>
+            <w:r>
+              <w:t>。写好之后用</w:t>
+            </w:r>
+            <w:r>
+              <w:t xml:space="preserve"> protoc </w:t>
+            </w:r>
+            <w:r>
+              <w:t>编译器自动生成</w:t>
+            </w:r>
+            <w:r>
+              <w:t xml:space="preserve"> C++ </w:t>
+            </w:r>
+            <w:r>
+              <w:t>和</w:t>
+            </w:r>
+            <w:r>
+              <w:t xml:space="preserve"> Go </w:t>
+            </w:r>
+            <w:r>
+              <w:t>的代码，所有组件都基于这份生成代码通信</w:t>
+            </w:r>
+          </w:p>
+          <w:p>
+            <w:pPr>
+              <w:spacing w:line="440" w:lineRule="exact"/>
+            </w:pPr>
+            <w:r>
+              <w:t>我的理解是：</w:t>
+            </w:r>
+            <w:r>
+              <w:t>proto</w:t>
+            </w:r>
+            <w:r>
+              <w:t>文件就是用来定义传输的数据类型，并定义谁传输谁接受数据？</w:t>
+            </w:r>
+          </w:p>
+          <w:p>
+            <w:pPr>
+              <w:spacing w:line="440" w:lineRule="exact"/>
+            </w:pPr>
+            <w:r>
+              <w:rPr>
+                <w:rFonts w:hint="eastAsia"/>
+              </w:rPr>
+              <w:t>A</w:t>
+            </w:r>
+            <w:r>
+              <w:rPr>
+                <w:rFonts w:hint="eastAsia"/>
+              </w:rPr>
+              <w:t>（核心回答）</w:t>
+            </w:r>
+            <w:r>
+              <w:rPr>
+                <w:rFonts w:hint="eastAsia"/>
+              </w:rPr>
+              <w:t>:</w:t>
+            </w:r>
+          </w:p>
+          <w:p>
+            <w:pPr>
+              <w:spacing w:line="440" w:lineRule="exact"/>
+            </w:pPr>
+            <w:r>
+              <w:t xml:space="preserve">Proto </w:t>
+            </w:r>
+            <w:r>
+              <w:t>文件定义了：数据结构（传什么）</w:t>
+            </w:r>
+            <w:r>
+              <w:t xml:space="preserve">+ </w:t>
+            </w:r>
+            <w:r>
+              <w:t>服务接口（能调哪些函数）。</w:t>
+            </w:r>
+            <w:r>
+              <w:br/>
+              <w:t xml:space="preserve">protoc </w:t>
+            </w:r>
+            <w:r>
+              <w:t>编译器根据这份定义，自动生成</w:t>
+            </w:r>
+            <w:r>
+              <w:t xml:space="preserve"> C++ </w:t>
+            </w:r>
+            <w:r>
+              <w:t>和</w:t>
+            </w:r>
+            <w:r>
+              <w:t xml:space="preserve"> Go </w:t>
+            </w:r>
+            <w:r>
+              <w:t>的代码骨架，你只需要填入具体的业务逻辑。</w:t>
+            </w:r>
+          </w:p>
+          <w:p>
+            <w:pPr>
+              <w:spacing w:line="440" w:lineRule="exact"/>
+              <w:rPr>
+                <w:rFonts w:hint="eastAsia"/>
+              </w:rPr>
+            </w:pPr>
+            <w:r>
+              <w:t>类比：</w:t>
+            </w:r>
+            <w:r>
+              <w:t xml:space="preserve">proto </w:t>
+            </w:r>
+            <w:r>
+              <w:t>文件就像餐厅的菜单，定义了有哪些菜（函数）和每道菜的食材（数据结构）。厨房（服务端）负责做菜，顾</w:t>
+            </w:r>
+            <w:r>
+              <w:lastRenderedPageBreak/>
+              <w:t>客（客户端）负责点菜，菜单本身不规定谁是厨房谁是顾客。</w:t>
+            </w:r>
           </w:p>
         </w:tc>
       </w:tr>
@@ -1963,6 +2514,39 @@
             <w:pPr>
               <w:spacing w:line="440" w:lineRule="exact"/>
             </w:pPr>
+            <w:r>
+              <w:t>项目中</w:t>
+            </w:r>
+            <w:r>
+              <w:rPr>
+                <w:rFonts w:hint="eastAsia"/>
+              </w:rPr>
+              <w:t>的</w:t>
+            </w:r>
+            <w:r>
+              <w:t>agent</w:t>
+            </w:r>
+            <w:r>
+              <w:t>是额外连接现有的</w:t>
+            </w:r>
+            <w:r>
+              <w:t>agent</w:t>
+            </w:r>
+            <w:r>
+              <w:t>还是</w:t>
+            </w:r>
+            <w:r>
+              <w:rPr>
+                <w:rFonts w:hint="eastAsia"/>
+              </w:rPr>
+              <w:t>自行训练</w:t>
+            </w:r>
+            <w:r>
+              <w:t>agent</w:t>
+            </w:r>
+            <w:r>
+              <w:t>？</w:t>
+            </w:r>
           </w:p>
         </w:tc>
       </w:tr>
@@ -2006,14 +2590,7 @@
               <w:rPr>
                 <w:rFonts w:hint="eastAsia"/>
               </w:rPr>
-              <w:t>自己对问题的理</w:t>
-            </w:r>
-            <w:r>
-              <w:rPr>
-                <w:rFonts w:hint="eastAsia"/>
-              </w:rPr>
-              <w:lastRenderedPageBreak/>
-              <w:t>解或预判</w:t>
+              <w:t>自己对问题的理解或预判</w:t>
             </w:r>
           </w:p>
         </w:tc>
@@ -2027,6 +2604,36 @@
             <w:pPr>
               <w:spacing w:line="440" w:lineRule="exact"/>
             </w:pPr>
+            <w:r>
+              <w:rPr>
+                <w:rFonts w:hint="eastAsia"/>
+              </w:rPr>
+              <w:t>个人对</w:t>
+            </w:r>
+            <w:r>
+              <w:rPr>
+                <w:rFonts w:hint="eastAsia"/>
+              </w:rPr>
+              <w:t>agent</w:t>
+            </w:r>
+            <w:r>
+              <w:rPr>
+                <w:rFonts w:hint="eastAsia"/>
+              </w:rPr>
+              <w:t>的理解还停留在市面上的</w:t>
+            </w:r>
+            <w:r>
+              <w:rPr>
+                <w:rFonts w:hint="eastAsia"/>
+              </w:rPr>
+              <w:t>ai agent</w:t>
+            </w:r>
+            <w:r>
+              <w:rPr>
+                <w:rFonts w:hint="eastAsia"/>
+              </w:rPr>
+              <w:t>。</w:t>
+            </w:r>
           </w:p>
         </w:tc>
       </w:tr>
@@ -2934,6 +3541,30 @@
       <w:jc w:val="both"/>
     </w:pPr>
   </w:style>
+  <w:style w:type="paragraph" w:styleId="2">
+    <w:name w:val="heading 2"/>
+    <w:basedOn w:val="a"/>
+    <w:next w:val="a"/>
+    <w:link w:val="20"/>
+    <w:uiPriority w:val="9"/>
+    <w:semiHidden/>
+    <w:unhideWhenUsed/>
+    <w:qFormat/>
+    <w:rsid w:val="00F77449"/>
+    <w:pPr>
+      <w:keepNext/>
+      <w:keepLines/>
+      <w:spacing w:before="260" w:after="260" w:line="416" w:lineRule="auto"/>
+      <w:outlineLvl w:val="1"/>
+    </w:pPr>
+    <w:rPr>
+      <w:rFonts w:asciiTheme="majorHAnsi" w:eastAsiaTheme="majorEastAsia" w:hAnsiTheme="majorHAnsi" w:cstheme="majorBidi"/>
+      <w:b/>
+      <w:bCs/>
+      <w:sz w:val="32"/>
+      <w:szCs w:val="32"/>
+    </w:rPr>
+  </w:style>
   <w:style w:type="character" w:default="1" w:styleId="a0">
     <w:name w:val="Default Paragraph Font"/>
     <w:uiPriority w:val="1"/>
@@ -3025,6 +3656,29 @@
       <w:rFonts w:ascii="等线" w:eastAsia="等线" w:hAnsi="等线"/>
       <w:kern w:val="0"/>
     </w:rPr>
+  </w:style>
+  <w:style w:type="character" w:customStyle="1" w:styleId="20">
+    <w:name w:val="标题 2 字符"/>
+    <w:basedOn w:val="a0"/>
+    <w:link w:val="2"/>
+    <w:uiPriority w:val="9"/>
+    <w:semiHidden/>
+    <w:rsid w:val="00F77449"/>
+    <w:rPr>
+      <w:rFonts w:asciiTheme="majorHAnsi" w:eastAsiaTheme="majorEastAsia" w:hAnsiTheme="majorHAnsi" w:cstheme="majorBidi"/>
+      <w:b/>
+      <w:bCs/>
+      <w:sz w:val="32"/>
+      <w:szCs w:val="32"/>
+    </w:rPr>
+  </w:style>
+  <w:style w:type="paragraph" w:styleId="a7">
+    <w:name w:val="Normal (Web)"/>
+    <w:basedOn w:val="a"/>
+    <w:uiPriority w:val="99"/>
+    <w:semiHidden/>
+    <w:unhideWhenUsed/>
+    <w:rsid w:val="00F77449"/>
   </w:style>
 </w:styles>
 </file>

--- a/项目学习笔记.docx
+++ b/项目学习笔记.docx
@@ -13,12 +13,14 @@
         </w:rPr>
         <w:t>2026</w:t>
       </w:r>
+      <w:proofErr w:type="gramStart"/>
       <w:r>
         <w:rPr>
           <w:rFonts w:hint="eastAsia"/>
         </w:rPr>
         <w:t>腾讯</w:t>
       </w:r>
+      <w:proofErr w:type="gramEnd"/>
       <w:r>
         <w:t>m</w:t>
       </w:r>
@@ -157,7 +159,29 @@
             <w:sz w:val="22"/>
             <w:szCs w:val="22"/>
           </w:rPr>
-          <w:t>2026腾讯mini项目考题答卷及简历收集</w:t>
+          <w:t>2026</w:t>
+        </w:r>
+        <w:proofErr w:type="gramStart"/>
+        <w:r>
+          <w:rPr>
+            <w:rStyle w:val="a4"/>
+            <w:rFonts w:ascii="微软雅黑" w:eastAsia="微软雅黑" w:hAnsi="微软雅黑" w:hint="eastAsia"/>
+            <w:color w:val="1E6FFF"/>
+            <w:sz w:val="22"/>
+            <w:szCs w:val="22"/>
+          </w:rPr>
+          <w:t>腾讯</w:t>
+        </w:r>
+        <w:proofErr w:type="gramEnd"/>
+        <w:r>
+          <w:rPr>
+            <w:rStyle w:val="a4"/>
+            <w:rFonts w:ascii="微软雅黑" w:eastAsia="微软雅黑" w:hAnsi="微软雅黑" w:hint="eastAsia"/>
+            <w:color w:val="1E6FFF"/>
+            <w:sz w:val="22"/>
+            <w:szCs w:val="22"/>
+          </w:rPr>
+          <w:t>mini项目考题答卷及简历收集</w:t>
         </w:r>
       </w:hyperlink>
     </w:p>
@@ -774,26 +798,38 @@
               </w:rPr>
               <w:t>掌握</w:t>
             </w:r>
+            <w:proofErr w:type="spellStart"/>
             <w:r>
               <w:rPr>
                 <w:rFonts w:hint="eastAsia"/>
               </w:rPr>
               <w:t>protobuf</w:t>
             </w:r>
+            <w:proofErr w:type="spellEnd"/>
             <w:r>
               <w:rPr>
                 <w:rFonts w:hint="eastAsia"/>
               </w:rPr>
               <w:t>语法（</w:t>
             </w:r>
-            <w:hyperlink r:id="rId6" w:history="1">
-              <w:r>
-                <w:rPr>
-                  <w:rStyle w:val="a4"/>
-                </w:rPr>
-                <w:t>https://protobuf.dev/programming-guides/proto3/</w:t>
-              </w:r>
-            </w:hyperlink>
+            <w:r>
+              <w:fldChar w:fldCharType="begin"/>
+            </w:r>
+            <w:r>
+              <w:instrText>HYPERLINK "https://protobuf.dev/programming-guides/proto3/"</w:instrText>
+            </w:r>
+            <w:r>
+              <w:fldChar w:fldCharType="separate"/>
+            </w:r>
+            <w:r>
+              <w:rPr>
+                <w:rStyle w:val="a4"/>
+              </w:rPr>
+              <w:t>https://protobuf.dev/programming-guides/proto3/</w:t>
+            </w:r>
+            <w:r>
+              <w:fldChar w:fldCharType="end"/>
+            </w:r>
             <w:r>
               <w:rPr>
                 <w:rFonts w:hint="eastAsia"/>
@@ -910,15 +946,40 @@
               <w:rPr>
                 <w:rFonts w:hint="eastAsia"/>
               </w:rPr>
-              <w:t>理想项目复刻计划如下，前置知识将边完成项目边学习：</w:t>
-            </w:r>
-          </w:p>
-          <w:p>
-            <w:pPr>
-              <w:spacing w:line="440" w:lineRule="exact"/>
-              <w:rPr>
-                <w:rFonts w:hint="eastAsia"/>
-              </w:rPr>
+              <w:t>理想项目复</w:t>
+            </w:r>
+            <w:proofErr w:type="gramStart"/>
+            <w:r>
+              <w:rPr>
+                <w:rFonts w:hint="eastAsia"/>
+              </w:rPr>
+              <w:t>刻计划</w:t>
+            </w:r>
+            <w:proofErr w:type="gramEnd"/>
+            <w:r>
+              <w:rPr>
+                <w:rFonts w:hint="eastAsia"/>
+              </w:rPr>
+              <w:t>如下，前置知识将</w:t>
+            </w:r>
+            <w:proofErr w:type="gramStart"/>
+            <w:r>
+              <w:rPr>
+                <w:rFonts w:hint="eastAsia"/>
+              </w:rPr>
+              <w:t>边完成</w:t>
+            </w:r>
+            <w:proofErr w:type="gramEnd"/>
+            <w:r>
+              <w:rPr>
+                <w:rFonts w:hint="eastAsia"/>
+              </w:rPr>
+              <w:t>项目边学习：</w:t>
+            </w:r>
+          </w:p>
+          <w:p>
+            <w:pPr>
+              <w:spacing w:line="440" w:lineRule="exact"/>
             </w:pPr>
             <w:r>
               <w:rPr>
@@ -927,12 +988,14 @@
               <w:lastRenderedPageBreak/>
               <w:t>未学习：</w:t>
             </w:r>
+            <w:proofErr w:type="spellStart"/>
             <w:r>
               <w:rPr>
                 <w:rFonts w:hint="eastAsia"/>
               </w:rPr>
               <w:t>protobuf</w:t>
             </w:r>
+            <w:proofErr w:type="spellEnd"/>
             <w:r>
               <w:rPr>
                 <w:rFonts w:hint="eastAsia"/>
@@ -982,7 +1045,7 @@
                           </pic:cNvPicPr>
                         </pic:nvPicPr>
                         <pic:blipFill>
-                          <a:blip r:embed="rId7" cstate="print">
+                          <a:blip r:embed="rId6" cstate="print">
                             <a:extLst>
                               <a:ext uri="{28A0092B-C50C-407E-A947-70E740481C1C}">
                                 <a14:useLocalDpi xmlns:a14="http://schemas.microsoft.com/office/drawing/2010/main" val="0"/>
@@ -1276,7 +1339,6 @@
             <w:pPr>
               <w:spacing w:line="440" w:lineRule="exact"/>
               <w:rPr>
-                <w:rFonts w:hint="eastAsia"/>
                 <w:sz w:val="21"/>
                 <w:szCs w:val="21"/>
               </w:rPr>
@@ -1361,9 +1423,6 @@
           <w:p>
             <w:pPr>
               <w:spacing w:line="440" w:lineRule="exact"/>
-              <w:rPr>
-                <w:rFonts w:hint="eastAsia"/>
-              </w:rPr>
             </w:pPr>
             <w:r>
               <w:rPr>
@@ -1389,12 +1448,14 @@
               </w:rPr>
               <w:t>的</w:t>
             </w:r>
+            <w:proofErr w:type="spellStart"/>
             <w:r>
               <w:rPr>
                 <w:rFonts w:hint="eastAsia"/>
               </w:rPr>
               <w:t>protobuf</w:t>
             </w:r>
+            <w:proofErr w:type="spellEnd"/>
             <w:r>
               <w:rPr>
                 <w:rFonts w:hint="eastAsia"/>
@@ -1532,9 +1593,6 @@
           <w:p>
             <w:pPr>
               <w:spacing w:line="440" w:lineRule="exact"/>
-              <w:rPr>
-                <w:rFonts w:hint="eastAsia"/>
-              </w:rPr>
             </w:pPr>
             <w:r>
               <w:rPr>
@@ -1546,20 +1604,30 @@
               <w:rPr>
                 <w:rFonts w:hint="eastAsia"/>
               </w:rPr>
-              <w:t>ai protobuf</w:t>
-            </w:r>
+              <w:t xml:space="preserve">ai </w:t>
+            </w:r>
+            <w:proofErr w:type="spellStart"/>
+            <w:r>
+              <w:rPr>
+                <w:rFonts w:hint="eastAsia"/>
+              </w:rPr>
+              <w:t>protobuf</w:t>
+            </w:r>
+            <w:proofErr w:type="spellEnd"/>
             <w:r>
               <w:rPr>
                 <w:rFonts w:hint="eastAsia"/>
               </w:rPr>
               <w:t>文件在项目中的作用。自行搜索</w:t>
             </w:r>
+            <w:proofErr w:type="spellStart"/>
             <w:r>
               <w:rPr>
                 <w:rFonts w:hint="eastAsia"/>
               </w:rPr>
               <w:t>protobuf</w:t>
             </w:r>
+            <w:proofErr w:type="spellEnd"/>
             <w:r>
               <w:rPr>
                 <w:rFonts w:hint="eastAsia"/>
@@ -1720,13 +1788,23 @@
               </w:rPr>
               <w:t>/</w:t>
             </w:r>
-            <w:r>
-              <w:rPr>
-                <w:color w:val="0070C0"/>
-                <w:sz w:val="21"/>
-                <w:szCs w:val="21"/>
-              </w:rPr>
-              <w:t>Deepseek/</w:t>
+            <w:proofErr w:type="spellStart"/>
+            <w:r>
+              <w:rPr>
+                <w:color w:val="0070C0"/>
+                <w:sz w:val="21"/>
+                <w:szCs w:val="21"/>
+              </w:rPr>
+              <w:t>Deepseek</w:t>
+            </w:r>
+            <w:proofErr w:type="spellEnd"/>
+            <w:r>
+              <w:rPr>
+                <w:color w:val="0070C0"/>
+                <w:sz w:val="21"/>
+                <w:szCs w:val="21"/>
+              </w:rPr>
+              <w:t>/</w:t>
             </w:r>
             <w:r>
               <w:rPr>
@@ -1763,6 +1841,7 @@
               </w:rPr>
               <w:t>/</w:t>
             </w:r>
+            <w:proofErr w:type="spellStart"/>
             <w:r>
               <w:rPr>
                 <w:rFonts w:hint="eastAsia"/>
@@ -1772,6 +1851,7 @@
               </w:rPr>
               <w:t>kimi</w:t>
             </w:r>
+            <w:proofErr w:type="spellEnd"/>
             <w:r>
               <w:rPr>
                 <w:color w:val="0070C0"/>
@@ -1868,7 +1948,15 @@
               <w:t xml:space="preserve"> </w:t>
             </w:r>
             <w:r>
-              <w:t>目前我已经创建了所有代码空文件。今天我我需要完成</w:t>
+              <w:t>目前我已经创建了所有代码空文件。今天我</w:t>
+            </w:r>
+            <w:proofErr w:type="gramStart"/>
+            <w:r>
+              <w:t>我</w:t>
+            </w:r>
+            <w:proofErr w:type="gramEnd"/>
+            <w:r>
+              <w:t>需要完成</w:t>
             </w:r>
             <w:r>
               <w:t>day1</w:t>
@@ -1886,9 +1974,6 @@
           <w:p>
             <w:pPr>
               <w:spacing w:line="440" w:lineRule="exact"/>
-              <w:rPr>
-                <w:rFonts w:hint="eastAsia"/>
-              </w:rPr>
             </w:pPr>
           </w:p>
           <w:p>
@@ -1957,7 +2042,15 @@
               <w:spacing w:line="440" w:lineRule="exact"/>
             </w:pPr>
             <w:r>
-              <w:t xml:space="preserve">1. Protobuf </w:t>
+              <w:t xml:space="preserve">1. </w:t>
+            </w:r>
+            <w:proofErr w:type="spellStart"/>
+            <w:r>
+              <w:t>Protobuf</w:t>
+            </w:r>
+            <w:proofErr w:type="spellEnd"/>
+            <w:r>
+              <w:t xml:space="preserve"> </w:t>
             </w:r>
             <w:r>
               <w:t>语法（约</w:t>
@@ -1972,9 +2065,6 @@
           <w:p>
             <w:pPr>
               <w:spacing w:line="440" w:lineRule="exact"/>
-              <w:rPr>
-                <w:rFonts w:hint="eastAsia"/>
-              </w:rPr>
             </w:pPr>
             <w:r>
               <w:t>只需要看懂并能写这几个关键字：</w:t>
@@ -2007,7 +2097,15 @@
               <w:spacing w:line="440" w:lineRule="exact"/>
             </w:pPr>
             <w:r>
-              <w:t xml:space="preserve">import "common.proto"; // </w:t>
+              <w:t>import "</w:t>
+            </w:r>
+            <w:proofErr w:type="spellStart"/>
+            <w:r>
+              <w:t>common.proto</w:t>
+            </w:r>
+            <w:proofErr w:type="spellEnd"/>
+            <w:r>
+              <w:t xml:space="preserve">"; // </w:t>
             </w:r>
             <w:r>
               <w:t>引入其他文件的定义</w:t>
@@ -2018,7 +2116,15 @@
               <w:spacing w:line="440" w:lineRule="exact"/>
             </w:pPr>
             <w:r>
-              <w:t xml:space="preserve">message PidStats { // </w:t>
+              <w:t xml:space="preserve">message </w:t>
+            </w:r>
+            <w:proofErr w:type="spellStart"/>
+            <w:r>
+              <w:t>PidStats</w:t>
+            </w:r>
+            <w:proofErr w:type="spellEnd"/>
+            <w:r>
+              <w:t xml:space="preserve"> { // </w:t>
             </w:r>
             <w:r>
               <w:t>定义数据结构（类似</w:t>
@@ -2035,7 +2141,15 @@
               <w:spacing w:line="440" w:lineRule="exact"/>
             </w:pPr>
             <w:r>
-              <w:t xml:space="preserve">float cpu_percent = 1; // </w:t>
+              <w:t xml:space="preserve">float </w:t>
+            </w:r>
+            <w:proofErr w:type="spellStart"/>
+            <w:r>
+              <w:t>cpu_percent</w:t>
+            </w:r>
+            <w:proofErr w:type="spellEnd"/>
+            <w:r>
+              <w:t xml:space="preserve"> = 1; // </w:t>
             </w:r>
             <w:r>
               <w:t>字段类型</w:t>
@@ -2058,7 +2172,15 @@
               <w:spacing w:line="440" w:lineRule="exact"/>
             </w:pPr>
             <w:r>
-              <w:t xml:space="preserve">uint64 rss_kb = 2; // </w:t>
+              <w:t xml:space="preserve">uint64 </w:t>
+            </w:r>
+            <w:proofErr w:type="spellStart"/>
+            <w:r>
+              <w:t>rss_kb</w:t>
+            </w:r>
+            <w:proofErr w:type="spellEnd"/>
+            <w:r>
+              <w:t xml:space="preserve"> = 2; // </w:t>
             </w:r>
             <w:r>
               <w:t>编号不能重复，从</w:t>
@@ -2083,7 +2205,15 @@
               <w:spacing w:line="440" w:lineRule="exact"/>
             </w:pPr>
             <w:r>
-              <w:t xml:space="preserve">service HealthCheck { // </w:t>
+              <w:t xml:space="preserve">service </w:t>
+            </w:r>
+            <w:proofErr w:type="spellStart"/>
+            <w:r>
+              <w:t>HealthCheck</w:t>
+            </w:r>
+            <w:proofErr w:type="spellEnd"/>
+            <w:r>
+              <w:t xml:space="preserve"> { // </w:t>
             </w:r>
             <w:r>
               <w:t>定义服务（类似接口）</w:t>
@@ -2093,8 +2223,34 @@
             <w:pPr>
               <w:spacing w:line="440" w:lineRule="exact"/>
             </w:pPr>
-            <w:r>
-              <w:t>rpc Do(HealthCheckRequest) returns (HealthCheckResponse);</w:t>
+            <w:proofErr w:type="spellStart"/>
+            <w:r>
+              <w:t>rpc</w:t>
+            </w:r>
+            <w:proofErr w:type="spellEnd"/>
+            <w:r>
+              <w:t xml:space="preserve"> </w:t>
+            </w:r>
+            <w:proofErr w:type="gramStart"/>
+            <w:r>
+              <w:t>Do(</w:t>
+            </w:r>
+            <w:proofErr w:type="spellStart"/>
+            <w:proofErr w:type="gramEnd"/>
+            <w:r>
+              <w:t>HealthCheckRequest</w:t>
+            </w:r>
+            <w:proofErr w:type="spellEnd"/>
+            <w:r>
+              <w:t>) returns (</w:t>
+            </w:r>
+            <w:proofErr w:type="spellStart"/>
+            <w:r>
+              <w:t>HealthCheckResponse</w:t>
+            </w:r>
+            <w:proofErr w:type="spellEnd"/>
+            <w:r>
+              <w:t>);</w:t>
             </w:r>
           </w:p>
           <w:p>
@@ -2112,20 +2268,30 @@
             <w:r>
               <w:t>推荐资源：</w:t>
             </w:r>
-            <w:hyperlink r:id="rId8" w:tgtFrame="_blank" w:history="1">
-              <w:r>
-                <w:rPr>
-                  <w:rStyle w:val="a4"/>
-                </w:rPr>
-                <w:t xml:space="preserve">proto3 </w:t>
-              </w:r>
-              <w:r>
-                <w:rPr>
-                  <w:rStyle w:val="a4"/>
-                </w:rPr>
-                <w:t>语言指南</w:t>
-              </w:r>
-            </w:hyperlink>
+            <w:r>
+              <w:fldChar w:fldCharType="begin"/>
+            </w:r>
+            <w:r>
+              <w:instrText>HYPERLINK "https://protobuf.dev/programming-guides/proto3/" \t "_blank"</w:instrText>
+            </w:r>
+            <w:r>
+              <w:fldChar w:fldCharType="separate"/>
+            </w:r>
+            <w:r>
+              <w:rPr>
+                <w:rStyle w:val="a4"/>
+              </w:rPr>
+              <w:t xml:space="preserve">proto3 </w:t>
+            </w:r>
+            <w:r>
+              <w:rPr>
+                <w:rStyle w:val="a4"/>
+              </w:rPr>
+              <w:t>语言指南</w:t>
+            </w:r>
+            <w:r>
+              <w:fldChar w:fldCharType="end"/>
+            </w:r>
             <w:r>
               <w:t>，只需看</w:t>
             </w:r>
@@ -2187,7 +2353,15 @@
               <w:t>"</w:t>
             </w:r>
             <w:r>
-              <w:t>组件之间传什么数据、调什么函数</w:t>
+              <w:t>组件之间</w:t>
+            </w:r>
+            <w:proofErr w:type="gramStart"/>
+            <w:r>
+              <w:t>传什么</w:t>
+            </w:r>
+            <w:proofErr w:type="gramEnd"/>
+            <w:r>
+              <w:t>数据、调什么函数</w:t>
             </w:r>
             <w:r>
               <w:t>"</w:t>
@@ -2196,7 +2370,15 @@
               <w:t>。写好之后用</w:t>
             </w:r>
             <w:r>
-              <w:t xml:space="preserve"> protoc </w:t>
+              <w:t xml:space="preserve"> </w:t>
+            </w:r>
+            <w:proofErr w:type="spellStart"/>
+            <w:r>
+              <w:t>protoc</w:t>
+            </w:r>
+            <w:proofErr w:type="spellEnd"/>
+            <w:r>
+              <w:t xml:space="preserve"> </w:t>
             </w:r>
             <w:r>
               <w:t>编译器自动生成</w:t>
@@ -2225,7 +2407,15 @@
               <w:t>proto</w:t>
             </w:r>
             <w:r>
-              <w:t>文件就是用来定义传输的数据类型，并定义谁传输谁接受数据？</w:t>
+              <w:t>文件就是用来定义传输的数据类型，并</w:t>
+            </w:r>
+            <w:proofErr w:type="gramStart"/>
+            <w:r>
+              <w:t>定义谁</w:t>
+            </w:r>
+            <w:proofErr w:type="gramEnd"/>
+            <w:r>
+              <w:t>传输谁接受数据？</w:t>
             </w:r>
           </w:p>
           <w:p>
@@ -2269,7 +2459,14 @@
             </w:r>
             <w:r>
               <w:br/>
-              <w:t xml:space="preserve">protoc </w:t>
+            </w:r>
+            <w:proofErr w:type="spellStart"/>
+            <w:r>
+              <w:t>protoc</w:t>
+            </w:r>
+            <w:proofErr w:type="spellEnd"/>
+            <w:r>
+              <w:t xml:space="preserve"> </w:t>
             </w:r>
             <w:r>
               <w:t>编译器根据这份定义，自动生成</w:t>
@@ -2290,9 +2487,6 @@
           <w:p>
             <w:pPr>
               <w:spacing w:line="440" w:lineRule="exact"/>
-              <w:rPr>
-                <w:rFonts w:hint="eastAsia"/>
-              </w:rPr>
             </w:pPr>
             <w:r>
               <w:t>类比：</w:t>
@@ -2820,8 +3014,990 @@
           </w:p>
         </w:tc>
       </w:tr>
+      <w:tr>
+        <w:tc>
+          <w:tcPr>
+            <w:tcW w:w="846" w:type="dxa"/>
+            <w:vMerge w:val="restart"/>
+            <w:vAlign w:val="center"/>
+          </w:tcPr>
+          <w:p>
+            <w:pPr>
+              <w:spacing w:line="440" w:lineRule="exact"/>
+            </w:pPr>
+          </w:p>
+        </w:tc>
+        <w:tc>
+          <w:tcPr>
+            <w:tcW w:w="425" w:type="dxa"/>
+            <w:gridSpan w:val="2"/>
+            <w:vMerge w:val="restart"/>
+            <w:vAlign w:val="center"/>
+          </w:tcPr>
+          <w:p>
+            <w:pPr>
+              <w:spacing w:line="440" w:lineRule="exact"/>
+            </w:pPr>
+            <w:r>
+              <w:rPr>
+                <w:rFonts w:hint="eastAsia"/>
+              </w:rPr>
+              <w:t>3</w:t>
+            </w:r>
+          </w:p>
+        </w:tc>
+        <w:tc>
+          <w:tcPr>
+            <w:tcW w:w="1985" w:type="dxa"/>
+            <w:gridSpan w:val="3"/>
+            <w:vAlign w:val="center"/>
+          </w:tcPr>
+          <w:p>
+            <w:pPr>
+              <w:spacing w:line="440" w:lineRule="exact"/>
+              <w:rPr>
+                <w:rFonts w:hint="eastAsia"/>
+              </w:rPr>
+            </w:pPr>
+            <w:r>
+              <w:rPr>
+                <w:rFonts w:hint="eastAsia"/>
+              </w:rPr>
+              <w:t>遇到的问题</w:t>
+            </w:r>
+          </w:p>
+        </w:tc>
+        <w:tc>
+          <w:tcPr>
+            <w:tcW w:w="6480" w:type="dxa"/>
+            <w:gridSpan w:val="3"/>
+            <w:vAlign w:val="center"/>
+          </w:tcPr>
+          <w:p>
+            <w:pPr>
+              <w:spacing w:line="440" w:lineRule="exact"/>
+            </w:pPr>
+            <w:r>
+              <w:t xml:space="preserve">apt </w:t>
+            </w:r>
+            <w:r>
+              <w:t>装的</w:t>
+            </w:r>
+            <w:r>
+              <w:t xml:space="preserve"> </w:t>
+            </w:r>
+            <w:proofErr w:type="spellStart"/>
+            <w:r>
+              <w:t>gRPC</w:t>
+            </w:r>
+            <w:proofErr w:type="spellEnd"/>
+            <w:r>
+              <w:t xml:space="preserve"> </w:t>
+            </w:r>
+            <w:r>
+              <w:t>没有</w:t>
+            </w:r>
+            <w:r>
+              <w:t xml:space="preserve"> </w:t>
+            </w:r>
+            <w:proofErr w:type="spellStart"/>
+            <w:r>
+              <w:t>CMake</w:t>
+            </w:r>
+            <w:proofErr w:type="spellEnd"/>
+            <w:r>
+              <w:t xml:space="preserve"> config </w:t>
+            </w:r>
+            <w:r>
+              <w:t>文件</w:t>
+            </w:r>
+            <w:r>
+              <w:t>"</w:t>
+            </w:r>
+            <w:r>
+              <w:t>问题</w:t>
+            </w:r>
+          </w:p>
+        </w:tc>
+      </w:tr>
+      <w:tr>
+        <w:tc>
+          <w:tcPr>
+            <w:tcW w:w="846" w:type="dxa"/>
+            <w:vMerge/>
+            <w:vAlign w:val="center"/>
+          </w:tcPr>
+          <w:p>
+            <w:pPr>
+              <w:spacing w:line="440" w:lineRule="exact"/>
+            </w:pPr>
+          </w:p>
+        </w:tc>
+        <w:tc>
+          <w:tcPr>
+            <w:tcW w:w="425" w:type="dxa"/>
+            <w:gridSpan w:val="2"/>
+            <w:vMerge/>
+            <w:vAlign w:val="center"/>
+          </w:tcPr>
+          <w:p>
+            <w:pPr>
+              <w:spacing w:line="440" w:lineRule="exact"/>
+            </w:pPr>
+          </w:p>
+        </w:tc>
+        <w:tc>
+          <w:tcPr>
+            <w:tcW w:w="1985" w:type="dxa"/>
+            <w:gridSpan w:val="3"/>
+            <w:vAlign w:val="center"/>
+          </w:tcPr>
+          <w:p>
+            <w:pPr>
+              <w:spacing w:line="440" w:lineRule="exact"/>
+              <w:rPr>
+                <w:rFonts w:hint="eastAsia"/>
+              </w:rPr>
+            </w:pPr>
+            <w:r>
+              <w:rPr>
+                <w:rFonts w:hint="eastAsia"/>
+              </w:rPr>
+              <w:t>自己的推理</w:t>
+            </w:r>
+          </w:p>
+        </w:tc>
+        <w:tc>
+          <w:tcPr>
+            <w:tcW w:w="6480" w:type="dxa"/>
+            <w:gridSpan w:val="3"/>
+            <w:vAlign w:val="center"/>
+          </w:tcPr>
+          <w:p>
+            <w:pPr>
+              <w:spacing w:line="440" w:lineRule="exact"/>
+            </w:pPr>
+          </w:p>
+        </w:tc>
+      </w:tr>
+      <w:tr>
+        <w:tc>
+          <w:tcPr>
+            <w:tcW w:w="846" w:type="dxa"/>
+            <w:vMerge/>
+            <w:vAlign w:val="center"/>
+          </w:tcPr>
+          <w:p>
+            <w:pPr>
+              <w:spacing w:line="440" w:lineRule="exact"/>
+            </w:pPr>
+          </w:p>
+        </w:tc>
+        <w:tc>
+          <w:tcPr>
+            <w:tcW w:w="425" w:type="dxa"/>
+            <w:gridSpan w:val="2"/>
+            <w:vMerge/>
+            <w:vAlign w:val="center"/>
+          </w:tcPr>
+          <w:p>
+            <w:pPr>
+              <w:spacing w:line="440" w:lineRule="exact"/>
+            </w:pPr>
+          </w:p>
+        </w:tc>
+        <w:tc>
+          <w:tcPr>
+            <w:tcW w:w="1985" w:type="dxa"/>
+            <w:gridSpan w:val="3"/>
+            <w:vAlign w:val="center"/>
+          </w:tcPr>
+          <w:p>
+            <w:pPr>
+              <w:spacing w:line="440" w:lineRule="exact"/>
+              <w:rPr>
+                <w:rFonts w:hint="eastAsia"/>
+              </w:rPr>
+            </w:pPr>
+            <w:r>
+              <w:rPr>
+                <w:rFonts w:hint="eastAsia"/>
+              </w:rPr>
+              <w:t>采取行动</w:t>
+            </w:r>
+          </w:p>
+        </w:tc>
+        <w:tc>
+          <w:tcPr>
+            <w:tcW w:w="6480" w:type="dxa"/>
+            <w:gridSpan w:val="3"/>
+            <w:vAlign w:val="center"/>
+          </w:tcPr>
+          <w:p>
+            <w:pPr>
+              <w:spacing w:line="440" w:lineRule="exact"/>
+            </w:pPr>
+          </w:p>
+        </w:tc>
+      </w:tr>
+      <w:tr>
+        <w:tc>
+          <w:tcPr>
+            <w:tcW w:w="846" w:type="dxa"/>
+            <w:vMerge/>
+            <w:vAlign w:val="center"/>
+          </w:tcPr>
+          <w:p>
+            <w:pPr>
+              <w:spacing w:line="440" w:lineRule="exact"/>
+            </w:pPr>
+          </w:p>
+        </w:tc>
+        <w:tc>
+          <w:tcPr>
+            <w:tcW w:w="425" w:type="dxa"/>
+            <w:gridSpan w:val="2"/>
+            <w:vMerge/>
+            <w:vAlign w:val="center"/>
+          </w:tcPr>
+          <w:p>
+            <w:pPr>
+              <w:spacing w:line="440" w:lineRule="exact"/>
+            </w:pPr>
+          </w:p>
+        </w:tc>
+        <w:tc>
+          <w:tcPr>
+            <w:tcW w:w="1985" w:type="dxa"/>
+            <w:gridSpan w:val="3"/>
+            <w:vAlign w:val="center"/>
+          </w:tcPr>
+          <w:p>
+            <w:pPr>
+              <w:spacing w:line="440" w:lineRule="exact"/>
+              <w:rPr>
+                <w:rFonts w:hint="eastAsia"/>
+              </w:rPr>
+            </w:pPr>
+            <w:r>
+              <w:rPr>
+                <w:rFonts w:hint="eastAsia"/>
+              </w:rPr>
+              <w:t>AI</w:t>
+            </w:r>
+            <w:r>
+              <w:rPr>
+                <w:rFonts w:hint="eastAsia"/>
+              </w:rPr>
+              <w:t>的回答</w:t>
+            </w:r>
+          </w:p>
+        </w:tc>
+        <w:tc>
+          <w:tcPr>
+            <w:tcW w:w="6480" w:type="dxa"/>
+            <w:gridSpan w:val="3"/>
+            <w:vAlign w:val="center"/>
+          </w:tcPr>
+          <w:p>
+            <w:pPr>
+              <w:spacing w:line="440" w:lineRule="exact"/>
+            </w:pPr>
+          </w:p>
+        </w:tc>
+      </w:tr>
+      <w:tr>
+        <w:tc>
+          <w:tcPr>
+            <w:tcW w:w="846" w:type="dxa"/>
+            <w:vMerge/>
+            <w:vAlign w:val="center"/>
+          </w:tcPr>
+          <w:p>
+            <w:pPr>
+              <w:spacing w:line="440" w:lineRule="exact"/>
+            </w:pPr>
+          </w:p>
+        </w:tc>
+        <w:tc>
+          <w:tcPr>
+            <w:tcW w:w="425" w:type="dxa"/>
+            <w:gridSpan w:val="2"/>
+            <w:vMerge/>
+            <w:vAlign w:val="center"/>
+          </w:tcPr>
+          <w:p>
+            <w:pPr>
+              <w:spacing w:line="440" w:lineRule="exact"/>
+            </w:pPr>
+          </w:p>
+        </w:tc>
+        <w:tc>
+          <w:tcPr>
+            <w:tcW w:w="1985" w:type="dxa"/>
+            <w:gridSpan w:val="3"/>
+            <w:vAlign w:val="center"/>
+          </w:tcPr>
+          <w:p>
+            <w:pPr>
+              <w:spacing w:line="440" w:lineRule="exact"/>
+              <w:rPr>
+                <w:rFonts w:hint="eastAsia"/>
+              </w:rPr>
+            </w:pPr>
+            <w:r>
+              <w:rPr>
+                <w:rFonts w:hint="eastAsia"/>
+              </w:rPr>
+              <w:t>对导师的提问</w:t>
+            </w:r>
+          </w:p>
+        </w:tc>
+        <w:tc>
+          <w:tcPr>
+            <w:tcW w:w="6480" w:type="dxa"/>
+            <w:gridSpan w:val="3"/>
+            <w:vAlign w:val="center"/>
+          </w:tcPr>
+          <w:p>
+            <w:pPr>
+              <w:spacing w:line="440" w:lineRule="exact"/>
+            </w:pPr>
+          </w:p>
+        </w:tc>
+      </w:tr>
+      <w:tr>
+        <w:tc>
+          <w:tcPr>
+            <w:tcW w:w="846" w:type="dxa"/>
+            <w:vAlign w:val="center"/>
+          </w:tcPr>
+          <w:p>
+            <w:pPr>
+              <w:spacing w:line="440" w:lineRule="exact"/>
+            </w:pPr>
+          </w:p>
+        </w:tc>
+        <w:tc>
+          <w:tcPr>
+            <w:tcW w:w="425" w:type="dxa"/>
+            <w:gridSpan w:val="2"/>
+            <w:vAlign w:val="center"/>
+          </w:tcPr>
+          <w:p>
+            <w:pPr>
+              <w:spacing w:line="440" w:lineRule="exact"/>
+            </w:pPr>
+          </w:p>
+        </w:tc>
+        <w:tc>
+          <w:tcPr>
+            <w:tcW w:w="1985" w:type="dxa"/>
+            <w:gridSpan w:val="3"/>
+            <w:vAlign w:val="center"/>
+          </w:tcPr>
+          <w:p>
+            <w:pPr>
+              <w:spacing w:line="440" w:lineRule="exact"/>
+              <w:rPr>
+                <w:rFonts w:hint="eastAsia"/>
+              </w:rPr>
+            </w:pPr>
+          </w:p>
+        </w:tc>
+        <w:tc>
+          <w:tcPr>
+            <w:tcW w:w="6480" w:type="dxa"/>
+            <w:gridSpan w:val="3"/>
+            <w:vAlign w:val="center"/>
+          </w:tcPr>
+          <w:p>
+            <w:pPr>
+              <w:spacing w:line="440" w:lineRule="exact"/>
+            </w:pPr>
+          </w:p>
+        </w:tc>
+      </w:tr>
+      <w:tr>
+        <w:tc>
+          <w:tcPr>
+            <w:tcW w:w="846" w:type="dxa"/>
+            <w:vAlign w:val="center"/>
+          </w:tcPr>
+          <w:p>
+            <w:pPr>
+              <w:spacing w:line="440" w:lineRule="exact"/>
+            </w:pPr>
+          </w:p>
+        </w:tc>
+        <w:tc>
+          <w:tcPr>
+            <w:tcW w:w="425" w:type="dxa"/>
+            <w:gridSpan w:val="2"/>
+            <w:vAlign w:val="center"/>
+          </w:tcPr>
+          <w:p>
+            <w:pPr>
+              <w:spacing w:line="440" w:lineRule="exact"/>
+            </w:pPr>
+          </w:p>
+        </w:tc>
+        <w:tc>
+          <w:tcPr>
+            <w:tcW w:w="1985" w:type="dxa"/>
+            <w:gridSpan w:val="3"/>
+            <w:vAlign w:val="center"/>
+          </w:tcPr>
+          <w:p>
+            <w:pPr>
+              <w:spacing w:line="440" w:lineRule="exact"/>
+              <w:rPr>
+                <w:rFonts w:hint="eastAsia"/>
+              </w:rPr>
+            </w:pPr>
+          </w:p>
+        </w:tc>
+        <w:tc>
+          <w:tcPr>
+            <w:tcW w:w="6480" w:type="dxa"/>
+            <w:gridSpan w:val="3"/>
+            <w:vAlign w:val="center"/>
+          </w:tcPr>
+          <w:p>
+            <w:pPr>
+              <w:spacing w:line="440" w:lineRule="exact"/>
+            </w:pPr>
+          </w:p>
+        </w:tc>
+      </w:tr>
+      <w:tr>
+        <w:tc>
+          <w:tcPr>
+            <w:tcW w:w="846" w:type="dxa"/>
+            <w:vAlign w:val="center"/>
+          </w:tcPr>
+          <w:p>
+            <w:pPr>
+              <w:spacing w:line="440" w:lineRule="exact"/>
+            </w:pPr>
+          </w:p>
+        </w:tc>
+        <w:tc>
+          <w:tcPr>
+            <w:tcW w:w="425" w:type="dxa"/>
+            <w:gridSpan w:val="2"/>
+            <w:vAlign w:val="center"/>
+          </w:tcPr>
+          <w:p>
+            <w:pPr>
+              <w:spacing w:line="440" w:lineRule="exact"/>
+            </w:pPr>
+          </w:p>
+        </w:tc>
+        <w:tc>
+          <w:tcPr>
+            <w:tcW w:w="1985" w:type="dxa"/>
+            <w:gridSpan w:val="3"/>
+            <w:vAlign w:val="center"/>
+          </w:tcPr>
+          <w:p>
+            <w:pPr>
+              <w:spacing w:line="440" w:lineRule="exact"/>
+              <w:rPr>
+                <w:rFonts w:hint="eastAsia"/>
+              </w:rPr>
+            </w:pPr>
+          </w:p>
+        </w:tc>
+        <w:tc>
+          <w:tcPr>
+            <w:tcW w:w="6480" w:type="dxa"/>
+            <w:gridSpan w:val="3"/>
+            <w:vAlign w:val="center"/>
+          </w:tcPr>
+          <w:p>
+            <w:pPr>
+              <w:spacing w:line="440" w:lineRule="exact"/>
+            </w:pPr>
+          </w:p>
+        </w:tc>
+      </w:tr>
+      <w:tr>
+        <w:tc>
+          <w:tcPr>
+            <w:tcW w:w="846" w:type="dxa"/>
+            <w:vAlign w:val="center"/>
+          </w:tcPr>
+          <w:p>
+            <w:pPr>
+              <w:spacing w:line="440" w:lineRule="exact"/>
+            </w:pPr>
+          </w:p>
+        </w:tc>
+        <w:tc>
+          <w:tcPr>
+            <w:tcW w:w="425" w:type="dxa"/>
+            <w:gridSpan w:val="2"/>
+            <w:vAlign w:val="center"/>
+          </w:tcPr>
+          <w:p>
+            <w:pPr>
+              <w:spacing w:line="440" w:lineRule="exact"/>
+            </w:pPr>
+          </w:p>
+        </w:tc>
+        <w:tc>
+          <w:tcPr>
+            <w:tcW w:w="1985" w:type="dxa"/>
+            <w:gridSpan w:val="3"/>
+            <w:vAlign w:val="center"/>
+          </w:tcPr>
+          <w:p>
+            <w:pPr>
+              <w:spacing w:line="440" w:lineRule="exact"/>
+              <w:rPr>
+                <w:rFonts w:hint="eastAsia"/>
+              </w:rPr>
+            </w:pPr>
+          </w:p>
+        </w:tc>
+        <w:tc>
+          <w:tcPr>
+            <w:tcW w:w="6480" w:type="dxa"/>
+            <w:gridSpan w:val="3"/>
+            <w:vAlign w:val="center"/>
+          </w:tcPr>
+          <w:p>
+            <w:pPr>
+              <w:spacing w:line="440" w:lineRule="exact"/>
+            </w:pPr>
+          </w:p>
+        </w:tc>
+      </w:tr>
+      <w:tr>
+        <w:tc>
+          <w:tcPr>
+            <w:tcW w:w="846" w:type="dxa"/>
+            <w:vAlign w:val="center"/>
+          </w:tcPr>
+          <w:p>
+            <w:pPr>
+              <w:spacing w:line="440" w:lineRule="exact"/>
+            </w:pPr>
+          </w:p>
+        </w:tc>
+        <w:tc>
+          <w:tcPr>
+            <w:tcW w:w="425" w:type="dxa"/>
+            <w:gridSpan w:val="2"/>
+            <w:vAlign w:val="center"/>
+          </w:tcPr>
+          <w:p>
+            <w:pPr>
+              <w:spacing w:line="440" w:lineRule="exact"/>
+            </w:pPr>
+          </w:p>
+        </w:tc>
+        <w:tc>
+          <w:tcPr>
+            <w:tcW w:w="1985" w:type="dxa"/>
+            <w:gridSpan w:val="3"/>
+            <w:vAlign w:val="center"/>
+          </w:tcPr>
+          <w:p>
+            <w:pPr>
+              <w:spacing w:line="440" w:lineRule="exact"/>
+              <w:rPr>
+                <w:rFonts w:hint="eastAsia"/>
+              </w:rPr>
+            </w:pPr>
+          </w:p>
+        </w:tc>
+        <w:tc>
+          <w:tcPr>
+            <w:tcW w:w="6480" w:type="dxa"/>
+            <w:gridSpan w:val="3"/>
+            <w:vAlign w:val="center"/>
+          </w:tcPr>
+          <w:p>
+            <w:pPr>
+              <w:spacing w:line="440" w:lineRule="exact"/>
+            </w:pPr>
+          </w:p>
+        </w:tc>
+      </w:tr>
+      <w:tr>
+        <w:tc>
+          <w:tcPr>
+            <w:tcW w:w="846" w:type="dxa"/>
+            <w:vAlign w:val="center"/>
+          </w:tcPr>
+          <w:p>
+            <w:pPr>
+              <w:spacing w:line="440" w:lineRule="exact"/>
+            </w:pPr>
+          </w:p>
+        </w:tc>
+        <w:tc>
+          <w:tcPr>
+            <w:tcW w:w="425" w:type="dxa"/>
+            <w:gridSpan w:val="2"/>
+            <w:vAlign w:val="center"/>
+          </w:tcPr>
+          <w:p>
+            <w:pPr>
+              <w:spacing w:line="440" w:lineRule="exact"/>
+            </w:pPr>
+          </w:p>
+        </w:tc>
+        <w:tc>
+          <w:tcPr>
+            <w:tcW w:w="1985" w:type="dxa"/>
+            <w:gridSpan w:val="3"/>
+            <w:vAlign w:val="center"/>
+          </w:tcPr>
+          <w:p>
+            <w:pPr>
+              <w:spacing w:line="440" w:lineRule="exact"/>
+              <w:rPr>
+                <w:rFonts w:hint="eastAsia"/>
+              </w:rPr>
+            </w:pPr>
+          </w:p>
+        </w:tc>
+        <w:tc>
+          <w:tcPr>
+            <w:tcW w:w="6480" w:type="dxa"/>
+            <w:gridSpan w:val="3"/>
+            <w:vAlign w:val="center"/>
+          </w:tcPr>
+          <w:p>
+            <w:pPr>
+              <w:spacing w:line="440" w:lineRule="exact"/>
+            </w:pPr>
+          </w:p>
+        </w:tc>
+      </w:tr>
+      <w:tr>
+        <w:tc>
+          <w:tcPr>
+            <w:tcW w:w="846" w:type="dxa"/>
+            <w:vAlign w:val="center"/>
+          </w:tcPr>
+          <w:p>
+            <w:pPr>
+              <w:spacing w:line="440" w:lineRule="exact"/>
+            </w:pPr>
+          </w:p>
+        </w:tc>
+        <w:tc>
+          <w:tcPr>
+            <w:tcW w:w="425" w:type="dxa"/>
+            <w:gridSpan w:val="2"/>
+            <w:vAlign w:val="center"/>
+          </w:tcPr>
+          <w:p>
+            <w:pPr>
+              <w:spacing w:line="440" w:lineRule="exact"/>
+            </w:pPr>
+          </w:p>
+        </w:tc>
+        <w:tc>
+          <w:tcPr>
+            <w:tcW w:w="1985" w:type="dxa"/>
+            <w:gridSpan w:val="3"/>
+            <w:vAlign w:val="center"/>
+          </w:tcPr>
+          <w:p>
+            <w:pPr>
+              <w:spacing w:line="440" w:lineRule="exact"/>
+              <w:rPr>
+                <w:rFonts w:hint="eastAsia"/>
+              </w:rPr>
+            </w:pPr>
+          </w:p>
+        </w:tc>
+        <w:tc>
+          <w:tcPr>
+            <w:tcW w:w="6480" w:type="dxa"/>
+            <w:gridSpan w:val="3"/>
+            <w:vAlign w:val="center"/>
+          </w:tcPr>
+          <w:p>
+            <w:pPr>
+              <w:spacing w:line="440" w:lineRule="exact"/>
+            </w:pPr>
+          </w:p>
+        </w:tc>
+      </w:tr>
+      <w:tr>
+        <w:tc>
+          <w:tcPr>
+            <w:tcW w:w="846" w:type="dxa"/>
+            <w:vAlign w:val="center"/>
+          </w:tcPr>
+          <w:p>
+            <w:pPr>
+              <w:spacing w:line="440" w:lineRule="exact"/>
+            </w:pPr>
+          </w:p>
+        </w:tc>
+        <w:tc>
+          <w:tcPr>
+            <w:tcW w:w="425" w:type="dxa"/>
+            <w:gridSpan w:val="2"/>
+            <w:vAlign w:val="center"/>
+          </w:tcPr>
+          <w:p>
+            <w:pPr>
+              <w:spacing w:line="440" w:lineRule="exact"/>
+            </w:pPr>
+          </w:p>
+        </w:tc>
+        <w:tc>
+          <w:tcPr>
+            <w:tcW w:w="1985" w:type="dxa"/>
+            <w:gridSpan w:val="3"/>
+            <w:vAlign w:val="center"/>
+          </w:tcPr>
+          <w:p>
+            <w:pPr>
+              <w:spacing w:line="440" w:lineRule="exact"/>
+              <w:rPr>
+                <w:rFonts w:hint="eastAsia"/>
+              </w:rPr>
+            </w:pPr>
+          </w:p>
+        </w:tc>
+        <w:tc>
+          <w:tcPr>
+            <w:tcW w:w="6480" w:type="dxa"/>
+            <w:gridSpan w:val="3"/>
+            <w:vAlign w:val="center"/>
+          </w:tcPr>
+          <w:p>
+            <w:pPr>
+              <w:spacing w:line="440" w:lineRule="exact"/>
+            </w:pPr>
+          </w:p>
+        </w:tc>
+      </w:tr>
+      <w:tr>
+        <w:tc>
+          <w:tcPr>
+            <w:tcW w:w="846" w:type="dxa"/>
+            <w:vAlign w:val="center"/>
+          </w:tcPr>
+          <w:p>
+            <w:pPr>
+              <w:spacing w:line="440" w:lineRule="exact"/>
+            </w:pPr>
+          </w:p>
+        </w:tc>
+        <w:tc>
+          <w:tcPr>
+            <w:tcW w:w="425" w:type="dxa"/>
+            <w:gridSpan w:val="2"/>
+            <w:vAlign w:val="center"/>
+          </w:tcPr>
+          <w:p>
+            <w:pPr>
+              <w:spacing w:line="440" w:lineRule="exact"/>
+            </w:pPr>
+          </w:p>
+        </w:tc>
+        <w:tc>
+          <w:tcPr>
+            <w:tcW w:w="1985" w:type="dxa"/>
+            <w:gridSpan w:val="3"/>
+            <w:vAlign w:val="center"/>
+          </w:tcPr>
+          <w:p>
+            <w:pPr>
+              <w:spacing w:line="440" w:lineRule="exact"/>
+              <w:rPr>
+                <w:rFonts w:hint="eastAsia"/>
+              </w:rPr>
+            </w:pPr>
+          </w:p>
+        </w:tc>
+        <w:tc>
+          <w:tcPr>
+            <w:tcW w:w="6480" w:type="dxa"/>
+            <w:gridSpan w:val="3"/>
+            <w:vAlign w:val="center"/>
+          </w:tcPr>
+          <w:p>
+            <w:pPr>
+              <w:spacing w:line="440" w:lineRule="exact"/>
+            </w:pPr>
+          </w:p>
+        </w:tc>
+      </w:tr>
+      <w:tr>
+        <w:tc>
+          <w:tcPr>
+            <w:tcW w:w="846" w:type="dxa"/>
+            <w:vAlign w:val="center"/>
+          </w:tcPr>
+          <w:p>
+            <w:pPr>
+              <w:spacing w:line="440" w:lineRule="exact"/>
+            </w:pPr>
+          </w:p>
+        </w:tc>
+        <w:tc>
+          <w:tcPr>
+            <w:tcW w:w="425" w:type="dxa"/>
+            <w:gridSpan w:val="2"/>
+            <w:vAlign w:val="center"/>
+          </w:tcPr>
+          <w:p>
+            <w:pPr>
+              <w:spacing w:line="440" w:lineRule="exact"/>
+            </w:pPr>
+          </w:p>
+        </w:tc>
+        <w:tc>
+          <w:tcPr>
+            <w:tcW w:w="1985" w:type="dxa"/>
+            <w:gridSpan w:val="3"/>
+            <w:vAlign w:val="center"/>
+          </w:tcPr>
+          <w:p>
+            <w:pPr>
+              <w:spacing w:line="440" w:lineRule="exact"/>
+              <w:rPr>
+                <w:rFonts w:hint="eastAsia"/>
+              </w:rPr>
+            </w:pPr>
+          </w:p>
+        </w:tc>
+        <w:tc>
+          <w:tcPr>
+            <w:tcW w:w="6480" w:type="dxa"/>
+            <w:gridSpan w:val="3"/>
+            <w:vAlign w:val="center"/>
+          </w:tcPr>
+          <w:p>
+            <w:pPr>
+              <w:spacing w:line="440" w:lineRule="exact"/>
+            </w:pPr>
+          </w:p>
+        </w:tc>
+      </w:tr>
+      <w:tr>
+        <w:tc>
+          <w:tcPr>
+            <w:tcW w:w="846" w:type="dxa"/>
+            <w:vAlign w:val="center"/>
+          </w:tcPr>
+          <w:p>
+            <w:pPr>
+              <w:spacing w:line="440" w:lineRule="exact"/>
+            </w:pPr>
+          </w:p>
+        </w:tc>
+        <w:tc>
+          <w:tcPr>
+            <w:tcW w:w="425" w:type="dxa"/>
+            <w:gridSpan w:val="2"/>
+            <w:vAlign w:val="center"/>
+          </w:tcPr>
+          <w:p>
+            <w:pPr>
+              <w:spacing w:line="440" w:lineRule="exact"/>
+            </w:pPr>
+          </w:p>
+        </w:tc>
+        <w:tc>
+          <w:tcPr>
+            <w:tcW w:w="1985" w:type="dxa"/>
+            <w:gridSpan w:val="3"/>
+            <w:vAlign w:val="center"/>
+          </w:tcPr>
+          <w:p>
+            <w:pPr>
+              <w:spacing w:line="440" w:lineRule="exact"/>
+              <w:rPr>
+                <w:rFonts w:hint="eastAsia"/>
+              </w:rPr>
+            </w:pPr>
+          </w:p>
+        </w:tc>
+        <w:tc>
+          <w:tcPr>
+            <w:tcW w:w="6480" w:type="dxa"/>
+            <w:gridSpan w:val="3"/>
+            <w:vAlign w:val="center"/>
+          </w:tcPr>
+          <w:p>
+            <w:pPr>
+              <w:spacing w:line="440" w:lineRule="exact"/>
+            </w:pPr>
+          </w:p>
+        </w:tc>
+      </w:tr>
+      <w:tr>
+        <w:tc>
+          <w:tcPr>
+            <w:tcW w:w="846" w:type="dxa"/>
+            <w:vAlign w:val="center"/>
+          </w:tcPr>
+          <w:p>
+            <w:pPr>
+              <w:spacing w:line="440" w:lineRule="exact"/>
+            </w:pPr>
+          </w:p>
+        </w:tc>
+        <w:tc>
+          <w:tcPr>
+            <w:tcW w:w="425" w:type="dxa"/>
+            <w:gridSpan w:val="2"/>
+            <w:vAlign w:val="center"/>
+          </w:tcPr>
+          <w:p>
+            <w:pPr>
+              <w:spacing w:line="440" w:lineRule="exact"/>
+            </w:pPr>
+          </w:p>
+        </w:tc>
+        <w:tc>
+          <w:tcPr>
+            <w:tcW w:w="1985" w:type="dxa"/>
+            <w:gridSpan w:val="3"/>
+            <w:vAlign w:val="center"/>
+          </w:tcPr>
+          <w:p>
+            <w:pPr>
+              <w:spacing w:line="440" w:lineRule="exact"/>
+              <w:rPr>
+                <w:rFonts w:hint="eastAsia"/>
+              </w:rPr>
+            </w:pPr>
+          </w:p>
+        </w:tc>
+        <w:tc>
+          <w:tcPr>
+            <w:tcW w:w="6480" w:type="dxa"/>
+            <w:gridSpan w:val="3"/>
+            <w:vAlign w:val="center"/>
+          </w:tcPr>
+          <w:p>
+            <w:pPr>
+              <w:spacing w:line="440" w:lineRule="exact"/>
+            </w:pPr>
+          </w:p>
+        </w:tc>
+      </w:tr>
     </w:tbl>
-    <w:p/>
+    <w:p>
+      <w:pPr>
+        <w:rPr>
+          <w:rFonts w:hint="eastAsia"/>
+        </w:rPr>
+      </w:pPr>
+    </w:p>
     <w:sectPr>
       <w:pgSz w:w="11906" w:h="16838"/>
       <w:pgMar w:top="1440" w:right="1080" w:bottom="1440" w:left="1080" w:header="851" w:footer="992" w:gutter="0"/>

--- a/项目学习笔记.docx
+++ b/项目学习笔记.docx
@@ -3024,6 +3024,9 @@
           <w:p>
             <w:pPr>
               <w:spacing w:line="440" w:lineRule="exact"/>
+              <w:rPr>
+                <w:rFonts w:hint="eastAsia"/>
+              </w:rPr>
             </w:pPr>
           </w:p>
         </w:tc>
@@ -3055,9 +3058,6 @@
           <w:p>
             <w:pPr>
               <w:spacing w:line="440" w:lineRule="exact"/>
-              <w:rPr>
-                <w:rFonts w:hint="eastAsia"/>
-              </w:rPr>
             </w:pPr>
             <w:r>
               <w:rPr>
@@ -3155,9 +3155,6 @@
           <w:p>
             <w:pPr>
               <w:spacing w:line="440" w:lineRule="exact"/>
-              <w:rPr>
-                <w:rFonts w:hint="eastAsia"/>
-              </w:rPr>
             </w:pPr>
             <w:r>
               <w:rPr>
@@ -3215,9 +3212,6 @@
           <w:p>
             <w:pPr>
               <w:spacing w:line="440" w:lineRule="exact"/>
-              <w:rPr>
-                <w:rFonts w:hint="eastAsia"/>
-              </w:rPr>
             </w:pPr>
             <w:r>
               <w:rPr>
@@ -3275,9 +3269,6 @@
           <w:p>
             <w:pPr>
               <w:spacing w:line="440" w:lineRule="exact"/>
-              <w:rPr>
-                <w:rFonts w:hint="eastAsia"/>
-              </w:rPr>
             </w:pPr>
             <w:r>
               <w:rPr>
@@ -3341,9 +3332,6 @@
           <w:p>
             <w:pPr>
               <w:spacing w:line="440" w:lineRule="exact"/>
-              <w:rPr>
-                <w:rFonts w:hint="eastAsia"/>
-              </w:rPr>
             </w:pPr>
             <w:r>
               <w:rPr>
@@ -3370,6 +3358,7 @@
         <w:tc>
           <w:tcPr>
             <w:tcW w:w="846" w:type="dxa"/>
+            <w:vMerge w:val="restart"/>
             <w:vAlign w:val="center"/>
           </w:tcPr>
           <w:p>
@@ -3382,12 +3371,19 @@
           <w:tcPr>
             <w:tcW w:w="425" w:type="dxa"/>
             <w:gridSpan w:val="2"/>
-            <w:vAlign w:val="center"/>
-          </w:tcPr>
-          <w:p>
-            <w:pPr>
-              <w:spacing w:line="440" w:lineRule="exact"/>
-            </w:pPr>
+            <w:vMerge w:val="restart"/>
+            <w:vAlign w:val="center"/>
+          </w:tcPr>
+          <w:p>
+            <w:pPr>
+              <w:spacing w:line="440" w:lineRule="exact"/>
+            </w:pPr>
+            <w:r>
+              <w:rPr>
+                <w:rFonts w:hint="eastAsia"/>
+              </w:rPr>
+              <w:t>4</w:t>
+            </w:r>
           </w:p>
         </w:tc>
         <w:tc>
@@ -3399,9 +3395,6 @@
           <w:p>
             <w:pPr>
               <w:spacing w:line="440" w:lineRule="exact"/>
-              <w:rPr>
-                <w:rFonts w:hint="eastAsia"/>
-              </w:rPr>
             </w:pPr>
           </w:p>
         </w:tc>
@@ -3422,6 +3415,7 @@
         <w:tc>
           <w:tcPr>
             <w:tcW w:w="846" w:type="dxa"/>
+            <w:vMerge/>
             <w:vAlign w:val="center"/>
           </w:tcPr>
           <w:p>
@@ -3434,6 +3428,7 @@
           <w:tcPr>
             <w:tcW w:w="425" w:type="dxa"/>
             <w:gridSpan w:val="2"/>
+            <w:vMerge/>
             <w:vAlign w:val="center"/>
           </w:tcPr>
           <w:p>
@@ -3451,9 +3446,6 @@
           <w:p>
             <w:pPr>
               <w:spacing w:line="440" w:lineRule="exact"/>
-              <w:rPr>
-                <w:rFonts w:hint="eastAsia"/>
-              </w:rPr>
             </w:pPr>
           </w:p>
         </w:tc>
@@ -3474,6 +3466,7 @@
         <w:tc>
           <w:tcPr>
             <w:tcW w:w="846" w:type="dxa"/>
+            <w:vMerge/>
             <w:vAlign w:val="center"/>
           </w:tcPr>
           <w:p>
@@ -3486,6 +3479,7 @@
           <w:tcPr>
             <w:tcW w:w="425" w:type="dxa"/>
             <w:gridSpan w:val="2"/>
+            <w:vMerge/>
             <w:vAlign w:val="center"/>
           </w:tcPr>
           <w:p>
@@ -3503,9 +3497,6 @@
           <w:p>
             <w:pPr>
               <w:spacing w:line="440" w:lineRule="exact"/>
-              <w:rPr>
-                <w:rFonts w:hint="eastAsia"/>
-              </w:rPr>
             </w:pPr>
           </w:p>
         </w:tc>
@@ -3526,6 +3517,7 @@
         <w:tc>
           <w:tcPr>
             <w:tcW w:w="846" w:type="dxa"/>
+            <w:vMerge/>
             <w:vAlign w:val="center"/>
           </w:tcPr>
           <w:p>
@@ -3538,6 +3530,7 @@
           <w:tcPr>
             <w:tcW w:w="425" w:type="dxa"/>
             <w:gridSpan w:val="2"/>
+            <w:vMerge/>
             <w:vAlign w:val="center"/>
           </w:tcPr>
           <w:p>
@@ -3555,9 +3548,6 @@
           <w:p>
             <w:pPr>
               <w:spacing w:line="440" w:lineRule="exact"/>
-              <w:rPr>
-                <w:rFonts w:hint="eastAsia"/>
-              </w:rPr>
             </w:pPr>
           </w:p>
         </w:tc>
@@ -3578,6 +3568,7 @@
         <w:tc>
           <w:tcPr>
             <w:tcW w:w="846" w:type="dxa"/>
+            <w:vMerge/>
             <w:vAlign w:val="center"/>
           </w:tcPr>
           <w:p>
@@ -3590,6 +3581,7 @@
           <w:tcPr>
             <w:tcW w:w="425" w:type="dxa"/>
             <w:gridSpan w:val="2"/>
+            <w:vMerge/>
             <w:vAlign w:val="center"/>
           </w:tcPr>
           <w:p>
@@ -3607,9 +3599,6 @@
           <w:p>
             <w:pPr>
               <w:spacing w:line="440" w:lineRule="exact"/>
-              <w:rPr>
-                <w:rFonts w:hint="eastAsia"/>
-              </w:rPr>
             </w:pPr>
           </w:p>
         </w:tc>
@@ -3659,9 +3648,6 @@
           <w:p>
             <w:pPr>
               <w:spacing w:line="440" w:lineRule="exact"/>
-              <w:rPr>
-                <w:rFonts w:hint="eastAsia"/>
-              </w:rPr>
             </w:pPr>
           </w:p>
         </w:tc>
@@ -3711,9 +3697,6 @@
           <w:p>
             <w:pPr>
               <w:spacing w:line="440" w:lineRule="exact"/>
-              <w:rPr>
-                <w:rFonts w:hint="eastAsia"/>
-              </w:rPr>
             </w:pPr>
           </w:p>
         </w:tc>
@@ -3763,9 +3746,6 @@
           <w:p>
             <w:pPr>
               <w:spacing w:line="440" w:lineRule="exact"/>
-              <w:rPr>
-                <w:rFonts w:hint="eastAsia"/>
-              </w:rPr>
             </w:pPr>
           </w:p>
         </w:tc>
@@ -3815,9 +3795,6 @@
           <w:p>
             <w:pPr>
               <w:spacing w:line="440" w:lineRule="exact"/>
-              <w:rPr>
-                <w:rFonts w:hint="eastAsia"/>
-              </w:rPr>
             </w:pPr>
           </w:p>
         </w:tc>
@@ -3867,9 +3844,6 @@
           <w:p>
             <w:pPr>
               <w:spacing w:line="440" w:lineRule="exact"/>
-              <w:rPr>
-                <w:rFonts w:hint="eastAsia"/>
-              </w:rPr>
             </w:pPr>
           </w:p>
         </w:tc>
@@ -3919,9 +3893,6 @@
           <w:p>
             <w:pPr>
               <w:spacing w:line="440" w:lineRule="exact"/>
-              <w:rPr>
-                <w:rFonts w:hint="eastAsia"/>
-              </w:rPr>
             </w:pPr>
           </w:p>
         </w:tc>
@@ -3971,9 +3942,6 @@
           <w:p>
             <w:pPr>
               <w:spacing w:line="440" w:lineRule="exact"/>
-              <w:rPr>
-                <w:rFonts w:hint="eastAsia"/>
-              </w:rPr>
             </w:pPr>
           </w:p>
         </w:tc>
@@ -3991,13 +3959,7 @@
         </w:tc>
       </w:tr>
     </w:tbl>
-    <w:p>
-      <w:pPr>
-        <w:rPr>
-          <w:rFonts w:hint="eastAsia"/>
-        </w:rPr>
-      </w:pPr>
-    </w:p>
+    <w:p/>
     <w:sectPr>
       <w:pgSz w:w="11906" w:h="16838"/>
       <w:pgMar w:top="1440" w:right="1080" w:bottom="1440" w:left="1080" w:header="851" w:footer="992" w:gutter="0"/>
@@ -4744,6 +4706,7 @@
   <w:style w:type="character" w:default="1" w:styleId="a0">
     <w:name w:val="Default Paragraph Font"/>
     <w:uiPriority w:val="1"/>
+    <w:semiHidden/>
     <w:unhideWhenUsed/>
   </w:style>
   <w:style w:type="table" w:default="1" w:styleId="a1">

--- a/项目学习笔记.docx
+++ b/项目学习笔记.docx
@@ -268,15 +268,15 @@
         <w:tblLook w:val="04A0" w:firstRow="1" w:lastRow="0" w:firstColumn="1" w:lastColumn="0" w:noHBand="0" w:noVBand="1"/>
       </w:tblPr>
       <w:tblGrid>
-        <w:gridCol w:w="846"/>
-        <w:gridCol w:w="366"/>
-        <w:gridCol w:w="59"/>
-        <w:gridCol w:w="851"/>
-        <w:gridCol w:w="992"/>
-        <w:gridCol w:w="142"/>
-        <w:gridCol w:w="2835"/>
-        <w:gridCol w:w="850"/>
-        <w:gridCol w:w="2795"/>
+        <w:gridCol w:w="561"/>
+        <w:gridCol w:w="266"/>
+        <w:gridCol w:w="216"/>
+        <w:gridCol w:w="608"/>
+        <w:gridCol w:w="852"/>
+        <w:gridCol w:w="216"/>
+        <w:gridCol w:w="3258"/>
+        <w:gridCol w:w="987"/>
+        <w:gridCol w:w="2772"/>
       </w:tblGrid>
       <w:tr>
         <w:trPr>
@@ -882,6 +882,7 @@
               <w:rPr>
                 <w:rFonts w:hint="eastAsia"/>
               </w:rPr>
+              <w:lastRenderedPageBreak/>
               <w:t>学习计划</w:t>
             </w:r>
           </w:p>
@@ -908,6 +909,7 @@
                 <w:sz w:val="21"/>
                 <w:szCs w:val="21"/>
               </w:rPr>
+              <w:lastRenderedPageBreak/>
               <w:t>（请描述你为这个项目所设计的学习</w:t>
             </w:r>
             <w:r>
@@ -946,6 +948,7 @@
               <w:rPr>
                 <w:rFonts w:hint="eastAsia"/>
               </w:rPr>
+              <w:lastRenderedPageBreak/>
               <w:t>理想项目复</w:t>
             </w:r>
             <w:proofErr w:type="gramStart"/>
@@ -985,7 +988,6 @@
               <w:rPr>
                 <w:rFonts w:hint="eastAsia"/>
               </w:rPr>
-              <w:lastRenderedPageBreak/>
               <w:t>未学习：</w:t>
             </w:r>
             <w:proofErr w:type="spellStart"/>
@@ -1251,7 +1253,17 @@
                 <w:sz w:val="21"/>
                 <w:szCs w:val="21"/>
               </w:rPr>
-              <w:t>可根据实际学习情况增减问题列表</w:t>
+              <w:t>可根据实际学习情况</w:t>
+            </w:r>
+            <w:r>
+              <w:rPr>
+                <w:rFonts w:hint="eastAsia"/>
+                <w:color w:val="0070C0"/>
+                <w:sz w:val="21"/>
+                <w:szCs w:val="21"/>
+              </w:rPr>
+              <w:lastRenderedPageBreak/>
+              <w:t>增减问题列表</w:t>
             </w:r>
             <w:r>
               <w:rPr>
@@ -1285,6 +1297,7 @@
               <w:rPr>
                 <w:rFonts w:hint="eastAsia"/>
               </w:rPr>
+              <w:lastRenderedPageBreak/>
               <w:t>1</w:t>
             </w:r>
           </w:p>
@@ -2495,11 +2508,11 @@
               <w:t xml:space="preserve">proto </w:t>
             </w:r>
             <w:r>
-              <w:t>文件就像餐厅的菜单，定义了有哪些菜（函数）和每道菜的食材（数据结构）。厨房（服务端）负责做菜，顾</w:t>
+              <w:t>文件就像餐厅的菜单，定义了有哪些菜（函数）和每道菜的食材（数据结构）。厨房（服务端）负责做菜，顾客（客户</w:t>
             </w:r>
             <w:r>
               <w:lastRenderedPageBreak/>
-              <w:t>客（客户端）负责点菜，菜单本身不规定谁是厨房谁是顾客。</w:t>
+              <w:t>端）负责点菜，菜单本身不规定谁是厨房谁是顾客。</w:t>
             </w:r>
           </w:p>
         </w:tc>
@@ -3024,9 +3037,6 @@
           <w:p>
             <w:pPr>
               <w:spacing w:line="440" w:lineRule="exact"/>
-              <w:rPr>
-                <w:rFonts w:hint="eastAsia"/>
-              </w:rPr>
             </w:pPr>
           </w:p>
         </w:tc>
@@ -3396,6 +3406,12 @@
             <w:pPr>
               <w:spacing w:line="440" w:lineRule="exact"/>
             </w:pPr>
+            <w:r>
+              <w:rPr>
+                <w:rFonts w:hint="eastAsia"/>
+              </w:rPr>
+              <w:t>遇到的问题</w:t>
+            </w:r>
           </w:p>
         </w:tc>
         <w:tc>
@@ -3407,7 +3423,70 @@
           <w:p>
             <w:pPr>
               <w:spacing w:line="440" w:lineRule="exact"/>
-            </w:pPr>
+              <w:rPr>
+                <w:rFonts w:hint="eastAsia"/>
+              </w:rPr>
+            </w:pPr>
+            <w:r>
+              <w:t xml:space="preserve">Agent </w:t>
+            </w:r>
+            <w:r>
+              <w:t>采集完</w:t>
+            </w:r>
+            <w:proofErr w:type="spellStart"/>
+            <w:r>
+              <w:t>perf.data</w:t>
+            </w:r>
+            <w:proofErr w:type="spellEnd"/>
+            <w:r>
+              <w:t>后，需要把文件上传到</w:t>
+            </w:r>
+            <w:r>
+              <w:t xml:space="preserve"> </w:t>
+            </w:r>
+            <w:proofErr w:type="spellStart"/>
+            <w:r>
+              <w:t>MinIO</w:t>
+            </w:r>
+            <w:proofErr w:type="spellEnd"/>
+            <w:r>
+              <w:rPr>
+                <w:rFonts w:hint="eastAsia"/>
+              </w:rPr>
+              <w:t>。</w:t>
+            </w:r>
+            <w:r>
+              <w:rPr>
+                <w:rFonts w:hint="eastAsia"/>
+              </w:rPr>
+              <w:t>观察到</w:t>
+            </w:r>
+            <w:proofErr w:type="spellStart"/>
+            <w:r>
+              <w:rPr>
+                <w:rFonts w:hint="eastAsia"/>
+              </w:rPr>
+              <w:t>MinIO</w:t>
+            </w:r>
+            <w:proofErr w:type="spellEnd"/>
+            <w:r>
+              <w:rPr>
+                <w:rFonts w:hint="eastAsia"/>
+              </w:rPr>
+              <w:t>通过网络接受文件，必须要符合格式的</w:t>
+            </w:r>
+            <w:r>
+              <w:rPr>
+                <w:rFonts w:hint="eastAsia"/>
+              </w:rPr>
+              <w:t>http</w:t>
+            </w:r>
+            <w:r>
+              <w:rPr>
+                <w:rFonts w:hint="eastAsia"/>
+              </w:rPr>
+              <w:t>请求。而该请求包含防篡改的数字签名。如何实现签名逻辑？</w:t>
+            </w:r>
           </w:p>
         </w:tc>
       </w:tr>
@@ -3447,6 +3526,12 @@
             <w:pPr>
               <w:spacing w:line="440" w:lineRule="exact"/>
             </w:pPr>
+            <w:r>
+              <w:rPr>
+                <w:rFonts w:hint="eastAsia"/>
+              </w:rPr>
+              <w:t>自己的推理</w:t>
+            </w:r>
           </w:p>
         </w:tc>
         <w:tc>
@@ -3458,7 +3543,61 @@
           <w:p>
             <w:pPr>
               <w:spacing w:line="440" w:lineRule="exact"/>
-            </w:pPr>
+              <w:rPr>
+                <w:rFonts w:hint="eastAsia"/>
+              </w:rPr>
+            </w:pPr>
+            <w:r>
+              <w:rPr>
+                <w:rFonts w:hint="eastAsia"/>
+              </w:rPr>
+              <w:t>搜索了解</w:t>
+            </w:r>
+            <w:r>
+              <w:t>AWS S3</w:t>
+            </w:r>
+            <w:r>
+              <w:t>规定的</w:t>
+            </w:r>
+            <w:r>
+              <w:t>SigV4</w:t>
+            </w:r>
+            <w:r>
+              <w:t>算法</w:t>
+            </w:r>
+            <w:r>
+              <w:rPr>
+                <w:rFonts w:hint="eastAsia"/>
+              </w:rPr>
+              <w:t>。了解到实现完整的签名算法逻辑</w:t>
+            </w:r>
+            <w:r>
+              <w:rPr>
+                <w:rFonts w:hint="eastAsia"/>
+              </w:rPr>
+              <w:t>需要引入</w:t>
+            </w:r>
+            <w:r>
+              <w:t>S3 SDK</w:t>
+            </w:r>
+            <w:r>
+              <w:rPr>
+                <w:rFonts w:hint="eastAsia"/>
+              </w:rPr>
+              <w:t>库，需要自行编写</w:t>
+            </w:r>
+            <w:r>
+              <w:t xml:space="preserve">SigV4 </w:t>
+            </w:r>
+            <w:r>
+              <w:t>签名、连接池、错误重试</w:t>
+            </w:r>
+            <w:r>
+              <w:rPr>
+                <w:rFonts w:hint="eastAsia"/>
+              </w:rPr>
+              <w:t>等功能，同时需要配置环境。任务量较大且测试复杂性较高。舍弃此方法。</w:t>
+            </w:r>
           </w:p>
         </w:tc>
       </w:tr>
@@ -3498,6 +3637,12 @@
             <w:pPr>
               <w:spacing w:line="440" w:lineRule="exact"/>
             </w:pPr>
+            <w:r>
+              <w:rPr>
+                <w:rFonts w:hint="eastAsia"/>
+              </w:rPr>
+              <w:t>采取行动</w:t>
+            </w:r>
           </w:p>
         </w:tc>
         <w:tc>
@@ -3509,7 +3654,125 @@
           <w:p>
             <w:pPr>
               <w:spacing w:line="440" w:lineRule="exact"/>
-            </w:pPr>
+              <w:rPr>
+                <w:rFonts w:hint="eastAsia"/>
+              </w:rPr>
+            </w:pPr>
+            <w:r>
+              <w:rPr>
+                <w:rFonts w:hint="eastAsia"/>
+              </w:rPr>
+              <w:t>询问</w:t>
+            </w:r>
+            <w:r>
+              <w:rPr>
+                <w:rFonts w:hint="eastAsia"/>
+              </w:rPr>
+              <w:t>ai</w:t>
+            </w:r>
+            <w:r>
+              <w:rPr>
+                <w:rFonts w:hint="eastAsia"/>
+              </w:rPr>
+              <w:t>有无引入</w:t>
+            </w:r>
+            <w:r>
+              <w:t>S3 SDK</w:t>
+            </w:r>
+            <w:r>
+              <w:rPr>
+                <w:rFonts w:hint="eastAsia"/>
+              </w:rPr>
+              <w:t>库以外的方法。并询问其给出的方法好在哪？</w:t>
+            </w:r>
+            <w:r>
+              <w:rPr>
+                <w:rFonts w:hint="eastAsia"/>
+              </w:rPr>
+              <w:t>最后选择</w:t>
+            </w:r>
+            <w:r>
+              <w:t>通过</w:t>
+            </w:r>
+            <w:proofErr w:type="spellStart"/>
+            <w:r>
+              <w:t>fork+exec</w:t>
+            </w:r>
+            <w:proofErr w:type="spellEnd"/>
+            <w:r>
+              <w:t xml:space="preserve"> mc cp</w:t>
+            </w:r>
+            <w:r>
+              <w:t>上传</w:t>
+            </w:r>
+            <w:r>
+              <w:rPr>
+                <w:rFonts w:hint="eastAsia"/>
+              </w:rPr>
+              <w:t>。</w:t>
+            </w:r>
+            <w:r>
+              <w:t>原因：</w:t>
+            </w:r>
+            <w:proofErr w:type="spellStart"/>
+            <w:r>
+              <w:t>aws-sdk-cpp</w:t>
+            </w:r>
+            <w:proofErr w:type="spellEnd"/>
+            <w:r>
+              <w:t>的</w:t>
+            </w:r>
+            <w:proofErr w:type="spellStart"/>
+            <w:r>
+              <w:lastRenderedPageBreak/>
+              <w:t>cmake</w:t>
+            </w:r>
+            <w:proofErr w:type="spellEnd"/>
+            <w:r>
+              <w:t>集成在</w:t>
+            </w:r>
+            <w:r>
+              <w:t>Ubuntu apt</w:t>
+            </w:r>
+            <w:r>
+              <w:t>环境下存在类似</w:t>
+            </w:r>
+            <w:proofErr w:type="spellStart"/>
+            <w:r>
+              <w:t>gRPC</w:t>
+            </w:r>
+            <w:proofErr w:type="spellEnd"/>
+            <w:r>
+              <w:t>的</w:t>
+            </w:r>
+            <w:r>
+              <w:t>CONFIG</w:t>
+            </w:r>
+            <w:r>
+              <w:t>文件缺失问题，额外引入该依赖会显著增加构建复杂度。</w:t>
+            </w:r>
+            <w:r>
+              <w:t>mc</w:t>
+            </w:r>
+            <w:r>
+              <w:t>作为</w:t>
+            </w:r>
+            <w:proofErr w:type="spellStart"/>
+            <w:r>
+              <w:t>MinIO</w:t>
+            </w:r>
+            <w:proofErr w:type="spellEnd"/>
+            <w:r>
+              <w:t>官方工具行为稳定、可在命令行独立复现，代价仅为</w:t>
+            </w:r>
+            <w:proofErr w:type="spellStart"/>
+            <w:r>
+              <w:t>Dockerfile</w:t>
+            </w:r>
+            <w:proofErr w:type="spellEnd"/>
+            <w:r>
+              <w:t>中增加一行安装命令。</w:t>
+            </w:r>
           </w:p>
         </w:tc>
       </w:tr>
@@ -3548,7 +3811,22 @@
           <w:p>
             <w:pPr>
               <w:spacing w:line="440" w:lineRule="exact"/>
-            </w:pPr>
+              <w:rPr>
+                <w:rFonts w:hint="eastAsia"/>
+              </w:rPr>
+            </w:pPr>
+            <w:r>
+              <w:rPr>
+                <w:rFonts w:hint="eastAsia"/>
+              </w:rPr>
+              <w:t>AI</w:t>
+            </w:r>
+            <w:r>
+              <w:rPr>
+                <w:rFonts w:hint="eastAsia"/>
+              </w:rPr>
+              <w:t>的回答</w:t>
+            </w:r>
           </w:p>
         </w:tc>
         <w:tc>
@@ -3560,6 +3838,993 @@
           <w:p>
             <w:pPr>
               <w:spacing w:line="440" w:lineRule="exact"/>
+            </w:pPr>
+            <w:r>
+              <w:rPr>
+                <w:rFonts w:hint="eastAsia"/>
+              </w:rPr>
+              <w:t>Claude:</w:t>
+            </w:r>
+            <w:r>
+              <w:br/>
+            </w:r>
+            <w:r>
+              <w:rPr>
+                <w:rFonts w:hint="eastAsia"/>
+              </w:rPr>
+              <w:t>Q:</w:t>
+            </w:r>
+            <w:r>
+              <w:rPr>
+                <w:rFonts w:ascii="宋体" w:hAnsi="宋体" w:cs="宋体"/>
+                <w:kern w:val="0"/>
+              </w:rPr>
+              <w:t xml:space="preserve"> </w:t>
+            </w:r>
+            <w:r>
+              <w:rPr>
+                <w:rFonts w:ascii="宋体" w:hAnsi="宋体" w:cs="宋体" w:hint="eastAsia"/>
+                <w:kern w:val="0"/>
+              </w:rPr>
+              <w:t>引用-&gt;</w:t>
+            </w:r>
+            <w:r>
+              <w:t xml:space="preserve">C++ </w:t>
+            </w:r>
+            <w:r>
+              <w:t>端上传文件到</w:t>
+            </w:r>
+            <w:r>
+              <w:t xml:space="preserve"> </w:t>
+            </w:r>
+            <w:proofErr w:type="spellStart"/>
+            <w:r>
+              <w:t>MinIO</w:t>
+            </w:r>
+            <w:proofErr w:type="spellEnd"/>
+            <w:r>
+              <w:t>，有两种做法：</w:t>
+            </w:r>
+          </w:p>
+          <w:p>
+            <w:pPr>
+              <w:spacing w:line="440" w:lineRule="exact"/>
+            </w:pPr>
+            <w:r>
+              <w:t>用完整的</w:t>
+            </w:r>
+            <w:r>
+              <w:t xml:space="preserve"> S3 SDK</w:t>
+            </w:r>
+            <w:r>
+              <w:t>（如</w:t>
+            </w:r>
+            <w:r>
+              <w:t xml:space="preserve"> </w:t>
+            </w:r>
+            <w:proofErr w:type="spellStart"/>
+            <w:r>
+              <w:t>aws-sdk-cpp</w:t>
+            </w:r>
+            <w:proofErr w:type="spellEnd"/>
+            <w:r>
+              <w:t>）</w:t>
+            </w:r>
+            <w:r>
+              <w:t xml:space="preserve">—— </w:t>
+            </w:r>
+            <w:r>
+              <w:t>更</w:t>
+            </w:r>
+            <w:r>
+              <w:t>"</w:t>
+            </w:r>
+            <w:r>
+              <w:t>正规</w:t>
+            </w:r>
+            <w:r>
+              <w:t>"</w:t>
+            </w:r>
+            <w:r>
+              <w:t>，但库很重，编译慢，签名认证逻辑复杂</w:t>
+            </w:r>
+            <w:r>
+              <w:t xml:space="preserve"> </w:t>
+            </w:r>
+            <w:proofErr w:type="spellStart"/>
+            <w:r>
+              <w:t>fork+exec</w:t>
+            </w:r>
+            <w:proofErr w:type="spellEnd"/>
+            <w:r>
+              <w:t xml:space="preserve"> </w:t>
+            </w:r>
+            <w:r>
+              <w:t>调用</w:t>
+            </w:r>
+            <w:r>
+              <w:t xml:space="preserve"> mc cp </w:t>
+            </w:r>
+            <w:r>
+              <w:t>命令行工具上传</w:t>
+            </w:r>
+            <w:r>
+              <w:t>——</w:t>
+            </w:r>
+            <w:r>
+              <w:t>更简单，复用</w:t>
+            </w:r>
+            <w:r>
+              <w:t xml:space="preserve"> Day3 </w:t>
+            </w:r>
+            <w:r>
+              <w:t>已经验证过的</w:t>
+            </w:r>
+            <w:r>
+              <w:t>"</w:t>
+            </w:r>
+            <w:r>
+              <w:t>封装外部命令</w:t>
+            </w:r>
+            <w:r>
+              <w:t>"</w:t>
+            </w:r>
+            <w:r>
+              <w:t>模式，</w:t>
+            </w:r>
+            <w:r>
+              <w:t>7</w:t>
+            </w:r>
+            <w:r>
+              <w:t>天项目里更现实</w:t>
+            </w:r>
+          </w:p>
+          <w:p>
+            <w:pPr>
+              <w:spacing w:line="440" w:lineRule="exact"/>
+            </w:pPr>
+            <w:r>
+              <w:t>你如何证明你给的方案就是好的？为什么上传文件需要这两个方案二选</w:t>
+            </w:r>
+            <w:proofErr w:type="gramStart"/>
+            <w:r>
+              <w:t>一</w:t>
+            </w:r>
+            <w:proofErr w:type="gramEnd"/>
+            <w:r>
+              <w:t>？</w:t>
+            </w:r>
+            <w:r>
+              <w:t xml:space="preserve"> </w:t>
+            </w:r>
+          </w:p>
+          <w:p>
+            <w:pPr>
+              <w:spacing w:line="440" w:lineRule="exact"/>
+            </w:pPr>
+            <w:r>
+              <w:rPr>
+                <w:rFonts w:hint="eastAsia"/>
+              </w:rPr>
+              <w:t>A(</w:t>
+            </w:r>
+            <w:r>
+              <w:rPr>
+                <w:rFonts w:hint="eastAsia"/>
+              </w:rPr>
+              <w:t>核心回答</w:t>
+            </w:r>
+            <w:r>
+              <w:rPr>
+                <w:rFonts w:hint="eastAsia"/>
+              </w:rPr>
+              <w:t>):</w:t>
+            </w:r>
+          </w:p>
+          <w:p>
+            <w:pPr>
+              <w:spacing w:line="440" w:lineRule="exact"/>
+            </w:pPr>
+            <w:r>
+              <w:t>两个方案在做什么</w:t>
+            </w:r>
+          </w:p>
+          <w:p>
+            <w:pPr>
+              <w:spacing w:line="440" w:lineRule="exact"/>
+            </w:pPr>
+            <w:r>
+              <w:t>你的</w:t>
+            </w:r>
+            <w:r>
+              <w:t xml:space="preserve"> C++ </w:t>
+            </w:r>
+            <w:r>
+              <w:t>程序</w:t>
+            </w:r>
+            <w:r>
+              <w:t xml:space="preserve"> ──→ </w:t>
+            </w:r>
+            <w:proofErr w:type="spellStart"/>
+            <w:r>
+              <w:t>MinIO</w:t>
+            </w:r>
+            <w:proofErr w:type="spellEnd"/>
+          </w:p>
+          <w:p>
+            <w:pPr>
+              <w:spacing w:line="440" w:lineRule="exact"/>
+            </w:pPr>
+            <w:r>
+              <w:t>方案</w:t>
+            </w:r>
+            <w:r>
+              <w:t xml:space="preserve"> A</w:t>
+            </w:r>
+            <w:r>
+              <w:t>（</w:t>
+            </w:r>
+            <w:r>
+              <w:t>S3 SDK</w:t>
+            </w:r>
+            <w:r>
+              <w:t>）：雇一个专职的</w:t>
+            </w:r>
+            <w:r>
+              <w:t>"</w:t>
+            </w:r>
+            <w:r>
+              <w:t>快递员</w:t>
+            </w:r>
+            <w:r>
+              <w:t>"</w:t>
+            </w:r>
+            <w:r>
+              <w:t>（</w:t>
+            </w:r>
+            <w:r>
+              <w:t xml:space="preserve">C++ </w:t>
+            </w:r>
+            <w:r>
+              <w:t>库）常驻在你的程序里</w:t>
+            </w:r>
+          </w:p>
+          <w:p>
+            <w:pPr>
+              <w:spacing w:line="440" w:lineRule="exact"/>
+            </w:pPr>
+            <w:r>
+              <w:t>你的程序</w:t>
+            </w:r>
+            <w:r>
+              <w:t xml:space="preserve"> → [</w:t>
+            </w:r>
+            <w:proofErr w:type="spellStart"/>
+            <w:r>
+              <w:t>aws-sdk-cpp</w:t>
+            </w:r>
+            <w:proofErr w:type="spellEnd"/>
+            <w:r>
+              <w:t xml:space="preserve"> </w:t>
+            </w:r>
+            <w:r>
+              <w:t>在程序内部</w:t>
+            </w:r>
+            <w:r>
+              <w:t xml:space="preserve">] → </w:t>
+            </w:r>
+            <w:proofErr w:type="spellStart"/>
+            <w:r>
+              <w:t>MinIO</w:t>
+            </w:r>
+            <w:proofErr w:type="spellEnd"/>
+          </w:p>
+          <w:p>
+            <w:pPr>
+              <w:spacing w:line="440" w:lineRule="exact"/>
+            </w:pPr>
+            <w:r>
+              <w:t>方案</w:t>
+            </w:r>
+            <w:r>
+              <w:t xml:space="preserve"> B</w:t>
+            </w:r>
+            <w:r>
+              <w:t>（</w:t>
+            </w:r>
+            <w:r>
+              <w:t>mc cp</w:t>
+            </w:r>
+            <w:r>
+              <w:t>）：每次要寄快递时，临时叫一个外卖小哥（</w:t>
+            </w:r>
+            <w:r>
+              <w:t xml:space="preserve">mc </w:t>
+            </w:r>
+            <w:r>
+              <w:t>程序）来跑一趟</w:t>
+            </w:r>
+          </w:p>
+          <w:p>
+            <w:pPr>
+              <w:spacing w:line="440" w:lineRule="exact"/>
+            </w:pPr>
+            <w:r>
+              <w:t>你的程序</w:t>
+            </w:r>
+            <w:r>
+              <w:t xml:space="preserve"> → fork </w:t>
+            </w:r>
+            <w:r>
+              <w:t>出</w:t>
+            </w:r>
+            <w:r>
+              <w:t xml:space="preserve"> mc </w:t>
+            </w:r>
+            <w:r>
+              <w:t>进程</w:t>
+            </w:r>
+            <w:r>
+              <w:t xml:space="preserve"> → mc </w:t>
+            </w:r>
+            <w:r>
+              <w:t>帮你签名上传</w:t>
+            </w:r>
+            <w:r>
+              <w:t xml:space="preserve"> → </w:t>
+            </w:r>
+            <w:proofErr w:type="spellStart"/>
+            <w:r>
+              <w:t>MinIO</w:t>
+            </w:r>
+            <w:proofErr w:type="spellEnd"/>
+          </w:p>
+          <w:p>
+            <w:pPr>
+              <w:spacing w:line="440" w:lineRule="exact"/>
+            </w:pPr>
+            <w:r>
+              <w:t>你的程序</w:t>
+            </w:r>
+            <w:r>
+              <w:t xml:space="preserve"> </w:t>
+            </w:r>
+            <w:r>
+              <w:t>等</w:t>
+            </w:r>
+            <w:r>
+              <w:t xml:space="preserve"> mc </w:t>
+            </w:r>
+            <w:r>
+              <w:t>跑完</w:t>
+            </w:r>
+            <w:r>
+              <w:t xml:space="preserve"> → </w:t>
+            </w:r>
+            <w:r>
+              <w:t>继续</w:t>
+            </w:r>
+          </w:p>
+          <w:p>
+            <w:pPr>
+              <w:spacing w:line="440" w:lineRule="exact"/>
+            </w:pPr>
+            <w:r>
+              <w:pict w14:anchorId="78A00884">
+                <v:rect id="_x0000_i1025" style="width:259.75pt;height:1.4pt" o:hrpct="533" o:hralign="center" o:hrstd="t" o:hr="t" fillcolor="#a0a0a0" stroked="f"/>
+              </w:pict>
+            </w:r>
+          </w:p>
+          <w:p>
+            <w:pPr>
+              <w:spacing w:line="440" w:lineRule="exact"/>
+            </w:pPr>
+            <w:r>
+              <w:t>怎么证明方案</w:t>
+            </w:r>
+            <w:r>
+              <w:t xml:space="preserve"> B </w:t>
+            </w:r>
+            <w:r>
+              <w:t>在这里是好的</w:t>
+            </w:r>
+          </w:p>
+          <w:p>
+            <w:pPr>
+              <w:spacing w:line="440" w:lineRule="exact"/>
+            </w:pPr>
+            <w:r>
+              <w:t>我没法证明它在所有场景都好，但可以说清楚它在这个具体场景下合适：</w:t>
+            </w:r>
+          </w:p>
+          <w:tbl>
+            <w:tblPr>
+              <w:tblW w:w="8130" w:type="dxa"/>
+              <w:tblCellSpacing w:w="15" w:type="dxa"/>
+              <w:tblCellMar>
+                <w:left w:w="0" w:type="dxa"/>
+                <w:right w:w="0" w:type="dxa"/>
+              </w:tblCellMar>
+              <w:tblLook w:val="04A0" w:firstRow="1" w:lastRow="0" w:firstColumn="1" w:lastColumn="0" w:noHBand="0" w:noVBand="1"/>
+            </w:tblPr>
+            <w:tblGrid>
+              <w:gridCol w:w="2054"/>
+              <w:gridCol w:w="3193"/>
+              <w:gridCol w:w="2883"/>
+            </w:tblGrid>
+            <w:tr>
+              <w:trPr>
+                <w:tblHeader/>
+                <w:tblCellSpacing w:w="15" w:type="dxa"/>
+              </w:trPr>
+              <w:tc>
+                <w:tcPr>
+                  <w:tcW w:w="0" w:type="auto"/>
+                  <w:noWrap/>
+                  <w:tcMar>
+                    <w:top w:w="90" w:type="dxa"/>
+                    <w:left w:w="90" w:type="dxa"/>
+                    <w:bottom w:w="90" w:type="dxa"/>
+                    <w:right w:w="90" w:type="dxa"/>
+                  </w:tcMar>
+                  <w:hideMark/>
+                </w:tcPr>
+                <w:p>
+                  <w:pPr>
+                    <w:spacing w:line="440" w:lineRule="exact"/>
+                  </w:pPr>
+                  <w:r>
+                    <w:t>问题</w:t>
+                  </w:r>
+                </w:p>
+              </w:tc>
+              <w:tc>
+                <w:tcPr>
+                  <w:tcW w:w="0" w:type="auto"/>
+                  <w:noWrap/>
+                  <w:tcMar>
+                    <w:top w:w="90" w:type="dxa"/>
+                    <w:left w:w="90" w:type="dxa"/>
+                    <w:bottom w:w="90" w:type="dxa"/>
+                    <w:right w:w="90" w:type="dxa"/>
+                  </w:tcMar>
+                  <w:hideMark/>
+                </w:tcPr>
+                <w:p>
+                  <w:pPr>
+                    <w:spacing w:line="440" w:lineRule="exact"/>
+                  </w:pPr>
+                  <w:r>
+                    <w:t>方案</w:t>
+                  </w:r>
+                  <w:r>
+                    <w:t xml:space="preserve"> A </w:t>
+                  </w:r>
+                  <w:r>
+                    <w:t>的代价</w:t>
+                  </w:r>
+                </w:p>
+              </w:tc>
+              <w:tc>
+                <w:tcPr>
+                  <w:tcW w:w="0" w:type="auto"/>
+                  <w:noWrap/>
+                  <w:tcMar>
+                    <w:top w:w="90" w:type="dxa"/>
+                    <w:left w:w="90" w:type="dxa"/>
+                    <w:bottom w:w="90" w:type="dxa"/>
+                    <w:right w:w="90" w:type="dxa"/>
+                  </w:tcMar>
+                  <w:hideMark/>
+                </w:tcPr>
+                <w:p>
+                  <w:pPr>
+                    <w:spacing w:line="440" w:lineRule="exact"/>
+                  </w:pPr>
+                  <w:r>
+                    <w:t>方案</w:t>
+                  </w:r>
+                  <w:r>
+                    <w:t xml:space="preserve"> B </w:t>
+                  </w:r>
+                  <w:r>
+                    <w:t>的代价</w:t>
+                  </w:r>
+                </w:p>
+              </w:tc>
+            </w:tr>
+            <w:tr>
+              <w:trPr>
+                <w:tblCellSpacing w:w="15" w:type="dxa"/>
+              </w:trPr>
+              <w:tc>
+                <w:tcPr>
+                  <w:tcW w:w="0" w:type="auto"/>
+                  <w:tcMar>
+                    <w:top w:w="90" w:type="dxa"/>
+                    <w:left w:w="90" w:type="dxa"/>
+                    <w:bottom w:w="90" w:type="dxa"/>
+                    <w:right w:w="90" w:type="dxa"/>
+                  </w:tcMar>
+                  <w:hideMark/>
+                </w:tcPr>
+                <w:p>
+                  <w:pPr>
+                    <w:spacing w:line="440" w:lineRule="exact"/>
+                  </w:pPr>
+                  <w:r>
+                    <w:t>要不要自己写签名</w:t>
+                  </w:r>
+                </w:p>
+              </w:tc>
+              <w:tc>
+                <w:tcPr>
+                  <w:tcW w:w="0" w:type="auto"/>
+                  <w:tcMar>
+                    <w:top w:w="90" w:type="dxa"/>
+                    <w:left w:w="90" w:type="dxa"/>
+                    <w:bottom w:w="90" w:type="dxa"/>
+                    <w:right w:w="90" w:type="dxa"/>
+                  </w:tcMar>
+                  <w:hideMark/>
+                </w:tcPr>
+                <w:p>
+                  <w:pPr>
+                    <w:spacing w:line="440" w:lineRule="exact"/>
+                  </w:pPr>
+                  <w:r>
+                    <w:t>不用，</w:t>
+                  </w:r>
+                  <w:r>
+                    <w:t xml:space="preserve">SDK </w:t>
+                  </w:r>
+                  <w:r>
+                    <w:t>封装好了</w:t>
+                  </w:r>
+                </w:p>
+              </w:tc>
+              <w:tc>
+                <w:tcPr>
+                  <w:tcW w:w="0" w:type="auto"/>
+                  <w:tcMar>
+                    <w:top w:w="90" w:type="dxa"/>
+                    <w:left w:w="90" w:type="dxa"/>
+                    <w:bottom w:w="90" w:type="dxa"/>
+                    <w:right w:w="90" w:type="dxa"/>
+                  </w:tcMar>
+                  <w:hideMark/>
+                </w:tcPr>
+                <w:p>
+                  <w:pPr>
+                    <w:spacing w:line="440" w:lineRule="exact"/>
+                  </w:pPr>
+                  <w:r>
+                    <w:t>不用，</w:t>
+                  </w:r>
+                  <w:r>
+                    <w:t xml:space="preserve">mc </w:t>
+                  </w:r>
+                  <w:r>
+                    <w:t>封装好了</w:t>
+                  </w:r>
+                </w:p>
+              </w:tc>
+            </w:tr>
+            <w:tr>
+              <w:trPr>
+                <w:tblCellSpacing w:w="15" w:type="dxa"/>
+              </w:trPr>
+              <w:tc>
+                <w:tcPr>
+                  <w:tcW w:w="0" w:type="auto"/>
+                  <w:tcMar>
+                    <w:top w:w="90" w:type="dxa"/>
+                    <w:left w:w="90" w:type="dxa"/>
+                    <w:bottom w:w="90" w:type="dxa"/>
+                    <w:right w:w="90" w:type="dxa"/>
+                  </w:tcMar>
+                  <w:hideMark/>
+                </w:tcPr>
+                <w:p>
+                  <w:pPr>
+                    <w:spacing w:line="440" w:lineRule="exact"/>
+                  </w:pPr>
+                  <w:r>
+                    <w:t>编译时间</w:t>
+                  </w:r>
+                </w:p>
+              </w:tc>
+              <w:tc>
+                <w:tcPr>
+                  <w:tcW w:w="0" w:type="auto"/>
+                  <w:tcMar>
+                    <w:top w:w="90" w:type="dxa"/>
+                    <w:left w:w="90" w:type="dxa"/>
+                    <w:bottom w:w="90" w:type="dxa"/>
+                    <w:right w:w="90" w:type="dxa"/>
+                  </w:tcMar>
+                  <w:hideMark/>
+                </w:tcPr>
+                <w:p>
+                  <w:pPr>
+                    <w:spacing w:line="440" w:lineRule="exact"/>
+                  </w:pPr>
+                  <w:proofErr w:type="spellStart"/>
+                  <w:r>
+                    <w:t>aws-sdk-cpp</w:t>
+                  </w:r>
+                  <w:proofErr w:type="spellEnd"/>
+                  <w:r>
+                    <w:t xml:space="preserve"> </w:t>
+                  </w:r>
+                  <w:r>
+                    <w:t>编译</w:t>
+                  </w:r>
+                  <w:proofErr w:type="gramStart"/>
+                  <w:r>
+                    <w:t>一</w:t>
+                  </w:r>
+                  <w:proofErr w:type="gramEnd"/>
+                  <w:r>
+                    <w:t>次要</w:t>
+                  </w:r>
+                  <w:r>
+                    <w:t xml:space="preserve"> 20-</w:t>
+                  </w:r>
+                  <w:r>
+                    <w:lastRenderedPageBreak/>
+                    <w:t xml:space="preserve">40 </w:t>
+                  </w:r>
+                  <w:r>
+                    <w:t>分钟</w:t>
+                  </w:r>
+                </w:p>
+              </w:tc>
+              <w:tc>
+                <w:tcPr>
+                  <w:tcW w:w="0" w:type="auto"/>
+                  <w:tcMar>
+                    <w:top w:w="90" w:type="dxa"/>
+                    <w:left w:w="90" w:type="dxa"/>
+                    <w:bottom w:w="90" w:type="dxa"/>
+                    <w:right w:w="90" w:type="dxa"/>
+                  </w:tcMar>
+                  <w:hideMark/>
+                </w:tcPr>
+                <w:p>
+                  <w:pPr>
+                    <w:spacing w:line="440" w:lineRule="exact"/>
+                  </w:pPr>
+                  <w:r>
+                    <w:lastRenderedPageBreak/>
+                    <w:t xml:space="preserve">mc </w:t>
+                  </w:r>
+                  <w:r>
+                    <w:t>是预编译二进制，下</w:t>
+                  </w:r>
+                  <w:r>
+                    <w:lastRenderedPageBreak/>
+                    <w:t>载即用</w:t>
+                  </w:r>
+                </w:p>
+              </w:tc>
+            </w:tr>
+            <w:tr>
+              <w:trPr>
+                <w:tblCellSpacing w:w="15" w:type="dxa"/>
+              </w:trPr>
+              <w:tc>
+                <w:tcPr>
+                  <w:tcW w:w="0" w:type="auto"/>
+                  <w:tcMar>
+                    <w:top w:w="90" w:type="dxa"/>
+                    <w:left w:w="90" w:type="dxa"/>
+                    <w:bottom w:w="90" w:type="dxa"/>
+                    <w:right w:w="90" w:type="dxa"/>
+                  </w:tcMar>
+                  <w:hideMark/>
+                </w:tcPr>
+                <w:p>
+                  <w:pPr>
+                    <w:spacing w:line="440" w:lineRule="exact"/>
+                  </w:pPr>
+                  <w:r>
+                    <w:lastRenderedPageBreak/>
+                    <w:t>出错了怎么排查</w:t>
+                  </w:r>
+                </w:p>
+              </w:tc>
+              <w:tc>
+                <w:tcPr>
+                  <w:tcW w:w="0" w:type="auto"/>
+                  <w:tcMar>
+                    <w:top w:w="90" w:type="dxa"/>
+                    <w:left w:w="90" w:type="dxa"/>
+                    <w:bottom w:w="90" w:type="dxa"/>
+                    <w:right w:w="90" w:type="dxa"/>
+                  </w:tcMar>
+                  <w:hideMark/>
+                </w:tcPr>
+                <w:p>
+                  <w:pPr>
+                    <w:spacing w:line="440" w:lineRule="exact"/>
+                  </w:pPr>
+                  <w:r>
+                    <w:t>得在</w:t>
+                  </w:r>
+                  <w:r>
+                    <w:t xml:space="preserve"> C++ </w:t>
+                  </w:r>
+                  <w:r>
+                    <w:t>代码里加日志</w:t>
+                  </w:r>
+                </w:p>
+              </w:tc>
+              <w:tc>
+                <w:tcPr>
+                  <w:tcW w:w="0" w:type="auto"/>
+                  <w:tcMar>
+                    <w:top w:w="90" w:type="dxa"/>
+                    <w:left w:w="90" w:type="dxa"/>
+                    <w:bottom w:w="90" w:type="dxa"/>
+                    <w:right w:w="90" w:type="dxa"/>
+                  </w:tcMar>
+                  <w:hideMark/>
+                </w:tcPr>
+                <w:p>
+                  <w:pPr>
+                    <w:spacing w:line="440" w:lineRule="exact"/>
+                  </w:pPr>
+                  <w:r>
+                    <w:t>直接在终端手动跑</w:t>
+                  </w:r>
+                  <w:r>
+                    <w:t> mc cp </w:t>
+                  </w:r>
+                  <w:r>
+                    <w:t>复现</w:t>
+                  </w:r>
+                </w:p>
+              </w:tc>
+            </w:tr>
+            <w:tr>
+              <w:trPr>
+                <w:tblCellSpacing w:w="15" w:type="dxa"/>
+              </w:trPr>
+              <w:tc>
+                <w:tcPr>
+                  <w:tcW w:w="0" w:type="auto"/>
+                  <w:tcMar>
+                    <w:top w:w="90" w:type="dxa"/>
+                    <w:left w:w="90" w:type="dxa"/>
+                    <w:bottom w:w="90" w:type="dxa"/>
+                    <w:right w:w="90" w:type="dxa"/>
+                  </w:tcMar>
+                  <w:hideMark/>
+                </w:tcPr>
+                <w:p>
+                  <w:pPr>
+                    <w:spacing w:line="440" w:lineRule="exact"/>
+                  </w:pPr>
+                  <w:r>
+                    <w:t>上</w:t>
+                  </w:r>
+                  <w:proofErr w:type="gramStart"/>
+                  <w:r>
+                    <w:t>传失败</w:t>
+                  </w:r>
+                  <w:proofErr w:type="gramEnd"/>
+                  <w:r>
+                    <w:t>能不能手动测试</w:t>
+                  </w:r>
+                </w:p>
+              </w:tc>
+              <w:tc>
+                <w:tcPr>
+                  <w:tcW w:w="0" w:type="auto"/>
+                  <w:tcMar>
+                    <w:top w:w="90" w:type="dxa"/>
+                    <w:left w:w="90" w:type="dxa"/>
+                    <w:bottom w:w="90" w:type="dxa"/>
+                    <w:right w:w="90" w:type="dxa"/>
+                  </w:tcMar>
+                  <w:hideMark/>
+                </w:tcPr>
+                <w:p>
+                  <w:pPr>
+                    <w:spacing w:line="440" w:lineRule="exact"/>
+                  </w:pPr>
+                  <w:r>
+                    <w:t>不行，得改代码重编译</w:t>
+                  </w:r>
+                </w:p>
+              </w:tc>
+              <w:tc>
+                <w:tcPr>
+                  <w:tcW w:w="0" w:type="auto"/>
+                  <w:tcMar>
+                    <w:top w:w="90" w:type="dxa"/>
+                    <w:left w:w="90" w:type="dxa"/>
+                    <w:bottom w:w="90" w:type="dxa"/>
+                    <w:right w:w="90" w:type="dxa"/>
+                  </w:tcMar>
+                  <w:hideMark/>
+                </w:tcPr>
+                <w:p>
+                  <w:pPr>
+                    <w:spacing w:line="440" w:lineRule="exact"/>
+                  </w:pPr>
+                  <w:r>
+                    <w:t>可以，命令行直接试</w:t>
+                  </w:r>
+                </w:p>
+              </w:tc>
+            </w:tr>
+            <w:tr>
+              <w:trPr>
+                <w:tblCellSpacing w:w="15" w:type="dxa"/>
+              </w:trPr>
+              <w:tc>
+                <w:tcPr>
+                  <w:tcW w:w="0" w:type="auto"/>
+                  <w:tcMar>
+                    <w:top w:w="90" w:type="dxa"/>
+                    <w:left w:w="90" w:type="dxa"/>
+                    <w:bottom w:w="90" w:type="dxa"/>
+                    <w:right w:w="90" w:type="dxa"/>
+                  </w:tcMar>
+                  <w:hideMark/>
+                </w:tcPr>
+                <w:p>
+                  <w:pPr>
+                    <w:spacing w:line="440" w:lineRule="exact"/>
+                  </w:pPr>
+                  <w:r>
+                    <w:t>7</w:t>
+                  </w:r>
+                  <w:r>
+                    <w:t>天</w:t>
+                  </w:r>
+                  <w:proofErr w:type="gramStart"/>
+                  <w:r>
+                    <w:t>项目里值不值</w:t>
+                  </w:r>
+                  <w:proofErr w:type="gramEnd"/>
+                </w:p>
+              </w:tc>
+              <w:tc>
+                <w:tcPr>
+                  <w:tcW w:w="0" w:type="auto"/>
+                  <w:tcMar>
+                    <w:top w:w="90" w:type="dxa"/>
+                    <w:left w:w="90" w:type="dxa"/>
+                    <w:bottom w:w="90" w:type="dxa"/>
+                    <w:right w:w="90" w:type="dxa"/>
+                  </w:tcMar>
+                  <w:hideMark/>
+                </w:tcPr>
+                <w:p>
+                  <w:pPr>
+                    <w:spacing w:line="440" w:lineRule="exact"/>
+                  </w:pPr>
+                  <w:r>
+                    <w:t>花</w:t>
+                  </w:r>
+                  <w:r>
+                    <w:t>2</w:t>
+                  </w:r>
+                  <w:r>
+                    <w:t>天配环境，剩</w:t>
+                  </w:r>
+                  <w:r>
+                    <w:t>5</w:t>
+                  </w:r>
+                  <w:r>
+                    <w:t>天写功能</w:t>
+                  </w:r>
+                </w:p>
+              </w:tc>
+              <w:tc>
+                <w:tcPr>
+                  <w:tcW w:w="0" w:type="auto"/>
+                  <w:tcMar>
+                    <w:top w:w="90" w:type="dxa"/>
+                    <w:left w:w="90" w:type="dxa"/>
+                    <w:bottom w:w="90" w:type="dxa"/>
+                    <w:right w:w="90" w:type="dxa"/>
+                  </w:tcMar>
+                  <w:hideMark/>
+                </w:tcPr>
+                <w:p>
+                  <w:pPr>
+                    <w:spacing w:line="440" w:lineRule="exact"/>
+                  </w:pPr>
+                  <w:r>
+                    <w:t>花</w:t>
+                  </w:r>
+                  <w:r>
+                    <w:t>20</w:t>
+                  </w:r>
+                  <w:r>
+                    <w:t>分钟，</w:t>
+                  </w:r>
+                  <w:proofErr w:type="gramStart"/>
+                  <w:r>
+                    <w:t>剩更多</w:t>
+                  </w:r>
+                  <w:proofErr w:type="gramEnd"/>
+                  <w:r>
+                    <w:t>时间</w:t>
+                  </w:r>
+                </w:p>
+              </w:tc>
+            </w:tr>
+          </w:tbl>
+          <w:p>
+            <w:pPr>
+              <w:spacing w:line="440" w:lineRule="exact"/>
+            </w:pPr>
+            <w:r>
+              <w:t>"</w:t>
+            </w:r>
+            <w:r>
+              <w:t>好</w:t>
+            </w:r>
+            <w:r>
+              <w:t>"</w:t>
+            </w:r>
+            <w:r>
+              <w:t>不是绝对的，是相对于约束条件的。</w:t>
+            </w:r>
+            <w:r>
+              <w:t> </w:t>
+            </w:r>
+            <w:r>
+              <w:t>如果是一个生产环境的高并发系统，方案</w:t>
+            </w:r>
+            <w:r>
+              <w:t xml:space="preserve"> A </w:t>
+            </w:r>
+            <w:r>
+              <w:t>更合适（每次</w:t>
+            </w:r>
+            <w:r>
+              <w:t xml:space="preserve"> fork </w:t>
+            </w:r>
+            <w:r>
+              <w:t>进程有开销）。但在</w:t>
+            </w:r>
+            <w:r>
+              <w:t xml:space="preserve"> 7 </w:t>
+            </w:r>
+            <w:r>
+              <w:t>天</w:t>
+            </w:r>
+            <w:r>
+              <w:t xml:space="preserve"> MVP </w:t>
+            </w:r>
+            <w:r>
+              <w:t>里，能跑通比</w:t>
+            </w:r>
+            <w:r>
+              <w:t>"</w:t>
+            </w:r>
+            <w:r>
+              <w:t>架构优雅</w:t>
+            </w:r>
+            <w:r>
+              <w:t>"</w:t>
+            </w:r>
+            <w:r>
+              <w:t>更重要。</w:t>
+            </w:r>
+          </w:p>
+          <w:p>
+            <w:pPr>
+              <w:spacing w:line="440" w:lineRule="exact"/>
+              <w:rPr>
+                <w:rFonts w:hint="eastAsia"/>
+              </w:rPr>
             </w:pPr>
           </w:p>
         </w:tc>
@@ -3600,6 +4865,12 @@
             <w:pPr>
               <w:spacing w:line="440" w:lineRule="exact"/>
             </w:pPr>
+            <w:r>
+              <w:rPr>
+                <w:rFonts w:hint="eastAsia"/>
+              </w:rPr>
+              <w:t>对导师的提问</w:t>
+            </w:r>
           </w:p>
         </w:tc>
         <w:tc>
@@ -3611,7 +4882,34 @@
           <w:p>
             <w:pPr>
               <w:spacing w:line="440" w:lineRule="exact"/>
-            </w:pPr>
+              <w:rPr>
+                <w:rFonts w:hint="eastAsia"/>
+              </w:rPr>
+            </w:pPr>
+            <w:r>
+              <w:rPr>
+                <w:rFonts w:hint="eastAsia"/>
+              </w:rPr>
+              <w:t>当前使用的是调用</w:t>
+            </w:r>
+            <w:r>
+              <w:rPr>
+                <w:rFonts w:hint="eastAsia"/>
+              </w:rPr>
+              <w:t>mc</w:t>
+            </w:r>
+            <w:r>
+              <w:rPr>
+                <w:rFonts w:hint="eastAsia"/>
+              </w:rPr>
+              <w:t>启动进程上传文件，每上传一个文件就要启动一个进程，这会大大增加性能开销。请问在实际生产中，这两个方案哪一个更合适？还是说有别的方案？</w:t>
+            </w:r>
+            <w:r>
+              <w:rPr>
+                <w:rFonts w:hint="eastAsia"/>
+              </w:rPr>
+              <w:t xml:space="preserve"> </w:t>
+            </w:r>
           </w:p>
         </w:tc>
       </w:tr>
@@ -3619,6 +4917,7 @@
         <w:tc>
           <w:tcPr>
             <w:tcW w:w="846" w:type="dxa"/>
+            <w:vMerge w:val="restart"/>
             <w:vAlign w:val="center"/>
           </w:tcPr>
           <w:p>
@@ -3631,12 +4930,19 @@
           <w:tcPr>
             <w:tcW w:w="425" w:type="dxa"/>
             <w:gridSpan w:val="2"/>
-            <w:vAlign w:val="center"/>
-          </w:tcPr>
-          <w:p>
-            <w:pPr>
-              <w:spacing w:line="440" w:lineRule="exact"/>
-            </w:pPr>
+            <w:vMerge w:val="restart"/>
+            <w:vAlign w:val="center"/>
+          </w:tcPr>
+          <w:p>
+            <w:pPr>
+              <w:spacing w:line="440" w:lineRule="exact"/>
+            </w:pPr>
+            <w:r>
+              <w:rPr>
+                <w:rFonts w:hint="eastAsia"/>
+              </w:rPr>
+              <w:t>5</w:t>
+            </w:r>
           </w:p>
         </w:tc>
         <w:tc>
@@ -3668,6 +4974,7 @@
         <w:tc>
           <w:tcPr>
             <w:tcW w:w="846" w:type="dxa"/>
+            <w:vMerge/>
             <w:vAlign w:val="center"/>
           </w:tcPr>
           <w:p>
@@ -3680,6 +4987,7 @@
           <w:tcPr>
             <w:tcW w:w="425" w:type="dxa"/>
             <w:gridSpan w:val="2"/>
+            <w:vMerge/>
             <w:vAlign w:val="center"/>
           </w:tcPr>
           <w:p>
@@ -3717,6 +5025,7 @@
         <w:tc>
           <w:tcPr>
             <w:tcW w:w="846" w:type="dxa"/>
+            <w:vMerge/>
             <w:vAlign w:val="center"/>
           </w:tcPr>
           <w:p>
@@ -3729,6 +5038,7 @@
           <w:tcPr>
             <w:tcW w:w="425" w:type="dxa"/>
             <w:gridSpan w:val="2"/>
+            <w:vMerge/>
             <w:vAlign w:val="center"/>
           </w:tcPr>
           <w:p>
@@ -3766,6 +5076,7 @@
         <w:tc>
           <w:tcPr>
             <w:tcW w:w="846" w:type="dxa"/>
+            <w:vMerge/>
             <w:vAlign w:val="center"/>
           </w:tcPr>
           <w:p>
@@ -3778,6 +5089,7 @@
           <w:tcPr>
             <w:tcW w:w="425" w:type="dxa"/>
             <w:gridSpan w:val="2"/>
+            <w:vMerge/>
             <w:vAlign w:val="center"/>
           </w:tcPr>
           <w:p>
@@ -3815,6 +5127,7 @@
         <w:tc>
           <w:tcPr>
             <w:tcW w:w="846" w:type="dxa"/>
+            <w:vMerge/>
             <w:vAlign w:val="center"/>
           </w:tcPr>
           <w:p>
@@ -3827,6 +5140,7 @@
           <w:tcPr>
             <w:tcW w:w="425" w:type="dxa"/>
             <w:gridSpan w:val="2"/>
+            <w:vMerge/>
             <w:vAlign w:val="center"/>
           </w:tcPr>
           <w:p>
@@ -4706,7 +6020,6 @@
   <w:style w:type="character" w:default="1" w:styleId="a0">
     <w:name w:val="Default Paragraph Font"/>
     <w:uiPriority w:val="1"/>
-    <w:semiHidden/>
     <w:unhideWhenUsed/>
   </w:style>
   <w:style w:type="table" w:default="1" w:styleId="a1">

--- a/项目学习笔记.docx
+++ b/项目学习笔记.docx
@@ -13,14 +13,12 @@
         </w:rPr>
         <w:t>2026</w:t>
       </w:r>
-      <w:proofErr w:type="gramStart"/>
       <w:r>
         <w:rPr>
           <w:rFonts w:hint="eastAsia"/>
         </w:rPr>
         <w:t>腾讯</w:t>
       </w:r>
-      <w:proofErr w:type="gramEnd"/>
       <w:r>
         <w:t>m</w:t>
       </w:r>
@@ -159,29 +157,7 @@
             <w:sz w:val="22"/>
             <w:szCs w:val="22"/>
           </w:rPr>
-          <w:t>2026</w:t>
-        </w:r>
-        <w:proofErr w:type="gramStart"/>
-        <w:r>
-          <w:rPr>
-            <w:rStyle w:val="a4"/>
-            <w:rFonts w:ascii="微软雅黑" w:eastAsia="微软雅黑" w:hAnsi="微软雅黑" w:hint="eastAsia"/>
-            <w:color w:val="1E6FFF"/>
-            <w:sz w:val="22"/>
-            <w:szCs w:val="22"/>
-          </w:rPr>
-          <w:t>腾讯</w:t>
-        </w:r>
-        <w:proofErr w:type="gramEnd"/>
-        <w:r>
-          <w:rPr>
-            <w:rStyle w:val="a4"/>
-            <w:rFonts w:ascii="微软雅黑" w:eastAsia="微软雅黑" w:hAnsi="微软雅黑" w:hint="eastAsia"/>
-            <w:color w:val="1E6FFF"/>
-            <w:sz w:val="22"/>
-            <w:szCs w:val="22"/>
-          </w:rPr>
-          <w:t>mini项目考题答卷及简历收集</w:t>
+          <w:t>2026腾讯mini项目考题答卷及简历收集</w:t>
         </w:r>
       </w:hyperlink>
     </w:p>
@@ -312,6 +288,12 @@
             <w:pPr>
               <w:spacing w:line="440" w:lineRule="exact"/>
             </w:pPr>
+            <w:r>
+              <w:rPr>
+                <w:rFonts w:hint="eastAsia"/>
+              </w:rPr>
+              <w:t>黄芷媛</w:t>
+            </w:r>
           </w:p>
         </w:tc>
         <w:tc>
@@ -346,7 +328,16 @@
           <w:p>
             <w:pPr>
               <w:spacing w:line="440" w:lineRule="exact"/>
-            </w:pPr>
+              <w:rPr>
+                <w:rFonts w:hint="eastAsia"/>
+              </w:rPr>
+            </w:pPr>
+            <w:r>
+              <w:rPr>
+                <w:rFonts w:hint="eastAsia"/>
+              </w:rPr>
+              <w:t>202400203075</w:t>
+            </w:r>
           </w:p>
         </w:tc>
         <w:tc>
@@ -378,6 +369,24 @@
             <w:pPr>
               <w:spacing w:line="440" w:lineRule="exact"/>
             </w:pPr>
+            <w:r>
+              <w:rPr>
+                <w:rFonts w:hint="eastAsia"/>
+              </w:rPr>
+              <w:t>数据科学与大数据技术</w:t>
+            </w:r>
+            <w:r>
+              <w:rPr>
+                <w:rFonts w:hint="eastAsia"/>
+              </w:rPr>
+              <w:t>2</w:t>
+            </w:r>
+            <w:r>
+              <w:rPr>
+                <w:rFonts w:hint="eastAsia"/>
+              </w:rPr>
+              <w:t>班</w:t>
+            </w:r>
           </w:p>
         </w:tc>
       </w:tr>
@@ -412,7 +421,16 @@
           <w:p>
             <w:pPr>
               <w:spacing w:line="440" w:lineRule="exact"/>
-            </w:pPr>
+              <w:rPr>
+                <w:rFonts w:hint="eastAsia"/>
+              </w:rPr>
+            </w:pPr>
+            <w:r>
+              <w:rPr>
+                <w:rFonts w:hint="eastAsia"/>
+              </w:rPr>
+              <w:t>Mini-drop</w:t>
+            </w:r>
           </w:p>
         </w:tc>
       </w:tr>
@@ -798,44 +816,199 @@
               </w:rPr>
               <w:t>掌握</w:t>
             </w:r>
-            <w:proofErr w:type="spellStart"/>
             <w:r>
               <w:rPr>
                 <w:rFonts w:hint="eastAsia"/>
               </w:rPr>
               <w:t>protobuf</w:t>
             </w:r>
-            <w:proofErr w:type="spellEnd"/>
             <w:r>
               <w:rPr>
                 <w:rFonts w:hint="eastAsia"/>
               </w:rPr>
               <w:t>语法（</w:t>
             </w:r>
-            <w:r>
-              <w:fldChar w:fldCharType="begin"/>
-            </w:r>
-            <w:r>
-              <w:instrText>HYPERLINK "https://protobuf.dev/programming-guides/proto3/"</w:instrText>
-            </w:r>
-            <w:r>
-              <w:fldChar w:fldCharType="separate"/>
-            </w:r>
-            <w:r>
-              <w:rPr>
-                <w:rStyle w:val="a4"/>
-              </w:rPr>
-              <w:t>https://protobuf.dev/programming-guides/proto3/</w:t>
-            </w:r>
-            <w:r>
-              <w:fldChar w:fldCharType="end"/>
-            </w:r>
+            <w:hyperlink r:id="rId6" w:history="1">
+              <w:r>
+                <w:rPr>
+                  <w:rStyle w:val="a4"/>
+                </w:rPr>
+                <w:t>https://protobuf.dev/programming-guides/proto3/</w:t>
+              </w:r>
+            </w:hyperlink>
             <w:r>
               <w:rPr>
                 <w:rFonts w:hint="eastAsia"/>
               </w:rPr>
               <w:t>）</w:t>
             </w:r>
+            <w:r>
+              <w:rPr>
+                <w:rFonts w:hint="eastAsia"/>
+              </w:rPr>
+              <w:t>；</w:t>
+            </w:r>
+            <w:r>
+              <w:t xml:space="preserve">Gin </w:t>
+            </w:r>
+            <w:r>
+              <w:t>官方快速开始</w:t>
+            </w:r>
+            <w:r>
+              <w:rPr>
+                <w:rFonts w:hint="eastAsia"/>
+              </w:rPr>
+              <w:t>（</w:t>
+            </w:r>
+            <w:hyperlink r:id="rId7" w:history="1">
+              <w:r>
+                <w:rPr>
+                  <w:rStyle w:val="a4"/>
+                </w:rPr>
+                <w:t>https://gin-gonic.com/docs/quickstart/</w:t>
+              </w:r>
+            </w:hyperlink>
+            <w:r>
+              <w:rPr>
+                <w:rFonts w:hint="eastAsia"/>
+              </w:rPr>
+              <w:t>）；</w:t>
+            </w:r>
+            <w:r>
+              <w:t xml:space="preserve">MinIO Go SDK </w:t>
+            </w:r>
+            <w:r>
+              <w:t>快速开始：</w:t>
+            </w:r>
+            <w:r>
+              <w:rPr>
+                <w:rFonts w:hint="eastAsia"/>
+              </w:rPr>
+              <w:t>（</w:t>
+            </w:r>
+            <w:hyperlink r:id="rId8" w:history="1">
+              <w:r>
+                <w:rPr>
+                  <w:rStyle w:val="a4"/>
+                </w:rPr>
+                <w:t>https://min.io/docs/minio/linux/developers/go/minio-go.html</w:t>
+              </w:r>
+            </w:hyperlink>
+            <w:r>
+              <w:rPr>
+                <w:rFonts w:hint="eastAsia"/>
+              </w:rPr>
+              <w:t>）</w:t>
+            </w:r>
+          </w:p>
+          <w:p>
+            <w:pPr>
+              <w:spacing w:line="440" w:lineRule="exact"/>
+            </w:pPr>
+            <w:r>
+              <w:rPr>
+                <w:rFonts w:hint="eastAsia"/>
+              </w:rPr>
+              <w:t>Day2:</w:t>
+            </w:r>
+            <w:r>
+              <w:rPr>
+                <w:rFonts w:hint="eastAsia"/>
+              </w:rPr>
+              <w:t>了解</w:t>
+            </w:r>
+            <w:r>
+              <w:rPr>
+                <w:rFonts w:hint="eastAsia"/>
+              </w:rPr>
+              <w:t>grpc</w:t>
+            </w:r>
+            <w:r>
+              <w:rPr>
+                <w:rFonts w:hint="eastAsia"/>
+              </w:rPr>
+              <w:t>（</w:t>
+            </w:r>
+            <w:hyperlink r:id="rId9" w:history="1">
+              <w:r>
+                <w:rPr>
+                  <w:rStyle w:val="a4"/>
+                </w:rPr>
+                <w:t>https://grpc.io/docs/languages/cpp/quickstart/</w:t>
+              </w:r>
+            </w:hyperlink>
+            <w:r>
+              <w:rPr>
+                <w:rFonts w:hint="eastAsia"/>
+              </w:rPr>
+              <w:t>）与</w:t>
+            </w:r>
+            <w:r>
+              <w:rPr>
+                <w:rFonts w:hint="eastAsia"/>
+              </w:rPr>
+              <w:t>CMake</w:t>
+            </w:r>
+            <w:r>
+              <w:rPr>
+                <w:rFonts w:hint="eastAsia"/>
+              </w:rPr>
+              <w:t>（</w:t>
+            </w:r>
+            <w:hyperlink r:id="rId10" w:history="1">
+              <w:r>
+                <w:rPr>
+                  <w:rStyle w:val="a4"/>
+                </w:rPr>
+                <w:t>https://cmake.org/cmake/help/latest/module/FindPkgConfig.html</w:t>
+              </w:r>
+            </w:hyperlink>
+            <w:r>
+              <w:rPr>
+                <w:rFonts w:hint="eastAsia"/>
+              </w:rPr>
+              <w:t>）；了解什么是心跳（</w:t>
+            </w:r>
+            <w:hyperlink r:id="rId11" w:history="1">
+              <w:r>
+                <w:rPr>
+                  <w:rStyle w:val="a4"/>
+                </w:rPr>
+                <w:t>https://blog.csdn.net/qq_43518667/article/details/145632823</w:t>
+              </w:r>
+            </w:hyperlink>
+            <w:r>
+              <w:rPr>
+                <w:rFonts w:hint="eastAsia"/>
+              </w:rPr>
+              <w:t>）</w:t>
+            </w:r>
+          </w:p>
+          <w:p>
+            <w:pPr>
+              <w:spacing w:line="440" w:lineRule="exact"/>
+              <w:rPr>
+                <w:rFonts w:hint="eastAsia"/>
+              </w:rPr>
+            </w:pPr>
+            <w:r>
+              <w:rPr>
+                <w:rFonts w:hint="eastAsia"/>
+              </w:rPr>
+              <w:lastRenderedPageBreak/>
+              <w:t>Day3</w:t>
+            </w:r>
+            <w:r>
+              <w:rPr>
+                <w:rFonts w:hint="eastAsia"/>
+              </w:rPr>
+              <w:t>：</w:t>
+            </w:r>
+          </w:p>
+          <w:p>
+            <w:pPr>
+              <w:spacing w:line="440" w:lineRule="exact"/>
+            </w:pPr>
           </w:p>
           <w:p>
             <w:pPr>
@@ -870,6 +1043,7 @@
               <w:rPr>
                 <w:rFonts w:hint="eastAsia"/>
               </w:rPr>
+              <w:lastRenderedPageBreak/>
               <w:t>制定的</w:t>
             </w:r>
           </w:p>
@@ -882,7 +1056,6 @@
               <w:rPr>
                 <w:rFonts w:hint="eastAsia"/>
               </w:rPr>
-              <w:lastRenderedPageBreak/>
               <w:t>学习计划</w:t>
             </w:r>
           </w:p>
@@ -909,8 +1082,7 @@
                 <w:sz w:val="21"/>
                 <w:szCs w:val="21"/>
               </w:rPr>
-              <w:lastRenderedPageBreak/>
-              <w:t>（请描述你为这个项目所设计的学习</w:t>
+              <w:t>（请描述你为这个项目所设计的学习计划，并在计划中指明哪些内容已学，哪些内容未学</w:t>
             </w:r>
             <w:r>
               <w:rPr>
@@ -919,7 +1091,7 @@
                 <w:sz w:val="21"/>
                 <w:szCs w:val="21"/>
               </w:rPr>
-              <w:t>计划，并在计划中指明哪些内容已学，哪些内容未学</w:t>
+              <w:t>，建议在计划中加上时间节点</w:t>
             </w:r>
             <w:r>
               <w:rPr>
@@ -928,107 +1100,30 @@
                 <w:sz w:val="21"/>
                 <w:szCs w:val="21"/>
               </w:rPr>
-              <w:t>，建议在计划中加上时间节点</w:t>
-            </w:r>
-            <w:r>
-              <w:rPr>
-                <w:rFonts w:hint="eastAsia"/>
-                <w:color w:val="0070C0"/>
-                <w:sz w:val="21"/>
-                <w:szCs w:val="21"/>
-              </w:rPr>
               <w:t>）</w:t>
             </w:r>
           </w:p>
           <w:p>
             <w:pPr>
               <w:spacing w:line="440" w:lineRule="exact"/>
-            </w:pPr>
-            <w:r>
-              <w:rPr>
-                <w:rFonts w:hint="eastAsia"/>
-              </w:rPr>
-              <w:lastRenderedPageBreak/>
-              <w:t>理想项目复</w:t>
-            </w:r>
-            <w:proofErr w:type="gramStart"/>
-            <w:r>
-              <w:rPr>
-                <w:rFonts w:hint="eastAsia"/>
-              </w:rPr>
-              <w:t>刻计划</w:t>
-            </w:r>
-            <w:proofErr w:type="gramEnd"/>
-            <w:r>
-              <w:rPr>
-                <w:rFonts w:hint="eastAsia"/>
-              </w:rPr>
-              <w:t>如下，前置知识将</w:t>
-            </w:r>
-            <w:proofErr w:type="gramStart"/>
-            <w:r>
-              <w:rPr>
-                <w:rFonts w:hint="eastAsia"/>
-              </w:rPr>
-              <w:t>边完成</w:t>
-            </w:r>
-            <w:proofErr w:type="gramEnd"/>
-            <w:r>
-              <w:rPr>
-                <w:rFonts w:hint="eastAsia"/>
-              </w:rPr>
-              <w:t>项目边学习：</w:t>
-            </w:r>
-          </w:p>
-          <w:p>
-            <w:pPr>
-              <w:spacing w:line="440" w:lineRule="exact"/>
-            </w:pPr>
-            <w:r>
-              <w:rPr>
-                <w:rFonts w:hint="eastAsia"/>
-              </w:rPr>
-              <w:t>未学习：</w:t>
-            </w:r>
-            <w:proofErr w:type="spellStart"/>
-            <w:r>
-              <w:rPr>
-                <w:rFonts w:hint="eastAsia"/>
-              </w:rPr>
-              <w:t>protobuf</w:t>
-            </w:r>
-            <w:proofErr w:type="spellEnd"/>
-            <w:r>
-              <w:rPr>
-                <w:rFonts w:hint="eastAsia"/>
-              </w:rPr>
-              <w:t>文件概念及其作用</w:t>
-            </w:r>
-          </w:p>
-          <w:p>
-            <w:pPr>
-              <w:spacing w:line="440" w:lineRule="exact"/>
-              <w:rPr>
-                <w:b/>
-                <w:bCs/>
-              </w:rPr>
-            </w:pPr>
-            <w:r>
-              <w:rPr>
-                <w:b/>
-                <w:bCs/>
+              <w:rPr>
+                <w:rFonts w:hint="eastAsia"/>
+              </w:rPr>
+            </w:pPr>
+            <w:r>
+              <w:rPr>
                 <w:noProof/>
                 <w:sz w:val="28"/>
                 <w:szCs w:val="28"/>
               </w:rPr>
               <w:drawing>
-                <wp:anchor distT="0" distB="0" distL="114300" distR="114300" simplePos="0" relativeHeight="251658240" behindDoc="0" locked="0" layoutInCell="1" allowOverlap="1" wp14:anchorId="504F4C35" wp14:editId="08B83A9B">
+                <wp:anchor distT="0" distB="0" distL="114300" distR="114300" simplePos="0" relativeHeight="251659264" behindDoc="0" locked="0" layoutInCell="1" allowOverlap="1" wp14:anchorId="39164B50" wp14:editId="7ED895FA">
                   <wp:simplePos x="0" y="0"/>
                   <wp:positionH relativeFrom="column">
-                    <wp:posOffset>1905</wp:posOffset>
+                    <wp:posOffset>3810</wp:posOffset>
                   </wp:positionH>
                   <wp:positionV relativeFrom="paragraph">
-                    <wp:posOffset>-2220595</wp:posOffset>
+                    <wp:posOffset>410845</wp:posOffset>
                   </wp:positionV>
                   <wp:extent cx="4838700" cy="2218055"/>
                   <wp:effectExtent l="0" t="0" r="0" b="0"/>
@@ -1047,7 +1142,7 @@
                           </pic:cNvPicPr>
                         </pic:nvPicPr>
                         <pic:blipFill>
-                          <a:blip r:embed="rId6" cstate="print">
+                          <a:blip r:embed="rId12" cstate="print">
                             <a:extLst>
                               <a:ext uri="{28A0092B-C50C-407E-A947-70E740481C1C}">
                                 <a14:useLocalDpi xmlns:a14="http://schemas.microsoft.com/office/drawing/2010/main" val="0"/>
@@ -1087,40 +1182,2521 @@
             <w:r>
               <w:rPr>
                 <w:rFonts w:hint="eastAsia"/>
+              </w:rPr>
+              <w:t>理想项目复刻计划如下，前置知识将边完成项目边学习：</w:t>
+            </w:r>
+          </w:p>
+          <w:p>
+            <w:pPr>
+              <w:spacing w:line="440" w:lineRule="exact"/>
+              <w:rPr>
+                <w:rFonts w:hint="eastAsia"/>
                 <w:b/>
                 <w:bCs/>
-                <w:sz w:val="28"/>
-                <w:szCs w:val="28"/>
-              </w:rPr>
-              <w:t>6.15</w:t>
-            </w:r>
+                <w:color w:val="EE0000"/>
+                <w:sz w:val="32"/>
+                <w:szCs w:val="32"/>
+              </w:rPr>
+            </w:pPr>
             <w:r>
               <w:rPr>
                 <w:rFonts w:hint="eastAsia"/>
                 <w:b/>
                 <w:bCs/>
-                <w:sz w:val="28"/>
-                <w:szCs w:val="28"/>
+                <w:color w:val="EE0000"/>
+                <w:sz w:val="32"/>
+                <w:szCs w:val="32"/>
+              </w:rPr>
+              <w:t>6.15</w:t>
+            </w:r>
+            <w:r>
+              <w:rPr>
+                <w:rFonts w:hint="eastAsia"/>
+                <w:b/>
+                <w:bCs/>
+                <w:color w:val="EE0000"/>
+                <w:sz w:val="32"/>
+                <w:szCs w:val="32"/>
               </w:rPr>
               <w:t>：</w:t>
             </w:r>
-            <w:r>
-              <w:rPr>
-                <w:rFonts w:hint="eastAsia"/>
+          </w:p>
+          <w:p>
+            <w:pPr>
+              <w:spacing w:line="440" w:lineRule="exact"/>
+              <w:rPr>
+                <w:rFonts w:hint="eastAsia"/>
+                <w:sz w:val="28"/>
+                <w:szCs w:val="28"/>
+              </w:rPr>
+            </w:pPr>
+            <w:r>
+              <w:rPr>
+                <w:rFonts w:hint="eastAsia"/>
+                <w:b/>
+                <w:bCs/>
+                <w:sz w:val="28"/>
+                <w:szCs w:val="28"/>
+              </w:rPr>
+              <w:t>任务：</w:t>
+            </w:r>
+            <w:r>
+              <w:rPr>
+                <w:rFonts w:hint="eastAsia"/>
+                <w:sz w:val="28"/>
+                <w:szCs w:val="28"/>
               </w:rPr>
               <w:t>依据</w:t>
             </w:r>
             <w:r>
               <w:rPr>
                 <w:rFonts w:hint="eastAsia"/>
-              </w:rPr>
-              <w:t>md</w:t>
-            </w:r>
-            <w:r>
-              <w:rPr>
-                <w:rFonts w:hint="eastAsia"/>
-              </w:rPr>
-              <w:t>文件</w:t>
+                <w:sz w:val="28"/>
+                <w:szCs w:val="28"/>
+              </w:rPr>
+              <w:t xml:space="preserve"> md </w:t>
+            </w:r>
+            <w:r>
+              <w:rPr>
+                <w:rFonts w:hint="eastAsia"/>
+                <w:sz w:val="28"/>
+                <w:szCs w:val="28"/>
+              </w:rPr>
+              <w:t>文件搭建</w:t>
+            </w:r>
+            <w:r>
+              <w:rPr>
+                <w:rFonts w:hint="eastAsia"/>
+                <w:sz w:val="28"/>
+                <w:szCs w:val="28"/>
+              </w:rPr>
+              <w:t xml:space="preserve"> MVP </w:t>
+            </w:r>
+            <w:r>
+              <w:rPr>
+                <w:rFonts w:hint="eastAsia"/>
+                <w:sz w:val="28"/>
+                <w:szCs w:val="28"/>
+              </w:rPr>
+              <w:t>产品架构；编写</w:t>
+            </w:r>
+            <w:r>
+              <w:rPr>
+                <w:rFonts w:hint="eastAsia"/>
+                <w:sz w:val="28"/>
+                <w:szCs w:val="28"/>
+              </w:rPr>
+              <w:t xml:space="preserve"> 5 </w:t>
+            </w:r>
+            <w:r>
+              <w:rPr>
+                <w:rFonts w:hint="eastAsia"/>
+                <w:sz w:val="28"/>
+                <w:szCs w:val="28"/>
+              </w:rPr>
+              <w:t>个</w:t>
+            </w:r>
+            <w:r>
+              <w:rPr>
+                <w:rFonts w:hint="eastAsia"/>
+                <w:sz w:val="28"/>
+                <w:szCs w:val="28"/>
+              </w:rPr>
+              <w:t xml:space="preserve"> proto </w:t>
+            </w:r>
+            <w:r>
+              <w:rPr>
+                <w:rFonts w:hint="eastAsia"/>
+                <w:sz w:val="28"/>
+                <w:szCs w:val="28"/>
+              </w:rPr>
+              <w:t>文件；搭建</w:t>
+            </w:r>
+            <w:r>
+              <w:rPr>
+                <w:rFonts w:hint="eastAsia"/>
+                <w:sz w:val="28"/>
+                <w:szCs w:val="28"/>
+              </w:rPr>
+              <w:t xml:space="preserve"> Go </w:t>
+            </w:r>
+            <w:r>
+              <w:rPr>
+                <w:rFonts w:hint="eastAsia"/>
+                <w:sz w:val="28"/>
+                <w:szCs w:val="28"/>
+              </w:rPr>
+              <w:t>框架；连接</w:t>
+            </w:r>
+            <w:r>
+              <w:rPr>
+                <w:rFonts w:hint="eastAsia"/>
+                <w:sz w:val="28"/>
+                <w:szCs w:val="28"/>
+              </w:rPr>
+              <w:t xml:space="preserve"> PostgreSQL</w:t>
+            </w:r>
+            <w:r>
+              <w:rPr>
+                <w:rFonts w:hint="eastAsia"/>
+                <w:sz w:val="28"/>
+                <w:szCs w:val="28"/>
+              </w:rPr>
+              <w:t>，定义</w:t>
+            </w:r>
+            <w:r>
+              <w:rPr>
+                <w:rFonts w:hint="eastAsia"/>
+                <w:sz w:val="28"/>
+                <w:szCs w:val="28"/>
+              </w:rPr>
+              <w:t xml:space="preserve"> 7 </w:t>
+            </w:r>
+            <w:r>
+              <w:rPr>
+                <w:rFonts w:hint="eastAsia"/>
+                <w:sz w:val="28"/>
+                <w:szCs w:val="28"/>
+              </w:rPr>
+              <w:t>张数据库表；连接</w:t>
+            </w:r>
+            <w:r>
+              <w:rPr>
+                <w:rFonts w:hint="eastAsia"/>
+                <w:sz w:val="28"/>
+                <w:szCs w:val="28"/>
+              </w:rPr>
+              <w:t xml:space="preserve"> MinIO</w:t>
+            </w:r>
+            <w:r>
+              <w:rPr>
+                <w:rFonts w:hint="eastAsia"/>
+                <w:sz w:val="28"/>
+                <w:szCs w:val="28"/>
+              </w:rPr>
+              <w:t>，实现服务器核心代码</w:t>
+            </w:r>
+          </w:p>
+          <w:p>
+            <w:pPr>
+              <w:spacing w:line="440" w:lineRule="exact"/>
+              <w:rPr>
+                <w:rFonts w:hint="eastAsia"/>
+                <w:sz w:val="28"/>
+                <w:szCs w:val="28"/>
+              </w:rPr>
+            </w:pPr>
+            <w:r>
+              <w:rPr>
+                <w:rFonts w:hint="eastAsia"/>
+                <w:b/>
+                <w:bCs/>
+                <w:sz w:val="28"/>
+                <w:szCs w:val="28"/>
+              </w:rPr>
+              <w:t>已学习内容：</w:t>
+            </w:r>
+            <w:r>
+              <w:rPr>
+                <w:rFonts w:hint="eastAsia"/>
+                <w:sz w:val="28"/>
+                <w:szCs w:val="28"/>
+              </w:rPr>
+              <w:t>了解并掌握</w:t>
+            </w:r>
+            <w:r>
+              <w:rPr>
+                <w:rFonts w:hint="eastAsia"/>
+                <w:sz w:val="28"/>
+                <w:szCs w:val="28"/>
+              </w:rPr>
+              <w:t xml:space="preserve"> protobuf </w:t>
+            </w:r>
+            <w:r>
+              <w:rPr>
+                <w:rFonts w:hint="eastAsia"/>
+                <w:sz w:val="28"/>
+                <w:szCs w:val="28"/>
+              </w:rPr>
+              <w:t>基础语法</w:t>
+            </w:r>
+          </w:p>
+          <w:p>
+            <w:pPr>
+              <w:spacing w:line="440" w:lineRule="exact"/>
+              <w:rPr>
+                <w:rFonts w:hint="eastAsia"/>
+                <w:sz w:val="28"/>
+                <w:szCs w:val="28"/>
+              </w:rPr>
+            </w:pPr>
+            <w:r>
+              <w:rPr>
+                <w:rFonts w:hint="eastAsia"/>
+                <w:b/>
+                <w:bCs/>
+                <w:sz w:val="28"/>
+                <w:szCs w:val="28"/>
+              </w:rPr>
+              <w:t>未学习内容：</w:t>
+            </w:r>
+            <w:r>
+              <w:rPr>
+                <w:rFonts w:hint="eastAsia"/>
+                <w:sz w:val="28"/>
+                <w:szCs w:val="28"/>
+              </w:rPr>
+              <w:t xml:space="preserve">GORM </w:t>
+            </w:r>
+            <w:r>
+              <w:rPr>
+                <w:rFonts w:hint="eastAsia"/>
+                <w:sz w:val="28"/>
+                <w:szCs w:val="28"/>
+              </w:rPr>
+              <w:t>的核心心智模型；</w:t>
+            </w:r>
+            <w:r>
+              <w:rPr>
+                <w:rFonts w:hint="eastAsia"/>
+                <w:sz w:val="28"/>
+                <w:szCs w:val="28"/>
+              </w:rPr>
+              <w:t xml:space="preserve">MinIO </w:t>
+            </w:r>
+            <w:r>
+              <w:rPr>
+                <w:rFonts w:hint="eastAsia"/>
+                <w:sz w:val="28"/>
+                <w:szCs w:val="28"/>
+              </w:rPr>
+              <w:t>签名</w:t>
+            </w:r>
+            <w:r>
+              <w:rPr>
+                <w:rFonts w:hint="eastAsia"/>
+                <w:sz w:val="28"/>
+                <w:szCs w:val="28"/>
+              </w:rPr>
+              <w:t xml:space="preserve"> URL </w:t>
+            </w:r>
+            <w:r>
+              <w:rPr>
+                <w:rFonts w:hint="eastAsia"/>
+                <w:sz w:val="28"/>
+                <w:szCs w:val="28"/>
+              </w:rPr>
+              <w:t>的网络寻址逻辑</w:t>
+            </w:r>
+          </w:p>
+          <w:p>
+            <w:pPr>
+              <w:spacing w:line="440" w:lineRule="exact"/>
+              <w:rPr>
+                <w:sz w:val="28"/>
+                <w:szCs w:val="28"/>
+              </w:rPr>
+            </w:pPr>
+          </w:p>
+          <w:p>
+            <w:pPr>
+              <w:spacing w:line="440" w:lineRule="exact"/>
+              <w:rPr>
+                <w:rFonts w:hint="eastAsia"/>
+                <w:b/>
+                <w:bCs/>
+                <w:color w:val="EE0000"/>
+                <w:sz w:val="32"/>
+                <w:szCs w:val="32"/>
+              </w:rPr>
+            </w:pPr>
+            <w:r>
+              <w:rPr>
+                <w:rFonts w:hint="eastAsia"/>
+                <w:b/>
+                <w:bCs/>
+                <w:color w:val="EE0000"/>
+                <w:sz w:val="32"/>
+                <w:szCs w:val="32"/>
+              </w:rPr>
+              <w:t>6.16</w:t>
+            </w:r>
+            <w:r>
+              <w:rPr>
+                <w:rFonts w:hint="eastAsia"/>
+                <w:b/>
+                <w:bCs/>
+                <w:color w:val="EE0000"/>
+                <w:sz w:val="32"/>
+                <w:szCs w:val="32"/>
+              </w:rPr>
+              <w:t>：</w:t>
+            </w:r>
+          </w:p>
+          <w:p>
+            <w:pPr>
+              <w:spacing w:line="440" w:lineRule="exact"/>
+              <w:rPr>
+                <w:rFonts w:hint="eastAsia"/>
+                <w:sz w:val="28"/>
+                <w:szCs w:val="28"/>
+              </w:rPr>
+            </w:pPr>
+            <w:r>
+              <w:rPr>
+                <w:rFonts w:hint="eastAsia"/>
+                <w:b/>
+                <w:bCs/>
+                <w:sz w:val="28"/>
+                <w:szCs w:val="28"/>
+              </w:rPr>
+              <w:t>任务：</w:t>
+            </w:r>
+            <w:r>
+              <w:rPr>
+                <w:rFonts w:hint="eastAsia"/>
+                <w:sz w:val="28"/>
+                <w:szCs w:val="28"/>
+              </w:rPr>
+              <w:t>搭建</w:t>
+            </w:r>
+            <w:r>
+              <w:rPr>
+                <w:rFonts w:hint="eastAsia"/>
+                <w:sz w:val="28"/>
+                <w:szCs w:val="28"/>
+              </w:rPr>
+              <w:t xml:space="preserve"> CMake + gRPC</w:t>
+            </w:r>
+            <w:r>
+              <w:rPr>
+                <w:rFonts w:hint="eastAsia"/>
+                <w:sz w:val="28"/>
+                <w:szCs w:val="28"/>
+              </w:rPr>
+              <w:t>，跑通</w:t>
+            </w:r>
+            <w:r>
+              <w:rPr>
+                <w:rFonts w:hint="eastAsia"/>
+                <w:sz w:val="28"/>
+                <w:szCs w:val="28"/>
+              </w:rPr>
+              <w:t xml:space="preserve"> drop_server </w:t>
+            </w:r>
+            <w:r>
+              <w:rPr>
+                <w:rFonts w:hint="eastAsia"/>
+                <w:sz w:val="28"/>
+                <w:szCs w:val="28"/>
+              </w:rPr>
+              <w:t>骨架；编写</w:t>
+            </w:r>
+            <w:r>
+              <w:rPr>
+                <w:rFonts w:hint="eastAsia"/>
+                <w:sz w:val="28"/>
+                <w:szCs w:val="28"/>
+              </w:rPr>
+              <w:t xml:space="preserve"> drop_agent </w:t>
+            </w:r>
+            <w:r>
+              <w:rPr>
+                <w:rFonts w:hint="eastAsia"/>
+                <w:sz w:val="28"/>
+                <w:szCs w:val="28"/>
+              </w:rPr>
+              <w:t>代码；实现</w:t>
+            </w:r>
+            <w:r>
+              <w:rPr>
+                <w:rFonts w:hint="eastAsia"/>
+                <w:sz w:val="28"/>
+                <w:szCs w:val="28"/>
+              </w:rPr>
+              <w:t xml:space="preserve"> drop_server / drop_agent </w:t>
+            </w:r>
+            <w:r>
+              <w:rPr>
+                <w:rFonts w:hint="eastAsia"/>
+                <w:sz w:val="28"/>
+                <w:szCs w:val="28"/>
+              </w:rPr>
+              <w:t>心跳互通，含离线检测与审计日志</w:t>
+            </w:r>
+          </w:p>
+          <w:p>
+            <w:pPr>
+              <w:spacing w:line="440" w:lineRule="exact"/>
+              <w:rPr>
+                <w:b/>
+                <w:bCs/>
+                <w:sz w:val="28"/>
+                <w:szCs w:val="28"/>
+              </w:rPr>
+            </w:pPr>
+            <w:r>
+              <w:rPr>
+                <w:rFonts w:hint="eastAsia"/>
+                <w:b/>
+                <w:bCs/>
+                <w:sz w:val="28"/>
+                <w:szCs w:val="28"/>
+              </w:rPr>
+              <w:t>已学习内</w:t>
+            </w:r>
+            <w:r>
+              <w:rPr>
+                <w:rFonts w:hint="eastAsia"/>
+                <w:b/>
+                <w:bCs/>
+                <w:sz w:val="28"/>
+                <w:szCs w:val="28"/>
+              </w:rPr>
+              <w:t>容：</w:t>
+            </w:r>
+          </w:p>
+          <w:p>
+            <w:pPr>
+              <w:spacing w:line="440" w:lineRule="exact"/>
+              <w:rPr>
+                <w:rFonts w:hint="eastAsia"/>
+                <w:sz w:val="28"/>
+                <w:szCs w:val="28"/>
+              </w:rPr>
+            </w:pPr>
+            <w:r>
+              <w:rPr>
+                <w:rFonts w:hint="eastAsia"/>
+                <w:sz w:val="28"/>
+                <w:szCs w:val="28"/>
+              </w:rPr>
+              <w:t xml:space="preserve">CMake </w:t>
+            </w:r>
+            <w:r>
+              <w:rPr>
+                <w:rFonts w:hint="eastAsia"/>
+                <w:sz w:val="28"/>
+                <w:szCs w:val="28"/>
+              </w:rPr>
+              <w:t>依赖查找机制（</w:t>
+            </w:r>
+            <w:r>
+              <w:rPr>
+                <w:rFonts w:hint="eastAsia"/>
+                <w:sz w:val="28"/>
+                <w:szCs w:val="28"/>
+              </w:rPr>
+              <w:t xml:space="preserve">pkg-config </w:t>
+            </w:r>
+            <w:r>
+              <w:rPr>
+                <w:rFonts w:hint="eastAsia"/>
+                <w:sz w:val="28"/>
+                <w:szCs w:val="28"/>
+              </w:rPr>
+              <w:t>与</w:t>
+            </w:r>
+            <w:r>
+              <w:rPr>
+                <w:rFonts w:hint="eastAsia"/>
+                <w:sz w:val="28"/>
+                <w:szCs w:val="28"/>
+              </w:rPr>
+              <w:t xml:space="preserve"> find_package(CONFIG) </w:t>
+            </w:r>
+            <w:r>
+              <w:rPr>
+                <w:rFonts w:hint="eastAsia"/>
+                <w:sz w:val="28"/>
+                <w:szCs w:val="28"/>
+              </w:rPr>
+              <w:t>模式的区别，解决</w:t>
+            </w:r>
+            <w:r>
+              <w:rPr>
+                <w:rFonts w:hint="eastAsia"/>
+                <w:sz w:val="28"/>
+                <w:szCs w:val="28"/>
+              </w:rPr>
+              <w:t xml:space="preserve">"CMake </w:t>
+            </w:r>
+            <w:r>
+              <w:rPr>
+                <w:rFonts w:hint="eastAsia"/>
+                <w:sz w:val="28"/>
+                <w:szCs w:val="28"/>
+              </w:rPr>
+              <w:t>找不到</w:t>
+            </w:r>
+            <w:r>
+              <w:rPr>
+                <w:rFonts w:hint="eastAsia"/>
+                <w:sz w:val="28"/>
+                <w:szCs w:val="28"/>
+              </w:rPr>
+              <w:t xml:space="preserve"> gRPC </w:t>
+            </w:r>
+            <w:r>
+              <w:rPr>
+                <w:rFonts w:hint="eastAsia"/>
+                <w:sz w:val="28"/>
+                <w:szCs w:val="28"/>
+              </w:rPr>
+              <w:t>库</w:t>
+            </w:r>
+            <w:r>
+              <w:rPr>
+                <w:rFonts w:hint="eastAsia"/>
+                <w:sz w:val="28"/>
+                <w:szCs w:val="28"/>
+              </w:rPr>
+              <w:t>"</w:t>
+            </w:r>
+            <w:r>
+              <w:rPr>
+                <w:rFonts w:hint="eastAsia"/>
+                <w:sz w:val="28"/>
+                <w:szCs w:val="28"/>
+              </w:rPr>
+              <w:t>问题）；</w:t>
+            </w:r>
+            <w:r>
+              <w:rPr>
+                <w:rFonts w:hint="eastAsia"/>
+                <w:sz w:val="28"/>
+                <w:szCs w:val="28"/>
+              </w:rPr>
+              <w:t xml:space="preserve">C++ </w:t>
+            </w:r>
+            <w:r>
+              <w:rPr>
+                <w:rFonts w:hint="eastAsia"/>
+                <w:sz w:val="28"/>
+                <w:szCs w:val="28"/>
+              </w:rPr>
+              <w:t>命名空间与编译单元作用域规则（解决日志输出函数定义域问题）；多线程设计模式——心跳线</w:t>
+            </w:r>
+            <w:r>
+              <w:rPr>
+                <w:rFonts w:hint="eastAsia"/>
+                <w:sz w:val="28"/>
+                <w:szCs w:val="28"/>
+              </w:rPr>
+              <w:lastRenderedPageBreak/>
+              <w:t>程与工作线程分离，避免心跳被采集任务阻塞</w:t>
+            </w:r>
+          </w:p>
+          <w:p>
+            <w:pPr>
+              <w:spacing w:line="440" w:lineRule="exact"/>
+              <w:rPr>
+                <w:b/>
+                <w:bCs/>
+                <w:sz w:val="28"/>
+                <w:szCs w:val="28"/>
+              </w:rPr>
+            </w:pPr>
+            <w:r>
+              <w:rPr>
+                <w:rFonts w:hint="eastAsia"/>
+                <w:b/>
+                <w:bCs/>
+                <w:sz w:val="28"/>
+                <w:szCs w:val="28"/>
+              </w:rPr>
+              <w:t>未学习内容：</w:t>
+            </w:r>
+          </w:p>
+          <w:p>
+            <w:pPr>
+              <w:spacing w:line="440" w:lineRule="exact"/>
+              <w:rPr>
+                <w:sz w:val="28"/>
+                <w:szCs w:val="28"/>
+              </w:rPr>
+            </w:pPr>
+            <w:r>
+              <w:rPr>
+                <w:rFonts w:hint="eastAsia"/>
+                <w:sz w:val="28"/>
+                <w:szCs w:val="28"/>
+              </w:rPr>
+              <w:t>分布式系统中</w:t>
+            </w:r>
+            <w:r>
+              <w:rPr>
+                <w:rFonts w:hint="eastAsia"/>
+                <w:sz w:val="28"/>
+                <w:szCs w:val="28"/>
+              </w:rPr>
+              <w:t>"</w:t>
+            </w:r>
+            <w:r>
+              <w:rPr>
+                <w:rFonts w:hint="eastAsia"/>
+                <w:sz w:val="28"/>
+                <w:szCs w:val="28"/>
+              </w:rPr>
+              <w:t>进程内状态</w:t>
+            </w:r>
+            <w:r>
+              <w:rPr>
+                <w:rFonts w:hint="eastAsia"/>
+                <w:sz w:val="28"/>
+                <w:szCs w:val="28"/>
+              </w:rPr>
+              <w:t>"</w:t>
+            </w:r>
+            <w:r>
+              <w:rPr>
+                <w:rFonts w:hint="eastAsia"/>
+                <w:sz w:val="28"/>
+                <w:szCs w:val="28"/>
+              </w:rPr>
+              <w:t>与</w:t>
+            </w:r>
+            <w:r>
+              <w:rPr>
+                <w:rFonts w:hint="eastAsia"/>
+                <w:sz w:val="28"/>
+                <w:szCs w:val="28"/>
+              </w:rPr>
+              <w:t>"</w:t>
+            </w:r>
+            <w:r>
+              <w:rPr>
+                <w:rFonts w:hint="eastAsia"/>
+                <w:sz w:val="28"/>
+                <w:szCs w:val="28"/>
+              </w:rPr>
+              <w:t>外部可观测状态</w:t>
+            </w:r>
+            <w:r>
+              <w:rPr>
+                <w:rFonts w:hint="eastAsia"/>
+                <w:sz w:val="28"/>
+                <w:szCs w:val="28"/>
+              </w:rPr>
+              <w:t>"</w:t>
+            </w:r>
+            <w:r>
+              <w:rPr>
+                <w:rFonts w:hint="eastAsia"/>
+                <w:sz w:val="28"/>
+                <w:szCs w:val="28"/>
+              </w:rPr>
+              <w:t>的边界问题——心跳离线检测逻辑当时只写到本地日志文件，没有意识到需要同步给数据库才能让</w:t>
+            </w:r>
+            <w:r>
+              <w:rPr>
+                <w:rFonts w:hint="eastAsia"/>
+                <w:sz w:val="28"/>
+                <w:szCs w:val="28"/>
+              </w:rPr>
+              <w:t xml:space="preserve"> Web </w:t>
+            </w:r>
+            <w:r>
+              <w:rPr>
+                <w:rFonts w:hint="eastAsia"/>
+                <w:sz w:val="28"/>
+                <w:szCs w:val="28"/>
+              </w:rPr>
+              <w:t>前端看到</w:t>
+            </w:r>
+          </w:p>
+          <w:p>
+            <w:pPr>
+              <w:spacing w:line="440" w:lineRule="exact"/>
+              <w:rPr>
+                <w:rFonts w:hint="eastAsia"/>
+                <w:sz w:val="28"/>
+                <w:szCs w:val="28"/>
+              </w:rPr>
+            </w:pPr>
+          </w:p>
+          <w:p>
+            <w:pPr>
+              <w:spacing w:line="440" w:lineRule="exact"/>
+              <w:rPr>
+                <w:rFonts w:hint="eastAsia"/>
+                <w:b/>
+                <w:bCs/>
+                <w:color w:val="EE0000"/>
+                <w:sz w:val="32"/>
+                <w:szCs w:val="32"/>
+              </w:rPr>
+            </w:pPr>
+            <w:r>
+              <w:rPr>
+                <w:rFonts w:hint="eastAsia"/>
+                <w:b/>
+                <w:bCs/>
+                <w:color w:val="EE0000"/>
+                <w:sz w:val="32"/>
+                <w:szCs w:val="32"/>
+              </w:rPr>
+              <w:t>6.17</w:t>
+            </w:r>
+            <w:r>
+              <w:rPr>
+                <w:rFonts w:hint="eastAsia"/>
+                <w:b/>
+                <w:bCs/>
+                <w:color w:val="EE0000"/>
+                <w:sz w:val="32"/>
+                <w:szCs w:val="32"/>
+              </w:rPr>
+              <w:t>：</w:t>
+            </w:r>
+          </w:p>
+          <w:p>
+            <w:pPr>
+              <w:spacing w:line="440" w:lineRule="exact"/>
+              <w:rPr>
+                <w:rFonts w:hint="eastAsia"/>
+                <w:sz w:val="28"/>
+                <w:szCs w:val="28"/>
+              </w:rPr>
+            </w:pPr>
+            <w:r>
+              <w:rPr>
+                <w:rFonts w:hint="eastAsia"/>
+                <w:b/>
+                <w:bCs/>
+                <w:sz w:val="28"/>
+                <w:szCs w:val="28"/>
+              </w:rPr>
+              <w:t>任务：</w:t>
+            </w:r>
+            <w:r>
+              <w:rPr>
+                <w:rFonts w:hint="eastAsia"/>
+                <w:sz w:val="28"/>
+                <w:szCs w:val="28"/>
+              </w:rPr>
+              <w:t>实现浏览器发布任务的完整链路；调用</w:t>
+            </w:r>
+            <w:r>
+              <w:rPr>
+                <w:rFonts w:hint="eastAsia"/>
+                <w:sz w:val="28"/>
+                <w:szCs w:val="28"/>
+              </w:rPr>
+              <w:t xml:space="preserve"> perf </w:t>
+            </w:r>
+            <w:r>
+              <w:rPr>
+                <w:rFonts w:hint="eastAsia"/>
+                <w:sz w:val="28"/>
+                <w:szCs w:val="28"/>
+              </w:rPr>
+              <w:t>采集并通过</w:t>
+            </w:r>
+            <w:r>
+              <w:rPr>
+                <w:rFonts w:hint="eastAsia"/>
+                <w:sz w:val="28"/>
+                <w:szCs w:val="28"/>
+              </w:rPr>
+              <w:t xml:space="preserve"> fork+exec mc cp </w:t>
+            </w:r>
+            <w:r>
+              <w:rPr>
+                <w:rFonts w:hint="eastAsia"/>
+                <w:sz w:val="28"/>
+                <w:szCs w:val="28"/>
+              </w:rPr>
+              <w:t>上传到</w:t>
+            </w:r>
+            <w:r>
+              <w:rPr>
+                <w:rFonts w:hint="eastAsia"/>
+                <w:sz w:val="28"/>
+                <w:szCs w:val="28"/>
+              </w:rPr>
+              <w:t xml:space="preserve"> MinIO</w:t>
+            </w:r>
+            <w:r>
+              <w:rPr>
+                <w:rFonts w:hint="eastAsia"/>
+                <w:sz w:val="28"/>
+                <w:szCs w:val="28"/>
+              </w:rPr>
+              <w:t>；修复</w:t>
+            </w:r>
+            <w:r>
+              <w:rPr>
+                <w:rFonts w:hint="eastAsia"/>
+                <w:sz w:val="28"/>
+                <w:szCs w:val="28"/>
+              </w:rPr>
+              <w:t xml:space="preserve"> perf </w:t>
+            </w:r>
+            <w:r>
+              <w:rPr>
+                <w:rFonts w:hint="eastAsia"/>
+                <w:sz w:val="28"/>
+                <w:szCs w:val="28"/>
+              </w:rPr>
+              <w:t>权限问题；修复</w:t>
+            </w:r>
+            <w:r>
+              <w:rPr>
+                <w:rFonts w:hint="eastAsia"/>
+                <w:sz w:val="28"/>
+                <w:szCs w:val="28"/>
+              </w:rPr>
+              <w:t xml:space="preserve"> Agent </w:t>
+            </w:r>
+            <w:r>
+              <w:rPr>
+                <w:rFonts w:hint="eastAsia"/>
+                <w:sz w:val="28"/>
+                <w:szCs w:val="28"/>
+              </w:rPr>
+              <w:t>占位</w:t>
+            </w:r>
+            <w:r>
+              <w:rPr>
+                <w:rFonts w:hint="eastAsia"/>
+                <w:sz w:val="28"/>
+                <w:szCs w:val="28"/>
+              </w:rPr>
+              <w:t xml:space="preserve"> IP </w:t>
+            </w:r>
+            <w:r>
+              <w:rPr>
+                <w:rFonts w:hint="eastAsia"/>
+                <w:sz w:val="28"/>
+                <w:szCs w:val="28"/>
+              </w:rPr>
+              <w:t>导致接收不到任务的问题</w:t>
+            </w:r>
+          </w:p>
+          <w:p>
+            <w:pPr>
+              <w:spacing w:line="440" w:lineRule="exact"/>
+              <w:rPr>
+                <w:b/>
+                <w:bCs/>
+                <w:sz w:val="28"/>
+                <w:szCs w:val="28"/>
+              </w:rPr>
+            </w:pPr>
+            <w:r>
+              <w:rPr>
+                <w:rFonts w:hint="eastAsia"/>
+                <w:b/>
+                <w:bCs/>
+                <w:sz w:val="28"/>
+                <w:szCs w:val="28"/>
+              </w:rPr>
+              <w:t>已学习内容：</w:t>
+            </w:r>
+          </w:p>
+          <w:p>
+            <w:pPr>
+              <w:spacing w:line="440" w:lineRule="exact"/>
+              <w:rPr>
+                <w:rFonts w:hint="eastAsia"/>
+                <w:sz w:val="28"/>
+                <w:szCs w:val="28"/>
+              </w:rPr>
+            </w:pPr>
+            <w:r>
+              <w:rPr>
+                <w:rFonts w:hint="eastAsia"/>
+                <w:sz w:val="28"/>
+                <w:szCs w:val="28"/>
+              </w:rPr>
+              <w:t xml:space="preserve">fork+exec </w:t>
+            </w:r>
+            <w:r>
+              <w:rPr>
+                <w:rFonts w:hint="eastAsia"/>
+                <w:sz w:val="28"/>
+                <w:szCs w:val="28"/>
+              </w:rPr>
+              <w:t>模式调用外部命令（避免</w:t>
+            </w:r>
+            <w:r>
+              <w:rPr>
+                <w:rFonts w:hint="eastAsia"/>
+                <w:sz w:val="28"/>
+                <w:szCs w:val="28"/>
+              </w:rPr>
+              <w:t xml:space="preserve"> system() </w:t>
+            </w:r>
+            <w:r>
+              <w:rPr>
+                <w:rFonts w:hint="eastAsia"/>
+                <w:sz w:val="28"/>
+                <w:szCs w:val="28"/>
+              </w:rPr>
+              <w:t>的</w:t>
+            </w:r>
+            <w:r>
+              <w:rPr>
+                <w:rFonts w:hint="eastAsia"/>
+                <w:sz w:val="28"/>
+                <w:szCs w:val="28"/>
+              </w:rPr>
+              <w:t xml:space="preserve"> shell </w:t>
+            </w:r>
+            <w:r>
+              <w:rPr>
+                <w:rFonts w:hint="eastAsia"/>
+                <w:sz w:val="28"/>
+                <w:szCs w:val="28"/>
+              </w:rPr>
+              <w:t>注入风险，配合</w:t>
+            </w:r>
+            <w:r>
+              <w:rPr>
+                <w:rFonts w:hint="eastAsia"/>
+                <w:sz w:val="28"/>
+                <w:szCs w:val="28"/>
+              </w:rPr>
+              <w:t xml:space="preserve"> waitpid </w:t>
+            </w:r>
+            <w:r>
+              <w:rPr>
+                <w:rFonts w:hint="eastAsia"/>
+                <w:sz w:val="28"/>
+                <w:szCs w:val="28"/>
+              </w:rPr>
+              <w:t>防僵尸进程）；</w:t>
+            </w:r>
+            <w:r>
+              <w:rPr>
+                <w:rFonts w:hint="eastAsia"/>
+                <w:sz w:val="28"/>
+                <w:szCs w:val="28"/>
+              </w:rPr>
+              <w:t xml:space="preserve">perf_event_paranoid </w:t>
+            </w:r>
+            <w:r>
+              <w:rPr>
+                <w:rFonts w:hint="eastAsia"/>
+                <w:sz w:val="28"/>
+                <w:szCs w:val="28"/>
+              </w:rPr>
+              <w:t>内核参数与</w:t>
+            </w:r>
+            <w:r>
+              <w:rPr>
+                <w:rFonts w:hint="eastAsia"/>
+                <w:sz w:val="28"/>
+                <w:szCs w:val="28"/>
+              </w:rPr>
+              <w:t xml:space="preserve"> perf </w:t>
+            </w:r>
+            <w:r>
+              <w:rPr>
+                <w:rFonts w:hint="eastAsia"/>
+                <w:sz w:val="28"/>
+                <w:szCs w:val="28"/>
+              </w:rPr>
+              <w:t>权限模型</w:t>
+            </w:r>
+            <w:r>
+              <w:rPr>
+                <w:rFonts w:hint="eastAsia"/>
+                <w:sz w:val="28"/>
+                <w:szCs w:val="28"/>
+              </w:rPr>
+              <w:t xml:space="preserve"> </w:t>
+            </w:r>
+          </w:p>
+          <w:p>
+            <w:pPr>
+              <w:spacing w:line="440" w:lineRule="exact"/>
+              <w:rPr>
+                <w:b/>
+                <w:bCs/>
+                <w:sz w:val="28"/>
+                <w:szCs w:val="28"/>
+              </w:rPr>
+            </w:pPr>
+            <w:r>
+              <w:rPr>
+                <w:rFonts w:hint="eastAsia"/>
+                <w:b/>
+                <w:bCs/>
+                <w:sz w:val="28"/>
+                <w:szCs w:val="28"/>
+              </w:rPr>
+              <w:t>未学习内容：</w:t>
+            </w:r>
+          </w:p>
+          <w:p>
+            <w:pPr>
+              <w:spacing w:line="440" w:lineRule="exact"/>
+              <w:rPr>
+                <w:rFonts w:hint="eastAsia"/>
+                <w:sz w:val="28"/>
+                <w:szCs w:val="28"/>
+              </w:rPr>
+            </w:pPr>
+            <w:r>
+              <w:rPr>
+                <w:rFonts w:hint="eastAsia"/>
+                <w:sz w:val="28"/>
+                <w:szCs w:val="28"/>
+              </w:rPr>
+              <w:t>容器化场景下</w:t>
+            </w:r>
+            <w:r>
+              <w:rPr>
+                <w:rFonts w:hint="eastAsia"/>
+                <w:sz w:val="28"/>
+                <w:szCs w:val="28"/>
+              </w:rPr>
+              <w:t>"</w:t>
+            </w:r>
+            <w:r>
+              <w:rPr>
+                <w:rFonts w:hint="eastAsia"/>
+                <w:sz w:val="28"/>
+                <w:szCs w:val="28"/>
+              </w:rPr>
+              <w:t>构建时环境</w:t>
+            </w:r>
+            <w:r>
+              <w:rPr>
+                <w:rFonts w:hint="eastAsia"/>
+                <w:sz w:val="28"/>
+                <w:szCs w:val="28"/>
+              </w:rPr>
+              <w:t>"</w:t>
+            </w:r>
+            <w:r>
+              <w:rPr>
+                <w:rFonts w:hint="eastAsia"/>
+                <w:sz w:val="28"/>
+                <w:szCs w:val="28"/>
+              </w:rPr>
+              <w:t>与</w:t>
+            </w:r>
+            <w:r>
+              <w:rPr>
+                <w:rFonts w:hint="eastAsia"/>
+                <w:sz w:val="28"/>
+                <w:szCs w:val="28"/>
+              </w:rPr>
+              <w:t>"</w:t>
+            </w:r>
+            <w:r>
+              <w:rPr>
+                <w:rFonts w:hint="eastAsia"/>
+                <w:sz w:val="28"/>
+                <w:szCs w:val="28"/>
+              </w:rPr>
+              <w:t>运行时环境</w:t>
+            </w:r>
+            <w:r>
+              <w:rPr>
+                <w:rFonts w:hint="eastAsia"/>
+                <w:sz w:val="28"/>
+                <w:szCs w:val="28"/>
+              </w:rPr>
+              <w:t>"</w:t>
+            </w:r>
+            <w:r>
+              <w:rPr>
+                <w:rFonts w:hint="eastAsia"/>
+                <w:sz w:val="28"/>
+                <w:szCs w:val="28"/>
+              </w:rPr>
+              <w:t>的差异</w:t>
+            </w:r>
+          </w:p>
+          <w:p>
+            <w:pPr>
+              <w:spacing w:line="440" w:lineRule="exact"/>
+              <w:rPr>
+                <w:sz w:val="28"/>
+                <w:szCs w:val="28"/>
+              </w:rPr>
+            </w:pPr>
+          </w:p>
+          <w:p>
+            <w:pPr>
+              <w:spacing w:line="440" w:lineRule="exact"/>
+              <w:rPr>
+                <w:rFonts w:hint="eastAsia"/>
+                <w:b/>
+                <w:bCs/>
+                <w:color w:val="EE0000"/>
+                <w:sz w:val="32"/>
+                <w:szCs w:val="32"/>
+              </w:rPr>
+            </w:pPr>
+            <w:r>
+              <w:rPr>
+                <w:rFonts w:hint="eastAsia"/>
+                <w:b/>
+                <w:bCs/>
+                <w:color w:val="EE0000"/>
+                <w:sz w:val="32"/>
+                <w:szCs w:val="32"/>
+              </w:rPr>
+              <w:t>6.18</w:t>
+            </w:r>
+            <w:r>
+              <w:rPr>
+                <w:rFonts w:hint="eastAsia"/>
+                <w:b/>
+                <w:bCs/>
+                <w:color w:val="EE0000"/>
+                <w:sz w:val="32"/>
+                <w:szCs w:val="32"/>
+              </w:rPr>
+              <w:t>：</w:t>
+            </w:r>
+          </w:p>
+          <w:p>
+            <w:pPr>
+              <w:spacing w:line="440" w:lineRule="exact"/>
+              <w:rPr>
+                <w:rFonts w:hint="eastAsia"/>
+                <w:sz w:val="28"/>
+                <w:szCs w:val="28"/>
+              </w:rPr>
+            </w:pPr>
+            <w:r>
+              <w:rPr>
+                <w:rFonts w:hint="eastAsia"/>
+                <w:sz w:val="28"/>
+                <w:szCs w:val="28"/>
+              </w:rPr>
+              <w:t>任务：成功测试</w:t>
+            </w:r>
+            <w:r>
+              <w:rPr>
+                <w:rFonts w:hint="eastAsia"/>
+                <w:sz w:val="28"/>
+                <w:szCs w:val="28"/>
+              </w:rPr>
+              <w:t xml:space="preserve"> 3 </w:t>
+            </w:r>
+            <w:r>
+              <w:rPr>
+                <w:rFonts w:hint="eastAsia"/>
+                <w:sz w:val="28"/>
+                <w:szCs w:val="28"/>
+              </w:rPr>
+              <w:t>条</w:t>
+            </w:r>
+            <w:r>
+              <w:rPr>
+                <w:rFonts w:hint="eastAsia"/>
+                <w:sz w:val="28"/>
+                <w:szCs w:val="28"/>
+              </w:rPr>
+              <w:t xml:space="preserve"> Perl </w:t>
+            </w:r>
+            <w:r>
+              <w:rPr>
+                <w:rFonts w:hint="eastAsia"/>
+                <w:sz w:val="28"/>
+                <w:szCs w:val="28"/>
+              </w:rPr>
+              <w:t>命令获得火焰图</w:t>
+            </w:r>
+            <w:r>
+              <w:rPr>
+                <w:rFonts w:hint="eastAsia"/>
+                <w:sz w:val="28"/>
+                <w:szCs w:val="28"/>
+              </w:rPr>
+              <w:t xml:space="preserve"> SVG</w:t>
+            </w:r>
+            <w:r>
+              <w:rPr>
+                <w:rFonts w:hint="eastAsia"/>
+                <w:sz w:val="28"/>
+                <w:szCs w:val="28"/>
+              </w:rPr>
+              <w:t>；实现完整火焰图生成链路；接入</w:t>
+            </w:r>
+            <w:r>
+              <w:rPr>
+                <w:rFonts w:hint="eastAsia"/>
+                <w:sz w:val="28"/>
+                <w:szCs w:val="28"/>
+              </w:rPr>
+              <w:t xml:space="preserve"> Gemini </w:t>
+            </w:r>
+            <w:r>
+              <w:rPr>
+                <w:rFonts w:hint="eastAsia"/>
+                <w:sz w:val="28"/>
+                <w:szCs w:val="28"/>
+              </w:rPr>
+              <w:t>做火焰图分析</w:t>
+            </w:r>
+          </w:p>
+          <w:p>
+            <w:pPr>
+              <w:spacing w:line="440" w:lineRule="exact"/>
+              <w:rPr>
+                <w:b/>
+                <w:bCs/>
+                <w:sz w:val="28"/>
+                <w:szCs w:val="28"/>
+              </w:rPr>
+            </w:pPr>
+            <w:r>
+              <w:rPr>
+                <w:rFonts w:hint="eastAsia"/>
+                <w:b/>
+                <w:bCs/>
+                <w:sz w:val="28"/>
+                <w:szCs w:val="28"/>
+              </w:rPr>
+              <w:t>已学习内容：</w:t>
+            </w:r>
+          </w:p>
+          <w:p>
+            <w:pPr>
+              <w:spacing w:line="440" w:lineRule="exact"/>
+              <w:rPr>
+                <w:rFonts w:hint="eastAsia"/>
+                <w:sz w:val="28"/>
+                <w:szCs w:val="28"/>
+              </w:rPr>
+            </w:pPr>
+            <w:r>
+              <w:rPr>
+                <w:rFonts w:hint="eastAsia"/>
+                <w:sz w:val="28"/>
+                <w:szCs w:val="28"/>
+              </w:rPr>
+              <w:t xml:space="preserve">perf </w:t>
+            </w:r>
+            <w:r>
+              <w:rPr>
+                <w:rFonts w:hint="eastAsia"/>
+                <w:sz w:val="28"/>
+                <w:szCs w:val="28"/>
+              </w:rPr>
+              <w:t>数据处理流水线（</w:t>
+            </w:r>
+            <w:r>
+              <w:rPr>
+                <w:rFonts w:hint="eastAsia"/>
+                <w:sz w:val="28"/>
+                <w:szCs w:val="28"/>
+              </w:rPr>
+              <w:t xml:space="preserve">perf script </w:t>
+            </w:r>
+            <w:r>
+              <w:rPr>
+                <w:rFonts w:hint="eastAsia"/>
+                <w:sz w:val="28"/>
+                <w:szCs w:val="28"/>
+              </w:rPr>
+              <w:t>→</w:t>
+            </w:r>
+            <w:r>
+              <w:rPr>
+                <w:rFonts w:hint="eastAsia"/>
+                <w:sz w:val="28"/>
+                <w:szCs w:val="28"/>
+              </w:rPr>
+              <w:t xml:space="preserve"> stackcollapse-perf.pl </w:t>
+            </w:r>
+            <w:r>
+              <w:rPr>
+                <w:rFonts w:hint="eastAsia"/>
+                <w:sz w:val="28"/>
+                <w:szCs w:val="28"/>
+              </w:rPr>
+              <w:t>→</w:t>
+            </w:r>
+            <w:r>
+              <w:rPr>
+                <w:rFonts w:hint="eastAsia"/>
+                <w:sz w:val="28"/>
+                <w:szCs w:val="28"/>
+              </w:rPr>
+              <w:t xml:space="preserve"> flamegraph.pl </w:t>
+            </w:r>
+            <w:r>
+              <w:rPr>
+                <w:rFonts w:hint="eastAsia"/>
+                <w:sz w:val="28"/>
+                <w:szCs w:val="28"/>
+              </w:rPr>
+              <w:t>→</w:t>
+            </w:r>
+            <w:r>
+              <w:rPr>
+                <w:rFonts w:hint="eastAsia"/>
+                <w:sz w:val="28"/>
+                <w:szCs w:val="28"/>
+              </w:rPr>
+              <w:t xml:space="preserve"> SVG</w:t>
+            </w:r>
+            <w:r>
+              <w:rPr>
+                <w:rFonts w:hint="eastAsia"/>
+                <w:sz w:val="28"/>
+                <w:szCs w:val="28"/>
+              </w:rPr>
+              <w:t>）；</w:t>
+            </w:r>
+            <w:r>
+              <w:rPr>
+                <w:rFonts w:hint="eastAsia"/>
+                <w:sz w:val="28"/>
+                <w:szCs w:val="28"/>
+              </w:rPr>
+              <w:t xml:space="preserve">OpenAI-compatible API </w:t>
+            </w:r>
+            <w:r>
+              <w:rPr>
+                <w:rFonts w:hint="eastAsia"/>
+                <w:sz w:val="28"/>
+                <w:szCs w:val="28"/>
+              </w:rPr>
+              <w:t>的调用方式（用于接入第三方</w:t>
+            </w:r>
+            <w:r>
+              <w:rPr>
+                <w:rFonts w:hint="eastAsia"/>
+                <w:sz w:val="28"/>
+                <w:szCs w:val="28"/>
+              </w:rPr>
+              <w:t xml:space="preserve"> Gemini </w:t>
+            </w:r>
+            <w:r>
+              <w:rPr>
+                <w:rFonts w:hint="eastAsia"/>
+                <w:sz w:val="28"/>
+                <w:szCs w:val="28"/>
+              </w:rPr>
+              <w:t>代理）</w:t>
+            </w:r>
+          </w:p>
+          <w:p>
+            <w:pPr>
+              <w:spacing w:line="440" w:lineRule="exact"/>
+              <w:rPr>
+                <w:b/>
+                <w:bCs/>
+                <w:sz w:val="28"/>
+                <w:szCs w:val="28"/>
+              </w:rPr>
+            </w:pPr>
+            <w:r>
+              <w:rPr>
+                <w:rFonts w:hint="eastAsia"/>
+                <w:b/>
+                <w:bCs/>
+                <w:sz w:val="28"/>
+                <w:szCs w:val="28"/>
+              </w:rPr>
+              <w:t>未学习内容：</w:t>
+            </w:r>
+          </w:p>
+          <w:p>
+            <w:pPr>
+              <w:spacing w:line="440" w:lineRule="exact"/>
+              <w:rPr>
+                <w:rFonts w:hint="eastAsia"/>
+                <w:sz w:val="28"/>
+                <w:szCs w:val="28"/>
+              </w:rPr>
+            </w:pPr>
+            <w:r>
+              <w:rPr>
+                <w:rFonts w:hint="eastAsia"/>
+                <w:sz w:val="28"/>
+                <w:szCs w:val="28"/>
+              </w:rPr>
+              <w:t xml:space="preserve">python-dotenv </w:t>
+            </w:r>
+            <w:r>
+              <w:rPr>
+                <w:rFonts w:hint="eastAsia"/>
+                <w:sz w:val="28"/>
+                <w:szCs w:val="28"/>
+              </w:rPr>
+              <w:t>环境变量加载机制——当时以为</w:t>
+            </w:r>
+            <w:r>
+              <w:rPr>
+                <w:rFonts w:hint="eastAsia"/>
+                <w:sz w:val="28"/>
+                <w:szCs w:val="28"/>
+              </w:rPr>
+              <w:t xml:space="preserve"> Python </w:t>
+            </w:r>
+            <w:r>
+              <w:rPr>
+                <w:rFonts w:hint="eastAsia"/>
+                <w:sz w:val="28"/>
+                <w:szCs w:val="28"/>
+              </w:rPr>
+              <w:t>会自动读取</w:t>
+            </w:r>
+            <w:r>
+              <w:rPr>
+                <w:rFonts w:hint="eastAsia"/>
+                <w:sz w:val="28"/>
+                <w:szCs w:val="28"/>
+              </w:rPr>
+              <w:t xml:space="preserve"> .env </w:t>
+            </w:r>
+            <w:r>
+              <w:rPr>
+                <w:rFonts w:hint="eastAsia"/>
+                <w:sz w:val="28"/>
+                <w:szCs w:val="28"/>
+              </w:rPr>
+              <w:t>文件，导致接入</w:t>
+            </w:r>
+            <w:r>
+              <w:rPr>
+                <w:rFonts w:hint="eastAsia"/>
+                <w:sz w:val="28"/>
+                <w:szCs w:val="28"/>
+              </w:rPr>
+              <w:t xml:space="preserve"> Gemini </w:t>
+            </w:r>
+            <w:r>
+              <w:rPr>
+                <w:rFonts w:hint="eastAsia"/>
+                <w:sz w:val="28"/>
+                <w:szCs w:val="28"/>
+              </w:rPr>
+              <w:t>后</w:t>
+            </w:r>
+            <w:r>
+              <w:rPr>
+                <w:rFonts w:hint="eastAsia"/>
+                <w:sz w:val="28"/>
+                <w:szCs w:val="28"/>
+              </w:rPr>
+              <w:t xml:space="preserve"> AI </w:t>
+            </w:r>
+            <w:r>
+              <w:rPr>
+                <w:rFonts w:hint="eastAsia"/>
+                <w:sz w:val="28"/>
+                <w:szCs w:val="28"/>
+              </w:rPr>
+              <w:t>建议字段一直为空，排查了一段时间才确认根因</w:t>
+            </w:r>
+          </w:p>
+          <w:p>
+            <w:pPr>
+              <w:spacing w:line="440" w:lineRule="exact"/>
+              <w:rPr>
+                <w:sz w:val="28"/>
+                <w:szCs w:val="28"/>
+              </w:rPr>
+            </w:pPr>
+          </w:p>
+          <w:p>
+            <w:pPr>
+              <w:spacing w:line="440" w:lineRule="exact"/>
+              <w:rPr>
+                <w:rFonts w:hint="eastAsia"/>
+                <w:b/>
+                <w:bCs/>
+                <w:color w:val="EE0000"/>
+                <w:sz w:val="32"/>
+                <w:szCs w:val="32"/>
+              </w:rPr>
+            </w:pPr>
+            <w:r>
+              <w:rPr>
+                <w:rFonts w:hint="eastAsia"/>
+                <w:b/>
+                <w:bCs/>
+                <w:color w:val="EE0000"/>
+                <w:sz w:val="32"/>
+                <w:szCs w:val="32"/>
+              </w:rPr>
+              <w:t>6.19</w:t>
+            </w:r>
+            <w:r>
+              <w:rPr>
+                <w:rFonts w:hint="eastAsia"/>
+                <w:b/>
+                <w:bCs/>
+                <w:color w:val="EE0000"/>
+                <w:sz w:val="32"/>
+                <w:szCs w:val="32"/>
+              </w:rPr>
+              <w:t>：</w:t>
+            </w:r>
+          </w:p>
+          <w:p>
+            <w:pPr>
+              <w:spacing w:line="440" w:lineRule="exact"/>
+              <w:rPr>
+                <w:rFonts w:hint="eastAsia"/>
+                <w:sz w:val="28"/>
+                <w:szCs w:val="28"/>
+              </w:rPr>
+            </w:pPr>
+            <w:r>
+              <w:rPr>
+                <w:rFonts w:hint="eastAsia"/>
+                <w:b/>
+                <w:bCs/>
+                <w:sz w:val="28"/>
+                <w:szCs w:val="28"/>
+              </w:rPr>
+              <w:t>任务：</w:t>
+            </w:r>
+            <w:r>
+              <w:rPr>
+                <w:rFonts w:hint="eastAsia"/>
+                <w:sz w:val="28"/>
+                <w:szCs w:val="28"/>
+              </w:rPr>
+              <w:t>加入</w:t>
+            </w:r>
+            <w:r>
+              <w:rPr>
+                <w:rFonts w:hint="eastAsia"/>
+                <w:sz w:val="28"/>
+                <w:szCs w:val="28"/>
+              </w:rPr>
+              <w:t xml:space="preserve"> Gemini API Key</w:t>
+            </w:r>
+            <w:r>
+              <w:rPr>
+                <w:rFonts w:hint="eastAsia"/>
+                <w:sz w:val="28"/>
+                <w:szCs w:val="28"/>
+              </w:rPr>
+              <w:t>；完成前端界面并成功运行；修复</w:t>
+            </w:r>
+            <w:r>
+              <w:rPr>
+                <w:rFonts w:hint="eastAsia"/>
+                <w:sz w:val="28"/>
+                <w:szCs w:val="28"/>
+              </w:rPr>
+              <w:t xml:space="preserve"> Agent </w:t>
+            </w:r>
+            <w:r>
+              <w:rPr>
+                <w:rFonts w:hint="eastAsia"/>
+                <w:sz w:val="28"/>
+                <w:szCs w:val="28"/>
+              </w:rPr>
+              <w:t>在线状态显示问题（</w:t>
+            </w:r>
+            <w:r>
+              <w:rPr>
+                <w:rFonts w:hint="eastAsia"/>
+                <w:sz w:val="28"/>
+                <w:szCs w:val="28"/>
+              </w:rPr>
+              <w:t xml:space="preserve">Agent </w:t>
+            </w:r>
+            <w:r>
+              <w:rPr>
+                <w:rFonts w:hint="eastAsia"/>
+                <w:sz w:val="28"/>
+                <w:szCs w:val="28"/>
+              </w:rPr>
+              <w:t>注册写入</w:t>
+            </w:r>
+            <w:r>
+              <w:rPr>
+                <w:rFonts w:hint="eastAsia"/>
+                <w:sz w:val="28"/>
+                <w:szCs w:val="28"/>
+              </w:rPr>
+              <w:t xml:space="preserve"> SQL</w:t>
+            </w:r>
+            <w:r>
+              <w:rPr>
+                <w:rFonts w:hint="eastAsia"/>
+                <w:sz w:val="28"/>
+                <w:szCs w:val="28"/>
+              </w:rPr>
+              <w:t>）；修复</w:t>
+            </w:r>
+            <w:r>
+              <w:rPr>
+                <w:rFonts w:hint="eastAsia"/>
+                <w:sz w:val="28"/>
+                <w:szCs w:val="28"/>
+              </w:rPr>
+              <w:t xml:space="preserve"> models.go </w:t>
+            </w:r>
+            <w:r>
+              <w:rPr>
+                <w:rFonts w:hint="eastAsia"/>
+                <w:sz w:val="28"/>
+                <w:szCs w:val="28"/>
+              </w:rPr>
+              <w:t>的</w:t>
+            </w:r>
+            <w:r>
+              <w:rPr>
+                <w:rFonts w:hint="eastAsia"/>
+                <w:sz w:val="28"/>
+                <w:szCs w:val="28"/>
+              </w:rPr>
+              <w:t xml:space="preserve"> json tag </w:t>
+            </w:r>
+            <w:r>
+              <w:rPr>
+                <w:rFonts w:hint="eastAsia"/>
+                <w:sz w:val="28"/>
+                <w:szCs w:val="28"/>
+              </w:rPr>
+              <w:lastRenderedPageBreak/>
+              <w:t>缺失问题；修复火焰图只能下载无法渲染的问题；实现前端</w:t>
+            </w:r>
+            <w:r>
+              <w:rPr>
+                <w:rFonts w:hint="eastAsia"/>
+                <w:sz w:val="28"/>
+                <w:szCs w:val="28"/>
+              </w:rPr>
+              <w:t xml:space="preserve"> PID </w:t>
+            </w:r>
+            <w:r>
+              <w:rPr>
+                <w:rFonts w:hint="eastAsia"/>
+                <w:sz w:val="28"/>
+                <w:szCs w:val="28"/>
+              </w:rPr>
+              <w:t>采集任务</w:t>
+            </w:r>
+            <w:r>
+              <w:rPr>
+                <w:rFonts w:hint="eastAsia"/>
+                <w:sz w:val="28"/>
+                <w:szCs w:val="28"/>
+              </w:rPr>
+              <w:t xml:space="preserve"> + </w:t>
+            </w:r>
+            <w:r>
+              <w:rPr>
+                <w:rFonts w:hint="eastAsia"/>
+                <w:sz w:val="28"/>
+                <w:szCs w:val="28"/>
+              </w:rPr>
+              <w:t>火焰图</w:t>
+            </w:r>
+            <w:r>
+              <w:rPr>
+                <w:rFonts w:hint="eastAsia"/>
+                <w:sz w:val="28"/>
+                <w:szCs w:val="28"/>
+              </w:rPr>
+              <w:t>/</w:t>
+            </w:r>
+            <w:r>
+              <w:rPr>
+                <w:rFonts w:hint="eastAsia"/>
+                <w:sz w:val="28"/>
+                <w:szCs w:val="28"/>
+              </w:rPr>
+              <w:t>规则建议展示；完成</w:t>
+            </w:r>
+            <w:r>
+              <w:rPr>
+                <w:rFonts w:hint="eastAsia"/>
+                <w:sz w:val="28"/>
+                <w:szCs w:val="28"/>
+              </w:rPr>
+              <w:t xml:space="preserve"> docker-compose </w:t>
+            </w:r>
+            <w:r>
+              <w:rPr>
+                <w:rFonts w:hint="eastAsia"/>
+                <w:sz w:val="28"/>
+                <w:szCs w:val="28"/>
+              </w:rPr>
+              <w:t>一键部署第一版</w:t>
+            </w:r>
+          </w:p>
+          <w:p>
+            <w:pPr>
+              <w:spacing w:line="440" w:lineRule="exact"/>
+              <w:rPr>
+                <w:b/>
+                <w:bCs/>
+                <w:sz w:val="28"/>
+                <w:szCs w:val="28"/>
+              </w:rPr>
+            </w:pPr>
+            <w:r>
+              <w:rPr>
+                <w:rFonts w:hint="eastAsia"/>
+                <w:b/>
+                <w:bCs/>
+                <w:sz w:val="28"/>
+                <w:szCs w:val="28"/>
+              </w:rPr>
+              <w:t>已学习内容：</w:t>
+            </w:r>
+          </w:p>
+          <w:p>
+            <w:pPr>
+              <w:spacing w:line="440" w:lineRule="exact"/>
+              <w:rPr>
+                <w:rFonts w:hint="eastAsia"/>
+                <w:sz w:val="28"/>
+                <w:szCs w:val="28"/>
+              </w:rPr>
+            </w:pPr>
+            <w:r>
+              <w:rPr>
+                <w:rFonts w:hint="eastAsia"/>
+                <w:sz w:val="28"/>
+                <w:szCs w:val="28"/>
+              </w:rPr>
+              <w:t xml:space="preserve">GORM tag </w:t>
+            </w:r>
+            <w:r>
+              <w:rPr>
+                <w:rFonts w:hint="eastAsia"/>
+                <w:sz w:val="28"/>
+                <w:szCs w:val="28"/>
+              </w:rPr>
+              <w:t>与</w:t>
+            </w:r>
+            <w:r>
+              <w:rPr>
+                <w:rFonts w:hint="eastAsia"/>
+                <w:sz w:val="28"/>
+                <w:szCs w:val="28"/>
+              </w:rPr>
+              <w:t xml:space="preserve"> JSON tag </w:t>
+            </w:r>
+            <w:r>
+              <w:rPr>
+                <w:rFonts w:hint="eastAsia"/>
+                <w:sz w:val="28"/>
+                <w:szCs w:val="28"/>
+              </w:rPr>
+              <w:t>的区别；</w:t>
+            </w:r>
+            <w:r>
+              <w:rPr>
+                <w:rFonts w:hint="eastAsia"/>
+                <w:sz w:val="28"/>
+                <w:szCs w:val="28"/>
+              </w:rPr>
+              <w:t xml:space="preserve">HTTP Content-Type </w:t>
+            </w:r>
+            <w:r>
+              <w:rPr>
+                <w:rFonts w:hint="eastAsia"/>
+                <w:sz w:val="28"/>
+                <w:szCs w:val="28"/>
+              </w:rPr>
+              <w:t>对浏览器行为的影响（</w:t>
+            </w:r>
+            <w:r>
+              <w:rPr>
+                <w:rFonts w:hint="eastAsia"/>
+                <w:sz w:val="28"/>
+                <w:szCs w:val="28"/>
+              </w:rPr>
+              <w:t xml:space="preserve">SVG </w:t>
+            </w:r>
+            <w:r>
+              <w:rPr>
+                <w:rFonts w:hint="eastAsia"/>
+                <w:sz w:val="28"/>
+                <w:szCs w:val="28"/>
+              </w:rPr>
+              <w:t>被当文件下载</w:t>
+            </w:r>
+            <w:r>
+              <w:rPr>
+                <w:rFonts w:hint="eastAsia"/>
+                <w:sz w:val="28"/>
+                <w:szCs w:val="28"/>
+              </w:rPr>
+              <w:t xml:space="preserve"> vs </w:t>
+            </w:r>
+            <w:r>
+              <w:rPr>
+                <w:rFonts w:hint="eastAsia"/>
+                <w:sz w:val="28"/>
+                <w:szCs w:val="28"/>
+              </w:rPr>
+              <w:t>直接渲染，根因是上传时没设</w:t>
+            </w:r>
+            <w:r>
+              <w:rPr>
+                <w:rFonts w:hint="eastAsia"/>
+                <w:sz w:val="28"/>
+                <w:szCs w:val="28"/>
+              </w:rPr>
+              <w:t xml:space="preserve"> image/svg+xml</w:t>
+            </w:r>
+            <w:r>
+              <w:rPr>
+                <w:rFonts w:hint="eastAsia"/>
+                <w:sz w:val="28"/>
+                <w:szCs w:val="28"/>
+              </w:rPr>
+              <w:t>）；</w:t>
+            </w:r>
+            <w:r>
+              <w:rPr>
+                <w:rFonts w:hint="eastAsia"/>
+                <w:sz w:val="28"/>
+                <w:szCs w:val="28"/>
+              </w:rPr>
+              <w:t xml:space="preserve">React Hooks </w:t>
+            </w:r>
+            <w:r>
+              <w:rPr>
+                <w:rFonts w:hint="eastAsia"/>
+                <w:sz w:val="28"/>
+                <w:szCs w:val="28"/>
+              </w:rPr>
+              <w:t>轮询模式（</w:t>
+            </w:r>
+            <w:r>
+              <w:rPr>
+                <w:rFonts w:hint="eastAsia"/>
+                <w:sz w:val="28"/>
+                <w:szCs w:val="28"/>
+              </w:rPr>
+              <w:t xml:space="preserve">useEffect + setInterval + </w:t>
+            </w:r>
+            <w:r>
+              <w:rPr>
+                <w:rFonts w:hint="eastAsia"/>
+                <w:sz w:val="28"/>
+                <w:szCs w:val="28"/>
+              </w:rPr>
+              <w:t>卸载时</w:t>
+            </w:r>
+            <w:r>
+              <w:rPr>
+                <w:rFonts w:hint="eastAsia"/>
+                <w:sz w:val="28"/>
+                <w:szCs w:val="28"/>
+              </w:rPr>
+              <w:t xml:space="preserve"> clearInterval</w:t>
+            </w:r>
+            <w:r>
+              <w:rPr>
+                <w:rFonts w:hint="eastAsia"/>
+                <w:sz w:val="28"/>
+                <w:szCs w:val="28"/>
+              </w:rPr>
+              <w:t>）</w:t>
+            </w:r>
+          </w:p>
+          <w:p>
+            <w:pPr>
+              <w:spacing w:line="440" w:lineRule="exact"/>
+              <w:rPr>
+                <w:sz w:val="28"/>
+                <w:szCs w:val="28"/>
+              </w:rPr>
+            </w:pPr>
+            <w:r>
+              <w:rPr>
+                <w:rFonts w:hint="eastAsia"/>
+                <w:b/>
+                <w:bCs/>
+                <w:sz w:val="28"/>
+                <w:szCs w:val="28"/>
+              </w:rPr>
+              <w:t>未学习内容：</w:t>
+            </w:r>
+          </w:p>
+          <w:p>
+            <w:pPr>
+              <w:spacing w:line="440" w:lineRule="exact"/>
+              <w:rPr>
+                <w:rFonts w:hint="eastAsia"/>
+                <w:sz w:val="28"/>
+                <w:szCs w:val="28"/>
+              </w:rPr>
+            </w:pPr>
+            <w:r>
+              <w:rPr>
+                <w:rFonts w:hint="eastAsia"/>
+                <w:sz w:val="28"/>
+                <w:szCs w:val="28"/>
+              </w:rPr>
+              <w:t>跨容器服务发现机制——容器内</w:t>
+            </w:r>
+            <w:r>
+              <w:rPr>
+                <w:rFonts w:hint="eastAsia"/>
+                <w:sz w:val="28"/>
+                <w:szCs w:val="28"/>
+              </w:rPr>
+              <w:t xml:space="preserve"> localhost </w:t>
+            </w:r>
+            <w:r>
+              <w:rPr>
+                <w:rFonts w:hint="eastAsia"/>
+                <w:sz w:val="28"/>
+                <w:szCs w:val="28"/>
+              </w:rPr>
+              <w:t>指向容器自身而非其他服务</w:t>
+            </w:r>
+          </w:p>
+          <w:p>
+            <w:pPr>
+              <w:spacing w:line="440" w:lineRule="exact"/>
+              <w:rPr>
+                <w:sz w:val="28"/>
+                <w:szCs w:val="28"/>
+              </w:rPr>
+            </w:pPr>
+          </w:p>
+          <w:p>
+            <w:pPr>
+              <w:spacing w:line="440" w:lineRule="exact"/>
+              <w:rPr>
+                <w:rFonts w:hint="eastAsia"/>
+                <w:b/>
+                <w:bCs/>
+                <w:color w:val="EE0000"/>
+                <w:sz w:val="32"/>
+                <w:szCs w:val="32"/>
+              </w:rPr>
+            </w:pPr>
+            <w:r>
+              <w:rPr>
+                <w:rFonts w:hint="eastAsia"/>
+                <w:b/>
+                <w:bCs/>
+                <w:color w:val="EE0000"/>
+                <w:sz w:val="32"/>
+                <w:szCs w:val="32"/>
+              </w:rPr>
+              <w:t>6.20</w:t>
+            </w:r>
+            <w:r>
+              <w:rPr>
+                <w:rFonts w:hint="eastAsia"/>
+                <w:b/>
+                <w:bCs/>
+                <w:color w:val="EE0000"/>
+                <w:sz w:val="32"/>
+                <w:szCs w:val="32"/>
+              </w:rPr>
+              <w:t>：</w:t>
+            </w:r>
+          </w:p>
+          <w:p>
+            <w:pPr>
+              <w:spacing w:line="440" w:lineRule="exact"/>
+              <w:rPr>
+                <w:rFonts w:hint="eastAsia"/>
+                <w:sz w:val="28"/>
+                <w:szCs w:val="28"/>
+              </w:rPr>
+            </w:pPr>
+            <w:r>
+              <w:rPr>
+                <w:rFonts w:hint="eastAsia"/>
+                <w:b/>
+                <w:bCs/>
+                <w:sz w:val="28"/>
+                <w:szCs w:val="28"/>
+              </w:rPr>
+              <w:t>任务：</w:t>
+            </w:r>
+            <w:r>
+              <w:rPr>
+                <w:rFonts w:hint="eastAsia"/>
+                <w:sz w:val="28"/>
+                <w:szCs w:val="28"/>
+              </w:rPr>
+              <w:t>依赖包换国内镜像源；编写第一版</w:t>
+            </w:r>
+            <w:r>
+              <w:rPr>
+                <w:rFonts w:hint="eastAsia"/>
+                <w:sz w:val="28"/>
+                <w:szCs w:val="28"/>
+              </w:rPr>
+              <w:t xml:space="preserve"> README</w:t>
+            </w:r>
+            <w:r>
+              <w:rPr>
+                <w:rFonts w:hint="eastAsia"/>
+                <w:sz w:val="28"/>
+                <w:szCs w:val="28"/>
+              </w:rPr>
+              <w:t>；正式部署</w:t>
+            </w:r>
+            <w:r>
+              <w:rPr>
+                <w:rFonts w:hint="eastAsia"/>
+                <w:sz w:val="28"/>
+                <w:szCs w:val="28"/>
+              </w:rPr>
+              <w:t xml:space="preserve"> Docker</w:t>
+            </w:r>
+            <w:r>
+              <w:rPr>
+                <w:rFonts w:hint="eastAsia"/>
+                <w:sz w:val="28"/>
+                <w:szCs w:val="28"/>
+              </w:rPr>
+              <w:t>；新增</w:t>
+            </w:r>
+            <w:r>
+              <w:rPr>
+                <w:rFonts w:hint="eastAsia"/>
+                <w:sz w:val="28"/>
+                <w:szCs w:val="28"/>
+              </w:rPr>
+              <w:t xml:space="preserve"> UPLOADING </w:t>
+            </w:r>
+            <w:r>
+              <w:rPr>
+                <w:rFonts w:hint="eastAsia"/>
+                <w:sz w:val="28"/>
+                <w:szCs w:val="28"/>
+              </w:rPr>
+              <w:t>状态；心跳</w:t>
+            </w:r>
+            <w:r>
+              <w:rPr>
+                <w:rFonts w:hint="eastAsia"/>
+                <w:sz w:val="28"/>
+                <w:szCs w:val="28"/>
+              </w:rPr>
+              <w:t xml:space="preserve"> 30s </w:t>
+            </w:r>
+            <w:r>
+              <w:rPr>
+                <w:rFonts w:hint="eastAsia"/>
+                <w:sz w:val="28"/>
+                <w:szCs w:val="28"/>
+              </w:rPr>
+              <w:t>离线检测桥接</w:t>
+            </w:r>
+            <w:r>
+              <w:rPr>
+                <w:rFonts w:hint="eastAsia"/>
+                <w:sz w:val="28"/>
+                <w:szCs w:val="28"/>
+              </w:rPr>
+              <w:t xml:space="preserve"> PostgreSQL + </w:t>
+            </w:r>
+            <w:r>
+              <w:rPr>
+                <w:rFonts w:hint="eastAsia"/>
+                <w:sz w:val="28"/>
+                <w:szCs w:val="28"/>
+              </w:rPr>
+              <w:t>前端展示审计日志；排查并解决</w:t>
+            </w:r>
+            <w:r>
+              <w:rPr>
+                <w:rFonts w:hint="eastAsia"/>
+                <w:sz w:val="28"/>
+                <w:szCs w:val="28"/>
+              </w:rPr>
+              <w:t xml:space="preserve"> perf </w:t>
+            </w:r>
+            <w:r>
+              <w:rPr>
+                <w:rFonts w:hint="eastAsia"/>
+                <w:sz w:val="28"/>
+                <w:szCs w:val="28"/>
+              </w:rPr>
+              <w:t>跨机器可移植性问题（共享库依赖缺失</w:t>
+            </w:r>
+            <w:r>
+              <w:rPr>
+                <w:rFonts w:hint="eastAsia"/>
+                <w:sz w:val="28"/>
+                <w:szCs w:val="28"/>
+              </w:rPr>
+              <w:t xml:space="preserve"> + </w:t>
+            </w:r>
+            <w:r>
+              <w:rPr>
+                <w:rFonts w:hint="eastAsia"/>
+                <w:sz w:val="28"/>
+                <w:szCs w:val="28"/>
+              </w:rPr>
+              <w:t>内核版本硬编码）</w:t>
+            </w:r>
+          </w:p>
+          <w:p>
+            <w:pPr>
+              <w:spacing w:line="440" w:lineRule="exact"/>
+              <w:rPr>
+                <w:sz w:val="28"/>
+                <w:szCs w:val="28"/>
+              </w:rPr>
+            </w:pPr>
+            <w:r>
+              <w:rPr>
+                <w:rFonts w:hint="eastAsia"/>
+                <w:b/>
+                <w:bCs/>
+                <w:sz w:val="28"/>
+                <w:szCs w:val="28"/>
+              </w:rPr>
+              <w:t>已学习内容：</w:t>
+            </w:r>
+          </w:p>
+          <w:p>
+            <w:pPr>
+              <w:spacing w:line="440" w:lineRule="exact"/>
+              <w:rPr>
+                <w:rFonts w:hint="eastAsia"/>
+                <w:sz w:val="28"/>
+                <w:szCs w:val="28"/>
+              </w:rPr>
+            </w:pPr>
+            <w:r>
+              <w:rPr>
+                <w:rFonts w:hint="eastAsia"/>
+                <w:sz w:val="28"/>
+                <w:szCs w:val="28"/>
+              </w:rPr>
+              <w:t xml:space="preserve">Docker </w:t>
+            </w:r>
+            <w:r>
+              <w:rPr>
+                <w:rFonts w:hint="eastAsia"/>
+                <w:sz w:val="28"/>
+                <w:szCs w:val="28"/>
+              </w:rPr>
+              <w:t>容器网络模型（服务名寻址</w:t>
+            </w:r>
+            <w:r>
+              <w:rPr>
+                <w:rFonts w:hint="eastAsia"/>
+                <w:sz w:val="28"/>
+                <w:szCs w:val="28"/>
+              </w:rPr>
+              <w:t xml:space="preserve"> vs localhost</w:t>
+            </w:r>
+            <w:r>
+              <w:rPr>
+                <w:rFonts w:hint="eastAsia"/>
+                <w:sz w:val="28"/>
+                <w:szCs w:val="28"/>
+              </w:rPr>
+              <w:t>，理解</w:t>
+            </w:r>
+            <w:r>
+              <w:rPr>
+                <w:rFonts w:hint="eastAsia"/>
+                <w:sz w:val="28"/>
+                <w:szCs w:val="28"/>
+              </w:rPr>
+              <w:t xml:space="preserve"> depends_on + healthcheck </w:t>
+            </w:r>
+            <w:r>
+              <w:rPr>
+                <w:rFonts w:hint="eastAsia"/>
+                <w:sz w:val="28"/>
+                <w:szCs w:val="28"/>
+              </w:rPr>
+              <w:t>的真实作用范围）；</w:t>
+            </w:r>
+            <w:r>
+              <w:rPr>
+                <w:rFonts w:hint="eastAsia"/>
+                <w:sz w:val="28"/>
+                <w:szCs w:val="28"/>
+              </w:rPr>
+              <w:t xml:space="preserve">MinIO </w:t>
+            </w:r>
+            <w:r>
+              <w:rPr>
+                <w:rFonts w:hint="eastAsia"/>
+                <w:sz w:val="28"/>
+                <w:szCs w:val="28"/>
+              </w:rPr>
+              <w:t>预签名</w:t>
+            </w:r>
+            <w:r>
+              <w:rPr>
+                <w:rFonts w:hint="eastAsia"/>
+                <w:sz w:val="28"/>
+                <w:szCs w:val="28"/>
+              </w:rPr>
+              <w:t xml:space="preserve"> URL </w:t>
+            </w:r>
+            <w:r>
+              <w:rPr>
+                <w:rFonts w:hint="eastAsia"/>
+                <w:sz w:val="28"/>
+                <w:szCs w:val="28"/>
+              </w:rPr>
+              <w:t>的</w:t>
+            </w:r>
+            <w:r>
+              <w:rPr>
+                <w:rFonts w:hint="eastAsia"/>
+                <w:sz w:val="28"/>
+                <w:szCs w:val="28"/>
+              </w:rPr>
+              <w:t xml:space="preserve"> host </w:t>
+            </w:r>
+            <w:r>
+              <w:rPr>
+                <w:rFonts w:hint="eastAsia"/>
+                <w:sz w:val="28"/>
+                <w:szCs w:val="28"/>
+              </w:rPr>
+              <w:t>替换机制（容器内地址与浏览器可访问地址的区分）；</w:t>
+            </w:r>
+            <w:r>
+              <w:rPr>
+                <w:rFonts w:hint="eastAsia"/>
+                <w:sz w:val="28"/>
+                <w:szCs w:val="28"/>
+              </w:rPr>
+              <w:t xml:space="preserve">ELF </w:t>
+            </w:r>
+            <w:r>
+              <w:rPr>
+                <w:rFonts w:hint="eastAsia"/>
+                <w:sz w:val="28"/>
+                <w:szCs w:val="28"/>
+              </w:rPr>
+              <w:t>动态链接库依赖排查思路（</w:t>
+            </w:r>
+            <w:r>
+              <w:rPr>
+                <w:rFonts w:hint="eastAsia"/>
+                <w:sz w:val="28"/>
+                <w:szCs w:val="28"/>
+              </w:rPr>
+              <w:t xml:space="preserve">perf </w:t>
+            </w:r>
+            <w:r>
+              <w:rPr>
+                <w:rFonts w:hint="eastAsia"/>
+                <w:sz w:val="28"/>
+                <w:szCs w:val="28"/>
+              </w:rPr>
+              <w:t>二进制依赖</w:t>
+            </w:r>
+            <w:r>
+              <w:rPr>
+                <w:rFonts w:hint="eastAsia"/>
+                <w:sz w:val="28"/>
+                <w:szCs w:val="28"/>
+              </w:rPr>
+              <w:t xml:space="preserve"> libdw/libunwind </w:t>
+            </w:r>
+            <w:r>
+              <w:rPr>
+                <w:rFonts w:hint="eastAsia"/>
+                <w:sz w:val="28"/>
+                <w:szCs w:val="28"/>
+              </w:rPr>
+              <w:t>等用户态共享库，与内核版本无关）；</w:t>
+            </w:r>
+            <w:r>
+              <w:rPr>
+                <w:rFonts w:hint="eastAsia"/>
+                <w:sz w:val="28"/>
+                <w:szCs w:val="28"/>
+              </w:rPr>
+              <w:t xml:space="preserve">Linux </w:t>
+            </w:r>
+            <w:r>
+              <w:rPr>
+                <w:rFonts w:hint="eastAsia"/>
+                <w:sz w:val="28"/>
+                <w:szCs w:val="28"/>
+              </w:rPr>
+              <w:t>软链接解析（</w:t>
+            </w:r>
+            <w:r>
+              <w:rPr>
+                <w:rFonts w:hint="eastAsia"/>
+                <w:sz w:val="28"/>
+                <w:szCs w:val="28"/>
+              </w:rPr>
+              <w:t xml:space="preserve">readlink -f </w:t>
+            </w:r>
+            <w:r>
+              <w:rPr>
+                <w:rFonts w:hint="eastAsia"/>
+                <w:sz w:val="28"/>
+                <w:szCs w:val="28"/>
+              </w:rPr>
+              <w:t>找到链条最终的真实二进制）；</w:t>
+            </w:r>
+            <w:r>
+              <w:rPr>
+                <w:rFonts w:hint="eastAsia"/>
+                <w:sz w:val="28"/>
+                <w:szCs w:val="28"/>
+              </w:rPr>
+              <w:t xml:space="preserve">fork+exec </w:t>
+            </w:r>
+            <w:r>
+              <w:rPr>
+                <w:rFonts w:hint="eastAsia"/>
+                <w:sz w:val="28"/>
+                <w:szCs w:val="28"/>
+              </w:rPr>
+              <w:t>跨服务</w:t>
+            </w:r>
+            <w:r>
+              <w:rPr>
+                <w:rFonts w:hint="eastAsia"/>
+                <w:sz w:val="28"/>
+                <w:szCs w:val="28"/>
+              </w:rPr>
+              <w:t xml:space="preserve"> HTTP </w:t>
+            </w:r>
+            <w:r>
+              <w:rPr>
+                <w:rFonts w:hint="eastAsia"/>
+                <w:sz w:val="28"/>
+                <w:szCs w:val="28"/>
+              </w:rPr>
+              <w:t>通知模式（</w:t>
+            </w:r>
+            <w:r>
+              <w:rPr>
+                <w:rFonts w:hint="eastAsia"/>
+                <w:sz w:val="28"/>
+                <w:szCs w:val="28"/>
+              </w:rPr>
+              <w:t xml:space="preserve">drop_server </w:t>
+            </w:r>
+            <w:r>
+              <w:rPr>
+                <w:rFonts w:hint="eastAsia"/>
+                <w:sz w:val="28"/>
+                <w:szCs w:val="28"/>
+              </w:rPr>
+              <w:t>心跳事件主动同步给</w:t>
+            </w:r>
+            <w:r>
+              <w:rPr>
+                <w:rFonts w:hint="eastAsia"/>
+                <w:sz w:val="28"/>
+                <w:szCs w:val="28"/>
+              </w:rPr>
+              <w:t xml:space="preserve"> apiserver</w:t>
+            </w:r>
+            <w:r>
+              <w:rPr>
+                <w:rFonts w:hint="eastAsia"/>
+                <w:sz w:val="28"/>
+                <w:szCs w:val="28"/>
+              </w:rPr>
+              <w:t>）</w:t>
+            </w:r>
+          </w:p>
+          <w:p>
+            <w:pPr>
+              <w:spacing w:line="440" w:lineRule="exact"/>
+              <w:rPr>
+                <w:b/>
+                <w:bCs/>
+                <w:sz w:val="28"/>
+                <w:szCs w:val="28"/>
+              </w:rPr>
+            </w:pPr>
+            <w:r>
+              <w:rPr>
+                <w:rFonts w:hint="eastAsia"/>
+                <w:b/>
+                <w:bCs/>
+                <w:sz w:val="28"/>
+                <w:szCs w:val="28"/>
+              </w:rPr>
+              <w:t>未学习内容：</w:t>
+            </w:r>
+          </w:p>
+          <w:p>
+            <w:pPr>
+              <w:spacing w:line="440" w:lineRule="exact"/>
+              <w:rPr>
+                <w:rFonts w:hint="eastAsia"/>
+              </w:rPr>
+            </w:pPr>
+            <w:r>
+              <w:rPr>
+                <w:rFonts w:hint="eastAsia"/>
+                <w:sz w:val="28"/>
+                <w:szCs w:val="28"/>
+              </w:rPr>
+              <w:t xml:space="preserve">perf </w:t>
+            </w:r>
+            <w:r>
+              <w:rPr>
+                <w:rFonts w:hint="eastAsia"/>
+                <w:sz w:val="28"/>
+                <w:szCs w:val="28"/>
+              </w:rPr>
+              <w:t>最小权限集合（</w:t>
+            </w:r>
+            <w:r>
+              <w:rPr>
+                <w:rFonts w:hint="eastAsia"/>
+                <w:sz w:val="28"/>
+                <w:szCs w:val="28"/>
+              </w:rPr>
+              <w:t>cap_add: SYS_ADMIN + SYS_PTRACE</w:t>
+            </w:r>
+            <w:r>
+              <w:rPr>
+                <w:rFonts w:hint="eastAsia"/>
+                <w:sz w:val="28"/>
+                <w:szCs w:val="28"/>
+              </w:rPr>
+              <w:t>）是否能完全替代</w:t>
+            </w:r>
+            <w:r>
+              <w:rPr>
+                <w:rFonts w:hint="eastAsia"/>
+                <w:sz w:val="28"/>
+                <w:szCs w:val="28"/>
+              </w:rPr>
+              <w:t xml:space="preserve"> privileged: true</w:t>
+            </w:r>
+            <w:r>
+              <w:rPr>
+                <w:rFonts w:hint="eastAsia"/>
+                <w:sz w:val="28"/>
+                <w:szCs w:val="28"/>
+              </w:rPr>
+              <w:t>，目前用</w:t>
+            </w:r>
+            <w:r>
+              <w:rPr>
+                <w:rFonts w:hint="eastAsia"/>
+                <w:sz w:val="28"/>
+                <w:szCs w:val="28"/>
+              </w:rPr>
+              <w:t xml:space="preserve"> privileged </w:t>
+            </w:r>
+            <w:r>
+              <w:rPr>
+                <w:rFonts w:hint="eastAsia"/>
+                <w:sz w:val="28"/>
+                <w:szCs w:val="28"/>
+              </w:rPr>
+              <w:t>兜底验证，未单独验证最小权限方案的可行性，留作后续优化项</w:t>
             </w:r>
           </w:p>
         </w:tc>
@@ -1191,7 +3767,14 @@
               <w:rPr>
                 <w:rFonts w:hint="eastAsia"/>
               </w:rPr>
-              <w:t>学习心得</w:t>
+              <w:t>学习心</w:t>
+            </w:r>
+            <w:r>
+              <w:rPr>
+                <w:rFonts w:hint="eastAsia"/>
+              </w:rPr>
+              <w:lastRenderedPageBreak/>
+              <w:t>得</w:t>
             </w:r>
           </w:p>
           <w:p>
@@ -1253,17 +3836,7 @@
                 <w:sz w:val="21"/>
                 <w:szCs w:val="21"/>
               </w:rPr>
-              <w:t>可根据实际学习情况</w:t>
-            </w:r>
-            <w:r>
-              <w:rPr>
-                <w:rFonts w:hint="eastAsia"/>
-                <w:color w:val="0070C0"/>
-                <w:sz w:val="21"/>
-                <w:szCs w:val="21"/>
-              </w:rPr>
-              <w:lastRenderedPageBreak/>
-              <w:t>增减问题列表</w:t>
+              <w:t>可根据实际学习情况增减问题列表</w:t>
             </w:r>
             <w:r>
               <w:rPr>
@@ -1359,24 +3932,18 @@
             <w:r>
               <w:rPr>
                 <w:rFonts w:hint="eastAsia"/>
-                <w:sz w:val="21"/>
-                <w:szCs w:val="21"/>
               </w:rPr>
               <w:t>观察到项目有五个</w:t>
             </w:r>
             <w:r>
               <w:rPr>
                 <w:rFonts w:hint="eastAsia"/>
-                <w:sz w:val="21"/>
-                <w:szCs w:val="21"/>
               </w:rPr>
               <w:t>proto</w:t>
             </w:r>
             <w:r>
               <w:rPr>
                 <w:rFonts w:hint="eastAsia"/>
-                <w:sz w:val="21"/>
-                <w:szCs w:val="21"/>
               </w:rPr>
               <w:t>文件。对该类型文件不了解</w:t>
             </w:r>
@@ -1423,7 +3990,14 @@
               <w:rPr>
                 <w:rFonts w:hint="eastAsia"/>
               </w:rPr>
-              <w:t>自己对问题的理解或预判</w:t>
+              <w:t>自己对问题的</w:t>
+            </w:r>
+            <w:r>
+              <w:rPr>
+                <w:rFonts w:hint="eastAsia"/>
+              </w:rPr>
+              <w:lastRenderedPageBreak/>
+              <w:t>理解或预判</w:t>
             </w:r>
           </w:p>
         </w:tc>
@@ -1441,6 +4015,7 @@
               <w:rPr>
                 <w:rFonts w:hint="eastAsia"/>
               </w:rPr>
+              <w:lastRenderedPageBreak/>
               <w:t>根据</w:t>
             </w:r>
             <w:r>
@@ -1461,14 +4036,12 @@
               </w:rPr>
               <w:t>的</w:t>
             </w:r>
-            <w:proofErr w:type="spellStart"/>
             <w:r>
               <w:rPr>
                 <w:rFonts w:hint="eastAsia"/>
               </w:rPr>
               <w:t>protobuf</w:t>
             </w:r>
-            <w:proofErr w:type="spellEnd"/>
             <w:r>
               <w:rPr>
                 <w:rFonts w:hint="eastAsia"/>
@@ -1497,6 +4070,7 @@
               <w:rPr>
                 <w:rFonts w:hint="eastAsia"/>
               </w:rPr>
+              <w:lastRenderedPageBreak/>
               <w:t>等特殊变量。</w:t>
             </w:r>
             <w:r>
@@ -1617,30 +4191,20 @@
               <w:rPr>
                 <w:rFonts w:hint="eastAsia"/>
               </w:rPr>
-              <w:t xml:space="preserve">ai </w:t>
-            </w:r>
-            <w:proofErr w:type="spellStart"/>
+              <w:t>ai protobuf</w:t>
+            </w:r>
+            <w:r>
+              <w:rPr>
+                <w:rFonts w:hint="eastAsia"/>
+              </w:rPr>
+              <w:t>文件在项目中的作用。自行搜索</w:t>
+            </w:r>
             <w:r>
               <w:rPr>
                 <w:rFonts w:hint="eastAsia"/>
               </w:rPr>
               <w:t>protobuf</w:t>
             </w:r>
-            <w:proofErr w:type="spellEnd"/>
-            <w:r>
-              <w:rPr>
-                <w:rFonts w:hint="eastAsia"/>
-              </w:rPr>
-              <w:t>文件在项目中的作用。自行搜索</w:t>
-            </w:r>
-            <w:proofErr w:type="spellStart"/>
-            <w:r>
-              <w:rPr>
-                <w:rFonts w:hint="eastAsia"/>
-              </w:rPr>
-              <w:t>protobuf</w:t>
-            </w:r>
-            <w:proofErr w:type="spellEnd"/>
             <w:r>
               <w:rPr>
                 <w:rFonts w:hint="eastAsia"/>
@@ -1801,23 +4365,22 @@
               </w:rPr>
               <w:t>/</w:t>
             </w:r>
-            <w:proofErr w:type="spellStart"/>
             <w:r>
               <w:rPr>
                 <w:color w:val="0070C0"/>
                 <w:sz w:val="21"/>
                 <w:szCs w:val="21"/>
               </w:rPr>
-              <w:t>Deepseek</w:t>
-            </w:r>
-            <w:proofErr w:type="spellEnd"/>
-            <w:r>
-              <w:rPr>
+              <w:t>Deepseek/</w:t>
+            </w:r>
+            <w:r>
+              <w:rPr>
+                <w:rFonts w:hint="eastAsia"/>
                 <w:color w:val="0070C0"/>
                 <w:sz w:val="21"/>
                 <w:szCs w:val="21"/>
               </w:rPr>
-              <w:t>/</w:t>
+              <w:t>豆包</w:t>
             </w:r>
             <w:r>
               <w:rPr>
@@ -1826,7 +4389,7 @@
                 <w:sz w:val="21"/>
                 <w:szCs w:val="21"/>
               </w:rPr>
-              <w:t>豆包</w:t>
+              <w:t>/</w:t>
             </w:r>
             <w:r>
               <w:rPr>
@@ -1835,36 +4398,25 @@
                 <w:sz w:val="21"/>
                 <w:szCs w:val="21"/>
               </w:rPr>
-              <w:t>/</w:t>
-            </w:r>
-            <w:r>
-              <w:rPr>
-                <w:rFonts w:hint="eastAsia"/>
+              <w:t>元宝</w:t>
+            </w:r>
+            <w:r>
+              <w:rPr>
                 <w:color w:val="0070C0"/>
                 <w:sz w:val="21"/>
                 <w:szCs w:val="21"/>
               </w:rPr>
-              <w:t>元宝</w:t>
-            </w:r>
-            <w:r>
-              <w:rPr>
+              <w:t>/</w:t>
+            </w:r>
+            <w:r>
+              <w:rPr>
+                <w:rFonts w:hint="eastAsia"/>
                 <w:color w:val="0070C0"/>
                 <w:sz w:val="21"/>
                 <w:szCs w:val="21"/>
               </w:rPr>
-              <w:t>/</w:t>
-            </w:r>
-            <w:proofErr w:type="spellStart"/>
-            <w:r>
-              <w:rPr>
-                <w:rFonts w:hint="eastAsia"/>
-                <w:color w:val="0070C0"/>
-                <w:sz w:val="21"/>
-                <w:szCs w:val="21"/>
-              </w:rPr>
               <w:t>kimi</w:t>
             </w:r>
-            <w:proofErr w:type="spellEnd"/>
             <w:r>
               <w:rPr>
                 <w:color w:val="0070C0"/>
@@ -1961,15 +4513,7 @@
               <w:t xml:space="preserve"> </w:t>
             </w:r>
             <w:r>
-              <w:t>目前我已经创建了所有代码空文件。今天我</w:t>
-            </w:r>
-            <w:proofErr w:type="gramStart"/>
-            <w:r>
-              <w:t>我</w:t>
-            </w:r>
-            <w:proofErr w:type="gramEnd"/>
-            <w:r>
-              <w:t>需要完成</w:t>
+              <w:t>目前我已经创建了所有代码空文件。今天我我需要完成</w:t>
             </w:r>
             <w:r>
               <w:t>day1</w:t>
@@ -2006,7 +4550,6 @@
               <w:rPr>
                 <w:rFonts w:hint="eastAsia"/>
               </w:rPr>
-              <w:lastRenderedPageBreak/>
               <w:t>A(</w:t>
             </w:r>
             <w:r>
@@ -2055,153 +4598,113 @@
               <w:spacing w:line="440" w:lineRule="exact"/>
             </w:pPr>
             <w:r>
-              <w:t xml:space="preserve">1. </w:t>
-            </w:r>
-            <w:proofErr w:type="spellStart"/>
-            <w:r>
-              <w:t>Protobuf</w:t>
-            </w:r>
-            <w:proofErr w:type="spellEnd"/>
+              <w:t xml:space="preserve">1. Protobuf </w:t>
+            </w:r>
+            <w:r>
+              <w:t>语法（约</w:t>
+            </w:r>
+            <w:r>
+              <w:t>1</w:t>
+            </w:r>
+            <w:r>
+              <w:t>小时）</w:t>
+            </w:r>
+          </w:p>
+          <w:p>
+            <w:pPr>
+              <w:spacing w:line="440" w:lineRule="exact"/>
+            </w:pPr>
+            <w:r>
+              <w:t>只需要看懂并能写这几个关键字：</w:t>
+            </w:r>
+          </w:p>
+          <w:p>
+            <w:pPr>
+              <w:spacing w:line="440" w:lineRule="exact"/>
+            </w:pPr>
+            <w:r>
+              <w:t xml:space="preserve">syntax = "proto3"; // </w:t>
+            </w:r>
+            <w:r>
+              <w:t>声明版本</w:t>
+            </w:r>
+          </w:p>
+          <w:p>
+            <w:pPr>
+              <w:spacing w:line="440" w:lineRule="exact"/>
+            </w:pPr>
+            <w:r>
+              <w:t xml:space="preserve">package drop; // </w:t>
+            </w:r>
+            <w:r>
+              <w:t>包名，避免命名冲突</w:t>
+            </w:r>
+          </w:p>
+          <w:p>
+            <w:pPr>
+              <w:spacing w:line="440" w:lineRule="exact"/>
+            </w:pPr>
+            <w:r>
+              <w:t xml:space="preserve">import "common.proto"; // </w:t>
+            </w:r>
+            <w:r>
+              <w:t>引入其他文件的定义</w:t>
+            </w:r>
+          </w:p>
+          <w:p>
+            <w:pPr>
+              <w:spacing w:line="440" w:lineRule="exact"/>
+            </w:pPr>
+            <w:r>
+              <w:t xml:space="preserve">message PidStats { // </w:t>
+            </w:r>
+            <w:r>
+              <w:t>定义数据结构（类似</w:t>
+            </w:r>
+            <w:r>
+              <w:t xml:space="preserve"> struct</w:t>
+            </w:r>
+            <w:r>
+              <w:t>）</w:t>
+            </w:r>
+          </w:p>
+          <w:p>
+            <w:pPr>
+              <w:spacing w:line="440" w:lineRule="exact"/>
+            </w:pPr>
+            <w:r>
+              <w:t xml:space="preserve">float cpu_percent = 1; // </w:t>
+            </w:r>
+            <w:r>
+              <w:t>字段类型</w:t>
+            </w:r>
             <w:r>
               <w:t xml:space="preserve"> </w:t>
             </w:r>
             <w:r>
-              <w:t>语法（约</w:t>
+              <w:t>字段名</w:t>
+            </w:r>
+            <w:r>
+              <w:t xml:space="preserve"> = </w:t>
+            </w:r>
+            <w:r>
+              <w:t>编号</w:t>
+            </w:r>
+          </w:p>
+          <w:p>
+            <w:pPr>
+              <w:spacing w:line="440" w:lineRule="exact"/>
+            </w:pPr>
+            <w:r>
+              <w:t xml:space="preserve">uint64 rss_kb = 2; // </w:t>
+            </w:r>
+            <w:r>
+              <w:t>编号不能重复，从</w:t>
             </w:r>
             <w:r>
               <w:t>1</w:t>
             </w:r>
             <w:r>
-              <w:t>小时）</w:t>
-            </w:r>
-          </w:p>
-          <w:p>
-            <w:pPr>
-              <w:spacing w:line="440" w:lineRule="exact"/>
-            </w:pPr>
-            <w:r>
-              <w:t>只需要看懂并能写这几个关键字：</w:t>
-            </w:r>
-          </w:p>
-          <w:p>
-            <w:pPr>
-              <w:spacing w:line="440" w:lineRule="exact"/>
-            </w:pPr>
-            <w:r>
-              <w:t xml:space="preserve">syntax = "proto3"; // </w:t>
-            </w:r>
-            <w:r>
-              <w:t>声明版本</w:t>
-            </w:r>
-          </w:p>
-          <w:p>
-            <w:pPr>
-              <w:spacing w:line="440" w:lineRule="exact"/>
-            </w:pPr>
-            <w:r>
-              <w:t xml:space="preserve">package drop; // </w:t>
-            </w:r>
-            <w:r>
-              <w:t>包名，避免命名冲突</w:t>
-            </w:r>
-          </w:p>
-          <w:p>
-            <w:pPr>
-              <w:spacing w:line="440" w:lineRule="exact"/>
-            </w:pPr>
-            <w:r>
-              <w:t>import "</w:t>
-            </w:r>
-            <w:proofErr w:type="spellStart"/>
-            <w:r>
-              <w:t>common.proto</w:t>
-            </w:r>
-            <w:proofErr w:type="spellEnd"/>
-            <w:r>
-              <w:t xml:space="preserve">"; // </w:t>
-            </w:r>
-            <w:r>
-              <w:t>引入其他文件的定义</w:t>
-            </w:r>
-          </w:p>
-          <w:p>
-            <w:pPr>
-              <w:spacing w:line="440" w:lineRule="exact"/>
-            </w:pPr>
-            <w:r>
-              <w:t xml:space="preserve">message </w:t>
-            </w:r>
-            <w:proofErr w:type="spellStart"/>
-            <w:r>
-              <w:t>PidStats</w:t>
-            </w:r>
-            <w:proofErr w:type="spellEnd"/>
-            <w:r>
-              <w:t xml:space="preserve"> { // </w:t>
-            </w:r>
-            <w:r>
-              <w:t>定义数据结构（类似</w:t>
-            </w:r>
-            <w:r>
-              <w:t xml:space="preserve"> struct</w:t>
-            </w:r>
-            <w:r>
-              <w:t>）</w:t>
-            </w:r>
-          </w:p>
-          <w:p>
-            <w:pPr>
-              <w:spacing w:line="440" w:lineRule="exact"/>
-            </w:pPr>
-            <w:r>
-              <w:t xml:space="preserve">float </w:t>
-            </w:r>
-            <w:proofErr w:type="spellStart"/>
-            <w:r>
-              <w:t>cpu_percent</w:t>
-            </w:r>
-            <w:proofErr w:type="spellEnd"/>
-            <w:r>
-              <w:t xml:space="preserve"> = 1; // </w:t>
-            </w:r>
-            <w:r>
-              <w:t>字段类型</w:t>
-            </w:r>
-            <w:r>
-              <w:t xml:space="preserve"> </w:t>
-            </w:r>
-            <w:r>
-              <w:t>字段名</w:t>
-            </w:r>
-            <w:r>
-              <w:t xml:space="preserve"> = </w:t>
-            </w:r>
-            <w:r>
-              <w:t>编号</w:t>
-            </w:r>
-          </w:p>
-          <w:p>
-            <w:pPr>
-              <w:spacing w:line="440" w:lineRule="exact"/>
-            </w:pPr>
-            <w:r>
-              <w:t xml:space="preserve">uint64 </w:t>
-            </w:r>
-            <w:proofErr w:type="spellStart"/>
-            <w:r>
-              <w:t>rss_kb</w:t>
-            </w:r>
-            <w:proofErr w:type="spellEnd"/>
-            <w:r>
-              <w:t xml:space="preserve"> = 2; // </w:t>
-            </w:r>
-            <w:r>
-              <w:t>编号不能重复，从</w:t>
-            </w:r>
-            <w:r>
-              <w:t>1</w:t>
-            </w:r>
-            <w:r>
               <w:t>开始</w:t>
             </w:r>
           </w:p>
@@ -2218,15 +4721,7 @@
               <w:spacing w:line="440" w:lineRule="exact"/>
             </w:pPr>
             <w:r>
-              <w:t xml:space="preserve">service </w:t>
-            </w:r>
-            <w:proofErr w:type="spellStart"/>
-            <w:r>
-              <w:t>HealthCheck</w:t>
-            </w:r>
-            <w:proofErr w:type="spellEnd"/>
-            <w:r>
-              <w:t xml:space="preserve"> { // </w:t>
+              <w:t xml:space="preserve">service HealthCheck { // </w:t>
             </w:r>
             <w:r>
               <w:t>定义服务（类似接口）</w:t>
@@ -2236,34 +4731,8 @@
             <w:pPr>
               <w:spacing w:line="440" w:lineRule="exact"/>
             </w:pPr>
-            <w:proofErr w:type="spellStart"/>
-            <w:r>
-              <w:t>rpc</w:t>
-            </w:r>
-            <w:proofErr w:type="spellEnd"/>
-            <w:r>
-              <w:t xml:space="preserve"> </w:t>
-            </w:r>
-            <w:proofErr w:type="gramStart"/>
-            <w:r>
-              <w:t>Do(</w:t>
-            </w:r>
-            <w:proofErr w:type="spellStart"/>
-            <w:proofErr w:type="gramEnd"/>
-            <w:r>
-              <w:t>HealthCheckRequest</w:t>
-            </w:r>
-            <w:proofErr w:type="spellEnd"/>
-            <w:r>
-              <w:t>) returns (</w:t>
-            </w:r>
-            <w:proofErr w:type="spellStart"/>
-            <w:r>
-              <w:t>HealthCheckResponse</w:t>
-            </w:r>
-            <w:proofErr w:type="spellEnd"/>
-            <w:r>
-              <w:t>);</w:t>
+            <w:r>
+              <w:t>rpc Do(HealthCheckRequest) returns (HealthCheckResponse);</w:t>
             </w:r>
           </w:p>
           <w:p>
@@ -2279,32 +4748,23 @@
               <w:spacing w:line="440" w:lineRule="exact"/>
             </w:pPr>
             <w:r>
+              <w:lastRenderedPageBreak/>
               <w:t>推荐资源：</w:t>
             </w:r>
-            <w:r>
-              <w:fldChar w:fldCharType="begin"/>
-            </w:r>
-            <w:r>
-              <w:instrText>HYPERLINK "https://protobuf.dev/programming-guides/proto3/" \t "_blank"</w:instrText>
-            </w:r>
-            <w:r>
-              <w:fldChar w:fldCharType="separate"/>
-            </w:r>
-            <w:r>
-              <w:rPr>
-                <w:rStyle w:val="a4"/>
-              </w:rPr>
-              <w:t xml:space="preserve">proto3 </w:t>
-            </w:r>
-            <w:r>
-              <w:rPr>
-                <w:rStyle w:val="a4"/>
-              </w:rPr>
-              <w:t>语言指南</w:t>
-            </w:r>
-            <w:r>
-              <w:fldChar w:fldCharType="end"/>
-            </w:r>
+            <w:hyperlink r:id="rId13" w:tgtFrame="_blank" w:history="1">
+              <w:r>
+                <w:rPr>
+                  <w:rStyle w:val="a4"/>
+                </w:rPr>
+                <w:t xml:space="preserve">proto3 </w:t>
+              </w:r>
+              <w:r>
+                <w:rPr>
+                  <w:rStyle w:val="a4"/>
+                </w:rPr>
+                <w:t>语言指南</w:t>
+              </w:r>
+            </w:hyperlink>
             <w:r>
               <w:t>，只需看</w:t>
             </w:r>
@@ -2366,15 +4826,7 @@
               <w:t>"</w:t>
             </w:r>
             <w:r>
-              <w:t>组件之间</w:t>
-            </w:r>
-            <w:proofErr w:type="gramStart"/>
-            <w:r>
-              <w:t>传什么</w:t>
-            </w:r>
-            <w:proofErr w:type="gramEnd"/>
-            <w:r>
-              <w:t>数据、调什么函数</w:t>
+              <w:t>组件之间传什么数据、调什么函数</w:t>
             </w:r>
             <w:r>
               <w:t>"</w:t>
@@ -2383,15 +4835,7 @@
               <w:t>。写好之后用</w:t>
             </w:r>
             <w:r>
-              <w:t xml:space="preserve"> </w:t>
-            </w:r>
-            <w:proofErr w:type="spellStart"/>
-            <w:r>
-              <w:t>protoc</w:t>
-            </w:r>
-            <w:proofErr w:type="spellEnd"/>
-            <w:r>
-              <w:t xml:space="preserve"> </w:t>
+              <w:t xml:space="preserve"> protoc </w:t>
             </w:r>
             <w:r>
               <w:t>编译器自动生成</w:t>
@@ -2420,15 +4864,7 @@
               <w:t>proto</w:t>
             </w:r>
             <w:r>
-              <w:t>文件就是用来定义传输的数据类型，并</w:t>
-            </w:r>
-            <w:proofErr w:type="gramStart"/>
-            <w:r>
-              <w:t>定义谁</w:t>
-            </w:r>
-            <w:proofErr w:type="gramEnd"/>
-            <w:r>
-              <w:t>传输谁接受数据？</w:t>
+              <w:t>文件就是用来定义传输的数据类型，并定义谁传输谁接受数据？</w:t>
             </w:r>
           </w:p>
           <w:p>
@@ -2472,14 +4908,7 @@
             </w:r>
             <w:r>
               <w:br/>
-            </w:r>
-            <w:proofErr w:type="spellStart"/>
-            <w:r>
-              <w:t>protoc</w:t>
-            </w:r>
-            <w:proofErr w:type="spellEnd"/>
-            <w:r>
-              <w:t xml:space="preserve"> </w:t>
+              <w:t xml:space="preserve">protoc </w:t>
             </w:r>
             <w:r>
               <w:t>编译器根据这份定义，自动生成</w:t>
@@ -2508,11 +4937,7 @@
               <w:t xml:space="preserve">proto </w:t>
             </w:r>
             <w:r>
-              <w:t>文件就像餐厅的菜单，定义了有哪些菜（函数）和每道菜的食材（数据结构）。厨房（服务端）负责做菜，顾客（客户</w:t>
-            </w:r>
-            <w:r>
-              <w:lastRenderedPageBreak/>
-              <w:t>端）负责点菜，菜单本身不规定谁是厨房谁是顾客。</w:t>
+              <w:t>文件就像餐厅的菜单，定义了有哪些菜（函数）和每道菜的食材（数据结构）。厨房（服务端）负责做菜，顾客（客户端）负责点菜，菜单本身不规定谁是厨房谁是顾客。</w:t>
             </w:r>
           </w:p>
         </w:tc>
@@ -3010,7 +5435,14 @@
               <w:rPr>
                 <w:rFonts w:hint="eastAsia"/>
               </w:rPr>
-              <w:t>的回答，是否向导师进一步提问？</w:t>
+              <w:t>的回答，是否向导</w:t>
+            </w:r>
+            <w:r>
+              <w:rPr>
+                <w:rFonts w:hint="eastAsia"/>
+              </w:rPr>
+              <w:lastRenderedPageBreak/>
+              <w:t>师进一步提问？</w:t>
             </w:r>
           </w:p>
         </w:tc>
@@ -3094,29 +5526,13 @@
               <w:t>装的</w:t>
             </w:r>
             <w:r>
-              <w:t xml:space="preserve"> </w:t>
-            </w:r>
-            <w:proofErr w:type="spellStart"/>
-            <w:r>
-              <w:t>gRPC</w:t>
-            </w:r>
-            <w:proofErr w:type="spellEnd"/>
-            <w:r>
-              <w:t xml:space="preserve"> </w:t>
+              <w:t xml:space="preserve"> gRPC </w:t>
             </w:r>
             <w:r>
               <w:t>没有</w:t>
             </w:r>
             <w:r>
-              <w:t xml:space="preserve"> </w:t>
-            </w:r>
-            <w:proofErr w:type="spellStart"/>
-            <w:r>
-              <w:t>CMake</w:t>
-            </w:r>
-            <w:proofErr w:type="spellEnd"/>
-            <w:r>
-              <w:t xml:space="preserve"> config </w:t>
+              <w:t xml:space="preserve"> CMake config </w:t>
             </w:r>
             <w:r>
               <w:t>文件</w:t>
@@ -3423,9 +5839,6 @@
           <w:p>
             <w:pPr>
               <w:spacing w:line="440" w:lineRule="exact"/>
-              <w:rPr>
-                <w:rFonts w:hint="eastAsia"/>
-              </w:rPr>
             </w:pPr>
             <w:r>
               <w:t xml:space="preserve">Agent </w:t>
@@ -3433,42 +5846,33 @@
             <w:r>
               <w:t>采集完</w:t>
             </w:r>
-            <w:proofErr w:type="spellStart"/>
             <w:r>
               <w:t>perf.data</w:t>
             </w:r>
-            <w:proofErr w:type="spellEnd"/>
             <w:r>
               <w:t>后，需要把文件上传到</w:t>
             </w:r>
             <w:r>
-              <w:t xml:space="preserve"> </w:t>
-            </w:r>
-            <w:proofErr w:type="spellStart"/>
-            <w:r>
+              <w:t xml:space="preserve"> MinIO</w:t>
+            </w:r>
+            <w:r>
+              <w:rPr>
+                <w:rFonts w:hint="eastAsia"/>
+              </w:rPr>
+              <w:t>。</w:t>
+            </w:r>
+            <w:r>
+              <w:rPr>
+                <w:rFonts w:hint="eastAsia"/>
+              </w:rPr>
+              <w:t>观察到</w:t>
+            </w:r>
+            <w:r>
+              <w:rPr>
+                <w:rFonts w:hint="eastAsia"/>
+              </w:rPr>
               <w:t>MinIO</w:t>
             </w:r>
-            <w:proofErr w:type="spellEnd"/>
-            <w:r>
-              <w:rPr>
-                <w:rFonts w:hint="eastAsia"/>
-              </w:rPr>
-              <w:t>。</w:t>
-            </w:r>
-            <w:r>
-              <w:rPr>
-                <w:rFonts w:hint="eastAsia"/>
-              </w:rPr>
-              <w:t>观察到</w:t>
-            </w:r>
-            <w:proofErr w:type="spellStart"/>
-            <w:r>
-              <w:rPr>
-                <w:rFonts w:hint="eastAsia"/>
-              </w:rPr>
-              <w:t>MinIO</w:t>
-            </w:r>
-            <w:proofErr w:type="spellEnd"/>
             <w:r>
               <w:rPr>
                 <w:rFonts w:hint="eastAsia"/>
@@ -3543,9 +5947,6 @@
           <w:p>
             <w:pPr>
               <w:spacing w:line="440" w:lineRule="exact"/>
-              <w:rPr>
-                <w:rFonts w:hint="eastAsia"/>
-              </w:rPr>
             </w:pPr>
             <w:r>
               <w:rPr>
@@ -3654,9 +6055,6 @@
           <w:p>
             <w:pPr>
               <w:spacing w:line="440" w:lineRule="exact"/>
-              <w:rPr>
-                <w:rFonts w:hint="eastAsia"/>
-              </w:rPr>
             </w:pPr>
             <w:r>
               <w:rPr>
@@ -3694,13 +6092,8 @@
             <w:r>
               <w:t>通过</w:t>
             </w:r>
-            <w:proofErr w:type="spellStart"/>
-            <w:r>
-              <w:t>fork+exec</w:t>
-            </w:r>
-            <w:proofErr w:type="spellEnd"/>
-            <w:r>
-              <w:t xml:space="preserve"> mc cp</w:t>
+            <w:r>
+              <w:t>fork+exec mc cp</w:t>
             </w:r>
             <w:r>
               <w:t>上传</w:t>
@@ -3714,20 +6107,15 @@
             <w:r>
               <w:t>原因：</w:t>
             </w:r>
-            <w:proofErr w:type="spellStart"/>
             <w:r>
               <w:t>aws-sdk-cpp</w:t>
             </w:r>
-            <w:proofErr w:type="spellEnd"/>
             <w:r>
               <w:t>的</w:t>
             </w:r>
-            <w:proofErr w:type="spellStart"/>
-            <w:r>
-              <w:lastRenderedPageBreak/>
+            <w:r>
               <w:t>cmake</w:t>
             </w:r>
-            <w:proofErr w:type="spellEnd"/>
             <w:r>
               <w:t>集成在</w:t>
             </w:r>
@@ -3737,11 +6125,9 @@
             <w:r>
               <w:t>环境下存在类似</w:t>
             </w:r>
-            <w:proofErr w:type="spellStart"/>
             <w:r>
               <w:t>gRPC</w:t>
             </w:r>
-            <w:proofErr w:type="spellEnd"/>
             <w:r>
               <w:t>的</w:t>
             </w:r>
@@ -3757,19 +6143,15 @@
             <w:r>
               <w:t>作为</w:t>
             </w:r>
-            <w:proofErr w:type="spellStart"/>
             <w:r>
               <w:t>MinIO</w:t>
             </w:r>
-            <w:proofErr w:type="spellEnd"/>
             <w:r>
               <w:t>官方工具行为稳定、可在命令行独立复现，代价仅为</w:t>
             </w:r>
-            <w:proofErr w:type="spellStart"/>
             <w:r>
               <w:t>Dockerfile</w:t>
             </w:r>
-            <w:proofErr w:type="spellEnd"/>
             <w:r>
               <w:t>中增加一行安装命令。</w:t>
             </w:r>
@@ -3811,9 +6193,6 @@
           <w:p>
             <w:pPr>
               <w:spacing w:line="440" w:lineRule="exact"/>
-              <w:rPr>
-                <w:rFonts w:hint="eastAsia"/>
-              </w:rPr>
             </w:pPr>
             <w:r>
               <w:rPr>
@@ -3875,332 +6254,284 @@
               <w:t>端上传文件到</w:t>
             </w:r>
             <w:r>
+              <w:t xml:space="preserve"> MinIO</w:t>
+            </w:r>
+            <w:r>
+              <w:t>，有两种做法：</w:t>
+            </w:r>
+          </w:p>
+          <w:p>
+            <w:pPr>
+              <w:spacing w:line="440" w:lineRule="exact"/>
+            </w:pPr>
+            <w:r>
+              <w:t>用完整的</w:t>
+            </w:r>
+            <w:r>
+              <w:t xml:space="preserve"> S3 SDK</w:t>
+            </w:r>
+            <w:r>
+              <w:t>（如</w:t>
+            </w:r>
+            <w:r>
+              <w:t xml:space="preserve"> aws-sdk-cpp</w:t>
+            </w:r>
+            <w:r>
+              <w:t>）</w:t>
+            </w:r>
+            <w:r>
+              <w:t xml:space="preserve">—— </w:t>
+            </w:r>
+            <w:r>
+              <w:t>更</w:t>
+            </w:r>
+            <w:r>
+              <w:t>"</w:t>
+            </w:r>
+            <w:r>
+              <w:t>正规</w:t>
+            </w:r>
+            <w:r>
+              <w:t>"</w:t>
+            </w:r>
+            <w:r>
+              <w:t>，但库很重，编译慢，签名认证逻辑复杂</w:t>
+            </w:r>
+            <w:r>
+              <w:t xml:space="preserve"> fork+exec </w:t>
+            </w:r>
+            <w:r>
+              <w:t>调用</w:t>
+            </w:r>
+            <w:r>
+              <w:t xml:space="preserve"> mc cp </w:t>
+            </w:r>
+            <w:r>
+              <w:t>命令行工具上传</w:t>
+            </w:r>
+            <w:r>
+              <w:t>——</w:t>
+            </w:r>
+            <w:r>
+              <w:t>更简单，复用</w:t>
+            </w:r>
+            <w:r>
+              <w:t xml:space="preserve"> Day3 </w:t>
+            </w:r>
+            <w:r>
+              <w:t>已经验证过的</w:t>
+            </w:r>
+            <w:r>
+              <w:t>"</w:t>
+            </w:r>
+            <w:r>
+              <w:t>封装外部命令</w:t>
+            </w:r>
+            <w:r>
+              <w:t>"</w:t>
+            </w:r>
+            <w:r>
+              <w:t>模式，</w:t>
+            </w:r>
+            <w:r>
+              <w:t>7</w:t>
+            </w:r>
+            <w:r>
+              <w:t>天项目里更现实</w:t>
+            </w:r>
+          </w:p>
+          <w:p>
+            <w:pPr>
+              <w:spacing w:line="440" w:lineRule="exact"/>
+            </w:pPr>
+            <w:r>
+              <w:t>你如何证明你给的方案就是好的？为什么上传文件需要这两个方案二选一？</w:t>
+            </w:r>
+            <w:r>
               <w:t xml:space="preserve"> </w:t>
             </w:r>
-            <w:proofErr w:type="spellStart"/>
-            <w:r>
-              <w:t>MinIO</w:t>
-            </w:r>
-            <w:proofErr w:type="spellEnd"/>
-            <w:r>
-              <w:t>，有两种做法：</w:t>
-            </w:r>
-          </w:p>
-          <w:p>
-            <w:pPr>
-              <w:spacing w:line="440" w:lineRule="exact"/>
-            </w:pPr>
-            <w:r>
-              <w:t>用完整的</w:t>
-            </w:r>
-            <w:r>
-              <w:t xml:space="preserve"> S3 SDK</w:t>
-            </w:r>
-            <w:r>
-              <w:t>（如</w:t>
+          </w:p>
+          <w:p>
+            <w:pPr>
+              <w:spacing w:line="440" w:lineRule="exact"/>
+            </w:pPr>
+            <w:r>
+              <w:rPr>
+                <w:rFonts w:hint="eastAsia"/>
+              </w:rPr>
+              <w:t>A(</w:t>
+            </w:r>
+            <w:r>
+              <w:rPr>
+                <w:rFonts w:hint="eastAsia"/>
+              </w:rPr>
+              <w:t>核心回答</w:t>
+            </w:r>
+            <w:r>
+              <w:rPr>
+                <w:rFonts w:hint="eastAsia"/>
+              </w:rPr>
+              <w:t>):</w:t>
+            </w:r>
+          </w:p>
+          <w:p>
+            <w:pPr>
+              <w:spacing w:line="440" w:lineRule="exact"/>
+            </w:pPr>
+            <w:r>
+              <w:t>两个方案在做什么</w:t>
+            </w:r>
+          </w:p>
+          <w:p>
+            <w:pPr>
+              <w:spacing w:line="440" w:lineRule="exact"/>
+            </w:pPr>
+            <w:r>
+              <w:t>你的</w:t>
+            </w:r>
+            <w:r>
+              <w:t xml:space="preserve"> C++ </w:t>
+            </w:r>
+            <w:r>
+              <w:t>程序</w:t>
+            </w:r>
+            <w:r>
+              <w:t xml:space="preserve"> ──→ MinIO</w:t>
+            </w:r>
+          </w:p>
+          <w:p>
+            <w:pPr>
+              <w:spacing w:line="440" w:lineRule="exact"/>
+            </w:pPr>
+            <w:r>
+              <w:lastRenderedPageBreak/>
+              <w:t>方案</w:t>
+            </w:r>
+            <w:r>
+              <w:t xml:space="preserve"> A</w:t>
+            </w:r>
+            <w:r>
+              <w:t>（</w:t>
+            </w:r>
+            <w:r>
+              <w:t>S3 SDK</w:t>
+            </w:r>
+            <w:r>
+              <w:t>）：雇一个专职的</w:t>
+            </w:r>
+            <w:r>
+              <w:t>"</w:t>
+            </w:r>
+            <w:r>
+              <w:t>快递员</w:t>
+            </w:r>
+            <w:r>
+              <w:t>"</w:t>
+            </w:r>
+            <w:r>
+              <w:t>（</w:t>
+            </w:r>
+            <w:r>
+              <w:t xml:space="preserve">C++ </w:t>
+            </w:r>
+            <w:r>
+              <w:t>库）常驻在你的程序里</w:t>
+            </w:r>
+          </w:p>
+          <w:p>
+            <w:pPr>
+              <w:spacing w:line="440" w:lineRule="exact"/>
+            </w:pPr>
+            <w:r>
+              <w:t>你的程序</w:t>
+            </w:r>
+            <w:r>
+              <w:t xml:space="preserve"> → [aws-sdk-cpp </w:t>
+            </w:r>
+            <w:r>
+              <w:t>在程序内部</w:t>
+            </w:r>
+            <w:r>
+              <w:t>] → MinIO</w:t>
+            </w:r>
+          </w:p>
+          <w:p>
+            <w:pPr>
+              <w:spacing w:line="440" w:lineRule="exact"/>
+            </w:pPr>
+            <w:r>
+              <w:t>方案</w:t>
+            </w:r>
+            <w:r>
+              <w:t xml:space="preserve"> B</w:t>
+            </w:r>
+            <w:r>
+              <w:t>（</w:t>
+            </w:r>
+            <w:r>
+              <w:t>mc cp</w:t>
+            </w:r>
+            <w:r>
+              <w:t>）：每次要寄快递时，临时叫一个外卖小哥（</w:t>
+            </w:r>
+            <w:r>
+              <w:t xml:space="preserve">mc </w:t>
+            </w:r>
+            <w:r>
+              <w:t>程序）来跑一趟</w:t>
+            </w:r>
+          </w:p>
+          <w:p>
+            <w:pPr>
+              <w:spacing w:line="440" w:lineRule="exact"/>
+            </w:pPr>
+            <w:r>
+              <w:t>你的程序</w:t>
+            </w:r>
+            <w:r>
+              <w:t xml:space="preserve"> → fork </w:t>
+            </w:r>
+            <w:r>
+              <w:t>出</w:t>
+            </w:r>
+            <w:r>
+              <w:t xml:space="preserve"> mc </w:t>
+            </w:r>
+            <w:r>
+              <w:t>进程</w:t>
+            </w:r>
+            <w:r>
+              <w:t xml:space="preserve"> → mc </w:t>
+            </w:r>
+            <w:r>
+              <w:t>帮你签名上传</w:t>
+            </w:r>
+            <w:r>
+              <w:t xml:space="preserve"> → MinIO</w:t>
+            </w:r>
+          </w:p>
+          <w:p>
+            <w:pPr>
+              <w:spacing w:line="440" w:lineRule="exact"/>
+            </w:pPr>
+            <w:r>
+              <w:t>你的程序</w:t>
             </w:r>
             <w:r>
               <w:t xml:space="preserve"> </w:t>
             </w:r>
-            <w:proofErr w:type="spellStart"/>
-            <w:r>
-              <w:t>aws-sdk-cpp</w:t>
-            </w:r>
-            <w:proofErr w:type="spellEnd"/>
-            <w:r>
-              <w:t>）</w:t>
-            </w:r>
-            <w:r>
-              <w:t xml:space="preserve">—— </w:t>
-            </w:r>
-            <w:r>
-              <w:t>更</w:t>
-            </w:r>
-            <w:r>
-              <w:t>"</w:t>
-            </w:r>
-            <w:r>
-              <w:t>正规</w:t>
-            </w:r>
-            <w:r>
-              <w:t>"</w:t>
-            </w:r>
-            <w:r>
-              <w:t>，但库很重，编译慢，签名认证逻辑复杂</w:t>
-            </w:r>
-            <w:r>
-              <w:t xml:space="preserve"> </w:t>
-            </w:r>
-            <w:proofErr w:type="spellStart"/>
-            <w:r>
-              <w:t>fork+exec</w:t>
-            </w:r>
-            <w:proofErr w:type="spellEnd"/>
-            <w:r>
-              <w:t xml:space="preserve"> </w:t>
-            </w:r>
-            <w:r>
-              <w:t>调用</w:t>
-            </w:r>
-            <w:r>
-              <w:t xml:space="preserve"> mc cp </w:t>
-            </w:r>
-            <w:r>
-              <w:t>命令行工具上传</w:t>
-            </w:r>
-            <w:r>
-              <w:t>——</w:t>
-            </w:r>
-            <w:r>
-              <w:t>更简单，复用</w:t>
-            </w:r>
-            <w:r>
-              <w:t xml:space="preserve"> Day3 </w:t>
-            </w:r>
-            <w:r>
-              <w:t>已经验证过的</w:t>
-            </w:r>
-            <w:r>
-              <w:t>"</w:t>
-            </w:r>
-            <w:r>
-              <w:t>封装外部命令</w:t>
-            </w:r>
-            <w:r>
-              <w:t>"</w:t>
-            </w:r>
-            <w:r>
-              <w:t>模式，</w:t>
-            </w:r>
-            <w:r>
-              <w:t>7</w:t>
-            </w:r>
-            <w:r>
-              <w:t>天项目里更现实</w:t>
-            </w:r>
-          </w:p>
-          <w:p>
-            <w:pPr>
-              <w:spacing w:line="440" w:lineRule="exact"/>
-            </w:pPr>
-            <w:r>
-              <w:t>你如何证明你给的方案就是好的？为什么上传文件需要这两个方案二选</w:t>
-            </w:r>
-            <w:proofErr w:type="gramStart"/>
-            <w:r>
-              <w:t>一</w:t>
-            </w:r>
-            <w:proofErr w:type="gramEnd"/>
-            <w:r>
-              <w:t>？</w:t>
-            </w:r>
-            <w:r>
-              <w:t xml:space="preserve"> </w:t>
-            </w:r>
-          </w:p>
-          <w:p>
-            <w:pPr>
-              <w:spacing w:line="440" w:lineRule="exact"/>
-            </w:pPr>
-            <w:r>
-              <w:rPr>
-                <w:rFonts w:hint="eastAsia"/>
-              </w:rPr>
-              <w:t>A(</w:t>
-            </w:r>
-            <w:r>
-              <w:rPr>
-                <w:rFonts w:hint="eastAsia"/>
-              </w:rPr>
-              <w:t>核心回答</w:t>
-            </w:r>
-            <w:r>
-              <w:rPr>
-                <w:rFonts w:hint="eastAsia"/>
-              </w:rPr>
-              <w:t>):</w:t>
-            </w:r>
-          </w:p>
-          <w:p>
-            <w:pPr>
-              <w:spacing w:line="440" w:lineRule="exact"/>
-            </w:pPr>
-            <w:r>
-              <w:t>两个方案在做什么</w:t>
-            </w:r>
-          </w:p>
-          <w:p>
-            <w:pPr>
-              <w:spacing w:line="440" w:lineRule="exact"/>
-            </w:pPr>
-            <w:r>
-              <w:t>你的</w:t>
-            </w:r>
-            <w:r>
-              <w:t xml:space="preserve"> C++ </w:t>
-            </w:r>
-            <w:r>
-              <w:t>程序</w:t>
-            </w:r>
-            <w:r>
-              <w:t xml:space="preserve"> ──→ </w:t>
-            </w:r>
-            <w:proofErr w:type="spellStart"/>
-            <w:r>
-              <w:t>MinIO</w:t>
-            </w:r>
-            <w:proofErr w:type="spellEnd"/>
-          </w:p>
-          <w:p>
-            <w:pPr>
-              <w:spacing w:line="440" w:lineRule="exact"/>
-            </w:pPr>
-            <w:r>
-              <w:t>方案</w:t>
-            </w:r>
-            <w:r>
-              <w:t xml:space="preserve"> A</w:t>
-            </w:r>
-            <w:r>
-              <w:t>（</w:t>
-            </w:r>
-            <w:r>
-              <w:t>S3 SDK</w:t>
-            </w:r>
-            <w:r>
-              <w:t>）：雇一个专职的</w:t>
-            </w:r>
-            <w:r>
-              <w:t>"</w:t>
-            </w:r>
-            <w:r>
-              <w:t>快递员</w:t>
-            </w:r>
-            <w:r>
-              <w:t>"</w:t>
-            </w:r>
-            <w:r>
-              <w:t>（</w:t>
-            </w:r>
-            <w:r>
-              <w:t xml:space="preserve">C++ </w:t>
-            </w:r>
-            <w:r>
-              <w:t>库）常驻在你的程序里</w:t>
-            </w:r>
-          </w:p>
-          <w:p>
-            <w:pPr>
-              <w:spacing w:line="440" w:lineRule="exact"/>
-            </w:pPr>
-            <w:r>
-              <w:t>你的程序</w:t>
-            </w:r>
-            <w:r>
-              <w:t xml:space="preserve"> → [</w:t>
-            </w:r>
-            <w:proofErr w:type="spellStart"/>
-            <w:r>
-              <w:t>aws-sdk-cpp</w:t>
-            </w:r>
-            <w:proofErr w:type="spellEnd"/>
-            <w:r>
-              <w:t xml:space="preserve"> </w:t>
-            </w:r>
-            <w:r>
-              <w:t>在程序内部</w:t>
-            </w:r>
-            <w:r>
-              <w:t xml:space="preserve">] → </w:t>
-            </w:r>
-            <w:proofErr w:type="spellStart"/>
-            <w:r>
-              <w:t>MinIO</w:t>
-            </w:r>
-            <w:proofErr w:type="spellEnd"/>
-          </w:p>
-          <w:p>
-            <w:pPr>
-              <w:spacing w:line="440" w:lineRule="exact"/>
-            </w:pPr>
-            <w:r>
-              <w:t>方案</w:t>
-            </w:r>
-            <w:r>
-              <w:t xml:space="preserve"> B</w:t>
-            </w:r>
-            <w:r>
-              <w:t>（</w:t>
-            </w:r>
-            <w:r>
-              <w:t>mc cp</w:t>
-            </w:r>
-            <w:r>
-              <w:t>）：每次要寄快递时，临时叫一个外卖小哥（</w:t>
-            </w:r>
-            <w:r>
-              <w:t xml:space="preserve">mc </w:t>
-            </w:r>
-            <w:r>
-              <w:t>程序）来跑一趟</w:t>
-            </w:r>
-          </w:p>
-          <w:p>
-            <w:pPr>
-              <w:spacing w:line="440" w:lineRule="exact"/>
-            </w:pPr>
-            <w:r>
-              <w:t>你的程序</w:t>
-            </w:r>
-            <w:r>
-              <w:t xml:space="preserve"> → fork </w:t>
-            </w:r>
-            <w:r>
-              <w:t>出</w:t>
+            <w:r>
+              <w:t>等</w:t>
             </w:r>
             <w:r>
               <w:t xml:space="preserve"> mc </w:t>
             </w:r>
             <w:r>
-              <w:t>进程</w:t>
-            </w:r>
-            <w:r>
-              <w:t xml:space="preserve"> → mc </w:t>
-            </w:r>
-            <w:r>
-              <w:t>帮你签名上传</w:t>
+              <w:t>跑完</w:t>
             </w:r>
             <w:r>
               <w:t xml:space="preserve"> → </w:t>
             </w:r>
-            <w:proofErr w:type="spellStart"/>
-            <w:r>
-              <w:t>MinIO</w:t>
-            </w:r>
-            <w:proofErr w:type="spellEnd"/>
-          </w:p>
-          <w:p>
-            <w:pPr>
-              <w:spacing w:line="440" w:lineRule="exact"/>
-            </w:pPr>
-            <w:r>
-              <w:t>你的程序</w:t>
-            </w:r>
-            <w:r>
-              <w:t xml:space="preserve"> </w:t>
-            </w:r>
-            <w:r>
-              <w:t>等</w:t>
-            </w:r>
-            <w:r>
-              <w:t xml:space="preserve"> mc </w:t>
-            </w:r>
-            <w:r>
-              <w:t>跑完</w:t>
-            </w:r>
-            <w:r>
-              <w:t xml:space="preserve"> → </w:t>
-            </w:r>
             <w:r>
               <w:t>继续</w:t>
             </w:r>
@@ -4211,7 +6542,7 @@
             </w:pPr>
             <w:r>
               <w:pict w14:anchorId="78A00884">
-                <v:rect id="_x0000_i1025" style="width:259.75pt;height:1.4pt" o:hrpct="533" o:hralign="center" o:hrstd="t" o:hr="t" fillcolor="#a0a0a0" stroked="f"/>
+                <v:rect id="_x0000_i1113" style="width:259.75pt;height:1.4pt" o:hrpct="533" o:hralign="center" o:hrstd="t" o:hr="t" fillcolor="#a0a0a0" stroked="f"/>
               </w:pict>
             </w:r>
           </w:p>
@@ -4449,31 +6780,14 @@
                   <w:pPr>
                     <w:spacing w:line="440" w:lineRule="exact"/>
                   </w:pPr>
-                  <w:proofErr w:type="spellStart"/>
                   <w:r>
-                    <w:t>aws-sdk-cpp</w:t>
-                  </w:r>
-                  <w:proofErr w:type="spellEnd"/>
-                  <w:r>
-                    <w:t xml:space="preserve"> </w:t>
+                    <w:t xml:space="preserve">aws-sdk-cpp </w:t>
                   </w:r>
                   <w:r>
-                    <w:t>编译</w:t>
-                  </w:r>
-                  <w:proofErr w:type="gramStart"/>
-                  <w:r>
-                    <w:t>一</w:t>
-                  </w:r>
-                  <w:proofErr w:type="gramEnd"/>
-                  <w:r>
-                    <w:t>次要</w:t>
+                    <w:t>编译一次要</w:t>
                   </w:r>
                   <w:r>
-                    <w:t xml:space="preserve"> 20-</w:t>
-                  </w:r>
-                  <w:r>
-                    <w:lastRenderedPageBreak/>
-                    <w:t xml:space="preserve">40 </w:t>
+                    <w:t xml:space="preserve"> 20-40 </w:t>
                   </w:r>
                   <w:r>
                     <w:t>分钟</w:t>
@@ -4496,15 +6810,10 @@
                     <w:spacing w:line="440" w:lineRule="exact"/>
                   </w:pPr>
                   <w:r>
-                    <w:lastRenderedPageBreak/>
                     <w:t xml:space="preserve">mc </w:t>
                   </w:r>
                   <w:r>
-                    <w:t>是预编译二进制，下</w:t>
-                  </w:r>
-                  <w:r>
-                    <w:lastRenderedPageBreak/>
-                    <w:t>载即用</w:t>
+                    <w:t>是预编译二进制，下载即用</w:t>
                   </w:r>
                 </w:p>
               </w:tc>
@@ -4529,7 +6838,6 @@
                     <w:spacing w:line="440" w:lineRule="exact"/>
                   </w:pPr>
                   <w:r>
-                    <w:lastRenderedPageBreak/>
                     <w:t>出错了怎么排查</w:t>
                   </w:r>
                 </w:p>
@@ -4607,15 +6915,7 @@
                     <w:spacing w:line="440" w:lineRule="exact"/>
                   </w:pPr>
                   <w:r>
-                    <w:t>上</w:t>
-                  </w:r>
-                  <w:proofErr w:type="gramStart"/>
-                  <w:r>
-                    <w:t>传失败</w:t>
-                  </w:r>
-                  <w:proofErr w:type="gramEnd"/>
-                  <w:r>
-                    <w:t>能不能手动测试</w:t>
+                    <w:t>上传失败能不能手动测试</w:t>
                   </w:r>
                 </w:p>
               </w:tc>
@@ -4683,13 +6983,8 @@
                     <w:t>7</w:t>
                   </w:r>
                   <w:r>
-                    <w:t>天</w:t>
+                    <w:t>天项目里值不值</w:t>
                   </w:r>
-                  <w:proofErr w:type="gramStart"/>
-                  <w:r>
-                    <w:t>项目里值不值</w:t>
-                  </w:r>
-                  <w:proofErr w:type="gramEnd"/>
                 </w:p>
               </w:tc>
               <w:tc>
@@ -4746,15 +7041,7 @@
                     <w:t>20</w:t>
                   </w:r>
                   <w:r>
-                    <w:t>分钟，</w:t>
-                  </w:r>
-                  <w:proofErr w:type="gramStart"/>
-                  <w:r>
-                    <w:t>剩更多</w:t>
-                  </w:r>
-                  <w:proofErr w:type="gramEnd"/>
-                  <w:r>
-                    <w:t>时间</w:t>
+                    <w:t>分钟，剩更多时间</w:t>
                   </w:r>
                 </w:p>
               </w:tc>
@@ -4822,9 +7109,6 @@
           <w:p>
             <w:pPr>
               <w:spacing w:line="440" w:lineRule="exact"/>
-              <w:rPr>
-                <w:rFonts w:hint="eastAsia"/>
-              </w:rPr>
             </w:pPr>
           </w:p>
         </w:tc>
@@ -4882,9 +7166,6 @@
           <w:p>
             <w:pPr>
               <w:spacing w:line="440" w:lineRule="exact"/>
-              <w:rPr>
-                <w:rFonts w:hint="eastAsia"/>
-              </w:rPr>
             </w:pPr>
             <w:r>
               <w:rPr>
@@ -4902,7 +7183,14 @@
               <w:rPr>
                 <w:rFonts w:hint="eastAsia"/>
               </w:rPr>
-              <w:t>启动进程上传文件，每上传一个文件就要启动一个进程，这会大大增加性能开销。请问在实际生产中，这两个方案哪一个更合适？还是说有别的方案？</w:t>
+              <w:t>启动进程上传文件，每上传一个文件就要启动一个进程，这会大大增加性能开销。请问在实际生产中，这两个</w:t>
+            </w:r>
+            <w:r>
+              <w:rPr>
+                <w:rFonts w:hint="eastAsia"/>
+              </w:rPr>
+              <w:lastRenderedPageBreak/>
+              <w:t>方案哪一个更合适？还是说有别的方案？</w:t>
             </w:r>
             <w:r>
               <w:rPr>
@@ -4955,6 +7243,12 @@
             <w:pPr>
               <w:spacing w:line="440" w:lineRule="exact"/>
             </w:pPr>
+            <w:r>
+              <w:rPr>
+                <w:rFonts w:hint="eastAsia"/>
+              </w:rPr>
+              <w:t>遇到的问题</w:t>
+            </w:r>
           </w:p>
         </w:tc>
         <w:tc>
@@ -4967,6 +7261,30 @@
             <w:pPr>
               <w:spacing w:line="440" w:lineRule="exact"/>
             </w:pPr>
+            <w:r>
+              <w:rPr>
+                <w:rFonts w:hint="eastAsia"/>
+              </w:rPr>
+              <w:t>观察到“</w:t>
+            </w:r>
+            <w:r>
+              <w:t xml:space="preserve">perf exited with code 2 </w:t>
+            </w:r>
+            <w:r>
+              <w:rPr>
+                <w:rFonts w:hint="eastAsia"/>
+              </w:rPr>
+              <w:t>”与“</w:t>
+            </w:r>
+            <w:r>
+              <w:t>perf not found for kernel 6.8.0-124</w:t>
+            </w:r>
+            <w:r>
+              <w:rPr>
+                <w:rFonts w:hint="eastAsia"/>
+              </w:rPr>
+              <w:t>”的问题</w:t>
+            </w:r>
           </w:p>
         </w:tc>
       </w:tr>
@@ -5006,6 +7324,12 @@
             <w:pPr>
               <w:spacing w:line="440" w:lineRule="exact"/>
             </w:pPr>
+            <w:r>
+              <w:rPr>
+                <w:rFonts w:hint="eastAsia"/>
+              </w:rPr>
+              <w:t>自己的推理</w:t>
+            </w:r>
           </w:p>
         </w:tc>
         <w:tc>
@@ -5057,6 +7381,12 @@
             <w:pPr>
               <w:spacing w:line="440" w:lineRule="exact"/>
             </w:pPr>
+            <w:r>
+              <w:rPr>
+                <w:rFonts w:hint="eastAsia"/>
+              </w:rPr>
+              <w:t>采取的行动</w:t>
+            </w:r>
           </w:p>
         </w:tc>
         <w:tc>
@@ -5107,7 +7437,22 @@
           <w:p>
             <w:pPr>
               <w:spacing w:line="440" w:lineRule="exact"/>
-            </w:pPr>
+              <w:rPr>
+                <w:rFonts w:hint="eastAsia"/>
+              </w:rPr>
+            </w:pPr>
+            <w:r>
+              <w:rPr>
+                <w:rFonts w:hint="eastAsia"/>
+              </w:rPr>
+              <w:t>AI</w:t>
+            </w:r>
+            <w:r>
+              <w:rPr>
+                <w:rFonts w:hint="eastAsia"/>
+              </w:rPr>
+              <w:t>回答</w:t>
+            </w:r>
           </w:p>
         </w:tc>
         <w:tc>
@@ -5159,6 +7504,12 @@
             <w:pPr>
               <w:spacing w:line="440" w:lineRule="exact"/>
             </w:pPr>
+            <w:r>
+              <w:rPr>
+                <w:rFonts w:hint="eastAsia"/>
+              </w:rPr>
+              <w:t>对导师的提问</w:t>
+            </w:r>
           </w:p>
         </w:tc>
         <w:tc>
@@ -5220,6 +7571,62 @@
             <w:pPr>
               <w:spacing w:line="440" w:lineRule="exact"/>
             </w:pPr>
+            <w:r>
+              <w:t xml:space="preserve">models.go </w:t>
+            </w:r>
+            <w:r>
+              <w:t>的</w:t>
+            </w:r>
+            <w:r>
+              <w:t xml:space="preserve"> json tag </w:t>
+            </w:r>
+            <w:r>
+              <w:t>缺失问题</w:t>
+            </w:r>
+            <w:r>
+              <w:rPr>
+                <w:rFonts w:hint="eastAsia"/>
+              </w:rPr>
+              <w:t>。</w:t>
+            </w:r>
+          </w:p>
+          <w:p>
+            <w:pPr>
+              <w:spacing w:line="440" w:lineRule="exact"/>
+              <w:rPr>
+                <w:rFonts w:hint="eastAsia"/>
+              </w:rPr>
+            </w:pPr>
+            <w:r>
+              <w:t xml:space="preserve">json:"xxx" tag </w:t>
+            </w:r>
+            <w:r>
+              <w:t>和</w:t>
+            </w:r>
+            <w:r>
+              <w:t xml:space="preserve"> gorm:"column:xxx" tag </w:t>
+            </w:r>
+            <w:r>
+              <w:t>是两件不同的事</w:t>
+            </w:r>
+            <w:r>
+              <w:t>——</w:t>
+            </w:r>
+            <w:r>
+              <w:rPr>
+                <w:rFonts w:hint="eastAsia"/>
+              </w:rPr>
+              <w:t>一</w:t>
+            </w:r>
+            <w:r>
+              <w:t>个管</w:t>
+            </w:r>
+            <w:r>
+              <w:t xml:space="preserve"> JSON </w:t>
+            </w:r>
+            <w:r>
+              <w:t>序列化给前端，一个管数据库列名</w:t>
+            </w:r>
           </w:p>
         </w:tc>
       </w:tr>
@@ -5584,11 +7991,163 @@
       </w:rPr>
     </w:lvl>
   </w:abstractNum>
+  <w:abstractNum w:abstractNumId="2" w15:restartNumberingAfterBreak="0">
+    <w:nsid w:val="4E9C7499"/>
+    <w:multiLevelType w:val="multilevel"/>
+    <w:tmpl w:val="B5EE0886"/>
+    <w:lvl w:ilvl="0">
+      <w:start w:val="1"/>
+      <w:numFmt w:val="bullet"/>
+      <w:lvlText w:val=""/>
+      <w:lvlJc w:val="left"/>
+      <w:pPr>
+        <w:tabs>
+          <w:tab w:val="num" w:pos="720"/>
+        </w:tabs>
+        <w:ind w:left="720" w:hanging="360"/>
+      </w:pPr>
+      <w:rPr>
+        <w:rFonts w:ascii="Symbol" w:hAnsi="Symbol" w:hint="default"/>
+        <w:sz w:val="20"/>
+      </w:rPr>
+    </w:lvl>
+    <w:lvl w:ilvl="1" w:tentative="1">
+      <w:start w:val="1"/>
+      <w:numFmt w:val="bullet"/>
+      <w:lvlText w:val="o"/>
+      <w:lvlJc w:val="left"/>
+      <w:pPr>
+        <w:tabs>
+          <w:tab w:val="num" w:pos="1440"/>
+        </w:tabs>
+        <w:ind w:left="1440" w:hanging="360"/>
+      </w:pPr>
+      <w:rPr>
+        <w:rFonts w:ascii="Courier New" w:hAnsi="Courier New" w:hint="default"/>
+        <w:sz w:val="20"/>
+      </w:rPr>
+    </w:lvl>
+    <w:lvl w:ilvl="2" w:tentative="1">
+      <w:start w:val="1"/>
+      <w:numFmt w:val="bullet"/>
+      <w:lvlText w:val=""/>
+      <w:lvlJc w:val="left"/>
+      <w:pPr>
+        <w:tabs>
+          <w:tab w:val="num" w:pos="2160"/>
+        </w:tabs>
+        <w:ind w:left="2160" w:hanging="360"/>
+      </w:pPr>
+      <w:rPr>
+        <w:rFonts w:ascii="Wingdings" w:hAnsi="Wingdings" w:hint="default"/>
+        <w:sz w:val="20"/>
+      </w:rPr>
+    </w:lvl>
+    <w:lvl w:ilvl="3" w:tentative="1">
+      <w:start w:val="1"/>
+      <w:numFmt w:val="bullet"/>
+      <w:lvlText w:val=""/>
+      <w:lvlJc w:val="left"/>
+      <w:pPr>
+        <w:tabs>
+          <w:tab w:val="num" w:pos="2880"/>
+        </w:tabs>
+        <w:ind w:left="2880" w:hanging="360"/>
+      </w:pPr>
+      <w:rPr>
+        <w:rFonts w:ascii="Wingdings" w:hAnsi="Wingdings" w:hint="default"/>
+        <w:sz w:val="20"/>
+      </w:rPr>
+    </w:lvl>
+    <w:lvl w:ilvl="4" w:tentative="1">
+      <w:start w:val="1"/>
+      <w:numFmt w:val="bullet"/>
+      <w:lvlText w:val=""/>
+      <w:lvlJc w:val="left"/>
+      <w:pPr>
+        <w:tabs>
+          <w:tab w:val="num" w:pos="3600"/>
+        </w:tabs>
+        <w:ind w:left="3600" w:hanging="360"/>
+      </w:pPr>
+      <w:rPr>
+        <w:rFonts w:ascii="Wingdings" w:hAnsi="Wingdings" w:hint="default"/>
+        <w:sz w:val="20"/>
+      </w:rPr>
+    </w:lvl>
+    <w:lvl w:ilvl="5" w:tentative="1">
+      <w:start w:val="1"/>
+      <w:numFmt w:val="bullet"/>
+      <w:lvlText w:val=""/>
+      <w:lvlJc w:val="left"/>
+      <w:pPr>
+        <w:tabs>
+          <w:tab w:val="num" w:pos="4320"/>
+        </w:tabs>
+        <w:ind w:left="4320" w:hanging="360"/>
+      </w:pPr>
+      <w:rPr>
+        <w:rFonts w:ascii="Wingdings" w:hAnsi="Wingdings" w:hint="default"/>
+        <w:sz w:val="20"/>
+      </w:rPr>
+    </w:lvl>
+    <w:lvl w:ilvl="6" w:tentative="1">
+      <w:start w:val="1"/>
+      <w:numFmt w:val="bullet"/>
+      <w:lvlText w:val=""/>
+      <w:lvlJc w:val="left"/>
+      <w:pPr>
+        <w:tabs>
+          <w:tab w:val="num" w:pos="5040"/>
+        </w:tabs>
+        <w:ind w:left="5040" w:hanging="360"/>
+      </w:pPr>
+      <w:rPr>
+        <w:rFonts w:ascii="Wingdings" w:hAnsi="Wingdings" w:hint="default"/>
+        <w:sz w:val="20"/>
+      </w:rPr>
+    </w:lvl>
+    <w:lvl w:ilvl="7" w:tentative="1">
+      <w:start w:val="1"/>
+      <w:numFmt w:val="bullet"/>
+      <w:lvlText w:val=""/>
+      <w:lvlJc w:val="left"/>
+      <w:pPr>
+        <w:tabs>
+          <w:tab w:val="num" w:pos="5760"/>
+        </w:tabs>
+        <w:ind w:left="5760" w:hanging="360"/>
+      </w:pPr>
+      <w:rPr>
+        <w:rFonts w:ascii="Wingdings" w:hAnsi="Wingdings" w:hint="default"/>
+        <w:sz w:val="20"/>
+      </w:rPr>
+    </w:lvl>
+    <w:lvl w:ilvl="8" w:tentative="1">
+      <w:start w:val="1"/>
+      <w:numFmt w:val="bullet"/>
+      <w:lvlText w:val=""/>
+      <w:lvlJc w:val="left"/>
+      <w:pPr>
+        <w:tabs>
+          <w:tab w:val="num" w:pos="6480"/>
+        </w:tabs>
+        <w:ind w:left="6480" w:hanging="360"/>
+      </w:pPr>
+      <w:rPr>
+        <w:rFonts w:ascii="Wingdings" w:hAnsi="Wingdings" w:hint="default"/>
+        <w:sz w:val="20"/>
+      </w:rPr>
+    </w:lvl>
+  </w:abstractNum>
   <w:num w:numId="1" w16cid:durableId="1538851957">
     <w:abstractNumId w:val="0"/>
   </w:num>
   <w:num w:numId="2" w16cid:durableId="1833374075">
     <w:abstractNumId w:val="1"/>
+  </w:num>
+  <w:num w:numId="3" w16cid:durableId="678122491">
+    <w:abstractNumId w:val="2"/>
   </w:num>
 </w:numbering>
 </file>
@@ -6017,6 +8576,29 @@
       <w:szCs w:val="32"/>
     </w:rPr>
   </w:style>
+  <w:style w:type="paragraph" w:styleId="3">
+    <w:name w:val="heading 3"/>
+    <w:basedOn w:val="a"/>
+    <w:next w:val="a"/>
+    <w:link w:val="30"/>
+    <w:uiPriority w:val="9"/>
+    <w:semiHidden/>
+    <w:unhideWhenUsed/>
+    <w:qFormat/>
+    <w:rsid w:val="00E81666"/>
+    <w:pPr>
+      <w:keepNext/>
+      <w:keepLines/>
+      <w:spacing w:before="260" w:after="260" w:line="416" w:lineRule="auto"/>
+      <w:outlineLvl w:val="2"/>
+    </w:pPr>
+    <w:rPr>
+      <w:b/>
+      <w:bCs/>
+      <w:sz w:val="32"/>
+      <w:szCs w:val="32"/>
+    </w:rPr>
+  </w:style>
   <w:style w:type="character" w:default="1" w:styleId="a0">
     <w:name w:val="Default Paragraph Font"/>
     <w:uiPriority w:val="1"/>
@@ -6131,6 +8713,20 @@
     <w:semiHidden/>
     <w:unhideWhenUsed/>
     <w:rsid w:val="00F77449"/>
+  </w:style>
+  <w:style w:type="character" w:customStyle="1" w:styleId="30">
+    <w:name w:val="标题 3 字符"/>
+    <w:basedOn w:val="a0"/>
+    <w:link w:val="3"/>
+    <w:uiPriority w:val="9"/>
+    <w:semiHidden/>
+    <w:rsid w:val="00E81666"/>
+    <w:rPr>
+      <w:b/>
+      <w:bCs/>
+      <w:sz w:val="32"/>
+      <w:szCs w:val="32"/>
+    </w:rPr>
   </w:style>
 </w:styles>
 </file>

--- a/项目学习笔记.docx
+++ b/项目学习笔记.docx
@@ -816,51 +816,63 @@
               </w:rPr>
               <w:t>掌握</w:t>
             </w:r>
+            <w:proofErr w:type="spellStart"/>
             <w:r>
               <w:rPr>
                 <w:rFonts w:hint="eastAsia"/>
               </w:rPr>
               <w:t>protobuf</w:t>
             </w:r>
+            <w:proofErr w:type="spellEnd"/>
             <w:r>
               <w:rPr>
                 <w:rFonts w:hint="eastAsia"/>
               </w:rPr>
               <w:t>语法（</w:t>
             </w:r>
+            <w:r>
+              <w:fldChar w:fldCharType="begin"/>
+            </w:r>
+            <w:r>
+              <w:instrText>HYPERLINK "https://protobuf.dev/programming-guides/proto3/"</w:instrText>
+            </w:r>
+            <w:r>
+              <w:fldChar w:fldCharType="separate"/>
+            </w:r>
+            <w:r>
+              <w:rPr>
+                <w:rStyle w:val="a4"/>
+              </w:rPr>
+              <w:t>https://protobuf.dev/programming-guides/proto3/</w:t>
+            </w:r>
+            <w:r>
+              <w:fldChar w:fldCharType="end"/>
+            </w:r>
+            <w:r>
+              <w:rPr>
+                <w:rFonts w:hint="eastAsia"/>
+              </w:rPr>
+              <w:t>）</w:t>
+            </w:r>
+            <w:r>
+              <w:rPr>
+                <w:rFonts w:hint="eastAsia"/>
+              </w:rPr>
+              <w:t>；</w:t>
+            </w:r>
+            <w:r>
+              <w:t xml:space="preserve">Gin </w:t>
+            </w:r>
+            <w:r>
+              <w:t>官方快速开始</w:t>
+            </w:r>
+            <w:r>
+              <w:rPr>
+                <w:rFonts w:hint="eastAsia"/>
+              </w:rPr>
+              <w:t>（</w:t>
+            </w:r>
             <w:hyperlink r:id="rId6" w:history="1">
-              <w:r>
-                <w:rPr>
-                  <w:rStyle w:val="a4"/>
-                </w:rPr>
-                <w:t>https://protobuf.dev/programming-guides/proto3/</w:t>
-              </w:r>
-            </w:hyperlink>
-            <w:r>
-              <w:rPr>
-                <w:rFonts w:hint="eastAsia"/>
-              </w:rPr>
-              <w:t>）</w:t>
-            </w:r>
-            <w:r>
-              <w:rPr>
-                <w:rFonts w:hint="eastAsia"/>
-              </w:rPr>
-              <w:t>；</w:t>
-            </w:r>
-            <w:r>
-              <w:t xml:space="preserve">Gin </w:t>
-            </w:r>
-            <w:r>
-              <w:t>官方快速开始</w:t>
-            </w:r>
-            <w:r>
-              <w:rPr>
-                <w:rFonts w:hint="eastAsia"/>
-              </w:rPr>
-              <w:t>（</w:t>
-            </w:r>
-            <w:hyperlink r:id="rId7" w:history="1">
               <w:r>
                 <w:rPr>
                   <w:rStyle w:val="a4"/>
@@ -874,8 +886,13 @@
               </w:rPr>
               <w:t>）；</w:t>
             </w:r>
-            <w:r>
-              <w:t xml:space="preserve">MinIO Go SDK </w:t>
+            <w:proofErr w:type="spellStart"/>
+            <w:r>
+              <w:t>MinIO</w:t>
+            </w:r>
+            <w:proofErr w:type="spellEnd"/>
+            <w:r>
+              <w:t xml:space="preserve"> Go SDK </w:t>
             </w:r>
             <w:r>
               <w:t>快速开始：</w:t>
@@ -886,7 +903,7 @@
               </w:rPr>
               <w:t>（</w:t>
             </w:r>
-            <w:hyperlink r:id="rId8" w:history="1">
+            <w:hyperlink r:id="rId7" w:history="1">
               <w:r>
                 <w:rPr>
                   <w:rStyle w:val="a4"/>
@@ -917,19 +934,21 @@
               </w:rPr>
               <w:t>了解</w:t>
             </w:r>
+            <w:proofErr w:type="spellStart"/>
             <w:r>
               <w:rPr>
                 <w:rFonts w:hint="eastAsia"/>
               </w:rPr>
               <w:t>grpc</w:t>
             </w:r>
+            <w:proofErr w:type="spellEnd"/>
             <w:r>
               <w:rPr>
                 <w:rFonts w:hint="eastAsia"/>
               </w:rPr>
               <w:t>（</w:t>
             </w:r>
-            <w:hyperlink r:id="rId9" w:history="1">
+            <w:hyperlink r:id="rId8" w:history="1">
               <w:r>
                 <w:rPr>
                   <w:rStyle w:val="a4"/>
@@ -943,19 +962,21 @@
               </w:rPr>
               <w:t>）与</w:t>
             </w:r>
+            <w:proofErr w:type="spellStart"/>
             <w:r>
               <w:rPr>
                 <w:rFonts w:hint="eastAsia"/>
               </w:rPr>
               <w:t>CMake</w:t>
             </w:r>
+            <w:proofErr w:type="spellEnd"/>
             <w:r>
               <w:rPr>
                 <w:rFonts w:hint="eastAsia"/>
               </w:rPr>
               <w:t>（</w:t>
             </w:r>
-            <w:hyperlink r:id="rId10" w:history="1">
+            <w:hyperlink r:id="rId9" w:history="1">
               <w:r>
                 <w:rPr>
                   <w:rStyle w:val="a4"/>
@@ -969,7 +990,7 @@
               </w:rPr>
               <w:t>）；了解什么是心跳（</w:t>
             </w:r>
-            <w:hyperlink r:id="rId11" w:history="1">
+            <w:hyperlink r:id="rId10" w:history="1">
               <w:r>
                 <w:rPr>
                   <w:rStyle w:val="a4"/>
@@ -983,19 +1004,67 @@
               </w:rPr>
               <w:t>）</w:t>
             </w:r>
-          </w:p>
-          <w:p>
-            <w:pPr>
-              <w:spacing w:line="440" w:lineRule="exact"/>
-              <w:rPr>
-                <w:rFonts w:hint="eastAsia"/>
-              </w:rPr>
-            </w:pPr>
+            <w:r>
+              <w:rPr>
+                <w:rFonts w:hint="eastAsia"/>
+              </w:rPr>
+              <w:t>；解决</w:t>
+            </w:r>
+            <w:proofErr w:type="spellStart"/>
+            <w:r>
+              <w:rPr>
+                <w:rFonts w:hint="eastAsia"/>
+              </w:rPr>
+              <w:t>cmake</w:t>
+            </w:r>
+            <w:proofErr w:type="spellEnd"/>
+            <w:r>
+              <w:rPr>
+                <w:rFonts w:hint="eastAsia"/>
+              </w:rPr>
+              <w:t>找不到</w:t>
+            </w:r>
+            <w:proofErr w:type="spellStart"/>
+            <w:r>
+              <w:rPr>
+                <w:rFonts w:hint="eastAsia"/>
+              </w:rPr>
+              <w:t>grpc</w:t>
+            </w:r>
+            <w:proofErr w:type="spellEnd"/>
             <w:r>
               <w:rPr>
                 <w:rFonts w:hint="eastAsia"/>
               </w:rPr>
               <w:lastRenderedPageBreak/>
+              <w:t>库问题（</w:t>
+            </w:r>
+            <w:hyperlink r:id="rId11" w:history="1">
+              <w:r>
+                <w:rPr>
+                  <w:rStyle w:val="a4"/>
+                </w:rPr>
+                <w:t>https://ask.csdn.net/questions/8490821</w:t>
+              </w:r>
+            </w:hyperlink>
+            <w:r>
+              <w:rPr>
+                <w:rFonts w:hint="eastAsia"/>
+              </w:rPr>
+              <w:t>）</w:t>
+            </w:r>
+          </w:p>
+          <w:p>
+            <w:pPr>
+              <w:spacing w:line="440" w:lineRule="exact"/>
+              <w:rPr>
+                <w:rFonts w:hint="eastAsia"/>
+              </w:rPr>
+            </w:pPr>
+            <w:r>
+              <w:rPr>
+                <w:rFonts w:hint="eastAsia"/>
+              </w:rPr>
               <w:t>Day3</w:t>
             </w:r>
             <w:r>
@@ -1004,16 +1073,152 @@
               </w:rPr>
               <w:t>：</w:t>
             </w:r>
-          </w:p>
-          <w:p>
-            <w:pPr>
-              <w:spacing w:line="440" w:lineRule="exact"/>
-            </w:pPr>
-          </w:p>
-          <w:p>
-            <w:pPr>
-              <w:spacing w:line="440" w:lineRule="exact"/>
-            </w:pPr>
+            <w:r>
+              <w:rPr>
+                <w:rFonts w:hint="eastAsia"/>
+              </w:rPr>
+              <w:t>认识</w:t>
+            </w:r>
+            <w:r>
+              <w:rPr>
+                <w:rFonts w:hint="eastAsia"/>
+              </w:rPr>
+              <w:t>perf</w:t>
+            </w:r>
+            <w:r>
+              <w:rPr>
+                <w:rFonts w:hint="eastAsia"/>
+              </w:rPr>
+              <w:t>（</w:t>
+            </w:r>
+            <w:hyperlink r:id="rId12" w:history="1">
+              <w:r>
+                <w:rPr>
+                  <w:rStyle w:val="a4"/>
+                </w:rPr>
+                <w:t>https://zhuanlan.zhihu.com/p/1909639970538394450</w:t>
+              </w:r>
+            </w:hyperlink>
+            <w:r>
+              <w:rPr>
+                <w:rFonts w:hint="eastAsia"/>
+              </w:rPr>
+              <w:t>）；了解</w:t>
+            </w:r>
+            <w:r>
+              <w:rPr>
+                <w:rFonts w:hint="eastAsia"/>
+              </w:rPr>
+              <w:t>perf</w:t>
+            </w:r>
+            <w:r>
+              <w:rPr>
+                <w:rFonts w:hint="eastAsia"/>
+              </w:rPr>
+              <w:t>权限配置（</w:t>
+            </w:r>
+            <w:hyperlink r:id="rId13" w:history="1">
+              <w:r>
+                <w:rPr>
+                  <w:rStyle w:val="a4"/>
+                </w:rPr>
+                <w:t>https://perf.wiki.kernel.org/index.php/Tutorial</w:t>
+              </w:r>
+            </w:hyperlink>
+            <w:r>
+              <w:rPr>
+                <w:rFonts w:hint="eastAsia"/>
+              </w:rPr>
+              <w:t>）；</w:t>
+            </w:r>
+          </w:p>
+          <w:p>
+            <w:pPr>
+              <w:spacing w:line="440" w:lineRule="exact"/>
+              <w:rPr>
+                <w:rFonts w:hint="eastAsia"/>
+              </w:rPr>
+            </w:pPr>
+            <w:r>
+              <w:rPr>
+                <w:rFonts w:hint="eastAsia"/>
+              </w:rPr>
+              <w:t>Day4:</w:t>
+            </w:r>
+            <w:r>
+              <w:rPr>
+                <w:rFonts w:hint="eastAsia"/>
+              </w:rPr>
+              <w:t>了解火焰图并学习看火焰图（</w:t>
+            </w:r>
+            <w:hyperlink r:id="rId14" w:history="1">
+              <w:r>
+                <w:rPr>
+                  <w:rStyle w:val="a4"/>
+                </w:rPr>
+                <w:t>https://www.brendangregg.com/flamegraphs.html</w:t>
+              </w:r>
+              <w:r>
+                <w:rPr>
+                  <w:rStyle w:val="a4"/>
+                </w:rPr>
+                <w:t>；</w:t>
+              </w:r>
+              <w:r>
+                <w:rPr>
+                  <w:rStyle w:val="a4"/>
+                </w:rPr>
+                <w:t>https://zhuanlan.zhihu.com/p/1931476112673841648</w:t>
+              </w:r>
+            </w:hyperlink>
+            <w:r>
+              <w:rPr>
+                <w:rFonts w:hint="eastAsia"/>
+              </w:rPr>
+              <w:t>；）；了解相关</w:t>
+            </w:r>
+            <w:r>
+              <w:rPr>
+                <w:rFonts w:hint="eastAsia"/>
+              </w:rPr>
+              <w:t>perf</w:t>
+            </w:r>
+            <w:r>
+              <w:rPr>
+                <w:rFonts w:hint="eastAsia"/>
+              </w:rPr>
+              <w:t>命令（</w:t>
+            </w:r>
+            <w:r>
+              <w:fldChar w:fldCharType="begin"/>
+            </w:r>
+            <w:r>
+              <w:instrText>HYPERLINK "</w:instrText>
+            </w:r>
+            <w:r>
+              <w:instrText>https://man7.org/linux/man-pages/man1/perf-script.1.html</w:instrText>
+            </w:r>
+            <w:r>
+              <w:instrText>"</w:instrText>
+            </w:r>
+            <w:r>
+              <w:fldChar w:fldCharType="separate"/>
+            </w:r>
+            <w:r>
+              <w:rPr>
+                <w:rStyle w:val="a4"/>
+              </w:rPr>
+              <w:t>https://man7.org/linux/man-pages/man1/perf-script.1.html</w:t>
+            </w:r>
+            <w:r>
+              <w:fldChar w:fldCharType="end"/>
+            </w:r>
+            <w:r>
+              <w:rPr>
+                <w:rFonts w:hint="eastAsia"/>
+              </w:rPr>
+              <w:t>）</w:t>
+            </w:r>
           </w:p>
           <w:p>
             <w:pPr>
@@ -1142,7 +1347,7 @@
                           </pic:cNvPicPr>
                         </pic:nvPicPr>
                         <pic:blipFill>
-                          <a:blip r:embed="rId12" cstate="print">
+                          <a:blip r:embed="rId15" cstate="print">
                             <a:extLst>
                               <a:ext uri="{28A0092B-C50C-407E-A947-70E740481C1C}">
                                 <a14:useLocalDpi xmlns:a14="http://schemas.microsoft.com/office/drawing/2010/main" val="0"/>
@@ -1254,7 +1459,7 @@
                 <w:sz w:val="28"/>
                 <w:szCs w:val="28"/>
               </w:rPr>
-              <w:t xml:space="preserve"> md </w:t>
+              <w:t>md</w:t>
             </w:r>
             <w:r>
               <w:rPr>
@@ -1270,7 +1475,7 @@
                 <w:sz w:val="28"/>
                 <w:szCs w:val="28"/>
               </w:rPr>
-              <w:t xml:space="preserve"> MVP </w:t>
+              <w:t>MVP</w:t>
             </w:r>
             <w:r>
               <w:rPr>
@@ -1286,7 +1491,7 @@
                 <w:sz w:val="28"/>
                 <w:szCs w:val="28"/>
               </w:rPr>
-              <w:t xml:space="preserve"> 5 </w:t>
+              <w:t>5</w:t>
             </w:r>
             <w:r>
               <w:rPr>
@@ -1302,7 +1507,7 @@
                 <w:sz w:val="28"/>
                 <w:szCs w:val="28"/>
               </w:rPr>
-              <w:t xml:space="preserve"> proto </w:t>
+              <w:t>proto</w:t>
             </w:r>
             <w:r>
               <w:rPr>
@@ -1334,7 +1539,7 @@
                 <w:sz w:val="28"/>
                 <w:szCs w:val="28"/>
               </w:rPr>
-              <w:t xml:space="preserve"> PostgreSQL</w:t>
+              <w:t>PostgreSQL</w:t>
             </w:r>
             <w:r>
               <w:rPr>
@@ -1350,7 +1555,7 @@
                 <w:sz w:val="28"/>
                 <w:szCs w:val="28"/>
               </w:rPr>
-              <w:t xml:space="preserve"> 7 </w:t>
+              <w:t>7</w:t>
             </w:r>
             <w:r>
               <w:rPr>
@@ -1360,14 +1565,16 @@
               </w:rPr>
               <w:t>张数据库表；连接</w:t>
             </w:r>
-            <w:r>
-              <w:rPr>
-                <w:rFonts w:hint="eastAsia"/>
-                <w:sz w:val="28"/>
-                <w:szCs w:val="28"/>
-              </w:rPr>
-              <w:t xml:space="preserve"> MinIO</w:t>
-            </w:r>
+            <w:proofErr w:type="spellStart"/>
+            <w:r>
+              <w:rPr>
+                <w:rFonts w:hint="eastAsia"/>
+                <w:sz w:val="28"/>
+                <w:szCs w:val="28"/>
+              </w:rPr>
+              <w:t>MinIO</w:t>
+            </w:r>
+            <w:proofErr w:type="spellEnd"/>
             <w:r>
               <w:rPr>
                 <w:rFonts w:hint="eastAsia"/>
@@ -1404,13 +1611,23 @@
               </w:rPr>
               <w:t>了解并掌握</w:t>
             </w:r>
-            <w:r>
-              <w:rPr>
-                <w:rFonts w:hint="eastAsia"/>
-                <w:sz w:val="28"/>
-                <w:szCs w:val="28"/>
-              </w:rPr>
-              <w:t xml:space="preserve"> protobuf </w:t>
+            <w:proofErr w:type="spellStart"/>
+            <w:r>
+              <w:rPr>
+                <w:rFonts w:hint="eastAsia"/>
+                <w:sz w:val="28"/>
+                <w:szCs w:val="28"/>
+              </w:rPr>
+              <w:t>protobuf</w:t>
+            </w:r>
+            <w:proofErr w:type="spellEnd"/>
+            <w:r>
+              <w:rPr>
+                <w:rFonts w:hint="eastAsia"/>
+                <w:sz w:val="28"/>
+                <w:szCs w:val="28"/>
+              </w:rPr>
+              <w:t xml:space="preserve"> </w:t>
             </w:r>
             <w:r>
               <w:rPr>
@@ -1446,7 +1663,7 @@
                 <w:sz w:val="28"/>
                 <w:szCs w:val="28"/>
               </w:rPr>
-              <w:t xml:space="preserve">GORM </w:t>
+              <w:t>GORM</w:t>
             </w:r>
             <w:r>
               <w:rPr>
@@ -1456,14 +1673,16 @@
               </w:rPr>
               <w:t>的核心心智模型；</w:t>
             </w:r>
-            <w:r>
-              <w:rPr>
-                <w:rFonts w:hint="eastAsia"/>
-                <w:sz w:val="28"/>
-                <w:szCs w:val="28"/>
-              </w:rPr>
-              <w:t xml:space="preserve">MinIO </w:t>
-            </w:r>
+            <w:proofErr w:type="spellStart"/>
+            <w:r>
+              <w:rPr>
+                <w:rFonts w:hint="eastAsia"/>
+                <w:sz w:val="28"/>
+                <w:szCs w:val="28"/>
+              </w:rPr>
+              <w:t>MinIO</w:t>
+            </w:r>
+            <w:proofErr w:type="spellEnd"/>
             <w:r>
               <w:rPr>
                 <w:rFonts w:hint="eastAsia"/>
@@ -1478,7 +1697,7 @@
                 <w:sz w:val="28"/>
                 <w:szCs w:val="28"/>
               </w:rPr>
-              <w:t xml:space="preserve"> URL </w:t>
+              <w:t>URL</w:t>
             </w:r>
             <w:r>
               <w:rPr>
@@ -1566,8 +1785,36 @@
                 <w:sz w:val="28"/>
                 <w:szCs w:val="28"/>
               </w:rPr>
-              <w:t xml:space="preserve"> CMake + gRPC</w:t>
-            </w:r>
+              <w:t xml:space="preserve"> </w:t>
+            </w:r>
+            <w:proofErr w:type="spellStart"/>
+            <w:r>
+              <w:rPr>
+                <w:rFonts w:hint="eastAsia"/>
+                <w:sz w:val="28"/>
+                <w:szCs w:val="28"/>
+              </w:rPr>
+              <w:t>CMake</w:t>
+            </w:r>
+            <w:proofErr w:type="spellEnd"/>
+            <w:r>
+              <w:rPr>
+                <w:rFonts w:hint="eastAsia"/>
+                <w:sz w:val="28"/>
+                <w:szCs w:val="28"/>
+              </w:rPr>
+              <w:t xml:space="preserve"> + </w:t>
+            </w:r>
+            <w:proofErr w:type="spellStart"/>
+            <w:r>
+              <w:rPr>
+                <w:rFonts w:hint="eastAsia"/>
+                <w:sz w:val="28"/>
+                <w:szCs w:val="28"/>
+              </w:rPr>
+              <w:t>gRPC</w:t>
+            </w:r>
+            <w:proofErr w:type="spellEnd"/>
             <w:r>
               <w:rPr>
                 <w:rFonts w:hint="eastAsia"/>
@@ -1576,14 +1823,16 @@
               </w:rPr>
               <w:t>，跑通</w:t>
             </w:r>
-            <w:r>
-              <w:rPr>
-                <w:rFonts w:hint="eastAsia"/>
-                <w:sz w:val="28"/>
-                <w:szCs w:val="28"/>
-              </w:rPr>
-              <w:t xml:space="preserve"> drop_server </w:t>
-            </w:r>
+            <w:proofErr w:type="spellStart"/>
+            <w:r>
+              <w:rPr>
+                <w:rFonts w:hint="eastAsia"/>
+                <w:sz w:val="28"/>
+                <w:szCs w:val="28"/>
+              </w:rPr>
+              <w:t>drop_server</w:t>
+            </w:r>
+            <w:proofErr w:type="spellEnd"/>
             <w:r>
               <w:rPr>
                 <w:rFonts w:hint="eastAsia"/>
@@ -1592,13 +1841,23 @@
               </w:rPr>
               <w:t>骨架；编写</w:t>
             </w:r>
-            <w:r>
-              <w:rPr>
-                <w:rFonts w:hint="eastAsia"/>
-                <w:sz w:val="28"/>
-                <w:szCs w:val="28"/>
-              </w:rPr>
-              <w:t xml:space="preserve"> drop_agent </w:t>
+            <w:proofErr w:type="spellStart"/>
+            <w:r>
+              <w:rPr>
+                <w:rFonts w:hint="eastAsia"/>
+                <w:sz w:val="28"/>
+                <w:szCs w:val="28"/>
+              </w:rPr>
+              <w:t>drop_agent</w:t>
+            </w:r>
+            <w:proofErr w:type="spellEnd"/>
+            <w:r>
+              <w:rPr>
+                <w:rFonts w:hint="eastAsia"/>
+                <w:sz w:val="28"/>
+                <w:szCs w:val="28"/>
+              </w:rPr>
+              <w:t xml:space="preserve"> </w:t>
             </w:r>
             <w:r>
               <w:rPr>
@@ -1614,7 +1873,43 @@
                 <w:sz w:val="28"/>
                 <w:szCs w:val="28"/>
               </w:rPr>
-              <w:t xml:space="preserve"> drop_server / drop_agent </w:t>
+              <w:t xml:space="preserve"> </w:t>
+            </w:r>
+            <w:proofErr w:type="spellStart"/>
+            <w:r>
+              <w:rPr>
+                <w:rFonts w:hint="eastAsia"/>
+                <w:sz w:val="28"/>
+                <w:szCs w:val="28"/>
+              </w:rPr>
+              <w:t>drop_server</w:t>
+            </w:r>
+            <w:proofErr w:type="spellEnd"/>
+            <w:r>
+              <w:rPr>
+                <w:rFonts w:hint="eastAsia"/>
+                <w:sz w:val="28"/>
+                <w:szCs w:val="28"/>
+              </w:rPr>
+              <w:t xml:space="preserve"> / </w:t>
+            </w:r>
+            <w:proofErr w:type="spellStart"/>
+            <w:r>
+              <w:rPr>
+                <w:rFonts w:hint="eastAsia"/>
+                <w:sz w:val="28"/>
+                <w:szCs w:val="28"/>
+              </w:rPr>
+              <w:t>drop_agent</w:t>
+            </w:r>
+            <w:proofErr w:type="spellEnd"/>
+            <w:r>
+              <w:rPr>
+                <w:rFonts w:hint="eastAsia"/>
+                <w:sz w:val="28"/>
+                <w:szCs w:val="28"/>
+              </w:rPr>
+              <w:t xml:space="preserve"> </w:t>
             </w:r>
             <w:r>
               <w:rPr>
@@ -1665,13 +1960,24 @@
                 <w:szCs w:val="28"/>
               </w:rPr>
             </w:pPr>
-            <w:r>
-              <w:rPr>
-                <w:rFonts w:hint="eastAsia"/>
-                <w:sz w:val="28"/>
-                <w:szCs w:val="28"/>
-              </w:rPr>
-              <w:t xml:space="preserve">CMake </w:t>
+            <w:proofErr w:type="spellStart"/>
+            <w:r>
+              <w:rPr>
+                <w:rFonts w:hint="eastAsia"/>
+                <w:sz w:val="28"/>
+                <w:szCs w:val="28"/>
+              </w:rPr>
+              <w:lastRenderedPageBreak/>
+              <w:t>CMake</w:t>
+            </w:r>
+            <w:proofErr w:type="spellEnd"/>
+            <w:r>
+              <w:rPr>
+                <w:rFonts w:hint="eastAsia"/>
+                <w:sz w:val="28"/>
+                <w:szCs w:val="28"/>
+              </w:rPr>
+              <w:t xml:space="preserve"> </w:t>
             </w:r>
             <w:r>
               <w:rPr>
@@ -1703,7 +2009,25 @@
                 <w:sz w:val="28"/>
                 <w:szCs w:val="28"/>
               </w:rPr>
-              <w:t xml:space="preserve"> find_package(CONFIG) </w:t>
+              <w:t xml:space="preserve"> </w:t>
+            </w:r>
+            <w:proofErr w:type="spellStart"/>
+            <w:r>
+              <w:rPr>
+                <w:rFonts w:hint="eastAsia"/>
+                <w:sz w:val="28"/>
+                <w:szCs w:val="28"/>
+              </w:rPr>
+              <w:t>find_package</w:t>
+            </w:r>
+            <w:proofErr w:type="spellEnd"/>
+            <w:r>
+              <w:rPr>
+                <w:rFonts w:hint="eastAsia"/>
+                <w:sz w:val="28"/>
+                <w:szCs w:val="28"/>
+              </w:rPr>
+              <w:t xml:space="preserve">(CONFIG) </w:t>
             </w:r>
             <w:r>
               <w:rPr>
@@ -1719,7 +2043,25 @@
                 <w:sz w:val="28"/>
                 <w:szCs w:val="28"/>
               </w:rPr>
-              <w:t xml:space="preserve">"CMake </w:t>
+              <w:t>"</w:t>
+            </w:r>
+            <w:proofErr w:type="spellStart"/>
+            <w:r>
+              <w:rPr>
+                <w:rFonts w:hint="eastAsia"/>
+                <w:sz w:val="28"/>
+                <w:szCs w:val="28"/>
+              </w:rPr>
+              <w:t>CMake</w:t>
+            </w:r>
+            <w:proofErr w:type="spellEnd"/>
+            <w:r>
+              <w:rPr>
+                <w:rFonts w:hint="eastAsia"/>
+                <w:sz w:val="28"/>
+                <w:szCs w:val="28"/>
+              </w:rPr>
+              <w:t xml:space="preserve"> </w:t>
             </w:r>
             <w:r>
               <w:rPr>
@@ -1735,7 +2077,25 @@
                 <w:sz w:val="28"/>
                 <w:szCs w:val="28"/>
               </w:rPr>
-              <w:t xml:space="preserve"> gRPC </w:t>
+              <w:t xml:space="preserve"> </w:t>
+            </w:r>
+            <w:proofErr w:type="spellStart"/>
+            <w:r>
+              <w:rPr>
+                <w:rFonts w:hint="eastAsia"/>
+                <w:sz w:val="28"/>
+                <w:szCs w:val="28"/>
+              </w:rPr>
+              <w:t>gRPC</w:t>
+            </w:r>
+            <w:proofErr w:type="spellEnd"/>
+            <w:r>
+              <w:rPr>
+                <w:rFonts w:hint="eastAsia"/>
+                <w:sz w:val="28"/>
+                <w:szCs w:val="28"/>
+              </w:rPr>
+              <w:t xml:space="preserve"> </w:t>
             </w:r>
             <w:r>
               <w:rPr>
@@ -1775,16 +2135,7 @@
                 <w:sz w:val="28"/>
                 <w:szCs w:val="28"/>
               </w:rPr>
-              <w:t>命名空间与编译单元作用域规则（解决日志输出函数定义域问题）；多线程设计模式——心跳线</w:t>
-            </w:r>
-            <w:r>
-              <w:rPr>
-                <w:rFonts w:hint="eastAsia"/>
-                <w:sz w:val="28"/>
-                <w:szCs w:val="28"/>
-              </w:rPr>
-              <w:lastRenderedPageBreak/>
-              <w:t>程与工作线程分离，避免心跳被采集任务阻塞</w:t>
+              <w:t>命名空间与编译单元作用域规则（解决日志输出函数定义域问题）；多线程设计模式——心跳线程与工作线程分离，避免心跳被采集任务阻塞</w:t>
             </w:r>
           </w:p>
           <w:p>
@@ -1894,7 +2245,7 @@
                 <w:sz w:val="28"/>
                 <w:szCs w:val="28"/>
               </w:rPr>
-              <w:t xml:space="preserve"> Web </w:t>
+              <w:t>Web</w:t>
             </w:r>
             <w:r>
               <w:rPr>
@@ -1983,7 +2334,7 @@
                 <w:sz w:val="28"/>
                 <w:szCs w:val="28"/>
               </w:rPr>
-              <w:t xml:space="preserve"> perf </w:t>
+              <w:t>perf</w:t>
             </w:r>
             <w:r>
               <w:rPr>
@@ -1999,7 +2350,25 @@
                 <w:sz w:val="28"/>
                 <w:szCs w:val="28"/>
               </w:rPr>
-              <w:t xml:space="preserve"> fork+exec mc cp </w:t>
+              <w:t xml:space="preserve"> </w:t>
+            </w:r>
+            <w:proofErr w:type="spellStart"/>
+            <w:r>
+              <w:rPr>
+                <w:rFonts w:hint="eastAsia"/>
+                <w:sz w:val="28"/>
+                <w:szCs w:val="28"/>
+              </w:rPr>
+              <w:t>fork+exec</w:t>
+            </w:r>
+            <w:proofErr w:type="spellEnd"/>
+            <w:r>
+              <w:rPr>
+                <w:rFonts w:hint="eastAsia"/>
+                <w:sz w:val="28"/>
+                <w:szCs w:val="28"/>
+              </w:rPr>
+              <w:t xml:space="preserve"> mc cp</w:t>
             </w:r>
             <w:r>
               <w:rPr>
@@ -2009,14 +2378,16 @@
               </w:rPr>
               <w:t>上传到</w:t>
             </w:r>
-            <w:r>
-              <w:rPr>
-                <w:rFonts w:hint="eastAsia"/>
-                <w:sz w:val="28"/>
-                <w:szCs w:val="28"/>
-              </w:rPr>
-              <w:t xml:space="preserve"> MinIO</w:t>
-            </w:r>
+            <w:proofErr w:type="spellStart"/>
+            <w:r>
+              <w:rPr>
+                <w:rFonts w:hint="eastAsia"/>
+                <w:sz w:val="28"/>
+                <w:szCs w:val="28"/>
+              </w:rPr>
+              <w:t>MinIO</w:t>
+            </w:r>
+            <w:proofErr w:type="spellEnd"/>
             <w:r>
               <w:rPr>
                 <w:rFonts w:hint="eastAsia"/>
@@ -2031,7 +2402,7 @@
                 <w:sz w:val="28"/>
                 <w:szCs w:val="28"/>
               </w:rPr>
-              <w:t xml:space="preserve"> perf </w:t>
+              <w:t>perf</w:t>
             </w:r>
             <w:r>
               <w:rPr>
@@ -2047,7 +2418,7 @@
                 <w:sz w:val="28"/>
                 <w:szCs w:val="28"/>
               </w:rPr>
-              <w:t xml:space="preserve"> Agent </w:t>
+              <w:t>Agent</w:t>
             </w:r>
             <w:r>
               <w:rPr>
@@ -2063,7 +2434,7 @@
                 <w:sz w:val="28"/>
                 <w:szCs w:val="28"/>
               </w:rPr>
-              <w:t xml:space="preserve"> IP </w:t>
+              <w:t>IP</w:t>
             </w:r>
             <w:r>
               <w:rPr>
@@ -2104,13 +2475,23 @@
                 <w:szCs w:val="28"/>
               </w:rPr>
             </w:pPr>
-            <w:r>
-              <w:rPr>
-                <w:rFonts w:hint="eastAsia"/>
-                <w:sz w:val="28"/>
-                <w:szCs w:val="28"/>
-              </w:rPr>
-              <w:t xml:space="preserve">fork+exec </w:t>
+            <w:proofErr w:type="spellStart"/>
+            <w:r>
+              <w:rPr>
+                <w:rFonts w:hint="eastAsia"/>
+                <w:sz w:val="28"/>
+                <w:szCs w:val="28"/>
+              </w:rPr>
+              <w:t>fork+exec</w:t>
+            </w:r>
+            <w:proofErr w:type="spellEnd"/>
+            <w:r>
+              <w:rPr>
+                <w:rFonts w:hint="eastAsia"/>
+                <w:sz w:val="28"/>
+                <w:szCs w:val="28"/>
+              </w:rPr>
+              <w:t xml:space="preserve"> </w:t>
             </w:r>
             <w:r>
               <w:rPr>
@@ -2158,7 +2539,25 @@
                 <w:sz w:val="28"/>
                 <w:szCs w:val="28"/>
               </w:rPr>
-              <w:t xml:space="preserve"> waitpid </w:t>
+              <w:t xml:space="preserve"> </w:t>
+            </w:r>
+            <w:proofErr w:type="spellStart"/>
+            <w:r>
+              <w:rPr>
+                <w:rFonts w:hint="eastAsia"/>
+                <w:sz w:val="28"/>
+                <w:szCs w:val="28"/>
+              </w:rPr>
+              <w:t>waitpid</w:t>
+            </w:r>
+            <w:proofErr w:type="spellEnd"/>
+            <w:r>
+              <w:rPr>
+                <w:rFonts w:hint="eastAsia"/>
+                <w:sz w:val="28"/>
+                <w:szCs w:val="28"/>
+              </w:rPr>
+              <w:t xml:space="preserve"> </w:t>
             </w:r>
             <w:r>
               <w:rPr>
@@ -2168,13 +2567,23 @@
               </w:rPr>
               <w:t>防僵尸进程）；</w:t>
             </w:r>
-            <w:r>
-              <w:rPr>
-                <w:rFonts w:hint="eastAsia"/>
-                <w:sz w:val="28"/>
-                <w:szCs w:val="28"/>
-              </w:rPr>
-              <w:t xml:space="preserve">perf_event_paranoid </w:t>
+            <w:proofErr w:type="spellStart"/>
+            <w:r>
+              <w:rPr>
+                <w:rFonts w:hint="eastAsia"/>
+                <w:sz w:val="28"/>
+                <w:szCs w:val="28"/>
+              </w:rPr>
+              <w:t>perf_event_paranoid</w:t>
+            </w:r>
+            <w:proofErr w:type="spellEnd"/>
+            <w:r>
+              <w:rPr>
+                <w:rFonts w:hint="eastAsia"/>
+                <w:sz w:val="28"/>
+                <w:szCs w:val="28"/>
+              </w:rPr>
+              <w:t xml:space="preserve"> </w:t>
             </w:r>
             <w:r>
               <w:rPr>
@@ -2554,31 +2963,7 @@
                 <w:sz w:val="28"/>
                 <w:szCs w:val="28"/>
               </w:rPr>
-              <w:t xml:space="preserve">OpenAI-compatible API </w:t>
-            </w:r>
-            <w:r>
-              <w:rPr>
-                <w:rFonts w:hint="eastAsia"/>
-                <w:sz w:val="28"/>
-                <w:szCs w:val="28"/>
-              </w:rPr>
-              <w:t>的调用方式（用于接入第三方</w:t>
-            </w:r>
-            <w:r>
-              <w:rPr>
-                <w:rFonts w:hint="eastAsia"/>
-                <w:sz w:val="28"/>
-                <w:szCs w:val="28"/>
-              </w:rPr>
-              <w:t xml:space="preserve"> Gemini </w:t>
-            </w:r>
-            <w:r>
-              <w:rPr>
-                <w:rFonts w:hint="eastAsia"/>
-                <w:sz w:val="28"/>
-                <w:szCs w:val="28"/>
-              </w:rPr>
-              <w:t>代理）</w:t>
+              <w:t xml:space="preserve"> </w:t>
             </w:r>
           </w:p>
           <w:p>
@@ -2617,7 +3002,25 @@
                 <w:sz w:val="28"/>
                 <w:szCs w:val="28"/>
               </w:rPr>
-              <w:t xml:space="preserve">python-dotenv </w:t>
+              <w:t>python-</w:t>
+            </w:r>
+            <w:proofErr w:type="spellStart"/>
+            <w:r>
+              <w:rPr>
+                <w:rFonts w:hint="eastAsia"/>
+                <w:sz w:val="28"/>
+                <w:szCs w:val="28"/>
+              </w:rPr>
+              <w:t>dotenv</w:t>
+            </w:r>
+            <w:proofErr w:type="spellEnd"/>
+            <w:r>
+              <w:rPr>
+                <w:rFonts w:hint="eastAsia"/>
+                <w:sz w:val="28"/>
+                <w:szCs w:val="28"/>
+              </w:rPr>
+              <w:t xml:space="preserve"> </w:t>
             </w:r>
             <w:r>
               <w:rPr>
@@ -2753,6 +3156,7 @@
                 <w:sz w:val="28"/>
                 <w:szCs w:val="28"/>
               </w:rPr>
+              <w:lastRenderedPageBreak/>
               <w:t>任务：</w:t>
             </w:r>
             <w:r>
@@ -2833,7 +3237,25 @@
                 <w:sz w:val="28"/>
                 <w:szCs w:val="28"/>
               </w:rPr>
-              <w:t xml:space="preserve"> models.go </w:t>
+              <w:t xml:space="preserve"> </w:t>
+            </w:r>
+            <w:proofErr w:type="spellStart"/>
+            <w:r>
+              <w:rPr>
+                <w:rFonts w:hint="eastAsia"/>
+                <w:sz w:val="28"/>
+                <w:szCs w:val="28"/>
+              </w:rPr>
+              <w:t>models.go</w:t>
+            </w:r>
+            <w:proofErr w:type="spellEnd"/>
+            <w:r>
+              <w:rPr>
+                <w:rFonts w:hint="eastAsia"/>
+                <w:sz w:val="28"/>
+                <w:szCs w:val="28"/>
+              </w:rPr>
+              <w:t xml:space="preserve"> </w:t>
             </w:r>
             <w:r>
               <w:rPr>
@@ -2849,15 +3271,32 @@
                 <w:sz w:val="28"/>
                 <w:szCs w:val="28"/>
               </w:rPr>
-              <w:t xml:space="preserve"> json tag </w:t>
-            </w:r>
-            <w:r>
-              <w:rPr>
-                <w:rFonts w:hint="eastAsia"/>
-                <w:sz w:val="28"/>
-                <w:szCs w:val="28"/>
-              </w:rPr>
-              <w:lastRenderedPageBreak/>
+              <w:t xml:space="preserve"> </w:t>
+            </w:r>
+            <w:proofErr w:type="spellStart"/>
+            <w:r>
+              <w:rPr>
+                <w:rFonts w:hint="eastAsia"/>
+                <w:sz w:val="28"/>
+                <w:szCs w:val="28"/>
+              </w:rPr>
+              <w:t>json</w:t>
+            </w:r>
+            <w:proofErr w:type="spellEnd"/>
+            <w:r>
+              <w:rPr>
+                <w:rFonts w:hint="eastAsia"/>
+                <w:sz w:val="28"/>
+                <w:szCs w:val="28"/>
+              </w:rPr>
+              <w:t xml:space="preserve"> tag </w:t>
+            </w:r>
+            <w:r>
+              <w:rPr>
+                <w:rFonts w:hint="eastAsia"/>
+                <w:sz w:val="28"/>
+                <w:szCs w:val="28"/>
+              </w:rPr>
               <w:t>缺失问题；修复火焰图只能下载无法渲染的问题；实现前端</w:t>
             </w:r>
             <w:r>
@@ -3001,55 +3440,7 @@
                 <w:sz w:val="28"/>
                 <w:szCs w:val="28"/>
               </w:rPr>
-              <w:t>对浏览器行为的影响（</w:t>
-            </w:r>
-            <w:r>
-              <w:rPr>
-                <w:rFonts w:hint="eastAsia"/>
-                <w:sz w:val="28"/>
-                <w:szCs w:val="28"/>
-              </w:rPr>
-              <w:t xml:space="preserve">SVG </w:t>
-            </w:r>
-            <w:r>
-              <w:rPr>
-                <w:rFonts w:hint="eastAsia"/>
-                <w:sz w:val="28"/>
-                <w:szCs w:val="28"/>
-              </w:rPr>
-              <w:t>被当文件下载</w:t>
-            </w:r>
-            <w:r>
-              <w:rPr>
-                <w:rFonts w:hint="eastAsia"/>
-                <w:sz w:val="28"/>
-                <w:szCs w:val="28"/>
-              </w:rPr>
-              <w:t xml:space="preserve"> vs </w:t>
-            </w:r>
-            <w:r>
-              <w:rPr>
-                <w:rFonts w:hint="eastAsia"/>
-                <w:sz w:val="28"/>
-                <w:szCs w:val="28"/>
-              </w:rPr>
-              <w:t>直接渲染，根因是上传时没设</w:t>
-            </w:r>
-            <w:r>
-              <w:rPr>
-                <w:rFonts w:hint="eastAsia"/>
-                <w:sz w:val="28"/>
-                <w:szCs w:val="28"/>
-              </w:rPr>
-              <w:t xml:space="preserve"> image/svg+xml</w:t>
-            </w:r>
-            <w:r>
-              <w:rPr>
-                <w:rFonts w:hint="eastAsia"/>
-                <w:sz w:val="28"/>
-                <w:szCs w:val="28"/>
-              </w:rPr>
-              <w:t>）；</w:t>
+              <w:t>对浏览器行为的影响；</w:t>
             </w:r>
             <w:r>
               <w:rPr>
@@ -3065,39 +3456,7 @@
                 <w:sz w:val="28"/>
                 <w:szCs w:val="28"/>
               </w:rPr>
-              <w:t>轮询模式（</w:t>
-            </w:r>
-            <w:r>
-              <w:rPr>
-                <w:rFonts w:hint="eastAsia"/>
-                <w:sz w:val="28"/>
-                <w:szCs w:val="28"/>
-              </w:rPr>
-              <w:t xml:space="preserve">useEffect + setInterval + </w:t>
-            </w:r>
-            <w:r>
-              <w:rPr>
-                <w:rFonts w:hint="eastAsia"/>
-                <w:sz w:val="28"/>
-                <w:szCs w:val="28"/>
-              </w:rPr>
-              <w:t>卸载时</w:t>
-            </w:r>
-            <w:r>
-              <w:rPr>
-                <w:rFonts w:hint="eastAsia"/>
-                <w:sz w:val="28"/>
-                <w:szCs w:val="28"/>
-              </w:rPr>
-              <w:t xml:space="preserve"> clearInterval</w:t>
-            </w:r>
-            <w:r>
-              <w:rPr>
-                <w:rFonts w:hint="eastAsia"/>
-                <w:sz w:val="28"/>
-                <w:szCs w:val="28"/>
-              </w:rPr>
-              <w:t>）</w:t>
+              <w:t>轮询模式</w:t>
             </w:r>
           </w:p>
           <w:p>
@@ -3379,47 +3738,25 @@
                 <w:sz w:val="28"/>
                 <w:szCs w:val="28"/>
               </w:rPr>
-              <w:t>容器网络模型（服务名寻址</w:t>
-            </w:r>
-            <w:r>
-              <w:rPr>
-                <w:rFonts w:hint="eastAsia"/>
-                <w:sz w:val="28"/>
-                <w:szCs w:val="28"/>
-              </w:rPr>
-              <w:t xml:space="preserve"> vs localhost</w:t>
-            </w:r>
-            <w:r>
-              <w:rPr>
-                <w:rFonts w:hint="eastAsia"/>
-                <w:sz w:val="28"/>
-                <w:szCs w:val="28"/>
-              </w:rPr>
-              <w:t>，理解</w:t>
-            </w:r>
-            <w:r>
-              <w:rPr>
-                <w:rFonts w:hint="eastAsia"/>
-                <w:sz w:val="28"/>
-                <w:szCs w:val="28"/>
-              </w:rPr>
-              <w:t xml:space="preserve"> depends_on + healthcheck </w:t>
-            </w:r>
-            <w:r>
-              <w:rPr>
-                <w:rFonts w:hint="eastAsia"/>
-                <w:sz w:val="28"/>
-                <w:szCs w:val="28"/>
-              </w:rPr>
-              <w:t>的真实作用范围）；</w:t>
-            </w:r>
-            <w:r>
-              <w:rPr>
-                <w:rFonts w:hint="eastAsia"/>
-                <w:sz w:val="28"/>
-                <w:szCs w:val="28"/>
-              </w:rPr>
-              <w:t xml:space="preserve">MinIO </w:t>
+              <w:t>容器网络模型；</w:t>
+            </w:r>
+            <w:proofErr w:type="spellStart"/>
+            <w:r>
+              <w:rPr>
+                <w:rFonts w:hint="eastAsia"/>
+                <w:sz w:val="28"/>
+                <w:szCs w:val="28"/>
+              </w:rPr>
+              <w:t>MinIO</w:t>
+            </w:r>
+            <w:proofErr w:type="spellEnd"/>
+            <w:r>
+              <w:rPr>
+                <w:rFonts w:hint="eastAsia"/>
+                <w:sz w:val="28"/>
+                <w:szCs w:val="28"/>
+              </w:rPr>
+              <w:t xml:space="preserve"> </w:t>
             </w:r>
             <w:r>
               <w:rPr>
@@ -3499,7 +3836,43 @@
                 <w:sz w:val="28"/>
                 <w:szCs w:val="28"/>
               </w:rPr>
-              <w:t xml:space="preserve"> libdw/libunwind </w:t>
+              <w:t xml:space="preserve"> </w:t>
+            </w:r>
+            <w:proofErr w:type="spellStart"/>
+            <w:r>
+              <w:rPr>
+                <w:rFonts w:hint="eastAsia"/>
+                <w:sz w:val="28"/>
+                <w:szCs w:val="28"/>
+              </w:rPr>
+              <w:t>libdw</w:t>
+            </w:r>
+            <w:proofErr w:type="spellEnd"/>
+            <w:r>
+              <w:rPr>
+                <w:rFonts w:hint="eastAsia"/>
+                <w:sz w:val="28"/>
+                <w:szCs w:val="28"/>
+              </w:rPr>
+              <w:t>/</w:t>
+            </w:r>
+            <w:proofErr w:type="spellStart"/>
+            <w:r>
+              <w:rPr>
+                <w:rFonts w:hint="eastAsia"/>
+                <w:sz w:val="28"/>
+                <w:szCs w:val="28"/>
+              </w:rPr>
+              <w:t>libunwind</w:t>
+            </w:r>
+            <w:proofErr w:type="spellEnd"/>
+            <w:r>
+              <w:rPr>
+                <w:rFonts w:hint="eastAsia"/>
+                <w:sz w:val="28"/>
+                <w:szCs w:val="28"/>
+              </w:rPr>
+              <w:t xml:space="preserve"> </w:t>
             </w:r>
             <w:r>
               <w:rPr>
@@ -3523,31 +3896,25 @@
                 <w:sz w:val="28"/>
                 <w:szCs w:val="28"/>
               </w:rPr>
-              <w:t>软链接解析（</w:t>
-            </w:r>
-            <w:r>
-              <w:rPr>
-                <w:rFonts w:hint="eastAsia"/>
-                <w:sz w:val="28"/>
-                <w:szCs w:val="28"/>
-              </w:rPr>
-              <w:t xml:space="preserve">readlink -f </w:t>
-            </w:r>
-            <w:r>
-              <w:rPr>
-                <w:rFonts w:hint="eastAsia"/>
-                <w:sz w:val="28"/>
-                <w:szCs w:val="28"/>
-              </w:rPr>
-              <w:t>找到链条最终的真实二进制）；</w:t>
-            </w:r>
-            <w:r>
-              <w:rPr>
-                <w:rFonts w:hint="eastAsia"/>
-                <w:sz w:val="28"/>
-                <w:szCs w:val="28"/>
-              </w:rPr>
-              <w:t xml:space="preserve">fork+exec </w:t>
+              <w:t>软链接解析；</w:t>
+            </w:r>
+            <w:proofErr w:type="spellStart"/>
+            <w:r>
+              <w:rPr>
+                <w:rFonts w:hint="eastAsia"/>
+                <w:sz w:val="28"/>
+                <w:szCs w:val="28"/>
+              </w:rPr>
+              <w:t>fork+exec</w:t>
+            </w:r>
+            <w:proofErr w:type="spellEnd"/>
+            <w:r>
+              <w:rPr>
+                <w:rFonts w:hint="eastAsia"/>
+                <w:sz w:val="28"/>
+                <w:szCs w:val="28"/>
+              </w:rPr>
+              <w:t xml:space="preserve"> </w:t>
             </w:r>
             <w:r>
               <w:rPr>
@@ -3573,13 +3940,23 @@
               </w:rPr>
               <w:t>通知模式（</w:t>
             </w:r>
-            <w:r>
-              <w:rPr>
-                <w:rFonts w:hint="eastAsia"/>
-                <w:sz w:val="28"/>
-                <w:szCs w:val="28"/>
-              </w:rPr>
-              <w:t xml:space="preserve">drop_server </w:t>
+            <w:proofErr w:type="spellStart"/>
+            <w:r>
+              <w:rPr>
+                <w:rFonts w:hint="eastAsia"/>
+                <w:sz w:val="28"/>
+                <w:szCs w:val="28"/>
+              </w:rPr>
+              <w:t>drop_server</w:t>
+            </w:r>
+            <w:proofErr w:type="spellEnd"/>
+            <w:r>
+              <w:rPr>
+                <w:rFonts w:hint="eastAsia"/>
+                <w:sz w:val="28"/>
+                <w:szCs w:val="28"/>
+              </w:rPr>
+              <w:t xml:space="preserve"> </w:t>
             </w:r>
             <w:r>
               <w:rPr>
@@ -3595,8 +3972,18 @@
                 <w:sz w:val="28"/>
                 <w:szCs w:val="28"/>
               </w:rPr>
-              <w:t xml:space="preserve"> apiserver</w:t>
-            </w:r>
+              <w:t xml:space="preserve"> </w:t>
+            </w:r>
+            <w:proofErr w:type="spellStart"/>
+            <w:r>
+              <w:rPr>
+                <w:rFonts w:hint="eastAsia"/>
+                <w:sz w:val="28"/>
+                <w:szCs w:val="28"/>
+              </w:rPr>
+              <w:t>apiserver</w:t>
+            </w:r>
+            <w:proofErr w:type="spellEnd"/>
             <w:r>
               <w:rPr>
                 <w:rFonts w:hint="eastAsia"/>
@@ -3610,94 +3997,9 @@
             <w:pPr>
               <w:spacing w:line="440" w:lineRule="exact"/>
               <w:rPr>
-                <w:b/>
-                <w:bCs/>
-                <w:sz w:val="28"/>
-                <w:szCs w:val="28"/>
-              </w:rPr>
-            </w:pPr>
-            <w:r>
-              <w:rPr>
-                <w:rFonts w:hint="eastAsia"/>
-                <w:b/>
-                <w:bCs/>
-                <w:sz w:val="28"/>
-                <w:szCs w:val="28"/>
-              </w:rPr>
-              <w:t>未学习内容：</w:t>
-            </w:r>
-          </w:p>
-          <w:p>
-            <w:pPr>
-              <w:spacing w:line="440" w:lineRule="exact"/>
-              <w:rPr>
-                <w:rFonts w:hint="eastAsia"/>
-              </w:rPr>
-            </w:pPr>
-            <w:r>
-              <w:rPr>
-                <w:rFonts w:hint="eastAsia"/>
-                <w:sz w:val="28"/>
-                <w:szCs w:val="28"/>
-              </w:rPr>
-              <w:t xml:space="preserve">perf </w:t>
-            </w:r>
-            <w:r>
-              <w:rPr>
-                <w:rFonts w:hint="eastAsia"/>
-                <w:sz w:val="28"/>
-                <w:szCs w:val="28"/>
-              </w:rPr>
-              <w:t>最小权限集合（</w:t>
-            </w:r>
-            <w:r>
-              <w:rPr>
-                <w:rFonts w:hint="eastAsia"/>
-                <w:sz w:val="28"/>
-                <w:szCs w:val="28"/>
-              </w:rPr>
-              <w:t>cap_add: SYS_ADMIN + SYS_PTRACE</w:t>
-            </w:r>
-            <w:r>
-              <w:rPr>
-                <w:rFonts w:hint="eastAsia"/>
-                <w:sz w:val="28"/>
-                <w:szCs w:val="28"/>
-              </w:rPr>
-              <w:t>）是否能完全替代</w:t>
-            </w:r>
-            <w:r>
-              <w:rPr>
-                <w:rFonts w:hint="eastAsia"/>
-                <w:sz w:val="28"/>
-                <w:szCs w:val="28"/>
-              </w:rPr>
-              <w:t xml:space="preserve"> privileged: true</w:t>
-            </w:r>
-            <w:r>
-              <w:rPr>
-                <w:rFonts w:hint="eastAsia"/>
-                <w:sz w:val="28"/>
-                <w:szCs w:val="28"/>
-              </w:rPr>
-              <w:t>，目前用</w:t>
-            </w:r>
-            <w:r>
-              <w:rPr>
-                <w:rFonts w:hint="eastAsia"/>
-                <w:sz w:val="28"/>
-                <w:szCs w:val="28"/>
-              </w:rPr>
-              <w:t xml:space="preserve"> privileged </w:t>
-            </w:r>
-            <w:r>
-              <w:rPr>
-                <w:rFonts w:hint="eastAsia"/>
-                <w:sz w:val="28"/>
-                <w:szCs w:val="28"/>
-              </w:rPr>
-              <w:t>兜底验证，未单独验证最小权限方案的可行性，留作后续优化项</w:t>
-            </w:r>
+                <w:rFonts w:hint="eastAsia"/>
+              </w:rPr>
+            </w:pPr>
           </w:p>
         </w:tc>
       </w:tr>
@@ -3767,14 +4069,7 @@
               <w:rPr>
                 <w:rFonts w:hint="eastAsia"/>
               </w:rPr>
-              <w:t>学习心</w:t>
-            </w:r>
-            <w:r>
-              <w:rPr>
-                <w:rFonts w:hint="eastAsia"/>
-              </w:rPr>
-              <w:lastRenderedPageBreak/>
-              <w:t>得</w:t>
+              <w:t>学习心得</w:t>
             </w:r>
           </w:p>
           <w:p>
@@ -3809,7 +4104,17 @@
                 <w:sz w:val="21"/>
                 <w:szCs w:val="21"/>
               </w:rPr>
-              <w:t>至少填</w:t>
+              <w:t>至少</w:t>
+            </w:r>
+            <w:r>
+              <w:rPr>
+                <w:rFonts w:hint="eastAsia"/>
+                <w:color w:val="0070C0"/>
+                <w:sz w:val="21"/>
+                <w:szCs w:val="21"/>
+              </w:rPr>
+              <w:lastRenderedPageBreak/>
+              <w:t>填</w:t>
             </w:r>
             <w:r>
               <w:rPr>
@@ -3990,14 +4295,7 @@
               <w:rPr>
                 <w:rFonts w:hint="eastAsia"/>
               </w:rPr>
-              <w:t>自己对问题的</w:t>
-            </w:r>
-            <w:r>
-              <w:rPr>
-                <w:rFonts w:hint="eastAsia"/>
-              </w:rPr>
-              <w:lastRenderedPageBreak/>
-              <w:t>理解或预判</w:t>
+              <w:t>自己对问题的理解或预判</w:t>
             </w:r>
           </w:p>
         </w:tc>
@@ -4015,7 +4313,6 @@
               <w:rPr>
                 <w:rFonts w:hint="eastAsia"/>
               </w:rPr>
-              <w:lastRenderedPageBreak/>
               <w:t>根据</w:t>
             </w:r>
             <w:r>
@@ -4036,12 +4333,14 @@
               </w:rPr>
               <w:t>的</w:t>
             </w:r>
+            <w:proofErr w:type="spellStart"/>
             <w:r>
               <w:rPr>
                 <w:rFonts w:hint="eastAsia"/>
               </w:rPr>
               <w:t>protobuf</w:t>
             </w:r>
+            <w:proofErr w:type="spellEnd"/>
             <w:r>
               <w:rPr>
                 <w:rFonts w:hint="eastAsia"/>
@@ -4070,7 +4369,6 @@
               <w:rPr>
                 <w:rFonts w:hint="eastAsia"/>
               </w:rPr>
-              <w:lastRenderedPageBreak/>
               <w:t>等特殊变量。</w:t>
             </w:r>
             <w:r>
@@ -4191,20 +4489,30 @@
               <w:rPr>
                 <w:rFonts w:hint="eastAsia"/>
               </w:rPr>
-              <w:t>ai protobuf</w:t>
-            </w:r>
+              <w:t xml:space="preserve">ai </w:t>
+            </w:r>
+            <w:proofErr w:type="spellStart"/>
+            <w:r>
+              <w:rPr>
+                <w:rFonts w:hint="eastAsia"/>
+              </w:rPr>
+              <w:t>protobuf</w:t>
+            </w:r>
+            <w:proofErr w:type="spellEnd"/>
             <w:r>
               <w:rPr>
                 <w:rFonts w:hint="eastAsia"/>
               </w:rPr>
               <w:t>文件在项目中的作用。自行搜索</w:t>
             </w:r>
+            <w:proofErr w:type="spellStart"/>
             <w:r>
               <w:rPr>
                 <w:rFonts w:hint="eastAsia"/>
               </w:rPr>
               <w:t>protobuf</w:t>
             </w:r>
+            <w:proofErr w:type="spellEnd"/>
             <w:r>
               <w:rPr>
                 <w:rFonts w:hint="eastAsia"/>
@@ -4221,7 +4529,14 @@
               <w:rPr>
                 <w:rFonts w:hint="eastAsia"/>
               </w:rPr>
-              <w:t>是一种数据描述文件</w:t>
+              <w:t>是</w:t>
+            </w:r>
+            <w:r>
+              <w:rPr>
+                <w:rFonts w:hint="eastAsia"/>
+              </w:rPr>
+              <w:lastRenderedPageBreak/>
+              <w:t>一种数据描述文件</w:t>
             </w:r>
             <w:r>
               <w:rPr>
@@ -4365,22 +4680,23 @@
               </w:rPr>
               <w:t>/</w:t>
             </w:r>
+            <w:proofErr w:type="spellStart"/>
             <w:r>
               <w:rPr>
                 <w:color w:val="0070C0"/>
                 <w:sz w:val="21"/>
                 <w:szCs w:val="21"/>
               </w:rPr>
-              <w:t>Deepseek/</w:t>
-            </w:r>
-            <w:r>
-              <w:rPr>
-                <w:rFonts w:hint="eastAsia"/>
+              <w:t>Deepseek</w:t>
+            </w:r>
+            <w:proofErr w:type="spellEnd"/>
+            <w:r>
+              <w:rPr>
                 <w:color w:val="0070C0"/>
                 <w:sz w:val="21"/>
                 <w:szCs w:val="21"/>
               </w:rPr>
-              <w:t>豆包</w:t>
+              <w:t>/</w:t>
             </w:r>
             <w:r>
               <w:rPr>
@@ -4389,7 +4705,7 @@
                 <w:sz w:val="21"/>
                 <w:szCs w:val="21"/>
               </w:rPr>
-              <w:t>/</w:t>
+              <w:t>豆包</w:t>
             </w:r>
             <w:r>
               <w:rPr>
@@ -4398,25 +4714,36 @@
                 <w:sz w:val="21"/>
                 <w:szCs w:val="21"/>
               </w:rPr>
-              <w:t>元宝</w:t>
-            </w:r>
-            <w:r>
-              <w:rPr>
+              <w:t>/</w:t>
+            </w:r>
+            <w:r>
+              <w:rPr>
+                <w:rFonts w:hint="eastAsia"/>
                 <w:color w:val="0070C0"/>
                 <w:sz w:val="21"/>
                 <w:szCs w:val="21"/>
               </w:rPr>
-              <w:t>/</w:t>
-            </w:r>
-            <w:r>
-              <w:rPr>
-                <w:rFonts w:hint="eastAsia"/>
+              <w:t>元宝</w:t>
+            </w:r>
+            <w:r>
+              <w:rPr>
                 <w:color w:val="0070C0"/>
                 <w:sz w:val="21"/>
                 <w:szCs w:val="21"/>
               </w:rPr>
+              <w:t>/</w:t>
+            </w:r>
+            <w:proofErr w:type="spellStart"/>
+            <w:r>
+              <w:rPr>
+                <w:rFonts w:hint="eastAsia"/>
+                <w:color w:val="0070C0"/>
+                <w:sz w:val="21"/>
+                <w:szCs w:val="21"/>
+              </w:rPr>
               <w:t>kimi</w:t>
             </w:r>
+            <w:proofErr w:type="spellEnd"/>
             <w:r>
               <w:rPr>
                 <w:color w:val="0070C0"/>
@@ -4598,7 +4925,15 @@
               <w:spacing w:line="440" w:lineRule="exact"/>
             </w:pPr>
             <w:r>
-              <w:t xml:space="preserve">1. Protobuf </w:t>
+              <w:t xml:space="preserve">1. </w:t>
+            </w:r>
+            <w:proofErr w:type="spellStart"/>
+            <w:r>
+              <w:t>Protobuf</w:t>
+            </w:r>
+            <w:proofErr w:type="spellEnd"/>
+            <w:r>
+              <w:t xml:space="preserve"> </w:t>
             </w:r>
             <w:r>
               <w:t>语法（约</w:t>
@@ -4645,7 +4980,15 @@
               <w:spacing w:line="440" w:lineRule="exact"/>
             </w:pPr>
             <w:r>
-              <w:t xml:space="preserve">import "common.proto"; // </w:t>
+              <w:t>import "</w:t>
+            </w:r>
+            <w:proofErr w:type="spellStart"/>
+            <w:r>
+              <w:t>common.proto</w:t>
+            </w:r>
+            <w:proofErr w:type="spellEnd"/>
+            <w:r>
+              <w:t xml:space="preserve">"; // </w:t>
             </w:r>
             <w:r>
               <w:t>引入其他文件的定义</w:t>
@@ -4656,7 +4999,15 @@
               <w:spacing w:line="440" w:lineRule="exact"/>
             </w:pPr>
             <w:r>
-              <w:t xml:space="preserve">message PidStats { // </w:t>
+              <w:t xml:space="preserve">message </w:t>
+            </w:r>
+            <w:proofErr w:type="spellStart"/>
+            <w:r>
+              <w:t>PidStats</w:t>
+            </w:r>
+            <w:proofErr w:type="spellEnd"/>
+            <w:r>
+              <w:t xml:space="preserve"> { // </w:t>
             </w:r>
             <w:r>
               <w:t>定义数据结构（类似</w:t>
@@ -4673,7 +5024,15 @@
               <w:spacing w:line="440" w:lineRule="exact"/>
             </w:pPr>
             <w:r>
-              <w:t xml:space="preserve">float cpu_percent = 1; // </w:t>
+              <w:t xml:space="preserve">float </w:t>
+            </w:r>
+            <w:proofErr w:type="spellStart"/>
+            <w:r>
+              <w:t>cpu_percent</w:t>
+            </w:r>
+            <w:proofErr w:type="spellEnd"/>
+            <w:r>
+              <w:t xml:space="preserve"> = 1; // </w:t>
             </w:r>
             <w:r>
               <w:t>字段类型</w:t>
@@ -4696,7 +5055,15 @@
               <w:spacing w:line="440" w:lineRule="exact"/>
             </w:pPr>
             <w:r>
-              <w:t xml:space="preserve">uint64 rss_kb = 2; // </w:t>
+              <w:t xml:space="preserve">uint64 </w:t>
+            </w:r>
+            <w:proofErr w:type="spellStart"/>
+            <w:r>
+              <w:t>rss_kb</w:t>
+            </w:r>
+            <w:proofErr w:type="spellEnd"/>
+            <w:r>
+              <w:t xml:space="preserve"> = 2; // </w:t>
             </w:r>
             <w:r>
               <w:t>编号不能重复，从</w:t>
@@ -4721,7 +5088,15 @@
               <w:spacing w:line="440" w:lineRule="exact"/>
             </w:pPr>
             <w:r>
-              <w:t xml:space="preserve">service HealthCheck { // </w:t>
+              <w:t xml:space="preserve">service </w:t>
+            </w:r>
+            <w:proofErr w:type="spellStart"/>
+            <w:r>
+              <w:t>HealthCheck</w:t>
+            </w:r>
+            <w:proofErr w:type="spellEnd"/>
+            <w:r>
+              <w:t xml:space="preserve"> { // </w:t>
             </w:r>
             <w:r>
               <w:t>定义服务（类似接口）</w:t>
@@ -4731,8 +5106,29 @@
             <w:pPr>
               <w:spacing w:line="440" w:lineRule="exact"/>
             </w:pPr>
-            <w:r>
-              <w:t>rpc Do(HealthCheckRequest) returns (HealthCheckResponse);</w:t>
+            <w:proofErr w:type="spellStart"/>
+            <w:r>
+              <w:t>rpc</w:t>
+            </w:r>
+            <w:proofErr w:type="spellEnd"/>
+            <w:r>
+              <w:t xml:space="preserve"> Do(</w:t>
+            </w:r>
+            <w:proofErr w:type="spellStart"/>
+            <w:r>
+              <w:t>HealthCheckRequest</w:t>
+            </w:r>
+            <w:proofErr w:type="spellEnd"/>
+            <w:r>
+              <w:t>) returns (</w:t>
+            </w:r>
+            <w:proofErr w:type="spellStart"/>
+            <w:r>
+              <w:t>HealthCheckResponse</w:t>
+            </w:r>
+            <w:proofErr w:type="spellEnd"/>
+            <w:r>
+              <w:t>);</w:t>
             </w:r>
           </w:p>
           <w:p>
@@ -4748,23 +5144,32 @@
               <w:spacing w:line="440" w:lineRule="exact"/>
             </w:pPr>
             <w:r>
-              <w:lastRenderedPageBreak/>
               <w:t>推荐资源：</w:t>
             </w:r>
-            <w:hyperlink r:id="rId13" w:tgtFrame="_blank" w:history="1">
-              <w:r>
-                <w:rPr>
-                  <w:rStyle w:val="a4"/>
-                </w:rPr>
-                <w:t xml:space="preserve">proto3 </w:t>
-              </w:r>
-              <w:r>
-                <w:rPr>
-                  <w:rStyle w:val="a4"/>
-                </w:rPr>
-                <w:t>语言指南</w:t>
-              </w:r>
-            </w:hyperlink>
+            <w:r>
+              <w:fldChar w:fldCharType="begin"/>
+            </w:r>
+            <w:r>
+              <w:instrText>HYPERLINK "https://protobuf.dev/programming-guides/proto3/" \t "_blank"</w:instrText>
+            </w:r>
+            <w:r>
+              <w:fldChar w:fldCharType="separate"/>
+            </w:r>
+            <w:r>
+              <w:rPr>
+                <w:rStyle w:val="a4"/>
+              </w:rPr>
+              <w:t xml:space="preserve">proto3 </w:t>
+            </w:r>
+            <w:r>
+              <w:rPr>
+                <w:rStyle w:val="a4"/>
+              </w:rPr>
+              <w:t>语言指南</w:t>
+            </w:r>
+            <w:r>
+              <w:fldChar w:fldCharType="end"/>
+            </w:r>
             <w:r>
               <w:t>，只需看</w:t>
             </w:r>
@@ -4835,7 +5240,16 @@
               <w:t>。写好之后用</w:t>
             </w:r>
             <w:r>
-              <w:t xml:space="preserve"> protoc </w:t>
+              <w:t xml:space="preserve"> </w:t>
+            </w:r>
+            <w:proofErr w:type="spellStart"/>
+            <w:r>
+              <w:lastRenderedPageBreak/>
+              <w:t>protoc</w:t>
+            </w:r>
+            <w:proofErr w:type="spellEnd"/>
+            <w:r>
+              <w:t xml:space="preserve"> </w:t>
             </w:r>
             <w:r>
               <w:t>编译器自动生成</w:t>
@@ -4908,7 +5322,14 @@
             </w:r>
             <w:r>
               <w:br/>
-              <w:t xml:space="preserve">protoc </w:t>
+            </w:r>
+            <w:proofErr w:type="spellStart"/>
+            <w:r>
+              <w:t>protoc</w:t>
+            </w:r>
+            <w:proofErr w:type="spellEnd"/>
+            <w:r>
+              <w:t xml:space="preserve"> </w:t>
             </w:r>
             <w:r>
               <w:t>编译器根据这份定义，自动生成</w:t>
@@ -5435,14 +5856,7 @@
               <w:rPr>
                 <w:rFonts w:hint="eastAsia"/>
               </w:rPr>
-              <w:t>的回答，是否向导</w:t>
-            </w:r>
-            <w:r>
-              <w:rPr>
-                <w:rFonts w:hint="eastAsia"/>
-              </w:rPr>
-              <w:lastRenderedPageBreak/>
-              <w:t>师进一步提问？</w:t>
+              <w:t>的回答，是否向导师进一步提问？</w:t>
             </w:r>
           </w:p>
         </w:tc>
@@ -5526,13 +5940,29 @@
               <w:t>装的</w:t>
             </w:r>
             <w:r>
-              <w:t xml:space="preserve"> gRPC </w:t>
+              <w:t xml:space="preserve"> </w:t>
+            </w:r>
+            <w:proofErr w:type="spellStart"/>
+            <w:r>
+              <w:t>gRPC</w:t>
+            </w:r>
+            <w:proofErr w:type="spellEnd"/>
+            <w:r>
+              <w:t xml:space="preserve"> </w:t>
             </w:r>
             <w:r>
               <w:t>没有</w:t>
             </w:r>
             <w:r>
-              <w:t xml:space="preserve"> CMake config </w:t>
+              <w:t xml:space="preserve"> </w:t>
+            </w:r>
+            <w:proofErr w:type="spellStart"/>
+            <w:r>
+              <w:t>CMake</w:t>
+            </w:r>
+            <w:proofErr w:type="spellEnd"/>
+            <w:r>
+              <w:t xml:space="preserve"> config </w:t>
             </w:r>
             <w:r>
               <w:t>文件</w:t>
@@ -5846,15 +6276,22 @@
             <w:r>
               <w:t>采集完</w:t>
             </w:r>
+            <w:proofErr w:type="spellStart"/>
             <w:r>
               <w:t>perf.data</w:t>
             </w:r>
+            <w:proofErr w:type="spellEnd"/>
             <w:r>
               <w:t>后，需要把文件上传到</w:t>
             </w:r>
             <w:r>
-              <w:t xml:space="preserve"> MinIO</w:t>
-            </w:r>
+              <w:t xml:space="preserve"> </w:t>
+            </w:r>
+            <w:proofErr w:type="spellStart"/>
+            <w:r>
+              <w:t>MinIO</w:t>
+            </w:r>
+            <w:proofErr w:type="spellEnd"/>
             <w:r>
               <w:rPr>
                 <w:rFonts w:hint="eastAsia"/>
@@ -5867,12 +6304,14 @@
               </w:rPr>
               <w:t>观察到</w:t>
             </w:r>
+            <w:proofErr w:type="spellStart"/>
             <w:r>
               <w:rPr>
                 <w:rFonts w:hint="eastAsia"/>
               </w:rPr>
               <w:t>MinIO</w:t>
             </w:r>
+            <w:proofErr w:type="spellEnd"/>
             <w:r>
               <w:rPr>
                 <w:rFonts w:hint="eastAsia"/>
@@ -6092,8 +6531,13 @@
             <w:r>
               <w:t>通过</w:t>
             </w:r>
-            <w:r>
-              <w:t>fork+exec mc cp</w:t>
+            <w:proofErr w:type="spellStart"/>
+            <w:r>
+              <w:t>fork+exec</w:t>
+            </w:r>
+            <w:proofErr w:type="spellEnd"/>
+            <w:r>
+              <w:t xml:space="preserve"> mc cp</w:t>
             </w:r>
             <w:r>
               <w:t>上传</w:t>
@@ -6107,15 +6551,19 @@
             <w:r>
               <w:t>原因：</w:t>
             </w:r>
+            <w:proofErr w:type="spellStart"/>
             <w:r>
               <w:t>aws-sdk-cpp</w:t>
             </w:r>
+            <w:proofErr w:type="spellEnd"/>
             <w:r>
               <w:t>的</w:t>
             </w:r>
+            <w:proofErr w:type="spellStart"/>
             <w:r>
               <w:t>cmake</w:t>
             </w:r>
+            <w:proofErr w:type="spellEnd"/>
             <w:r>
               <w:t>集成在</w:t>
             </w:r>
@@ -6125,9 +6573,11 @@
             <w:r>
               <w:t>环境下存在类似</w:t>
             </w:r>
+            <w:proofErr w:type="spellStart"/>
             <w:r>
               <w:t>gRPC</w:t>
             </w:r>
+            <w:proofErr w:type="spellEnd"/>
             <w:r>
               <w:t>的</w:t>
             </w:r>
@@ -6143,15 +6593,19 @@
             <w:r>
               <w:t>作为</w:t>
             </w:r>
+            <w:proofErr w:type="spellStart"/>
             <w:r>
               <w:t>MinIO</w:t>
             </w:r>
+            <w:proofErr w:type="spellEnd"/>
             <w:r>
               <w:t>官方工具行为稳定、可在命令行独立复现，代价仅为</w:t>
             </w:r>
+            <w:proofErr w:type="spellStart"/>
             <w:r>
               <w:t>Dockerfile</w:t>
             </w:r>
+            <w:proofErr w:type="spellEnd"/>
             <w:r>
               <w:t>中增加一行安装命令。</w:t>
             </w:r>
@@ -6254,8 +6708,13 @@
               <w:t>端上传文件到</w:t>
             </w:r>
             <w:r>
-              <w:t xml:space="preserve"> MinIO</w:t>
-            </w:r>
+              <w:t xml:space="preserve"> </w:t>
+            </w:r>
+            <w:proofErr w:type="spellStart"/>
+            <w:r>
+              <w:t>MinIO</w:t>
+            </w:r>
+            <w:proofErr w:type="spellEnd"/>
             <w:r>
               <w:t>，有两种做法：</w:t>
             </w:r>
@@ -6274,8 +6733,13 @@
               <w:t>（如</w:t>
             </w:r>
             <w:r>
-              <w:t xml:space="preserve"> aws-sdk-cpp</w:t>
-            </w:r>
+              <w:t xml:space="preserve"> </w:t>
+            </w:r>
+            <w:proofErr w:type="spellStart"/>
+            <w:r>
+              <w:t>aws-sdk-cpp</w:t>
+            </w:r>
+            <w:proofErr w:type="spellEnd"/>
             <w:r>
               <w:t>）</w:t>
             </w:r>
@@ -6298,7 +6762,15 @@
               <w:t>，但库很重，编译慢，签名认证逻辑复杂</w:t>
             </w:r>
             <w:r>
-              <w:t xml:space="preserve"> fork+exec </w:t>
+              <w:t xml:space="preserve"> </w:t>
+            </w:r>
+            <w:proofErr w:type="spellStart"/>
+            <w:r>
+              <w:t>fork+exec</w:t>
+            </w:r>
+            <w:proofErr w:type="spellEnd"/>
+            <w:r>
+              <w:t xml:space="preserve"> </w:t>
             </w:r>
             <w:r>
               <w:t>调用</w:t>
@@ -6396,7 +6868,106 @@
               <w:t>程序</w:t>
             </w:r>
             <w:r>
-              <w:t xml:space="preserve"> ──→ MinIO</w:t>
+              <w:t xml:space="preserve"> ──→ </w:t>
+            </w:r>
+            <w:proofErr w:type="spellStart"/>
+            <w:r>
+              <w:t>MinIO</w:t>
+            </w:r>
+            <w:proofErr w:type="spellEnd"/>
+          </w:p>
+          <w:p>
+            <w:pPr>
+              <w:spacing w:line="440" w:lineRule="exact"/>
+            </w:pPr>
+            <w:r>
+              <w:t>方案</w:t>
+            </w:r>
+            <w:r>
+              <w:t xml:space="preserve"> A</w:t>
+            </w:r>
+            <w:r>
+              <w:t>（</w:t>
+            </w:r>
+            <w:r>
+              <w:t>S3 SDK</w:t>
+            </w:r>
+            <w:r>
+              <w:t>）：雇一个专职的</w:t>
+            </w:r>
+            <w:r>
+              <w:t>"</w:t>
+            </w:r>
+            <w:r>
+              <w:t>快递员</w:t>
+            </w:r>
+            <w:r>
+              <w:t>"</w:t>
+            </w:r>
+            <w:r>
+              <w:t>（</w:t>
+            </w:r>
+            <w:r>
+              <w:t xml:space="preserve">C++ </w:t>
+            </w:r>
+            <w:r>
+              <w:t>库）常驻在你的程序里</w:t>
+            </w:r>
+          </w:p>
+          <w:p>
+            <w:pPr>
+              <w:spacing w:line="440" w:lineRule="exact"/>
+            </w:pPr>
+            <w:r>
+              <w:t>你的程序</w:t>
+            </w:r>
+            <w:r>
+              <w:t xml:space="preserve"> → [</w:t>
+            </w:r>
+            <w:proofErr w:type="spellStart"/>
+            <w:r>
+              <w:t>aws-sdk-cpp</w:t>
+            </w:r>
+            <w:proofErr w:type="spellEnd"/>
+            <w:r>
+              <w:t xml:space="preserve"> </w:t>
+            </w:r>
+            <w:r>
+              <w:t>在程序内部</w:t>
+            </w:r>
+            <w:r>
+              <w:t xml:space="preserve">] → </w:t>
+            </w:r>
+            <w:proofErr w:type="spellStart"/>
+            <w:r>
+              <w:t>MinIO</w:t>
+            </w:r>
+            <w:proofErr w:type="spellEnd"/>
+          </w:p>
+          <w:p>
+            <w:pPr>
+              <w:spacing w:line="440" w:lineRule="exact"/>
+            </w:pPr>
+            <w:r>
+              <w:t>方案</w:t>
+            </w:r>
+            <w:r>
+              <w:t xml:space="preserve"> B</w:t>
+            </w:r>
+            <w:r>
+              <w:t>（</w:t>
+            </w:r>
+            <w:r>
+              <w:t>mc cp</w:t>
+            </w:r>
+            <w:r>
+              <w:t>）：每次要寄快递时，临时叫一个外卖小哥（</w:t>
+            </w:r>
+            <w:r>
+              <w:t xml:space="preserve">mc </w:t>
+            </w:r>
+            <w:r>
+              <w:t>程序）来跑一趟</w:t>
             </w:r>
           </w:p>
           <w:p>
@@ -6405,90 +6976,9 @@
             </w:pPr>
             <w:r>
               <w:lastRenderedPageBreak/>
-              <w:t>方案</w:t>
-            </w:r>
-            <w:r>
-              <w:t xml:space="preserve"> A</w:t>
-            </w:r>
-            <w:r>
-              <w:t>（</w:t>
-            </w:r>
-            <w:r>
-              <w:t>S3 SDK</w:t>
-            </w:r>
-            <w:r>
-              <w:t>）：雇一个专职的</w:t>
-            </w:r>
-            <w:r>
-              <w:t>"</w:t>
-            </w:r>
-            <w:r>
-              <w:t>快递员</w:t>
-            </w:r>
-            <w:r>
-              <w:t>"</w:t>
-            </w:r>
-            <w:r>
-              <w:t>（</w:t>
-            </w:r>
-            <w:r>
-              <w:t xml:space="preserve">C++ </w:t>
-            </w:r>
-            <w:r>
-              <w:t>库）常驻在你的程序里</w:t>
-            </w:r>
-          </w:p>
-          <w:p>
-            <w:pPr>
-              <w:spacing w:line="440" w:lineRule="exact"/>
-            </w:pPr>
-            <w:r>
               <w:t>你的程序</w:t>
             </w:r>
             <w:r>
-              <w:t xml:space="preserve"> → [aws-sdk-cpp </w:t>
-            </w:r>
-            <w:r>
-              <w:t>在程序内部</w:t>
-            </w:r>
-            <w:r>
-              <w:t>] → MinIO</w:t>
-            </w:r>
-          </w:p>
-          <w:p>
-            <w:pPr>
-              <w:spacing w:line="440" w:lineRule="exact"/>
-            </w:pPr>
-            <w:r>
-              <w:t>方案</w:t>
-            </w:r>
-            <w:r>
-              <w:t xml:space="preserve"> B</w:t>
-            </w:r>
-            <w:r>
-              <w:t>（</w:t>
-            </w:r>
-            <w:r>
-              <w:t>mc cp</w:t>
-            </w:r>
-            <w:r>
-              <w:t>）：每次要寄快递时，临时叫一个外卖小哥（</w:t>
-            </w:r>
-            <w:r>
-              <w:t xml:space="preserve">mc </w:t>
-            </w:r>
-            <w:r>
-              <w:t>程序）来跑一趟</w:t>
-            </w:r>
-          </w:p>
-          <w:p>
-            <w:pPr>
-              <w:spacing w:line="440" w:lineRule="exact"/>
-            </w:pPr>
-            <w:r>
-              <w:t>你的程序</w:t>
-            </w:r>
-            <w:r>
               <w:t xml:space="preserve"> → fork </w:t>
             </w:r>
             <w:r>
@@ -6507,8 +6997,13 @@
               <w:t>帮你签名上传</w:t>
             </w:r>
             <w:r>
-              <w:t xml:space="preserve"> → MinIO</w:t>
-            </w:r>
+              <w:t xml:space="preserve"> → </w:t>
+            </w:r>
+            <w:proofErr w:type="spellStart"/>
+            <w:r>
+              <w:t>MinIO</w:t>
+            </w:r>
+            <w:proofErr w:type="spellEnd"/>
           </w:p>
           <w:p>
             <w:pPr>
@@ -6780,8 +7275,13 @@
                   <w:pPr>
                     <w:spacing w:line="440" w:lineRule="exact"/>
                   </w:pPr>
+                  <w:proofErr w:type="spellStart"/>
                   <w:r>
-                    <w:t xml:space="preserve">aws-sdk-cpp </w:t>
+                    <w:t>aws-sdk-cpp</w:t>
+                  </w:r>
+                  <w:proofErr w:type="spellEnd"/>
+                  <w:r>
+                    <w:t xml:space="preserve"> </w:t>
                   </w:r>
                   <w:r>
                     <w:t>编译一次要</w:t>
@@ -7183,14 +7683,7 @@
               <w:rPr>
                 <w:rFonts w:hint="eastAsia"/>
               </w:rPr>
-              <w:t>启动进程上传文件，每上传一个文件就要启动一个进程，这会大大增加性能开销。请问在实际生产中，这两个</w:t>
-            </w:r>
-            <w:r>
-              <w:rPr>
-                <w:rFonts w:hint="eastAsia"/>
-              </w:rPr>
-              <w:lastRenderedPageBreak/>
-              <w:t>方案哪一个更合适？还是说有别的方案？</w:t>
+              <w:t>启动进程上传文件，每上传一个文件就要启动一个进程，这会大大增加性能开销。请问在实际生产中，这两个方案哪一个更合适？还是说有别的方案？</w:t>
             </w:r>
             <w:r>
               <w:rPr>
@@ -7571,14 +8064,27 @@
             <w:pPr>
               <w:spacing w:line="440" w:lineRule="exact"/>
             </w:pPr>
-            <w:r>
-              <w:t xml:space="preserve">models.go </w:t>
+            <w:proofErr w:type="spellStart"/>
+            <w:r>
+              <w:t>models.go</w:t>
+            </w:r>
+            <w:proofErr w:type="spellEnd"/>
+            <w:r>
+              <w:t xml:space="preserve"> </w:t>
             </w:r>
             <w:r>
               <w:t>的</w:t>
             </w:r>
             <w:r>
-              <w:t xml:space="preserve"> json tag </w:t>
+              <w:t xml:space="preserve"> </w:t>
+            </w:r>
+            <w:proofErr w:type="spellStart"/>
+            <w:r>
+              <w:t>json</w:t>
+            </w:r>
+            <w:proofErr w:type="spellEnd"/>
+            <w:r>
+              <w:t xml:space="preserve"> tag </w:t>
             </w:r>
             <w:r>
               <w:t>缺失问题</w:t>
@@ -7597,14 +8103,27 @@
                 <w:rFonts w:hint="eastAsia"/>
               </w:rPr>
             </w:pPr>
-            <w:r>
-              <w:t xml:space="preserve">json:"xxx" tag </w:t>
+            <w:proofErr w:type="spellStart"/>
+            <w:r>
+              <w:t>json</w:t>
+            </w:r>
+            <w:proofErr w:type="spellEnd"/>
+            <w:r>
+              <w:t xml:space="preserve">:"xxx" tag </w:t>
             </w:r>
             <w:r>
               <w:t>和</w:t>
             </w:r>
             <w:r>
-              <w:t xml:space="preserve"> gorm:"column:xxx" tag </w:t>
+              <w:t> gorm:"</w:t>
+            </w:r>
+            <w:proofErr w:type="spellStart"/>
+            <w:r>
+              <w:t>column:xxx</w:t>
+            </w:r>
+            <w:proofErr w:type="spellEnd"/>
+            <w:r>
+              <w:t xml:space="preserve">" tag </w:t>
             </w:r>
             <w:r>
               <w:t>是两件不同的事</w:t>

--- a/项目学习笔记.docx
+++ b/项目学习笔记.docx
@@ -13,12 +13,14 @@
         </w:rPr>
         <w:t>2026</w:t>
       </w:r>
+      <w:proofErr w:type="gramStart"/>
       <w:r>
         <w:rPr>
           <w:rFonts w:hint="eastAsia"/>
         </w:rPr>
         <w:t>腾讯</w:t>
       </w:r>
+      <w:proofErr w:type="gramEnd"/>
       <w:r>
         <w:t>m</w:t>
       </w:r>
@@ -157,7 +159,29 @@
             <w:sz w:val="22"/>
             <w:szCs w:val="22"/>
           </w:rPr>
-          <w:t>2026腾讯mini项目考题答卷及简历收集</w:t>
+          <w:t>2026</w:t>
+        </w:r>
+        <w:proofErr w:type="gramStart"/>
+        <w:r>
+          <w:rPr>
+            <w:rStyle w:val="a4"/>
+            <w:rFonts w:ascii="微软雅黑" w:eastAsia="微软雅黑" w:hAnsi="微软雅黑" w:hint="eastAsia"/>
+            <w:color w:val="1E6FFF"/>
+            <w:sz w:val="22"/>
+            <w:szCs w:val="22"/>
+          </w:rPr>
+          <w:t>腾讯</w:t>
+        </w:r>
+        <w:proofErr w:type="gramEnd"/>
+        <w:r>
+          <w:rPr>
+            <w:rStyle w:val="a4"/>
+            <w:rFonts w:ascii="微软雅黑" w:eastAsia="微软雅黑" w:hAnsi="微软雅黑" w:hint="eastAsia"/>
+            <w:color w:val="1E6FFF"/>
+            <w:sz w:val="22"/>
+            <w:szCs w:val="22"/>
+          </w:rPr>
+          <w:t>mini项目考题答卷及简历收集</w:t>
         </w:r>
       </w:hyperlink>
     </w:p>
@@ -244,15 +268,15 @@
         <w:tblLook w:val="04A0" w:firstRow="1" w:lastRow="0" w:firstColumn="1" w:lastColumn="0" w:noHBand="0" w:noVBand="1"/>
       </w:tblPr>
       <w:tblGrid>
-        <w:gridCol w:w="561"/>
-        <w:gridCol w:w="266"/>
+        <w:gridCol w:w="599"/>
         <w:gridCol w:w="216"/>
-        <w:gridCol w:w="608"/>
-        <w:gridCol w:w="852"/>
         <w:gridCol w:w="216"/>
-        <w:gridCol w:w="3258"/>
-        <w:gridCol w:w="987"/>
-        <w:gridCol w:w="2772"/>
+        <w:gridCol w:w="298"/>
+        <w:gridCol w:w="485"/>
+        <w:gridCol w:w="216"/>
+        <w:gridCol w:w="5014"/>
+        <w:gridCol w:w="1340"/>
+        <w:gridCol w:w="1352"/>
       </w:tblGrid>
       <w:tr>
         <w:trPr>
@@ -260,7 +284,7 @@
         </w:trPr>
         <w:tc>
           <w:tcPr>
-            <w:tcW w:w="846" w:type="dxa"/>
+            <w:tcW w:w="595" w:type="dxa"/>
             <w:vAlign w:val="center"/>
           </w:tcPr>
           <w:p>
@@ -277,7 +301,7 @@
         </w:tc>
         <w:tc>
           <w:tcPr>
-            <w:tcW w:w="1276" w:type="dxa"/>
+            <w:tcW w:w="745" w:type="dxa"/>
             <w:gridSpan w:val="3"/>
             <w:tcBorders>
               <w:bottom w:val="single" w:sz="4" w:space="0" w:color="auto"/>
@@ -298,7 +322,7 @@
         </w:tc>
         <w:tc>
           <w:tcPr>
-            <w:tcW w:w="992" w:type="dxa"/>
+            <w:tcW w:w="512" w:type="dxa"/>
             <w:tcBorders>
               <w:bottom w:val="single" w:sz="4" w:space="0" w:color="auto"/>
             </w:tcBorders>
@@ -318,7 +342,7 @@
         </w:tc>
         <w:tc>
           <w:tcPr>
-            <w:tcW w:w="2977" w:type="dxa"/>
+            <w:tcW w:w="5126" w:type="dxa"/>
             <w:gridSpan w:val="2"/>
             <w:tcBorders>
               <w:bottom w:val="single" w:sz="4" w:space="0" w:color="auto"/>
@@ -342,7 +366,7 @@
         </w:tc>
         <w:tc>
           <w:tcPr>
-            <w:tcW w:w="850" w:type="dxa"/>
+            <w:tcW w:w="1348" w:type="dxa"/>
             <w:tcBorders>
               <w:bottom w:val="single" w:sz="4" w:space="0" w:color="auto"/>
             </w:tcBorders>
@@ -362,7 +386,7 @@
         </w:tc>
         <w:tc>
           <w:tcPr>
-            <w:tcW w:w="2795" w:type="dxa"/>
+            <w:tcW w:w="1410" w:type="dxa"/>
             <w:vAlign w:val="center"/>
           </w:tcPr>
           <w:p>
@@ -396,7 +420,7 @@
         </w:trPr>
         <w:tc>
           <w:tcPr>
-            <w:tcW w:w="1212" w:type="dxa"/>
+            <w:tcW w:w="725" w:type="dxa"/>
             <w:gridSpan w:val="2"/>
             <w:vAlign w:val="center"/>
           </w:tcPr>
@@ -414,7 +438,7 @@
         </w:tc>
         <w:tc>
           <w:tcPr>
-            <w:tcW w:w="8524" w:type="dxa"/>
+            <w:tcW w:w="9011" w:type="dxa"/>
             <w:gridSpan w:val="7"/>
             <w:vAlign w:val="center"/>
           </w:tcPr>
@@ -425,12 +449,14 @@
                 <w:rFonts w:hint="eastAsia"/>
               </w:rPr>
             </w:pPr>
+            <w:proofErr w:type="gramStart"/>
             <w:r>
               <w:rPr>
                 <w:rFonts w:hint="eastAsia"/>
               </w:rPr>
               <w:t>Mini-drop</w:t>
             </w:r>
+            <w:proofErr w:type="gramEnd"/>
           </w:p>
         </w:tc>
       </w:tr>
@@ -440,7 +466,7 @@
         </w:trPr>
         <w:tc>
           <w:tcPr>
-            <w:tcW w:w="1212" w:type="dxa"/>
+            <w:tcW w:w="725" w:type="dxa"/>
             <w:gridSpan w:val="2"/>
             <w:vAlign w:val="center"/>
           </w:tcPr>
@@ -458,60 +484,149 @@
         </w:tc>
         <w:tc>
           <w:tcPr>
-            <w:tcW w:w="8524" w:type="dxa"/>
+            <w:tcW w:w="9011" w:type="dxa"/>
             <w:gridSpan w:val="7"/>
             <w:vAlign w:val="center"/>
           </w:tcPr>
           <w:p>
             <w:pPr>
               <w:spacing w:line="440" w:lineRule="exact"/>
-              <w:rPr>
-                <w:color w:val="0070C0"/>
-                <w:sz w:val="21"/>
-                <w:szCs w:val="21"/>
-              </w:rPr>
-            </w:pPr>
-            <w:r>
-              <w:rPr>
-                <w:rFonts w:hint="eastAsia"/>
-                <w:color w:val="0070C0"/>
-                <w:sz w:val="21"/>
-                <w:szCs w:val="21"/>
-              </w:rPr>
-              <w:t>（请描述你</w:t>
-            </w:r>
-            <w:r>
-              <w:rPr>
-                <w:rFonts w:hint="eastAsia"/>
-                <w:color w:val="0070C0"/>
-                <w:sz w:val="21"/>
-                <w:szCs w:val="21"/>
-              </w:rPr>
-              <w:t>选择</w:t>
-            </w:r>
-            <w:r>
-              <w:rPr>
-                <w:rFonts w:hint="eastAsia"/>
-                <w:color w:val="0070C0"/>
-                <w:sz w:val="21"/>
-                <w:szCs w:val="21"/>
-              </w:rPr>
-              <w:t>参与这个项目的原因）</w:t>
-            </w:r>
-          </w:p>
-          <w:p>
-            <w:pPr>
-              <w:spacing w:line="440" w:lineRule="exact"/>
-            </w:pPr>
-          </w:p>
-          <w:p>
-            <w:pPr>
-              <w:spacing w:line="440" w:lineRule="exact"/>
-            </w:pPr>
-          </w:p>
-          <w:p>
-            <w:pPr>
-              <w:spacing w:line="440" w:lineRule="exact"/>
+            </w:pPr>
+          </w:p>
+          <w:p>
+            <w:pPr>
+              <w:spacing w:line="440" w:lineRule="exact"/>
+            </w:pPr>
+            <w:r>
+              <w:rPr>
+                <w:rFonts w:hint="eastAsia"/>
+              </w:rPr>
+              <w:t>我的理想职业是</w:t>
+            </w:r>
+            <w:r>
+              <w:t>游戏客户端开发</w:t>
+            </w:r>
+            <w:r>
+              <w:rPr>
+                <w:rFonts w:hint="eastAsia"/>
+              </w:rPr>
+              <w:t>。在游戏客户端与服务器开发中，</w:t>
+            </w:r>
+            <w:r>
+              <w:t>性能优化是绕不开的核心能力</w:t>
+            </w:r>
+            <w:r>
+              <w:t>——</w:t>
+            </w:r>
+            <w:proofErr w:type="gramStart"/>
+            <w:r>
+              <w:t>帧率卡顿</w:t>
+            </w:r>
+            <w:proofErr w:type="gramEnd"/>
+            <w:r>
+              <w:t>、内存泄漏、</w:t>
+            </w:r>
+            <w:r>
+              <w:t xml:space="preserve">CPU </w:t>
+            </w:r>
+            <w:r>
+              <w:t>热点，本质上都需要</w:t>
+            </w:r>
+            <w:r>
+              <w:t>"</w:t>
+            </w:r>
+            <w:r>
+              <w:t>采集数据、定位热点、给出优化方案</w:t>
+            </w:r>
+            <w:r>
+              <w:t>"</w:t>
+            </w:r>
+            <w:r>
+              <w:t>的能力</w:t>
+            </w:r>
+            <w:r>
+              <w:rPr>
+                <w:rFonts w:hint="eastAsia"/>
+              </w:rPr>
+              <w:t>。</w:t>
+            </w:r>
+            <w:r>
+              <w:t xml:space="preserve">Mini-Drop </w:t>
+            </w:r>
+            <w:r>
+              <w:t>项目完整复现了这条链路：用</w:t>
+            </w:r>
+            <w:r>
+              <w:t xml:space="preserve"> perf </w:t>
+            </w:r>
+            <w:r>
+              <w:t>采集真实性能数据，生成火焰图定位热点函数，再结合规则引擎和</w:t>
+            </w:r>
+            <w:r>
+              <w:t xml:space="preserve"> AI </w:t>
+            </w:r>
+            <w:r>
+              <w:t>给出优化建议。</w:t>
+            </w:r>
+            <w:r>
+              <w:rPr>
+                <w:rFonts w:hint="eastAsia"/>
+              </w:rPr>
+              <w:t>我认为该项目可以帮助我了解工业生产中</w:t>
+            </w:r>
+            <w:r>
+              <w:t>性能调优场景</w:t>
+            </w:r>
+            <w:r>
+              <w:rPr>
+                <w:rFonts w:hint="eastAsia"/>
+              </w:rPr>
+              <w:t>与方法</w:t>
+            </w:r>
+            <w:r>
+              <w:t>。同时，游戏客户端开发者往往对服务器部署、分布式架构了解有限，而本项目涉及</w:t>
+            </w:r>
+            <w:r>
+              <w:t xml:space="preserve"> </w:t>
+            </w:r>
+            <w:proofErr w:type="spellStart"/>
+            <w:r>
+              <w:t>gRPC</w:t>
+            </w:r>
+            <w:proofErr w:type="spellEnd"/>
+            <w:r>
+              <w:t xml:space="preserve"> </w:t>
+            </w:r>
+            <w:r>
+              <w:t>跨语言通信、</w:t>
+            </w:r>
+            <w:r>
+              <w:t xml:space="preserve">Docker </w:t>
+            </w:r>
+            <w:r>
+              <w:t>容器化部署、多服务协同，正好补上这块知识缺口，帮助我建立更完整的全</w:t>
+            </w:r>
+            <w:proofErr w:type="gramStart"/>
+            <w:r>
+              <w:t>栈</w:t>
+            </w:r>
+            <w:proofErr w:type="gramEnd"/>
+            <w:r>
+              <w:t>工程视野</w:t>
+            </w:r>
+            <w:r>
+              <w:rPr>
+                <w:rFonts w:hint="eastAsia"/>
+              </w:rPr>
+              <w:t>！</w:t>
+            </w:r>
+          </w:p>
+          <w:p>
+            <w:pPr>
+              <w:spacing w:line="440" w:lineRule="exact"/>
+              <w:rPr>
+                <w:rFonts w:hint="eastAsia"/>
+              </w:rPr>
             </w:pPr>
           </w:p>
         </w:tc>
@@ -522,7 +637,7 @@
         </w:trPr>
         <w:tc>
           <w:tcPr>
-            <w:tcW w:w="1212" w:type="dxa"/>
+            <w:tcW w:w="725" w:type="dxa"/>
             <w:gridSpan w:val="2"/>
             <w:vAlign w:val="center"/>
           </w:tcPr>
@@ -540,42 +655,99 @@
         </w:tc>
         <w:tc>
           <w:tcPr>
-            <w:tcW w:w="8524" w:type="dxa"/>
+            <w:tcW w:w="9011" w:type="dxa"/>
             <w:gridSpan w:val="7"/>
             <w:vAlign w:val="center"/>
           </w:tcPr>
           <w:p>
             <w:pPr>
               <w:spacing w:line="440" w:lineRule="exact"/>
-              <w:rPr>
-                <w:color w:val="0070C0"/>
-                <w:sz w:val="21"/>
-                <w:szCs w:val="21"/>
-              </w:rPr>
-            </w:pPr>
-            <w:r>
-              <w:rPr>
-                <w:rFonts w:hint="eastAsia"/>
-                <w:color w:val="0070C0"/>
-                <w:sz w:val="21"/>
-                <w:szCs w:val="21"/>
-              </w:rPr>
-              <w:t>（请描述你认为这个项目的难点是什么？如果你觉得有多个难点，可以逐一描述）</w:t>
-            </w:r>
-          </w:p>
-          <w:p>
-            <w:pPr>
-              <w:spacing w:line="440" w:lineRule="exact"/>
-            </w:pPr>
-          </w:p>
-          <w:p>
-            <w:pPr>
-              <w:spacing w:line="440" w:lineRule="exact"/>
-            </w:pPr>
-          </w:p>
-          <w:p>
-            <w:pPr>
-              <w:spacing w:line="440" w:lineRule="exact"/>
+            </w:pPr>
+          </w:p>
+          <w:p>
+            <w:pPr>
+              <w:spacing w:line="440" w:lineRule="exact"/>
+            </w:pPr>
+            <w:r>
+              <w:rPr>
+                <w:rFonts w:hint="eastAsia"/>
+              </w:rPr>
+              <w:t>结合这</w:t>
+            </w:r>
+            <w:r>
+              <w:rPr>
+                <w:rFonts w:hint="eastAsia"/>
+              </w:rPr>
+              <w:t>7</w:t>
+            </w:r>
+            <w:r>
+              <w:rPr>
+                <w:rFonts w:hint="eastAsia"/>
+              </w:rPr>
+              <w:t>天的实践，个人认为难点</w:t>
+            </w:r>
+            <w:r>
+              <w:t>在于跨语言、跨容器的协同一致性：</w:t>
+            </w:r>
+            <w:r>
+              <w:t xml:space="preserve">C++/Go/Python </w:t>
+            </w:r>
+            <w:r>
+              <w:t>三套服务通过</w:t>
+            </w:r>
+            <w:r>
+              <w:t xml:space="preserve"> </w:t>
+            </w:r>
+            <w:proofErr w:type="spellStart"/>
+            <w:r>
+              <w:t>gRPC</w:t>
+            </w:r>
+            <w:proofErr w:type="spellEnd"/>
+            <w:r>
+              <w:t xml:space="preserve"> </w:t>
+            </w:r>
+            <w:r>
+              <w:t>和</w:t>
+            </w:r>
+            <w:r>
+              <w:t xml:space="preserve"> HTTP </w:t>
+            </w:r>
+            <w:r>
+              <w:t>互通，任何一处地址、状态码或字段定义不一致都会导致链路断裂。其次是</w:t>
+            </w:r>
+            <w:r>
+              <w:t xml:space="preserve"> perf </w:t>
+            </w:r>
+            <w:r>
+              <w:t>与内核版本强绑定</w:t>
+            </w:r>
+            <w:r>
+              <w:t>——</w:t>
+            </w:r>
+            <w:r>
+              <w:t>容器化后采集工具必须和宿主机内核精确匹配，稍有偏差就</w:t>
+            </w:r>
+            <w:proofErr w:type="gramStart"/>
+            <w:r>
+              <w:t>会缺库或</w:t>
+            </w:r>
+            <w:proofErr w:type="gramEnd"/>
+            <w:r>
+              <w:t>解析失败，远比纯软件依赖复杂。最后是分布式状态可见性：心跳、离线检测等状态分散在多个进程里，要让</w:t>
+            </w:r>
+            <w:r>
+              <w:t xml:space="preserve"> Web </w:t>
+            </w:r>
+            <w:r>
+              <w:t>端实时看到，必须设计主动通知加被动兜底的双重同步机制。</w:t>
+            </w:r>
+          </w:p>
+          <w:p>
+            <w:pPr>
+              <w:spacing w:line="440" w:lineRule="exact"/>
+              <w:rPr>
+                <w:rFonts w:hint="eastAsia"/>
+              </w:rPr>
             </w:pPr>
           </w:p>
         </w:tc>
@@ -586,7 +758,7 @@
         </w:trPr>
         <w:tc>
           <w:tcPr>
-            <w:tcW w:w="1212" w:type="dxa"/>
+            <w:tcW w:w="725" w:type="dxa"/>
             <w:gridSpan w:val="2"/>
             <w:vAlign w:val="center"/>
           </w:tcPr>
@@ -599,16 +771,117 @@
               <w:rPr>
                 <w:rFonts w:hint="eastAsia"/>
               </w:rPr>
-              <w:t>岗位职能分析</w:t>
-            </w:r>
-          </w:p>
-        </w:tc>
-        <w:tc>
-          <w:tcPr>
-            <w:tcW w:w="8524" w:type="dxa"/>
+              <w:t>岗位</w:t>
+            </w:r>
+            <w:r>
+              <w:rPr>
+                <w:rFonts w:hint="eastAsia"/>
+              </w:rPr>
+              <w:lastRenderedPageBreak/>
+              <w:t>职能分析</w:t>
+            </w:r>
+          </w:p>
+        </w:tc>
+        <w:tc>
+          <w:tcPr>
+            <w:tcW w:w="9011" w:type="dxa"/>
             <w:gridSpan w:val="7"/>
             <w:vAlign w:val="center"/>
           </w:tcPr>
+          <w:p>
+            <w:pPr>
+              <w:spacing w:line="440" w:lineRule="exact"/>
+            </w:pPr>
+          </w:p>
+          <w:p>
+            <w:pPr>
+              <w:spacing w:line="440" w:lineRule="exact"/>
+            </w:pPr>
+            <w:r>
+              <w:lastRenderedPageBreak/>
+              <w:t>在小组中，我希望承担前端页面开发与交互设计相关的工作。我曾任深圳技术大学学生记者团采编，负责校园公众</w:t>
+            </w:r>
+            <w:proofErr w:type="gramStart"/>
+            <w:r>
+              <w:t>号推文</w:t>
+            </w:r>
+            <w:proofErr w:type="gramEnd"/>
+            <w:r>
+              <w:t>排版，对版式、视觉层级有一定审美积累，这部分经验可以直接迁移到本项目的前端任务上</w:t>
+            </w:r>
+            <w:r>
+              <w:t>——</w:t>
+            </w:r>
+            <w:r>
+              <w:t>例如设计任务列表、</w:t>
+            </w:r>
+            <w:r>
+              <w:t xml:space="preserve">Agent </w:t>
+            </w:r>
+            <w:r>
+              <w:t>状态面板、火焰图展示页的布局，让复杂的性能数据以清晰直观的方式呈现给用户，而不只是堆砌表格。</w:t>
+            </w:r>
+          </w:p>
+          <w:p>
+            <w:pPr>
+              <w:spacing w:line="440" w:lineRule="exact"/>
+              <w:rPr>
+                <w:rFonts w:hint="eastAsia"/>
+              </w:rPr>
+            </w:pPr>
+            <w:r>
+              <w:t>同时我也希望参与后端</w:t>
+            </w:r>
+            <w:r>
+              <w:t xml:space="preserve"> API </w:t>
+            </w:r>
+            <w:r>
+              <w:t>开发，虽然目前对服务器架构了解还不深入，但我对游戏客户端与服务器的交互逻辑有基础认知，且有强烈的学习意愿。我可以承担</w:t>
+            </w:r>
+            <w:r>
+              <w:t xml:space="preserve"> </w:t>
+            </w:r>
+            <w:proofErr w:type="spellStart"/>
+            <w:r>
+              <w:t>apiserver</w:t>
+            </w:r>
+            <w:proofErr w:type="spellEnd"/>
+            <w:r>
+              <w:t xml:space="preserve"> </w:t>
+            </w:r>
+            <w:r>
+              <w:t>里相对独立的接口模块（如任务</w:t>
+            </w:r>
+            <w:r>
+              <w:t xml:space="preserve"> CRUD</w:t>
+            </w:r>
+            <w:r>
+              <w:t>、</w:t>
+            </w:r>
+            <w:r>
+              <w:t xml:space="preserve">Agent </w:t>
+            </w:r>
+            <w:r>
+              <w:t>状态查询），在实践中补齐</w:t>
+            </w:r>
+            <w:r>
+              <w:t xml:space="preserve"> Go/Gin/GORM </w:t>
+            </w:r>
+            <w:r>
+              <w:t>的知识缺口，逐步过渡到能独立排查</w:t>
+            </w:r>
+            <w:proofErr w:type="gramStart"/>
+            <w:r>
+              <w:t>接口级</w:t>
+            </w:r>
+            <w:proofErr w:type="gramEnd"/>
+            <w:r>
+              <w:t xml:space="preserve"> bug </w:t>
+            </w:r>
+            <w:r>
+              <w:t>的程度。</w:t>
+            </w:r>
+          </w:p>
           <w:p>
             <w:pPr>
               <w:spacing w:line="440" w:lineRule="exact"/>
@@ -618,101 +891,13 @@
                 <w:szCs w:val="21"/>
               </w:rPr>
             </w:pPr>
-            <w:r>
-              <w:rPr>
-                <w:rFonts w:hint="eastAsia"/>
-                <w:color w:val="0070C0"/>
-                <w:sz w:val="21"/>
-                <w:szCs w:val="21"/>
-              </w:rPr>
-              <w:t>（请描述你认为</w:t>
-            </w:r>
-            <w:r>
-              <w:rPr>
-                <w:rFonts w:hint="eastAsia"/>
-                <w:color w:val="0070C0"/>
-                <w:sz w:val="21"/>
-                <w:szCs w:val="21"/>
-              </w:rPr>
-              <w:t>你</w:t>
-            </w:r>
-            <w:r>
-              <w:rPr>
-                <w:rFonts w:hint="eastAsia"/>
-                <w:color w:val="0070C0"/>
-                <w:sz w:val="21"/>
-                <w:szCs w:val="21"/>
-              </w:rPr>
-              <w:t>自己在</w:t>
-            </w:r>
-            <w:r>
-              <w:rPr>
-                <w:rFonts w:hint="eastAsia"/>
-                <w:color w:val="0070C0"/>
-                <w:sz w:val="21"/>
-                <w:szCs w:val="21"/>
-              </w:rPr>
-              <w:t>所报名的项目中</w:t>
-            </w:r>
-            <w:r>
-              <w:rPr>
-                <w:rFonts w:hint="eastAsia"/>
-                <w:color w:val="0070C0"/>
-                <w:sz w:val="21"/>
-                <w:szCs w:val="21"/>
-              </w:rPr>
-              <w:t>可以</w:t>
-            </w:r>
-            <w:r>
-              <w:rPr>
-                <w:rFonts w:hint="eastAsia"/>
-                <w:color w:val="0070C0"/>
-                <w:sz w:val="21"/>
-                <w:szCs w:val="21"/>
-              </w:rPr>
-              <w:t>具体负责做哪些事情？</w:t>
-            </w:r>
-            <w:r>
-              <w:rPr>
-                <w:rFonts w:hint="eastAsia"/>
-                <w:color w:val="0070C0"/>
-                <w:sz w:val="21"/>
-                <w:szCs w:val="21"/>
-              </w:rPr>
-              <w:t>）</w:t>
-            </w:r>
-          </w:p>
-          <w:p>
-            <w:pPr>
-              <w:spacing w:line="440" w:lineRule="exact"/>
-            </w:pPr>
-          </w:p>
-          <w:p>
-            <w:pPr>
-              <w:spacing w:line="440" w:lineRule="exact"/>
-              <w:rPr>
-                <w:color w:val="0070C0"/>
-                <w:sz w:val="21"/>
-                <w:szCs w:val="21"/>
-              </w:rPr>
-            </w:pPr>
-          </w:p>
-          <w:p>
-            <w:pPr>
-              <w:spacing w:line="440" w:lineRule="exact"/>
-              <w:rPr>
-                <w:color w:val="0070C0"/>
-                <w:sz w:val="21"/>
-                <w:szCs w:val="21"/>
-              </w:rPr>
-            </w:pPr>
           </w:p>
         </w:tc>
       </w:tr>
       <w:tr>
         <w:tc>
           <w:tcPr>
-            <w:tcW w:w="1212" w:type="dxa"/>
+            <w:tcW w:w="725" w:type="dxa"/>
             <w:gridSpan w:val="2"/>
             <w:vAlign w:val="center"/>
           </w:tcPr>
@@ -724,6 +909,7 @@
               <w:rPr>
                 <w:rFonts w:hint="eastAsia"/>
               </w:rPr>
+              <w:lastRenderedPageBreak/>
               <w:t>搜集到的</w:t>
             </w:r>
             <w:r>
@@ -736,64 +922,10 @@
         </w:tc>
         <w:tc>
           <w:tcPr>
-            <w:tcW w:w="8524" w:type="dxa"/>
+            <w:tcW w:w="9011" w:type="dxa"/>
             <w:gridSpan w:val="7"/>
             <w:vAlign w:val="center"/>
           </w:tcPr>
-          <w:p>
-            <w:pPr>
-              <w:spacing w:line="440" w:lineRule="exact"/>
-              <w:rPr>
-                <w:sz w:val="21"/>
-                <w:szCs w:val="21"/>
-              </w:rPr>
-            </w:pPr>
-            <w:r>
-              <w:rPr>
-                <w:rFonts w:hint="eastAsia"/>
-                <w:color w:val="0070C0"/>
-                <w:sz w:val="21"/>
-                <w:szCs w:val="21"/>
-              </w:rPr>
-              <w:t>（可以在此记录</w:t>
-            </w:r>
-            <w:r>
-              <w:rPr>
-                <w:rFonts w:hint="eastAsia"/>
-                <w:color w:val="0070C0"/>
-                <w:sz w:val="21"/>
-                <w:szCs w:val="21"/>
-              </w:rPr>
-              <w:t>你搜集到的关于此项目的</w:t>
-            </w:r>
-            <w:r>
-              <w:rPr>
-                <w:rFonts w:hint="eastAsia"/>
-                <w:color w:val="0070C0"/>
-                <w:sz w:val="21"/>
-                <w:szCs w:val="21"/>
-              </w:rPr>
-              <w:t>学习</w:t>
-            </w:r>
-            <w:r>
-              <w:rPr>
-                <w:rFonts w:hint="eastAsia"/>
-                <w:color w:val="0070C0"/>
-                <w:sz w:val="21"/>
-                <w:szCs w:val="21"/>
-              </w:rPr>
-              <w:t>内容的</w:t>
-            </w:r>
-            <w:r>
-              <w:rPr>
-                <w:rFonts w:hint="eastAsia"/>
-                <w:color w:val="0070C0"/>
-                <w:sz w:val="21"/>
-                <w:szCs w:val="21"/>
-              </w:rPr>
-              <w:t>来源，比如书名、论文、在线视频或文档链接）</w:t>
-            </w:r>
-          </w:p>
           <w:p>
             <w:pPr>
               <w:spacing w:line="440" w:lineRule="exact"/>
@@ -1036,7 +1168,6 @@
               <w:rPr>
                 <w:rFonts w:hint="eastAsia"/>
               </w:rPr>
-              <w:lastRenderedPageBreak/>
               <w:t>库问题（</w:t>
             </w:r>
             <w:hyperlink r:id="rId11" w:history="1">
@@ -1149,7 +1280,21 @@
               <w:rPr>
                 <w:rFonts w:hint="eastAsia"/>
               </w:rPr>
-              <w:t>了解火焰图并学习看火焰图（</w:t>
+              <w:t>了解火焰图并</w:t>
+            </w:r>
+            <w:proofErr w:type="gramStart"/>
+            <w:r>
+              <w:rPr>
+                <w:rFonts w:hint="eastAsia"/>
+              </w:rPr>
+              <w:t>学习看</w:t>
+            </w:r>
+            <w:proofErr w:type="gramEnd"/>
+            <w:r>
+              <w:rPr>
+                <w:rFonts w:hint="eastAsia"/>
+              </w:rPr>
+              <w:t>火焰图（</w:t>
             </w:r>
             <w:hyperlink r:id="rId14" w:history="1">
               <w:r>
@@ -1223,19 +1368,137 @@
           <w:p>
             <w:pPr>
               <w:spacing w:line="440" w:lineRule="exact"/>
-            </w:pPr>
-          </w:p>
-          <w:p>
-            <w:pPr>
-              <w:spacing w:line="440" w:lineRule="exact"/>
-            </w:pPr>
+              <w:rPr>
+                <w:rFonts w:hint="eastAsia"/>
+              </w:rPr>
+            </w:pPr>
+            <w:r>
+              <w:rPr>
+                <w:rFonts w:hint="eastAsia"/>
+              </w:rPr>
+              <w:t>Day5:</w:t>
+            </w:r>
+            <w:r>
+              <w:rPr>
+                <w:rFonts w:hint="eastAsia"/>
+              </w:rPr>
+              <w:t>了解</w:t>
+            </w:r>
+            <w:r>
+              <w:t>GORM tag</w:t>
+            </w:r>
+            <w:r>
+              <w:t>与</w:t>
+            </w:r>
+            <w:r>
+              <w:t>JSON tag</w:t>
+            </w:r>
+            <w:r>
+              <w:t>的区别</w:t>
+            </w:r>
+            <w:r>
+              <w:rPr>
+                <w:rFonts w:hint="eastAsia"/>
+              </w:rPr>
+              <w:t>（</w:t>
+            </w:r>
+            <w:hyperlink r:id="rId15" w:history="1">
+              <w:r>
+                <w:rPr>
+                  <w:rStyle w:val="a4"/>
+                </w:rPr>
+                <w:t>https://datasea.cn/go07273115.html</w:t>
+              </w:r>
+              <w:r>
+                <w:rPr>
+                  <w:rStyle w:val="a4"/>
+                </w:rPr>
+                <w:t>；</w:t>
+              </w:r>
+              <w:r>
+                <w:rPr>
+                  <w:rStyle w:val="a4"/>
+                </w:rPr>
+                <w:t>https://gorm.io/docs/models.html</w:t>
+              </w:r>
+            </w:hyperlink>
+            <w:r>
+              <w:rPr>
+                <w:rFonts w:hint="eastAsia"/>
+              </w:rPr>
+              <w:t>；）</w:t>
+            </w:r>
+          </w:p>
+          <w:p>
+            <w:pPr>
+              <w:spacing w:line="440" w:lineRule="exact"/>
+              <w:rPr>
+                <w:rFonts w:hint="eastAsia"/>
+              </w:rPr>
+            </w:pPr>
+            <w:r>
+              <w:rPr>
+                <w:rFonts w:hint="eastAsia"/>
+              </w:rPr>
+              <w:t>Day6</w:t>
+            </w:r>
+            <w:r>
+              <w:rPr>
+                <w:rFonts w:hint="eastAsia"/>
+              </w:rPr>
+              <w:t>：</w:t>
+            </w:r>
+            <w:r>
+              <w:rPr>
+                <w:rFonts w:hint="eastAsia"/>
+              </w:rPr>
+              <w:t>了解</w:t>
+            </w:r>
+            <w:r>
+              <w:rPr>
+                <w:rFonts w:hint="eastAsia"/>
+              </w:rPr>
+              <w:t>Docker</w:t>
+            </w:r>
+            <w:r>
+              <w:rPr>
+                <w:rFonts w:hint="eastAsia"/>
+              </w:rPr>
+              <w:t>部署方式（</w:t>
+            </w:r>
+            <w:hyperlink r:id="rId16" w:history="1">
+              <w:r>
+                <w:rPr>
+                  <w:rStyle w:val="a4"/>
+                </w:rPr>
+                <w:t>https://docs.docker.com/compose/networking/</w:t>
+              </w:r>
+              <w:r>
+                <w:rPr>
+                  <w:rStyle w:val="a4"/>
+                </w:rPr>
+                <w:t>；</w:t>
+              </w:r>
+              <w:r>
+                <w:rPr>
+                  <w:rStyle w:val="a4"/>
+                </w:rPr>
+                <w:t>https://blog.csdn.net/feifeiwud/article/details/126636051</w:t>
+              </w:r>
+            </w:hyperlink>
+            <w:r>
+              <w:rPr>
+                <w:rFonts w:hint="eastAsia"/>
+              </w:rPr>
+              <w:t>；）</w:t>
+            </w:r>
           </w:p>
         </w:tc>
       </w:tr>
       <w:tr>
         <w:tc>
           <w:tcPr>
-            <w:tcW w:w="1212" w:type="dxa"/>
+            <w:tcW w:w="725" w:type="dxa"/>
             <w:gridSpan w:val="2"/>
             <w:vAlign w:val="center"/>
           </w:tcPr>
@@ -1267,47 +1530,10 @@
         </w:tc>
         <w:tc>
           <w:tcPr>
-            <w:tcW w:w="8524" w:type="dxa"/>
+            <w:tcW w:w="9011" w:type="dxa"/>
             <w:gridSpan w:val="7"/>
             <w:vAlign w:val="center"/>
           </w:tcPr>
-          <w:p>
-            <w:pPr>
-              <w:spacing w:line="440" w:lineRule="exact"/>
-              <w:rPr>
-                <w:color w:val="0070C0"/>
-                <w:sz w:val="21"/>
-                <w:szCs w:val="21"/>
-              </w:rPr>
-            </w:pPr>
-            <w:r>
-              <w:rPr>
-                <w:rFonts w:hint="eastAsia"/>
-                <w:color w:val="0070C0"/>
-                <w:sz w:val="21"/>
-                <w:szCs w:val="21"/>
-              </w:rPr>
-              <w:t>（请描述你为这个项目所设计的学习计划，并在计划中指明哪些内容已学，哪些内容未学</w:t>
-            </w:r>
-            <w:r>
-              <w:rPr>
-                <w:rFonts w:hint="eastAsia"/>
-                <w:color w:val="0070C0"/>
-                <w:sz w:val="21"/>
-                <w:szCs w:val="21"/>
-              </w:rPr>
-              <w:t>，建议在计划中加上时间节点</w:t>
-            </w:r>
-            <w:r>
-              <w:rPr>
-                <w:rFonts w:hint="eastAsia"/>
-                <w:color w:val="0070C0"/>
-                <w:sz w:val="21"/>
-                <w:szCs w:val="21"/>
-              </w:rPr>
-              <w:t>）</w:t>
-            </w:r>
-          </w:p>
           <w:p>
             <w:pPr>
               <w:spacing w:line="440" w:lineRule="exact"/>
@@ -1347,7 +1573,7 @@
                           </pic:cNvPicPr>
                         </pic:nvPicPr>
                         <pic:blipFill>
-                          <a:blip r:embed="rId15" cstate="print">
+                          <a:blip r:embed="rId17" cstate="print">
                             <a:extLst>
                               <a:ext uri="{28A0092B-C50C-407E-A947-70E740481C1C}">
                                 <a14:useLocalDpi xmlns:a14="http://schemas.microsoft.com/office/drawing/2010/main" val="0"/>
@@ -1388,7 +1614,35 @@
               <w:rPr>
                 <w:rFonts w:hint="eastAsia"/>
               </w:rPr>
-              <w:t>理想项目复刻计划如下，前置知识将边完成项目边学习：</w:t>
+              <w:t>理想项目复</w:t>
+            </w:r>
+            <w:proofErr w:type="gramStart"/>
+            <w:r>
+              <w:rPr>
+                <w:rFonts w:hint="eastAsia"/>
+              </w:rPr>
+              <w:t>刻计划</w:t>
+            </w:r>
+            <w:proofErr w:type="gramEnd"/>
+            <w:r>
+              <w:rPr>
+                <w:rFonts w:hint="eastAsia"/>
+              </w:rPr>
+              <w:t>如下，前置知识将</w:t>
+            </w:r>
+            <w:proofErr w:type="gramStart"/>
+            <w:r>
+              <w:rPr>
+                <w:rFonts w:hint="eastAsia"/>
+              </w:rPr>
+              <w:t>边完成</w:t>
+            </w:r>
+            <w:proofErr w:type="gramEnd"/>
+            <w:r>
+              <w:rPr>
+                <w:rFonts w:hint="eastAsia"/>
+              </w:rPr>
+              <w:t>项目边学习：</w:t>
             </w:r>
           </w:p>
           <w:p>
@@ -1647,6 +1901,7 @@
                 <w:szCs w:val="28"/>
               </w:rPr>
             </w:pPr>
+            <w:proofErr w:type="gramStart"/>
             <w:r>
               <w:rPr>
                 <w:rFonts w:hint="eastAsia"/>
@@ -1655,7 +1910,18 @@
                 <w:sz w:val="28"/>
                 <w:szCs w:val="28"/>
               </w:rPr>
-              <w:t>未学习内容：</w:t>
+              <w:t>未学习</w:t>
+            </w:r>
+            <w:proofErr w:type="gramEnd"/>
+            <w:r>
+              <w:rPr>
+                <w:rFonts w:hint="eastAsia"/>
+                <w:b/>
+                <w:bCs/>
+                <w:sz w:val="28"/>
+                <w:szCs w:val="28"/>
+              </w:rPr>
+              <w:t>内容：</w:t>
             </w:r>
             <w:r>
               <w:rPr>
@@ -1967,7 +2233,6 @@
                 <w:sz w:val="28"/>
                 <w:szCs w:val="28"/>
               </w:rPr>
-              <w:lastRenderedPageBreak/>
               <w:t>CMake</w:t>
             </w:r>
             <w:proofErr w:type="spellEnd"/>
@@ -2148,6 +2413,7 @@
                 <w:szCs w:val="28"/>
               </w:rPr>
             </w:pPr>
+            <w:proofErr w:type="gramStart"/>
             <w:r>
               <w:rPr>
                 <w:rFonts w:hint="eastAsia"/>
@@ -2156,7 +2422,18 @@
                 <w:sz w:val="28"/>
                 <w:szCs w:val="28"/>
               </w:rPr>
-              <w:t>未学习内容：</w:t>
+              <w:t>未学习</w:t>
+            </w:r>
+            <w:proofErr w:type="gramEnd"/>
+            <w:r>
+              <w:rPr>
+                <w:rFonts w:hint="eastAsia"/>
+                <w:b/>
+                <w:bCs/>
+                <w:sz w:val="28"/>
+                <w:szCs w:val="28"/>
+              </w:rPr>
+              <w:t>内容：</w:t>
             </w:r>
           </w:p>
           <w:p>
@@ -2189,8 +2466,18 @@
                 <w:sz w:val="28"/>
                 <w:szCs w:val="28"/>
               </w:rPr>
-              <w:t>进程内状态</w:t>
-            </w:r>
+              <w:t>进程</w:t>
+            </w:r>
+            <w:proofErr w:type="gramStart"/>
+            <w:r>
+              <w:rPr>
+                <w:rFonts w:hint="eastAsia"/>
+                <w:sz w:val="28"/>
+                <w:szCs w:val="28"/>
+              </w:rPr>
+              <w:t>内状态</w:t>
+            </w:r>
+            <w:proofErr w:type="gramEnd"/>
             <w:r>
               <w:rPr>
                 <w:rFonts w:hint="eastAsia"/>
@@ -2318,6 +2605,7 @@
                 <w:sz w:val="28"/>
                 <w:szCs w:val="28"/>
               </w:rPr>
+              <w:lastRenderedPageBreak/>
               <w:t>任务：</w:t>
             </w:r>
             <w:r>
@@ -2628,6 +2916,7 @@
                 <w:szCs w:val="28"/>
               </w:rPr>
             </w:pPr>
+            <w:proofErr w:type="gramStart"/>
             <w:r>
               <w:rPr>
                 <w:rFonts w:hint="eastAsia"/>
@@ -2636,7 +2925,18 @@
                 <w:sz w:val="28"/>
                 <w:szCs w:val="28"/>
               </w:rPr>
-              <w:t>未学习内容：</w:t>
+              <w:t>未学习</w:t>
+            </w:r>
+            <w:proofErr w:type="gramEnd"/>
+            <w:r>
+              <w:rPr>
+                <w:rFonts w:hint="eastAsia"/>
+                <w:b/>
+                <w:bCs/>
+                <w:sz w:val="28"/>
+                <w:szCs w:val="28"/>
+              </w:rPr>
+              <w:t>内容：</w:t>
             </w:r>
           </w:p>
           <w:p>
@@ -2970,135 +3270,6 @@
             <w:pPr>
               <w:spacing w:line="440" w:lineRule="exact"/>
               <w:rPr>
-                <w:b/>
-                <w:bCs/>
-                <w:sz w:val="28"/>
-                <w:szCs w:val="28"/>
-              </w:rPr>
-            </w:pPr>
-            <w:r>
-              <w:rPr>
-                <w:rFonts w:hint="eastAsia"/>
-                <w:b/>
-                <w:bCs/>
-                <w:sz w:val="28"/>
-                <w:szCs w:val="28"/>
-              </w:rPr>
-              <w:t>未学习内容：</w:t>
-            </w:r>
-          </w:p>
-          <w:p>
-            <w:pPr>
-              <w:spacing w:line="440" w:lineRule="exact"/>
-              <w:rPr>
-                <w:rFonts w:hint="eastAsia"/>
-                <w:sz w:val="28"/>
-                <w:szCs w:val="28"/>
-              </w:rPr>
-            </w:pPr>
-            <w:r>
-              <w:rPr>
-                <w:rFonts w:hint="eastAsia"/>
-                <w:sz w:val="28"/>
-                <w:szCs w:val="28"/>
-              </w:rPr>
-              <w:t>python-</w:t>
-            </w:r>
-            <w:proofErr w:type="spellStart"/>
-            <w:r>
-              <w:rPr>
-                <w:rFonts w:hint="eastAsia"/>
-                <w:sz w:val="28"/>
-                <w:szCs w:val="28"/>
-              </w:rPr>
-              <w:t>dotenv</w:t>
-            </w:r>
-            <w:proofErr w:type="spellEnd"/>
-            <w:r>
-              <w:rPr>
-                <w:rFonts w:hint="eastAsia"/>
-                <w:sz w:val="28"/>
-                <w:szCs w:val="28"/>
-              </w:rPr>
-              <w:t xml:space="preserve"> </w:t>
-            </w:r>
-            <w:r>
-              <w:rPr>
-                <w:rFonts w:hint="eastAsia"/>
-                <w:sz w:val="28"/>
-                <w:szCs w:val="28"/>
-              </w:rPr>
-              <w:t>环境变量加载机制——当时以为</w:t>
-            </w:r>
-            <w:r>
-              <w:rPr>
-                <w:rFonts w:hint="eastAsia"/>
-                <w:sz w:val="28"/>
-                <w:szCs w:val="28"/>
-              </w:rPr>
-              <w:t xml:space="preserve"> Python </w:t>
-            </w:r>
-            <w:r>
-              <w:rPr>
-                <w:rFonts w:hint="eastAsia"/>
-                <w:sz w:val="28"/>
-                <w:szCs w:val="28"/>
-              </w:rPr>
-              <w:t>会自动读取</w:t>
-            </w:r>
-            <w:r>
-              <w:rPr>
-                <w:rFonts w:hint="eastAsia"/>
-                <w:sz w:val="28"/>
-                <w:szCs w:val="28"/>
-              </w:rPr>
-              <w:t xml:space="preserve"> .env </w:t>
-            </w:r>
-            <w:r>
-              <w:rPr>
-                <w:rFonts w:hint="eastAsia"/>
-                <w:sz w:val="28"/>
-                <w:szCs w:val="28"/>
-              </w:rPr>
-              <w:t>文件，导致接入</w:t>
-            </w:r>
-            <w:r>
-              <w:rPr>
-                <w:rFonts w:hint="eastAsia"/>
-                <w:sz w:val="28"/>
-                <w:szCs w:val="28"/>
-              </w:rPr>
-              <w:t xml:space="preserve"> Gemini </w:t>
-            </w:r>
-            <w:r>
-              <w:rPr>
-                <w:rFonts w:hint="eastAsia"/>
-                <w:sz w:val="28"/>
-                <w:szCs w:val="28"/>
-              </w:rPr>
-              <w:t>后</w:t>
-            </w:r>
-            <w:r>
-              <w:rPr>
-                <w:rFonts w:hint="eastAsia"/>
-                <w:sz w:val="28"/>
-                <w:szCs w:val="28"/>
-              </w:rPr>
-              <w:t xml:space="preserve"> AI </w:t>
-            </w:r>
-            <w:r>
-              <w:rPr>
-                <w:rFonts w:hint="eastAsia"/>
-                <w:sz w:val="28"/>
-                <w:szCs w:val="28"/>
-              </w:rPr>
-              <w:t>建议字段一直为空，排查了一段时间才确认根因</w:t>
-            </w:r>
-          </w:p>
-          <w:p>
-            <w:pPr>
-              <w:spacing w:line="440" w:lineRule="exact"/>
-              <w:rPr>
                 <w:sz w:val="28"/>
                 <w:szCs w:val="28"/>
               </w:rPr>
@@ -3156,7 +3327,6 @@
                 <w:sz w:val="28"/>
                 <w:szCs w:val="28"/>
               </w:rPr>
-              <w:lastRenderedPageBreak/>
               <w:t>任务：</w:t>
             </w:r>
             <w:r>
@@ -3467,6 +3637,7 @@
                 <w:szCs w:val="28"/>
               </w:rPr>
             </w:pPr>
+            <w:proofErr w:type="gramStart"/>
             <w:r>
               <w:rPr>
                 <w:rFonts w:hint="eastAsia"/>
@@ -3475,7 +3646,18 @@
                 <w:sz w:val="28"/>
                 <w:szCs w:val="28"/>
               </w:rPr>
-              <w:t>未学习内容：</w:t>
+              <w:t>未学习</w:t>
+            </w:r>
+            <w:proofErr w:type="gramEnd"/>
+            <w:r>
+              <w:rPr>
+                <w:rFonts w:hint="eastAsia"/>
+                <w:b/>
+                <w:bCs/>
+                <w:sz w:val="28"/>
+                <w:szCs w:val="28"/>
+              </w:rPr>
+              <w:t>内容：</w:t>
             </w:r>
           </w:p>
           <w:p>
@@ -3685,7 +3867,16 @@
                 <w:sz w:val="28"/>
                 <w:szCs w:val="28"/>
               </w:rPr>
-              <w:t xml:space="preserve"> + </w:t>
+              <w:t xml:space="preserve"> </w:t>
+            </w:r>
+            <w:r>
+              <w:rPr>
+                <w:rFonts w:hint="eastAsia"/>
+                <w:sz w:val="28"/>
+                <w:szCs w:val="28"/>
+              </w:rPr>
+              <w:lastRenderedPageBreak/>
+              <w:t xml:space="preserve">+ </w:t>
             </w:r>
             <w:r>
               <w:rPr>
@@ -3916,6 +4107,7 @@
               </w:rPr>
               <w:t xml:space="preserve"> </w:t>
             </w:r>
+            <w:proofErr w:type="gramStart"/>
             <w:r>
               <w:rPr>
                 <w:rFonts w:hint="eastAsia"/>
@@ -3924,6 +4116,7 @@
               </w:rPr>
               <w:t>跨服务</w:t>
             </w:r>
+            <w:proofErr w:type="gramEnd"/>
             <w:r>
               <w:rPr>
                 <w:rFonts w:hint="eastAsia"/>
@@ -4056,7 +4249,7 @@
         </w:trPr>
         <w:tc>
           <w:tcPr>
-            <w:tcW w:w="846" w:type="dxa"/>
+            <w:tcW w:w="595" w:type="dxa"/>
             <w:vMerge w:val="restart"/>
             <w:vAlign w:val="center"/>
           </w:tcPr>
@@ -4104,7 +4297,7 @@
                 <w:sz w:val="21"/>
                 <w:szCs w:val="21"/>
               </w:rPr>
-              <w:t>至少</w:t>
+              <w:t>至少填</w:t>
             </w:r>
             <w:r>
               <w:rPr>
@@ -4113,8 +4306,7 @@
                 <w:sz w:val="21"/>
                 <w:szCs w:val="21"/>
               </w:rPr>
-              <w:lastRenderedPageBreak/>
-              <w:t>填</w:t>
+              <w:t>1</w:t>
             </w:r>
             <w:r>
               <w:rPr>
@@ -4123,7 +4315,7 @@
                 <w:sz w:val="21"/>
                 <w:szCs w:val="21"/>
               </w:rPr>
-              <w:t>1</w:t>
+              <w:t>个，</w:t>
             </w:r>
             <w:r>
               <w:rPr>
@@ -4132,7 +4324,7 @@
                 <w:sz w:val="21"/>
                 <w:szCs w:val="21"/>
               </w:rPr>
-              <w:t>个，</w:t>
+              <w:t>可根据实际学习情况增减问</w:t>
             </w:r>
             <w:r>
               <w:rPr>
@@ -4141,7 +4333,8 @@
                 <w:sz w:val="21"/>
                 <w:szCs w:val="21"/>
               </w:rPr>
-              <w:t>可根据实际学习情况增减问题列表</w:t>
+              <w:lastRenderedPageBreak/>
+              <w:t>题列表</w:t>
             </w:r>
             <w:r>
               <w:rPr>
@@ -4155,7 +4348,7 @@
         </w:tc>
         <w:tc>
           <w:tcPr>
-            <w:tcW w:w="425" w:type="dxa"/>
+            <w:tcW w:w="346" w:type="dxa"/>
             <w:gridSpan w:val="2"/>
             <w:vMerge w:val="restart"/>
             <w:tcBorders>
@@ -4182,7 +4375,7 @@
         </w:tc>
         <w:tc>
           <w:tcPr>
-            <w:tcW w:w="1985" w:type="dxa"/>
+            <w:tcW w:w="1127" w:type="dxa"/>
             <w:gridSpan w:val="3"/>
             <w:tcBorders>
               <w:left w:val="single" w:sz="4" w:space="0" w:color="auto"/>
@@ -4219,7 +4412,7 @@
         </w:tc>
         <w:tc>
           <w:tcPr>
-            <w:tcW w:w="6480" w:type="dxa"/>
+            <w:tcW w:w="7668" w:type="dxa"/>
             <w:gridSpan w:val="3"/>
             <w:tcBorders>
               <w:left w:val="nil"/>
@@ -4258,7 +4451,7 @@
       <w:tr>
         <w:tc>
           <w:tcPr>
-            <w:tcW w:w="846" w:type="dxa"/>
+            <w:tcW w:w="595" w:type="dxa"/>
             <w:vMerge/>
             <w:vAlign w:val="center"/>
           </w:tcPr>
@@ -4270,7 +4463,7 @@
         </w:tc>
         <w:tc>
           <w:tcPr>
-            <w:tcW w:w="425" w:type="dxa"/>
+            <w:tcW w:w="346" w:type="dxa"/>
             <w:gridSpan w:val="2"/>
             <w:vMerge/>
             <w:vAlign w:val="center"/>
@@ -4283,7 +4476,7 @@
         </w:tc>
         <w:tc>
           <w:tcPr>
-            <w:tcW w:w="1985" w:type="dxa"/>
+            <w:tcW w:w="1127" w:type="dxa"/>
             <w:gridSpan w:val="3"/>
             <w:vAlign w:val="center"/>
           </w:tcPr>
@@ -4301,7 +4494,7 @@
         </w:tc>
         <w:tc>
           <w:tcPr>
-            <w:tcW w:w="6480" w:type="dxa"/>
+            <w:tcW w:w="7668" w:type="dxa"/>
             <w:gridSpan w:val="3"/>
             <w:vAlign w:val="center"/>
           </w:tcPr>
@@ -4428,7 +4621,7 @@
       <w:tr>
         <w:tc>
           <w:tcPr>
-            <w:tcW w:w="846" w:type="dxa"/>
+            <w:tcW w:w="595" w:type="dxa"/>
             <w:vMerge/>
             <w:vAlign w:val="center"/>
           </w:tcPr>
@@ -4440,7 +4633,7 @@
         </w:tc>
         <w:tc>
           <w:tcPr>
-            <w:tcW w:w="425" w:type="dxa"/>
+            <w:tcW w:w="346" w:type="dxa"/>
             <w:gridSpan w:val="2"/>
             <w:vMerge/>
             <w:vAlign w:val="center"/>
@@ -4453,7 +4646,7 @@
         </w:tc>
         <w:tc>
           <w:tcPr>
-            <w:tcW w:w="1985" w:type="dxa"/>
+            <w:tcW w:w="1127" w:type="dxa"/>
             <w:gridSpan w:val="3"/>
             <w:vAlign w:val="center"/>
           </w:tcPr>
@@ -4471,7 +4664,7 @@
         </w:tc>
         <w:tc>
           <w:tcPr>
-            <w:tcW w:w="6480" w:type="dxa"/>
+            <w:tcW w:w="7668" w:type="dxa"/>
             <w:gridSpan w:val="3"/>
             <w:vAlign w:val="center"/>
           </w:tcPr>
@@ -4529,14 +4722,7 @@
               <w:rPr>
                 <w:rFonts w:hint="eastAsia"/>
               </w:rPr>
-              <w:t>是</w:t>
-            </w:r>
-            <w:r>
-              <w:rPr>
-                <w:rFonts w:hint="eastAsia"/>
-              </w:rPr>
-              <w:lastRenderedPageBreak/>
-              <w:t>一种数据描述文件</w:t>
+              <w:t>是一种数据描述文件</w:t>
             </w:r>
             <w:r>
               <w:rPr>
@@ -4574,7 +4760,7 @@
       <w:tr>
         <w:tc>
           <w:tcPr>
-            <w:tcW w:w="846" w:type="dxa"/>
+            <w:tcW w:w="595" w:type="dxa"/>
             <w:vMerge/>
             <w:vAlign w:val="center"/>
           </w:tcPr>
@@ -4586,7 +4772,7 @@
         </w:tc>
         <w:tc>
           <w:tcPr>
-            <w:tcW w:w="425" w:type="dxa"/>
+            <w:tcW w:w="346" w:type="dxa"/>
             <w:gridSpan w:val="2"/>
             <w:vMerge/>
             <w:vAlign w:val="center"/>
@@ -4599,7 +4785,7 @@
         </w:tc>
         <w:tc>
           <w:tcPr>
-            <w:tcW w:w="1985" w:type="dxa"/>
+            <w:tcW w:w="1127" w:type="dxa"/>
             <w:gridSpan w:val="3"/>
             <w:vAlign w:val="center"/>
           </w:tcPr>
@@ -4620,7 +4806,7 @@
         </w:tc>
         <w:tc>
           <w:tcPr>
-            <w:tcW w:w="6480" w:type="dxa"/>
+            <w:tcW w:w="7668" w:type="dxa"/>
             <w:gridSpan w:val="3"/>
             <w:vAlign w:val="center"/>
           </w:tcPr>
@@ -4840,7 +5026,15 @@
               <w:t xml:space="preserve"> </w:t>
             </w:r>
             <w:r>
-              <w:t>目前我已经创建了所有代码空文件。今天我我需要完成</w:t>
+              <w:t>目前我已经创建了所有代码空文件。今天我</w:t>
+            </w:r>
+            <w:proofErr w:type="gramStart"/>
+            <w:r>
+              <w:t>我</w:t>
+            </w:r>
+            <w:proofErr w:type="gramEnd"/>
+            <w:r>
+              <w:t>需要完成</w:t>
             </w:r>
             <w:r>
               <w:t>day1</w:t>
@@ -4917,6 +5111,7 @@
               <w:spacing w:line="440" w:lineRule="exact"/>
             </w:pPr>
             <w:r>
+              <w:lastRenderedPageBreak/>
               <w:t>必须今天掌握的</w:t>
             </w:r>
           </w:p>
@@ -5112,9 +5307,14 @@
             </w:r>
             <w:proofErr w:type="spellEnd"/>
             <w:r>
-              <w:t xml:space="preserve"> Do(</w:t>
-            </w:r>
-            <w:proofErr w:type="spellStart"/>
+              <w:t xml:space="preserve"> </w:t>
+            </w:r>
+            <w:proofErr w:type="gramStart"/>
+            <w:r>
+              <w:t>Do(</w:t>
+            </w:r>
+            <w:proofErr w:type="spellStart"/>
+            <w:proofErr w:type="gramEnd"/>
             <w:r>
               <w:t>HealthCheckRequest</w:t>
             </w:r>
@@ -5231,7 +5431,15 @@
               <w:t>"</w:t>
             </w:r>
             <w:r>
-              <w:t>组件之间传什么数据、调什么函数</w:t>
+              <w:t>组件之间</w:t>
+            </w:r>
+            <w:proofErr w:type="gramStart"/>
+            <w:r>
+              <w:t>传什么</w:t>
+            </w:r>
+            <w:proofErr w:type="gramEnd"/>
+            <w:r>
+              <w:t>数据、调什么函数</w:t>
             </w:r>
             <w:r>
               <w:t>"</w:t>
@@ -5244,7 +5452,6 @@
             </w:r>
             <w:proofErr w:type="spellStart"/>
             <w:r>
-              <w:lastRenderedPageBreak/>
               <w:t>protoc</w:t>
             </w:r>
             <w:proofErr w:type="spellEnd"/>
@@ -5278,7 +5485,15 @@
               <w:t>proto</w:t>
             </w:r>
             <w:r>
-              <w:t>文件就是用来定义传输的数据类型，并定义谁传输谁接受数据？</w:t>
+              <w:t>文件就是用来定义传输的数据类型，并</w:t>
+            </w:r>
+            <w:proofErr w:type="gramStart"/>
+            <w:r>
+              <w:t>定义谁</w:t>
+            </w:r>
+            <w:proofErr w:type="gramEnd"/>
+            <w:r>
+              <w:t>传输谁接受数据？</w:t>
             </w:r>
           </w:p>
           <w:p>
@@ -5366,7 +5581,7 @@
       <w:tr>
         <w:tc>
           <w:tcPr>
-            <w:tcW w:w="846" w:type="dxa"/>
+            <w:tcW w:w="595" w:type="dxa"/>
             <w:vMerge/>
             <w:vAlign w:val="center"/>
           </w:tcPr>
@@ -5378,7 +5593,7 @@
         </w:tc>
         <w:tc>
           <w:tcPr>
-            <w:tcW w:w="425" w:type="dxa"/>
+            <w:tcW w:w="346" w:type="dxa"/>
             <w:gridSpan w:val="2"/>
             <w:vMerge/>
             <w:vAlign w:val="center"/>
@@ -5391,7 +5606,7 @@
         </w:tc>
         <w:tc>
           <w:tcPr>
-            <w:tcW w:w="1985" w:type="dxa"/>
+            <w:tcW w:w="1127" w:type="dxa"/>
             <w:gridSpan w:val="3"/>
             <w:vAlign w:val="center"/>
           </w:tcPr>
@@ -5403,8 +5618,372 @@
               <w:rPr>
                 <w:rFonts w:hint="eastAsia"/>
               </w:rPr>
-              <w:t>针对</w:t>
-            </w:r>
+              <w:t>对导师的提问</w:t>
+            </w:r>
+          </w:p>
+        </w:tc>
+        <w:tc>
+          <w:tcPr>
+            <w:tcW w:w="7668" w:type="dxa"/>
+            <w:gridSpan w:val="3"/>
+            <w:vAlign w:val="center"/>
+          </w:tcPr>
+          <w:p>
+            <w:pPr>
+              <w:spacing w:line="440" w:lineRule="exact"/>
+            </w:pPr>
+          </w:p>
+        </w:tc>
+      </w:tr>
+      <w:tr>
+        <w:tc>
+          <w:tcPr>
+            <w:tcW w:w="595" w:type="dxa"/>
+            <w:vMerge/>
+            <w:vAlign w:val="center"/>
+          </w:tcPr>
+          <w:p>
+            <w:pPr>
+              <w:spacing w:line="440" w:lineRule="exact"/>
+            </w:pPr>
+          </w:p>
+        </w:tc>
+        <w:tc>
+          <w:tcPr>
+            <w:tcW w:w="346" w:type="dxa"/>
+            <w:gridSpan w:val="2"/>
+            <w:vMerge w:val="restart"/>
+            <w:vAlign w:val="center"/>
+          </w:tcPr>
+          <w:p>
+            <w:pPr>
+              <w:spacing w:line="440" w:lineRule="exact"/>
+            </w:pPr>
+            <w:r>
+              <w:rPr>
+                <w:rFonts w:hint="eastAsia"/>
+              </w:rPr>
+              <w:t>2</w:t>
+            </w:r>
+          </w:p>
+        </w:tc>
+        <w:tc>
+          <w:tcPr>
+            <w:tcW w:w="1127" w:type="dxa"/>
+            <w:gridSpan w:val="3"/>
+            <w:vAlign w:val="center"/>
+          </w:tcPr>
+          <w:p>
+            <w:pPr>
+              <w:spacing w:line="440" w:lineRule="exact"/>
+            </w:pPr>
+            <w:r>
+              <w:rPr>
+                <w:rFonts w:hint="eastAsia"/>
+              </w:rPr>
+              <w:t>在</w:t>
+            </w:r>
+            <w:r>
+              <w:rPr>
+                <w:rFonts w:hint="eastAsia"/>
+              </w:rPr>
+              <w:t>做题</w:t>
+            </w:r>
+            <w:r>
+              <w:rPr>
+                <w:rFonts w:hint="eastAsia"/>
+              </w:rPr>
+              <w:lastRenderedPageBreak/>
+              <w:t>过程中遇到的问题</w:t>
+            </w:r>
+          </w:p>
+        </w:tc>
+        <w:tc>
+          <w:tcPr>
+            <w:tcW w:w="7668" w:type="dxa"/>
+            <w:gridSpan w:val="3"/>
+            <w:vAlign w:val="center"/>
+          </w:tcPr>
+          <w:p>
+            <w:pPr>
+              <w:spacing w:line="440" w:lineRule="exact"/>
+            </w:pPr>
+            <w:r>
+              <w:lastRenderedPageBreak/>
+              <w:t>项目中</w:t>
+            </w:r>
+            <w:r>
+              <w:rPr>
+                <w:rFonts w:hint="eastAsia"/>
+              </w:rPr>
+              <w:t>的</w:t>
+            </w:r>
+            <w:r>
+              <w:t>agent</w:t>
+            </w:r>
+            <w:r>
+              <w:t>是额外连接现有的</w:t>
+            </w:r>
+            <w:r>
+              <w:t>agent</w:t>
+            </w:r>
+            <w:r>
+              <w:t>还是</w:t>
+            </w:r>
+            <w:r>
+              <w:rPr>
+                <w:rFonts w:hint="eastAsia"/>
+              </w:rPr>
+              <w:t>自行训练</w:t>
+            </w:r>
+            <w:r>
+              <w:t>agent</w:t>
+            </w:r>
+            <w:r>
+              <w:t>？</w:t>
+            </w:r>
+          </w:p>
+        </w:tc>
+      </w:tr>
+      <w:tr>
+        <w:tc>
+          <w:tcPr>
+            <w:tcW w:w="595" w:type="dxa"/>
+            <w:vMerge/>
+            <w:vAlign w:val="center"/>
+          </w:tcPr>
+          <w:p>
+            <w:pPr>
+              <w:spacing w:line="440" w:lineRule="exact"/>
+            </w:pPr>
+          </w:p>
+        </w:tc>
+        <w:tc>
+          <w:tcPr>
+            <w:tcW w:w="346" w:type="dxa"/>
+            <w:gridSpan w:val="2"/>
+            <w:vMerge/>
+            <w:vAlign w:val="center"/>
+          </w:tcPr>
+          <w:p>
+            <w:pPr>
+              <w:spacing w:line="440" w:lineRule="exact"/>
+            </w:pPr>
+          </w:p>
+        </w:tc>
+        <w:tc>
+          <w:tcPr>
+            <w:tcW w:w="1127" w:type="dxa"/>
+            <w:gridSpan w:val="3"/>
+            <w:vAlign w:val="center"/>
+          </w:tcPr>
+          <w:p>
+            <w:pPr>
+              <w:spacing w:line="440" w:lineRule="exact"/>
+            </w:pPr>
+            <w:r>
+              <w:rPr>
+                <w:rFonts w:hint="eastAsia"/>
+              </w:rPr>
+              <w:t>自己对问题的理解或预判</w:t>
+            </w:r>
+          </w:p>
+        </w:tc>
+        <w:tc>
+          <w:tcPr>
+            <w:tcW w:w="7668" w:type="dxa"/>
+            <w:gridSpan w:val="3"/>
+            <w:vAlign w:val="center"/>
+          </w:tcPr>
+          <w:p>
+            <w:pPr>
+              <w:spacing w:line="440" w:lineRule="exact"/>
+            </w:pPr>
+            <w:r>
+              <w:rPr>
+                <w:rFonts w:hint="eastAsia"/>
+              </w:rPr>
+              <w:t>个人对</w:t>
+            </w:r>
+            <w:r>
+              <w:rPr>
+                <w:rFonts w:hint="eastAsia"/>
+              </w:rPr>
+              <w:t>agent</w:t>
+            </w:r>
+            <w:r>
+              <w:rPr>
+                <w:rFonts w:hint="eastAsia"/>
+              </w:rPr>
+              <w:t>的理解还停留在市面上的</w:t>
+            </w:r>
+            <w:r>
+              <w:rPr>
+                <w:rFonts w:hint="eastAsia"/>
+              </w:rPr>
+              <w:t>ai agent</w:t>
+            </w:r>
+            <w:r>
+              <w:rPr>
+                <w:rFonts w:hint="eastAsia"/>
+              </w:rPr>
+              <w:t>。</w:t>
+            </w:r>
+          </w:p>
+        </w:tc>
+      </w:tr>
+      <w:tr>
+        <w:tc>
+          <w:tcPr>
+            <w:tcW w:w="595" w:type="dxa"/>
+            <w:vMerge/>
+            <w:vAlign w:val="center"/>
+          </w:tcPr>
+          <w:p>
+            <w:pPr>
+              <w:spacing w:line="440" w:lineRule="exact"/>
+            </w:pPr>
+          </w:p>
+        </w:tc>
+        <w:tc>
+          <w:tcPr>
+            <w:tcW w:w="346" w:type="dxa"/>
+            <w:gridSpan w:val="2"/>
+            <w:vMerge/>
+            <w:vAlign w:val="center"/>
+          </w:tcPr>
+          <w:p>
+            <w:pPr>
+              <w:spacing w:line="440" w:lineRule="exact"/>
+            </w:pPr>
+          </w:p>
+        </w:tc>
+        <w:tc>
+          <w:tcPr>
+            <w:tcW w:w="1127" w:type="dxa"/>
+            <w:gridSpan w:val="3"/>
+            <w:vAlign w:val="center"/>
+          </w:tcPr>
+          <w:p>
+            <w:pPr>
+              <w:spacing w:line="440" w:lineRule="exact"/>
+            </w:pPr>
+            <w:r>
+              <w:rPr>
+                <w:rFonts w:hint="eastAsia"/>
+              </w:rPr>
+              <w:t>曾采取的行动或措施</w:t>
+            </w:r>
+          </w:p>
+        </w:tc>
+        <w:tc>
+          <w:tcPr>
+            <w:tcW w:w="7668" w:type="dxa"/>
+            <w:gridSpan w:val="3"/>
+            <w:vAlign w:val="center"/>
+          </w:tcPr>
+          <w:p>
+            <w:pPr>
+              <w:spacing w:line="440" w:lineRule="exact"/>
+            </w:pPr>
+            <w:r>
+              <w:t>向</w:t>
+            </w:r>
+            <w:r>
+              <w:t xml:space="preserve"> AI </w:t>
+            </w:r>
+            <w:r>
+              <w:t>提问确认</w:t>
+            </w:r>
+            <w:r>
+              <w:t>"Agent"</w:t>
+            </w:r>
+            <w:r>
+              <w:t>在本项目语境下的具体含义，对照复刻指南里对</w:t>
+            </w:r>
+            <w:r>
+              <w:t xml:space="preserve"> </w:t>
+            </w:r>
+            <w:proofErr w:type="spellStart"/>
+            <w:r>
+              <w:t>drop_agent</w:t>
+            </w:r>
+            <w:proofErr w:type="spellEnd"/>
+            <w:r>
+              <w:t xml:space="preserve"> </w:t>
+            </w:r>
+            <w:r>
+              <w:t>模块职责的描述（</w:t>
+            </w:r>
+            <w:r>
+              <w:t>"</w:t>
+            </w:r>
+            <w:r>
+              <w:t>远程采集探针：每秒向</w:t>
+            </w:r>
+            <w:r>
+              <w:t xml:space="preserve"> server </w:t>
+            </w:r>
+            <w:r>
+              <w:t>心跳，拉到任务后</w:t>
+            </w:r>
+            <w:r>
+              <w:t xml:space="preserve"> fork </w:t>
+            </w:r>
+            <w:r>
+              <w:t>子进程跑</w:t>
+            </w:r>
+            <w:r>
+              <w:t xml:space="preserve"> perf </w:t>
+            </w:r>
+            <w:r>
+              <w:t>等工具</w:t>
+            </w:r>
+            <w:r>
+              <w:t>"</w:t>
+            </w:r>
+            <w:r>
+              <w:t>）进行核对</w:t>
+            </w:r>
+          </w:p>
+        </w:tc>
+      </w:tr>
+      <w:tr>
+        <w:tc>
+          <w:tcPr>
+            <w:tcW w:w="595" w:type="dxa"/>
+            <w:vMerge/>
+            <w:vAlign w:val="center"/>
+          </w:tcPr>
+          <w:p>
+            <w:pPr>
+              <w:spacing w:line="440" w:lineRule="exact"/>
+            </w:pPr>
+          </w:p>
+        </w:tc>
+        <w:tc>
+          <w:tcPr>
+            <w:tcW w:w="346" w:type="dxa"/>
+            <w:gridSpan w:val="2"/>
+            <w:vMerge/>
+            <w:vAlign w:val="center"/>
+          </w:tcPr>
+          <w:p>
+            <w:pPr>
+              <w:spacing w:line="440" w:lineRule="exact"/>
+            </w:pPr>
+          </w:p>
+        </w:tc>
+        <w:tc>
+          <w:tcPr>
+            <w:tcW w:w="1127" w:type="dxa"/>
+            <w:gridSpan w:val="3"/>
+            <w:vAlign w:val="center"/>
+          </w:tcPr>
+          <w:p>
+            <w:pPr>
+              <w:spacing w:line="440" w:lineRule="exact"/>
+            </w:pPr>
             <w:r>
               <w:t>AI</w:t>
             </w:r>
@@ -5412,93 +5991,386 @@
               <w:rPr>
                 <w:rFonts w:hint="eastAsia"/>
               </w:rPr>
-              <w:t>的回答，是否向导师进一步提问？</w:t>
-            </w:r>
-          </w:p>
-        </w:tc>
-        <w:tc>
-          <w:tcPr>
-            <w:tcW w:w="6480" w:type="dxa"/>
+              <w:t>对此问题的回答</w:t>
+            </w:r>
+          </w:p>
+        </w:tc>
+        <w:tc>
+          <w:tcPr>
+            <w:tcW w:w="7668" w:type="dxa"/>
             <w:gridSpan w:val="3"/>
             <w:vAlign w:val="center"/>
           </w:tcPr>
           <w:p>
             <w:pPr>
               <w:spacing w:line="440" w:lineRule="exact"/>
-            </w:pPr>
-            <w:r>
-              <w:rPr>
-                <w:rFonts w:hint="eastAsia"/>
-                <w:color w:val="0070C0"/>
+              <w:rPr>
+                <w:rFonts w:hint="eastAsia"/>
+              </w:rPr>
+            </w:pPr>
+            <w:r>
+              <w:rPr>
+                <w:rFonts w:hint="eastAsia"/>
+              </w:rPr>
+              <w:t>Claude</w:t>
+            </w:r>
+            <w:r>
+              <w:rPr>
+                <w:rFonts w:hint="eastAsia"/>
+              </w:rPr>
+              <w:t>：</w:t>
+            </w:r>
+            <w:r>
+              <w:br/>
+            </w:r>
+            <w:r>
+              <w:rPr>
+                <w:rFonts w:hint="eastAsia"/>
+              </w:rPr>
+              <w:t>Q</w:t>
+            </w:r>
+            <w:r>
+              <w:rPr>
+                <w:rFonts w:hint="eastAsia"/>
+              </w:rPr>
+              <w:t>：请你结合复刻指南</w:t>
+            </w:r>
+            <w:r>
+              <w:rPr>
+                <w:rFonts w:hint="eastAsia"/>
+              </w:rPr>
+              <w:t>md</w:t>
+            </w:r>
+            <w:r>
+              <w:rPr>
+                <w:rFonts w:hint="eastAsia"/>
+              </w:rPr>
+              <w:t>文件，告诉我该项目的“</w:t>
+            </w:r>
+            <w:r>
+              <w:rPr>
+                <w:rFonts w:hint="eastAsia"/>
+              </w:rPr>
+              <w:t>agent</w:t>
+            </w:r>
+            <w:r>
+              <w:t>”</w:t>
+            </w:r>
+            <w:r>
+              <w:rPr>
+                <w:rFonts w:hint="eastAsia"/>
+              </w:rPr>
+              <w:t>有什么功能？它和市面上的</w:t>
+            </w:r>
+            <w:r>
+              <w:rPr>
+                <w:rFonts w:hint="eastAsia"/>
+              </w:rPr>
+              <w:t>agent</w:t>
+            </w:r>
+            <w:r>
+              <w:rPr>
+                <w:rFonts w:hint="eastAsia"/>
+              </w:rPr>
+              <w:t>智能体有区别吗？</w:t>
+            </w:r>
+          </w:p>
+          <w:p>
+            <w:pPr>
+              <w:spacing w:line="440" w:lineRule="exact"/>
+              <w:rPr>
+                <w:rFonts w:hint="eastAsia"/>
+              </w:rPr>
+            </w:pPr>
+            <w:r>
+              <w:rPr>
+                <w:rFonts w:hint="eastAsia"/>
+              </w:rPr>
+              <w:t>A:</w:t>
+            </w:r>
+            <w:r>
+              <w:rPr>
+                <w:rFonts w:ascii="Segoe UI" w:hAnsi="Segoe UI" w:cs="Segoe UI"/>
+                <w:color w:val="0A0A0A"/>
                 <w:sz w:val="21"/>
                 <w:szCs w:val="21"/>
               </w:rPr>
+              <w:t xml:space="preserve"> </w:t>
+            </w:r>
+            <w:r>
+              <w:t>项目里的</w:t>
+            </w:r>
+            <w:r>
+              <w:t>"Agent"</w:t>
+            </w:r>
+            <w:r>
               <w:t>（</w:t>
             </w:r>
-            <w:r>
-              <w:rPr>
-                <w:rFonts w:hint="eastAsia"/>
-                <w:color w:val="0070C0"/>
-                <w:sz w:val="21"/>
-                <w:szCs w:val="21"/>
-              </w:rPr>
-              <w:t>你觉得</w:t>
-            </w:r>
-            <w:r>
-              <w:rPr>
-                <w:color w:val="0070C0"/>
-                <w:sz w:val="21"/>
-                <w:szCs w:val="21"/>
-              </w:rPr>
-              <w:t>AI</w:t>
-            </w:r>
-            <w:r>
-              <w:rPr>
-                <w:rFonts w:hint="eastAsia"/>
-                <w:color w:val="0070C0"/>
-                <w:sz w:val="21"/>
-                <w:szCs w:val="21"/>
-              </w:rPr>
-              <w:t>的回答是否能解决你的问题？针对</w:t>
-            </w:r>
-            <w:r>
-              <w:rPr>
-                <w:color w:val="0070C0"/>
-                <w:sz w:val="21"/>
-                <w:szCs w:val="21"/>
-              </w:rPr>
-              <w:t>AI</w:t>
-            </w:r>
-            <w:r>
-              <w:rPr>
-                <w:rFonts w:hint="eastAsia"/>
-                <w:color w:val="0070C0"/>
-                <w:sz w:val="21"/>
-                <w:szCs w:val="21"/>
-              </w:rPr>
-              <w:t>的回答，你是否想向导师进一步提问？若有，请写下你的问题</w:t>
-            </w:r>
-            <w:r>
-              <w:rPr>
-                <w:rFonts w:hint="eastAsia"/>
-                <w:color w:val="0070C0"/>
-                <w:sz w:val="21"/>
-                <w:szCs w:val="21"/>
-              </w:rPr>
-              <w:t>）</w:t>
-            </w:r>
-          </w:p>
-          <w:p>
-            <w:pPr>
-              <w:spacing w:line="440" w:lineRule="exact"/>
-            </w:pPr>
+            <w:proofErr w:type="spellStart"/>
+            <w:r>
+              <w:t>drop_agent</w:t>
+            </w:r>
+            <w:proofErr w:type="spellEnd"/>
+            <w:r>
+              <w:t>）不是</w:t>
+            </w:r>
+            <w:r>
+              <w:t> AI Agent</w:t>
+            </w:r>
+            <w:r>
+              <w:t>，也不涉及训练或连接任何</w:t>
+            </w:r>
+            <w:r>
+              <w:t xml:space="preserve"> AI </w:t>
+            </w:r>
+            <w:r>
+              <w:t>模型。它是分布式系统</w:t>
+            </w:r>
+            <w:r>
+              <w:t>/</w:t>
+            </w:r>
+            <w:r>
+              <w:t>可观测性领域里的</w:t>
+            </w:r>
+            <w:r>
+              <w:t>"</w:t>
+            </w:r>
+            <w:r>
+              <w:t>采集探针</w:t>
+            </w:r>
+            <w:r>
+              <w:t>"</w:t>
+            </w:r>
+            <w:r>
+              <w:t>概念，类似</w:t>
+            </w:r>
+            <w:r>
+              <w:t xml:space="preserve"> Datadog Agent</w:t>
+            </w:r>
+            <w:r>
+              <w:t>、</w:t>
+            </w:r>
+            <w:r>
+              <w:t xml:space="preserve">Prometheus </w:t>
+            </w:r>
+            <w:proofErr w:type="spellStart"/>
+            <w:r>
+              <w:t>node_exporter</w:t>
+            </w:r>
+            <w:proofErr w:type="spellEnd"/>
+            <w:r>
+              <w:t>、</w:t>
+            </w:r>
+            <w:r>
+              <w:t>New Relic Agent——</w:t>
+            </w:r>
+            <w:r>
+              <w:t>部署在目标机器上的轻量级守护进程，职责是：</w:t>
+            </w:r>
+            <w:r>
+              <w:rPr>
+                <w:rFonts w:ascii="Cambria Math" w:hAnsi="Cambria Math" w:cs="Cambria Math"/>
+              </w:rPr>
+              <w:t>①</w:t>
+            </w:r>
+            <w:r>
+              <w:t xml:space="preserve"> </w:t>
+            </w:r>
+            <w:r>
+              <w:t>每</w:t>
+            </w:r>
+            <w:r>
+              <w:t xml:space="preserve"> 5s </w:t>
+            </w:r>
+            <w:r>
+              <w:t>通过</w:t>
+            </w:r>
+            <w:r>
+              <w:t xml:space="preserve"> </w:t>
+            </w:r>
+            <w:proofErr w:type="spellStart"/>
+            <w:r>
+              <w:t>gRPC</w:t>
+            </w:r>
+            <w:proofErr w:type="spellEnd"/>
+            <w:r>
+              <w:t xml:space="preserve"> </w:t>
+            </w:r>
+            <w:r>
+              <w:t>心跳上报自己存活；</w:t>
+            </w:r>
+            <w:r>
+              <w:rPr>
+                <w:rFonts w:ascii="Cambria Math" w:hAnsi="Cambria Math" w:cs="Cambria Math"/>
+              </w:rPr>
+              <w:t>②</w:t>
+            </w:r>
+            <w:r>
+              <w:t xml:space="preserve"> </w:t>
+            </w:r>
+            <w:r>
+              <w:t>接收</w:t>
+            </w:r>
+            <w:r>
+              <w:t xml:space="preserve"> Server </w:t>
+            </w:r>
+            <w:r>
+              <w:t>下发的采集任务；</w:t>
+            </w:r>
+            <w:r>
+              <w:rPr>
+                <w:rFonts w:ascii="Cambria Math" w:hAnsi="Cambria Math" w:cs="Cambria Math"/>
+              </w:rPr>
+              <w:t>③</w:t>
+            </w:r>
+            <w:r>
+              <w:t xml:space="preserve"> fork </w:t>
+            </w:r>
+            <w:r>
+              <w:t>子进程执行</w:t>
+            </w:r>
+            <w:r>
+              <w:t xml:space="preserve"> perf </w:t>
+            </w:r>
+            <w:r>
+              <w:t>等工具采集目标进程性能数据；</w:t>
+            </w:r>
+            <w:r>
+              <w:rPr>
+                <w:rFonts w:ascii="Cambria Math" w:hAnsi="Cambria Math" w:cs="Cambria Math"/>
+              </w:rPr>
+              <w:t>④</w:t>
+            </w:r>
+            <w:r>
+              <w:t xml:space="preserve"> </w:t>
+            </w:r>
+            <w:r>
+              <w:t>把结果上传到</w:t>
+            </w:r>
+            <w:r>
+              <w:t xml:space="preserve"> </w:t>
+            </w:r>
+            <w:proofErr w:type="spellStart"/>
+            <w:r>
+              <w:t>MinIO</w:t>
+            </w:r>
+            <w:proofErr w:type="spellEnd"/>
+            <w:r>
+              <w:t>。这跟</w:t>
+            </w:r>
+            <w:r>
+              <w:t>"AI Agent"</w:t>
+            </w:r>
+            <w:r>
+              <w:t>（自主推理、调用工具、完成多</w:t>
+            </w:r>
+            <w:proofErr w:type="gramStart"/>
+            <w:r>
+              <w:t>步任务</w:t>
+            </w:r>
+            <w:proofErr w:type="gramEnd"/>
+            <w:r>
+              <w:t>的智能体）是两个完全不相关的概念，只是英文单词撞了</w:t>
+            </w:r>
+            <w:r>
+              <w:t>——"Agent"</w:t>
+            </w:r>
+            <w:r>
+              <w:t>本身是</w:t>
+            </w:r>
+            <w:r>
+              <w:t>"</w:t>
+            </w:r>
+            <w:r>
+              <w:t>代理</w:t>
+            </w:r>
+            <w:r>
+              <w:t>/</w:t>
+            </w:r>
+            <w:r>
+              <w:t>代表</w:t>
+            </w:r>
+            <w:r>
+              <w:t>"</w:t>
+            </w:r>
+            <w:r>
+              <w:t>的通用词，监控领域用它指</w:t>
+            </w:r>
+            <w:r>
+              <w:t>"</w:t>
+            </w:r>
+            <w:r>
+              <w:t>采集端</w:t>
+            </w:r>
+            <w:r>
+              <w:t>"</w:t>
+            </w:r>
+            <w:r>
+              <w:t>，</w:t>
+            </w:r>
+            <w:r>
+              <w:t xml:space="preserve">AI </w:t>
+            </w:r>
+            <w:r>
+              <w:t>领域用它指</w:t>
+            </w:r>
+            <w:r>
+              <w:t>"</w:t>
+            </w:r>
+            <w:r>
+              <w:t>智能体</w:t>
+            </w:r>
+            <w:r>
+              <w:t>"</w:t>
+            </w:r>
+            <w:r>
+              <w:t>。本项目里唯一真正涉及</w:t>
+            </w:r>
+            <w:r>
+              <w:t xml:space="preserve"> AI </w:t>
+            </w:r>
+            <w:r>
+              <w:t>的部分是</w:t>
+            </w:r>
+            <w:r>
+              <w:t xml:space="preserve"> analysis </w:t>
+            </w:r>
+            <w:r>
+              <w:t>服务的</w:t>
+            </w:r>
+            <w:r>
+              <w:t xml:space="preserve"> llm_advisor.py</w:t>
+            </w:r>
+            <w:r>
+              <w:t>，调用</w:t>
+            </w:r>
+            <w:r>
+              <w:t xml:space="preserve"> Gemini API </w:t>
+            </w:r>
+            <w:r>
+              <w:t>生成热点函数优化建议，这是独立模块，跟</w:t>
+            </w:r>
+            <w:r>
+              <w:t xml:space="preserve"> </w:t>
+            </w:r>
+            <w:proofErr w:type="spellStart"/>
+            <w:r>
+              <w:t>drop_agent</w:t>
+            </w:r>
+            <w:proofErr w:type="spellEnd"/>
+            <w:r>
+              <w:t xml:space="preserve"> </w:t>
+            </w:r>
+            <w:r>
+              <w:t>没有关联</w:t>
+            </w:r>
           </w:p>
         </w:tc>
       </w:tr>
       <w:tr>
         <w:tc>
           <w:tcPr>
-            <w:tcW w:w="846" w:type="dxa"/>
+            <w:tcW w:w="595" w:type="dxa"/>
             <w:vMerge/>
             <w:vAlign w:val="center"/>
           </w:tcPr>
@@ -5510,7 +6382,64 @@
         </w:tc>
         <w:tc>
           <w:tcPr>
-            <w:tcW w:w="425" w:type="dxa"/>
+            <w:tcW w:w="346" w:type="dxa"/>
+            <w:gridSpan w:val="2"/>
+            <w:vMerge/>
+            <w:vAlign w:val="center"/>
+          </w:tcPr>
+          <w:p>
+            <w:pPr>
+              <w:spacing w:line="440" w:lineRule="exact"/>
+            </w:pPr>
+          </w:p>
+        </w:tc>
+        <w:tc>
+          <w:tcPr>
+            <w:tcW w:w="1127" w:type="dxa"/>
+            <w:gridSpan w:val="3"/>
+            <w:vAlign w:val="center"/>
+          </w:tcPr>
+          <w:p>
+            <w:pPr>
+              <w:spacing w:line="440" w:lineRule="exact"/>
+            </w:pPr>
+            <w:r>
+              <w:rPr>
+                <w:rFonts w:hint="eastAsia"/>
+              </w:rPr>
+              <w:t>对导师提问</w:t>
+            </w:r>
+          </w:p>
+        </w:tc>
+        <w:tc>
+          <w:tcPr>
+            <w:tcW w:w="7668" w:type="dxa"/>
+            <w:gridSpan w:val="3"/>
+            <w:vAlign w:val="center"/>
+          </w:tcPr>
+          <w:p>
+            <w:pPr>
+              <w:spacing w:line="440" w:lineRule="exact"/>
+            </w:pPr>
+          </w:p>
+        </w:tc>
+      </w:tr>
+      <w:tr>
+        <w:tc>
+          <w:tcPr>
+            <w:tcW w:w="595" w:type="dxa"/>
+            <w:vMerge w:val="restart"/>
+            <w:vAlign w:val="center"/>
+          </w:tcPr>
+          <w:p>
+            <w:pPr>
+              <w:spacing w:line="440" w:lineRule="exact"/>
+            </w:pPr>
+          </w:p>
+        </w:tc>
+        <w:tc>
+          <w:tcPr>
+            <w:tcW w:w="346" w:type="dxa"/>
             <w:gridSpan w:val="2"/>
             <w:vMerge w:val="restart"/>
             <w:vAlign w:val="center"/>
@@ -5523,13 +6452,13 @@
               <w:rPr>
                 <w:rFonts w:hint="eastAsia"/>
               </w:rPr>
-              <w:t>2</w:t>
-            </w:r>
-          </w:p>
-        </w:tc>
-        <w:tc>
-          <w:tcPr>
-            <w:tcW w:w="1985" w:type="dxa"/>
+              <w:t>3</w:t>
+            </w:r>
+          </w:p>
+        </w:tc>
+        <w:tc>
+          <w:tcPr>
+            <w:tcW w:w="1127" w:type="dxa"/>
             <w:gridSpan w:val="3"/>
             <w:vAlign w:val="center"/>
           </w:tcPr>
@@ -5541,64 +6470,68 @@
               <w:rPr>
                 <w:rFonts w:hint="eastAsia"/>
               </w:rPr>
-              <w:t>在</w:t>
-            </w:r>
-            <w:r>
-              <w:rPr>
-                <w:rFonts w:hint="eastAsia"/>
-              </w:rPr>
-              <w:t>做题</w:t>
-            </w:r>
-            <w:r>
-              <w:rPr>
-                <w:rFonts w:hint="eastAsia"/>
-              </w:rPr>
-              <w:t>过程中遇到的问题</w:t>
-            </w:r>
-          </w:p>
-        </w:tc>
-        <w:tc>
-          <w:tcPr>
-            <w:tcW w:w="6480" w:type="dxa"/>
+              <w:t>遇到的问题</w:t>
+            </w:r>
+          </w:p>
+        </w:tc>
+        <w:tc>
+          <w:tcPr>
+            <w:tcW w:w="7668" w:type="dxa"/>
             <w:gridSpan w:val="3"/>
             <w:vAlign w:val="center"/>
           </w:tcPr>
           <w:p>
             <w:pPr>
               <w:spacing w:line="440" w:lineRule="exact"/>
-            </w:pPr>
-            <w:r>
-              <w:t>项目中</w:t>
-            </w:r>
-            <w:r>
-              <w:rPr>
-                <w:rFonts w:hint="eastAsia"/>
-              </w:rPr>
-              <w:t>的</w:t>
-            </w:r>
-            <w:r>
-              <w:t>agent</w:t>
-            </w:r>
-            <w:r>
-              <w:t>是额外连接现有的</w:t>
-            </w:r>
-            <w:r>
-              <w:t>agent</w:t>
-            </w:r>
-            <w:r>
-              <w:t>还是</w:t>
-            </w:r>
-            <w:r>
-              <w:rPr>
-                <w:rFonts w:hint="eastAsia"/>
-              </w:rPr>
-              <w:t>自行训练</w:t>
-            </w:r>
-            <w:r>
-              <w:t>agent</w:t>
-            </w:r>
-            <w:r>
-              <w:t>？</w:t>
+              <w:rPr>
+                <w:rFonts w:hint="eastAsia"/>
+              </w:rPr>
+            </w:pPr>
+            <w:r>
+              <w:t>D</w:t>
+            </w:r>
+            <w:r>
+              <w:rPr>
+                <w:rFonts w:hint="eastAsia"/>
+              </w:rPr>
+              <w:t>ocker</w:t>
+            </w:r>
+            <w:r>
+              <w:rPr>
+                <w:rFonts w:hint="eastAsia"/>
+              </w:rPr>
+              <w:t>部署时出现“</w:t>
+            </w:r>
+            <w:r>
+              <w:t xml:space="preserve">apt </w:t>
+            </w:r>
+            <w:r>
+              <w:t>装的</w:t>
+            </w:r>
+            <w:proofErr w:type="spellStart"/>
+            <w:r>
+              <w:t>gRPC</w:t>
+            </w:r>
+            <w:proofErr w:type="spellEnd"/>
+            <w:r>
+              <w:t>没有</w:t>
+            </w:r>
+            <w:proofErr w:type="spellStart"/>
+            <w:r>
+              <w:t>CMake</w:t>
+            </w:r>
+            <w:proofErr w:type="spellEnd"/>
+            <w:r>
+              <w:t xml:space="preserve"> config</w:t>
+            </w:r>
+            <w:r>
+              <w:t>文件</w:t>
+            </w:r>
+            <w:r>
+              <w:rPr>
+                <w:rFonts w:hint="eastAsia"/>
+              </w:rPr>
+              <w:t>”的问题</w:t>
             </w:r>
           </w:p>
         </w:tc>
@@ -5606,7 +6539,7 @@
       <w:tr>
         <w:tc>
           <w:tcPr>
-            <w:tcW w:w="846" w:type="dxa"/>
+            <w:tcW w:w="595" w:type="dxa"/>
             <w:vMerge/>
             <w:vAlign w:val="center"/>
           </w:tcPr>
@@ -5618,7 +6551,7 @@
         </w:tc>
         <w:tc>
           <w:tcPr>
-            <w:tcW w:w="425" w:type="dxa"/>
+            <w:tcW w:w="346" w:type="dxa"/>
             <w:gridSpan w:val="2"/>
             <w:vMerge/>
             <w:vAlign w:val="center"/>
@@ -5631,7 +6564,7 @@
         </w:tc>
         <w:tc>
           <w:tcPr>
-            <w:tcW w:w="1985" w:type="dxa"/>
+            <w:tcW w:w="1127" w:type="dxa"/>
             <w:gridSpan w:val="3"/>
             <w:vAlign w:val="center"/>
           </w:tcPr>
@@ -5643,13 +6576,13 @@
               <w:rPr>
                 <w:rFonts w:hint="eastAsia"/>
               </w:rPr>
-              <w:t>自己对问题的理解或预判</w:t>
-            </w:r>
-          </w:p>
-        </w:tc>
-        <w:tc>
-          <w:tcPr>
-            <w:tcW w:w="6480" w:type="dxa"/>
+              <w:t>自己的推理</w:t>
+            </w:r>
+          </w:p>
+        </w:tc>
+        <w:tc>
+          <w:tcPr>
+            <w:tcW w:w="7668" w:type="dxa"/>
             <w:gridSpan w:val="3"/>
             <w:vAlign w:val="center"/>
           </w:tcPr>
@@ -5661,25 +6594,44 @@
               <w:rPr>
                 <w:rFonts w:hint="eastAsia"/>
               </w:rPr>
-              <w:t>个人对</w:t>
-            </w:r>
-            <w:r>
-              <w:rPr>
-                <w:rFonts w:hint="eastAsia"/>
-              </w:rPr>
-              <w:t>agent</w:t>
-            </w:r>
-            <w:r>
-              <w:rPr>
-                <w:rFonts w:hint="eastAsia"/>
-              </w:rPr>
-              <w:t>的理解还停留在市面上的</w:t>
-            </w:r>
-            <w:r>
-              <w:rPr>
-                <w:rFonts w:hint="eastAsia"/>
-              </w:rPr>
-              <w:t>ai agent</w:t>
+              <w:t>报错是“</w:t>
+            </w:r>
+            <w:proofErr w:type="spellStart"/>
+            <w:r>
+              <w:t>find_package</w:t>
+            </w:r>
+            <w:proofErr w:type="spellEnd"/>
+            <w:r>
+              <w:t>(</w:t>
+            </w:r>
+            <w:proofErr w:type="spellStart"/>
+            <w:r>
+              <w:t>gRPC</w:t>
+            </w:r>
+            <w:proofErr w:type="spellEnd"/>
+            <w:r>
+              <w:t xml:space="preserve"> CONFIG REQUIRED) </w:t>
+            </w:r>
+            <w:r>
+              <w:t>报错</w:t>
+            </w:r>
+            <w:r>
+              <w:rPr>
+                <w:rFonts w:hint="eastAsia"/>
+              </w:rPr>
+              <w:t>”，</w:t>
+            </w:r>
+            <w:r>
+              <w:rPr>
+                <w:rFonts w:hint="eastAsia"/>
+              </w:rPr>
+              <w:t>推测</w:t>
+            </w:r>
+            <w:r>
+              <w:t xml:space="preserve">CMakeLists.txt </w:t>
+            </w:r>
+            <w:r>
+              <w:t>里路径写错了</w:t>
             </w:r>
             <w:r>
               <w:rPr>
@@ -5693,7 +6645,7 @@
       <w:tr>
         <w:tc>
           <w:tcPr>
-            <w:tcW w:w="846" w:type="dxa"/>
+            <w:tcW w:w="595" w:type="dxa"/>
             <w:vMerge/>
             <w:vAlign w:val="center"/>
           </w:tcPr>
@@ -5705,7 +6657,7 @@
         </w:tc>
         <w:tc>
           <w:tcPr>
-            <w:tcW w:w="425" w:type="dxa"/>
+            <w:tcW w:w="346" w:type="dxa"/>
             <w:gridSpan w:val="2"/>
             <w:vMerge/>
             <w:vAlign w:val="center"/>
@@ -5718,7 +6670,7 @@
         </w:tc>
         <w:tc>
           <w:tcPr>
-            <w:tcW w:w="1985" w:type="dxa"/>
+            <w:tcW w:w="1127" w:type="dxa"/>
             <w:gridSpan w:val="3"/>
             <w:vAlign w:val="center"/>
           </w:tcPr>
@@ -5730,13 +6682,20 @@
               <w:rPr>
                 <w:rFonts w:hint="eastAsia"/>
               </w:rPr>
-              <w:t>曾采取的行动或措施</w:t>
-            </w:r>
-          </w:p>
-        </w:tc>
-        <w:tc>
-          <w:tcPr>
-            <w:tcW w:w="6480" w:type="dxa"/>
+              <w:t>采取行</w:t>
+            </w:r>
+            <w:r>
+              <w:rPr>
+                <w:rFonts w:hint="eastAsia"/>
+              </w:rPr>
+              <w:lastRenderedPageBreak/>
+              <w:t>动</w:t>
+            </w:r>
+          </w:p>
+        </w:tc>
+        <w:tc>
+          <w:tcPr>
+            <w:tcW w:w="7668" w:type="dxa"/>
             <w:gridSpan w:val="3"/>
             <w:vAlign w:val="center"/>
           </w:tcPr>
@@ -5744,13 +6703,71 @@
             <w:pPr>
               <w:spacing w:line="440" w:lineRule="exact"/>
             </w:pPr>
+            <w:r>
+              <w:lastRenderedPageBreak/>
+              <w:t>把</w:t>
+            </w:r>
+            <w:r>
+              <w:t xml:space="preserve"> </w:t>
+            </w:r>
+            <w:proofErr w:type="spellStart"/>
+            <w:r>
+              <w:t>CMake</w:t>
+            </w:r>
+            <w:proofErr w:type="spellEnd"/>
+            <w:r>
+              <w:t xml:space="preserve"> </w:t>
+            </w:r>
+            <w:r>
+              <w:t>报</w:t>
+            </w:r>
+            <w:proofErr w:type="gramStart"/>
+            <w:r>
+              <w:t>错信息</w:t>
+            </w:r>
+            <w:proofErr w:type="gramEnd"/>
+            <w:r>
+              <w:t>贴给</w:t>
+            </w:r>
+            <w:r>
+              <w:t xml:space="preserve"> AI</w:t>
+            </w:r>
+            <w:r>
+              <w:t>，请它分析</w:t>
+            </w:r>
+            <w:r>
+              <w:t> </w:t>
+            </w:r>
+            <w:proofErr w:type="spellStart"/>
+            <w:r>
+              <w:t>find_package</w:t>
+            </w:r>
+            <w:proofErr w:type="spellEnd"/>
+            <w:r>
+              <w:t>(</w:t>
+            </w:r>
+            <w:proofErr w:type="spellStart"/>
+            <w:r>
+              <w:t>gRPC</w:t>
+            </w:r>
+            <w:proofErr w:type="spellEnd"/>
+            <w:r>
+              <w:t xml:space="preserve"> CONFIG </w:t>
+            </w:r>
+            <w:r>
+              <w:lastRenderedPageBreak/>
+              <w:t>REQUIRED) </w:t>
+            </w:r>
+            <w:r>
+              <w:t>失败的原因</w:t>
+            </w:r>
           </w:p>
         </w:tc>
       </w:tr>
       <w:tr>
         <w:tc>
           <w:tcPr>
-            <w:tcW w:w="846" w:type="dxa"/>
+            <w:tcW w:w="595" w:type="dxa"/>
             <w:vMerge/>
             <w:vAlign w:val="center"/>
           </w:tcPr>
@@ -5762,7 +6779,7 @@
         </w:tc>
         <w:tc>
           <w:tcPr>
-            <w:tcW w:w="425" w:type="dxa"/>
+            <w:tcW w:w="346" w:type="dxa"/>
             <w:gridSpan w:val="2"/>
             <w:vMerge/>
             <w:vAlign w:val="center"/>
@@ -5775,7 +6792,7 @@
         </w:tc>
         <w:tc>
           <w:tcPr>
-            <w:tcW w:w="1985" w:type="dxa"/>
+            <w:tcW w:w="1127" w:type="dxa"/>
             <w:gridSpan w:val="3"/>
             <w:vAlign w:val="center"/>
           </w:tcPr>
@@ -5784,19 +6801,22 @@
               <w:spacing w:line="440" w:lineRule="exact"/>
             </w:pPr>
             <w:r>
+              <w:rPr>
+                <w:rFonts w:hint="eastAsia"/>
+              </w:rPr>
               <w:t>AI</w:t>
             </w:r>
             <w:r>
               <w:rPr>
                 <w:rFonts w:hint="eastAsia"/>
               </w:rPr>
-              <w:t>对此问题的回答</w:t>
-            </w:r>
-          </w:p>
-        </w:tc>
-        <w:tc>
-          <w:tcPr>
-            <w:tcW w:w="6480" w:type="dxa"/>
+              <w:t>的回答</w:t>
+            </w:r>
+          </w:p>
+        </w:tc>
+        <w:tc>
+          <w:tcPr>
+            <w:tcW w:w="7668" w:type="dxa"/>
             <w:gridSpan w:val="3"/>
             <w:vAlign w:val="center"/>
           </w:tcPr>
@@ -5804,13 +6824,243 @@
             <w:pPr>
               <w:spacing w:line="440" w:lineRule="exact"/>
             </w:pPr>
+            <w:r>
+              <w:rPr>
+                <w:rFonts w:hint="eastAsia"/>
+              </w:rPr>
+              <w:t>Claude</w:t>
+            </w:r>
+            <w:r>
+              <w:rPr>
+                <w:rFonts w:hint="eastAsia"/>
+              </w:rPr>
+              <w:t>：</w:t>
+            </w:r>
+          </w:p>
+          <w:p>
+            <w:pPr>
+              <w:spacing w:line="440" w:lineRule="exact"/>
+              <w:rPr>
+                <w:rFonts w:hint="eastAsia"/>
+              </w:rPr>
+            </w:pPr>
+            <w:r>
+              <w:rPr>
+                <w:rFonts w:hint="eastAsia"/>
+              </w:rPr>
+              <w:t>A:</w:t>
+            </w:r>
+          </w:p>
+          <w:p>
+            <w:pPr>
+              <w:spacing w:line="440" w:lineRule="exact"/>
+              <w:rPr>
+                <w:rFonts w:hint="eastAsia"/>
+              </w:rPr>
+            </w:pPr>
+            <w:proofErr w:type="spellStart"/>
+            <w:r>
+              <w:t>CMake</w:t>
+            </w:r>
+            <w:proofErr w:type="spellEnd"/>
+            <w:r>
+              <w:t xml:space="preserve"> </w:t>
+            </w:r>
+            <w:r>
+              <w:t>的</w:t>
+            </w:r>
+            <w:r>
+              <w:t> </w:t>
+            </w:r>
+            <w:proofErr w:type="spellStart"/>
+            <w:r>
+              <w:t>find_package</w:t>
+            </w:r>
+            <w:proofErr w:type="spellEnd"/>
+            <w:r>
+              <w:t>(... CONFIG) </w:t>
+            </w:r>
+            <w:r>
+              <w:t>模式依赖库自己提供</w:t>
+            </w:r>
+            <w:r>
+              <w:t> .</w:t>
+            </w:r>
+            <w:proofErr w:type="spellStart"/>
+            <w:r>
+              <w:t>cmake</w:t>
+            </w:r>
+            <w:proofErr w:type="spellEnd"/>
+            <w:r>
+              <w:t> </w:t>
+            </w:r>
+            <w:r>
+              <w:t>配置文件，而</w:t>
+            </w:r>
+            <w:r>
+              <w:t xml:space="preserve"> Ubuntu apt </w:t>
+            </w:r>
+            <w:r>
+              <w:t>装的</w:t>
+            </w:r>
+            <w:r>
+              <w:t> </w:t>
+            </w:r>
+            <w:proofErr w:type="spellStart"/>
+            <w:r>
+              <w:t>libgrpc</w:t>
+            </w:r>
+            <w:proofErr w:type="spellEnd"/>
+            <w:r>
+              <w:t>++-dev </w:t>
+            </w:r>
+            <w:r>
+              <w:t>等包不提供这种文件，只提供</w:t>
+            </w:r>
+            <w:r>
+              <w:t xml:space="preserve"> pkg-config </w:t>
+            </w:r>
+            <w:r>
+              <w:t>用的</w:t>
+            </w:r>
+            <w:r>
+              <w:t> .pc </w:t>
+            </w:r>
+            <w:r>
+              <w:t>文件。两者是完全不同的依赖发现机制：</w:t>
+            </w:r>
+            <w:r>
+              <w:t xml:space="preserve">CONFIG </w:t>
+            </w:r>
+            <w:r>
+              <w:t>模式找</w:t>
+            </w:r>
+            <w:r>
+              <w:t> *</w:t>
+            </w:r>
+            <w:proofErr w:type="spellStart"/>
+            <w:r>
+              <w:t>Config.cmake</w:t>
+            </w:r>
+            <w:proofErr w:type="spellEnd"/>
+            <w:r>
+              <w:t>，</w:t>
+            </w:r>
+            <w:r>
+              <w:t xml:space="preserve">pkg-config </w:t>
+            </w:r>
+            <w:r>
+              <w:t>模式找</w:t>
+            </w:r>
+            <w:r>
+              <w:t> *.pc</w:t>
+            </w:r>
+            <w:r>
+              <w:t>。解决方式是把</w:t>
+            </w:r>
+            <w:r>
+              <w:t xml:space="preserve"> CMakeLists.txt </w:t>
+            </w:r>
+            <w:r>
+              <w:t>里的查找方式从</w:t>
+            </w:r>
+            <w:r>
+              <w:t> </w:t>
+            </w:r>
+            <w:proofErr w:type="spellStart"/>
+            <w:r>
+              <w:t>find_package</w:t>
+            </w:r>
+            <w:proofErr w:type="spellEnd"/>
+            <w:r>
+              <w:t>(</w:t>
+            </w:r>
+            <w:proofErr w:type="spellStart"/>
+            <w:r>
+              <w:t>gRPC</w:t>
+            </w:r>
+            <w:proofErr w:type="spellEnd"/>
+            <w:r>
+              <w:t xml:space="preserve"> CONFIG REQUIRED) </w:t>
+            </w:r>
+            <w:r>
+              <w:t>换成</w:t>
+            </w:r>
+            <w:r>
+              <w:t> </w:t>
+            </w:r>
+            <w:proofErr w:type="spellStart"/>
+            <w:r>
+              <w:t>pkg_check_modules</w:t>
+            </w:r>
+            <w:proofErr w:type="spellEnd"/>
+            <w:r>
+              <w:t>（基于</w:t>
+            </w:r>
+            <w:r>
+              <w:t xml:space="preserve"> pkg-config</w:t>
+            </w:r>
+            <w:r>
+              <w:t>），这样才能匹配上</w:t>
+            </w:r>
+            <w:r>
+              <w:t xml:space="preserve"> apt </w:t>
+            </w:r>
+            <w:proofErr w:type="gramStart"/>
+            <w:r>
+              <w:t>包实际</w:t>
+            </w:r>
+            <w:proofErr w:type="gramEnd"/>
+            <w:r>
+              <w:t>提供的元数据格式。这也是为什么后续</w:t>
+            </w:r>
+            <w:r>
+              <w:t xml:space="preserve"> </w:t>
+            </w:r>
+            <w:proofErr w:type="spellStart"/>
+            <w:r>
+              <w:t>Dockerfile</w:t>
+            </w:r>
+            <w:proofErr w:type="spellEnd"/>
+            <w:r>
+              <w:t xml:space="preserve"> </w:t>
+            </w:r>
+            <w:r>
+              <w:t>构建阶段要额外装</w:t>
+            </w:r>
+            <w:r>
+              <w:t> pkg-config </w:t>
+            </w:r>
+            <w:r>
+              <w:t>这个包</w:t>
+            </w:r>
+            <w:r>
+              <w:t>——</w:t>
+            </w:r>
+            <w:r>
+              <w:t>它是</w:t>
+            </w:r>
+            <w:r>
+              <w:t> </w:t>
+            </w:r>
+            <w:proofErr w:type="spellStart"/>
+            <w:r>
+              <w:t>pkg_check_modules</w:t>
+            </w:r>
+            <w:proofErr w:type="spellEnd"/>
+            <w:r>
+              <w:t> </w:t>
+            </w:r>
+            <w:r>
+              <w:t>命令本身依赖的工具</w:t>
+            </w:r>
           </w:p>
         </w:tc>
       </w:tr>
       <w:tr>
         <w:tc>
           <w:tcPr>
-            <w:tcW w:w="846" w:type="dxa"/>
+            <w:tcW w:w="595" w:type="dxa"/>
             <w:vMerge/>
             <w:vAlign w:val="center"/>
           </w:tcPr>
@@ -5822,7 +7072,7 @@
         </w:tc>
         <w:tc>
           <w:tcPr>
-            <w:tcW w:w="425" w:type="dxa"/>
+            <w:tcW w:w="346" w:type="dxa"/>
             <w:gridSpan w:val="2"/>
             <w:vMerge/>
             <w:vAlign w:val="center"/>
@@ -5835,7 +7085,7 @@
         </w:tc>
         <w:tc>
           <w:tcPr>
-            <w:tcW w:w="1985" w:type="dxa"/>
+            <w:tcW w:w="1127" w:type="dxa"/>
             <w:gridSpan w:val="3"/>
             <w:vAlign w:val="center"/>
           </w:tcPr>
@@ -5847,22 +7097,13 @@
               <w:rPr>
                 <w:rFonts w:hint="eastAsia"/>
               </w:rPr>
-              <w:t>针对</w:t>
-            </w:r>
-            <w:r>
-              <w:t>AI</w:t>
-            </w:r>
-            <w:r>
-              <w:rPr>
-                <w:rFonts w:hint="eastAsia"/>
-              </w:rPr>
-              <w:t>的回答，是否向导师进一步提问？</w:t>
-            </w:r>
-          </w:p>
-        </w:tc>
-        <w:tc>
-          <w:tcPr>
-            <w:tcW w:w="6480" w:type="dxa"/>
+              <w:t>对导师的提问</w:t>
+            </w:r>
+          </w:p>
+        </w:tc>
+        <w:tc>
+          <w:tcPr>
+            <w:tcW w:w="7668" w:type="dxa"/>
             <w:gridSpan w:val="3"/>
             <w:vAlign w:val="center"/>
           </w:tcPr>
@@ -5876,7 +7117,7 @@
       <w:tr>
         <w:tc>
           <w:tcPr>
-            <w:tcW w:w="846" w:type="dxa"/>
+            <w:tcW w:w="595" w:type="dxa"/>
             <w:vMerge w:val="restart"/>
             <w:vAlign w:val="center"/>
           </w:tcPr>
@@ -5888,7 +7129,7 @@
         </w:tc>
         <w:tc>
           <w:tcPr>
-            <w:tcW w:w="425" w:type="dxa"/>
+            <w:tcW w:w="346" w:type="dxa"/>
             <w:gridSpan w:val="2"/>
             <w:vMerge w:val="restart"/>
             <w:vAlign w:val="center"/>
@@ -5901,13 +7142,13 @@
               <w:rPr>
                 <w:rFonts w:hint="eastAsia"/>
               </w:rPr>
-              <w:t>3</w:t>
-            </w:r>
-          </w:p>
-        </w:tc>
-        <w:tc>
-          <w:tcPr>
-            <w:tcW w:w="1985" w:type="dxa"/>
+              <w:t>4</w:t>
+            </w:r>
+          </w:p>
+        </w:tc>
+        <w:tc>
+          <w:tcPr>
+            <w:tcW w:w="1127" w:type="dxa"/>
             <w:gridSpan w:val="3"/>
             <w:vAlign w:val="center"/>
           </w:tcPr>
@@ -5925,7 +7166,7 @@
         </w:tc>
         <w:tc>
           <w:tcPr>
-            <w:tcW w:w="6480" w:type="dxa"/>
+            <w:tcW w:w="7668" w:type="dxa"/>
             <w:gridSpan w:val="3"/>
             <w:vAlign w:val="center"/>
           </w:tcPr>
@@ -5934,44 +7175,64 @@
               <w:spacing w:line="440" w:lineRule="exact"/>
             </w:pPr>
             <w:r>
-              <w:t xml:space="preserve">apt </w:t>
-            </w:r>
-            <w:r>
-              <w:t>装的</w:t>
+              <w:t xml:space="preserve">Agent </w:t>
+            </w:r>
+            <w:r>
+              <w:t>采集完</w:t>
+            </w:r>
+            <w:proofErr w:type="spellStart"/>
+            <w:r>
+              <w:t>perf.data</w:t>
+            </w:r>
+            <w:proofErr w:type="spellEnd"/>
+            <w:r>
+              <w:t>后，需要把文件上传到</w:t>
             </w:r>
             <w:r>
               <w:t xml:space="preserve"> </w:t>
             </w:r>
             <w:proofErr w:type="spellStart"/>
             <w:r>
-              <w:t>gRPC</w:t>
-            </w:r>
-            <w:proofErr w:type="spellEnd"/>
-            <w:r>
-              <w:t xml:space="preserve"> </w:t>
-            </w:r>
-            <w:r>
-              <w:t>没有</w:t>
-            </w:r>
-            <w:r>
-              <w:t xml:space="preserve"> </w:t>
-            </w:r>
-            <w:proofErr w:type="spellStart"/>
-            <w:r>
-              <w:t>CMake</w:t>
-            </w:r>
-            <w:proofErr w:type="spellEnd"/>
-            <w:r>
-              <w:t xml:space="preserve"> config </w:t>
-            </w:r>
-            <w:r>
-              <w:t>文件</w:t>
-            </w:r>
-            <w:r>
-              <w:t>"</w:t>
-            </w:r>
-            <w:r>
-              <w:t>问题</w:t>
+              <w:t>MinIO</w:t>
+            </w:r>
+            <w:proofErr w:type="spellEnd"/>
+            <w:r>
+              <w:rPr>
+                <w:rFonts w:hint="eastAsia"/>
+              </w:rPr>
+              <w:t>。</w:t>
+            </w:r>
+            <w:r>
+              <w:rPr>
+                <w:rFonts w:hint="eastAsia"/>
+              </w:rPr>
+              <w:t>观察到</w:t>
+            </w:r>
+            <w:proofErr w:type="spellStart"/>
+            <w:r>
+              <w:rPr>
+                <w:rFonts w:hint="eastAsia"/>
+              </w:rPr>
+              <w:t>MinIO</w:t>
+            </w:r>
+            <w:proofErr w:type="spellEnd"/>
+            <w:r>
+              <w:rPr>
+                <w:rFonts w:hint="eastAsia"/>
+              </w:rPr>
+              <w:t>通过网络接受文件，必须要符合格式的</w:t>
+            </w:r>
+            <w:r>
+              <w:rPr>
+                <w:rFonts w:hint="eastAsia"/>
+              </w:rPr>
+              <w:t>http</w:t>
+            </w:r>
+            <w:r>
+              <w:rPr>
+                <w:rFonts w:hint="eastAsia"/>
+              </w:rPr>
+              <w:t>请求。而该请求包含防篡改的数字签名。如何实现签名逻辑？</w:t>
             </w:r>
           </w:p>
         </w:tc>
@@ -5979,7 +7240,7 @@
       <w:tr>
         <w:tc>
           <w:tcPr>
-            <w:tcW w:w="846" w:type="dxa"/>
+            <w:tcW w:w="595" w:type="dxa"/>
             <w:vMerge/>
             <w:vAlign w:val="center"/>
           </w:tcPr>
@@ -5991,7 +7252,7 @@
         </w:tc>
         <w:tc>
           <w:tcPr>
-            <w:tcW w:w="425" w:type="dxa"/>
+            <w:tcW w:w="346" w:type="dxa"/>
             <w:gridSpan w:val="2"/>
             <w:vMerge/>
             <w:vAlign w:val="center"/>
@@ -6004,7 +7265,7 @@
         </w:tc>
         <w:tc>
           <w:tcPr>
-            <w:tcW w:w="1985" w:type="dxa"/>
+            <w:tcW w:w="1127" w:type="dxa"/>
             <w:gridSpan w:val="3"/>
             <w:vAlign w:val="center"/>
           </w:tcPr>
@@ -6022,7 +7283,7 @@
         </w:tc>
         <w:tc>
           <w:tcPr>
-            <w:tcW w:w="6480" w:type="dxa"/>
+            <w:tcW w:w="7668" w:type="dxa"/>
             <w:gridSpan w:val="3"/>
             <w:vAlign w:val="center"/>
           </w:tcPr>
@@ -6030,13 +7291,64 @@
             <w:pPr>
               <w:spacing w:line="440" w:lineRule="exact"/>
             </w:pPr>
+            <w:r>
+              <w:rPr>
+                <w:rFonts w:hint="eastAsia"/>
+              </w:rPr>
+              <w:t>搜索了解</w:t>
+            </w:r>
+            <w:r>
+              <w:t>AWS S3</w:t>
+            </w:r>
+            <w:r>
+              <w:t>规定的</w:t>
+            </w:r>
+            <w:r>
+              <w:t>SigV4</w:t>
+            </w:r>
+            <w:r>
+              <w:t>算法</w:t>
+            </w:r>
+            <w:r>
+              <w:rPr>
+                <w:rFonts w:hint="eastAsia"/>
+              </w:rPr>
+              <w:t>。了解到实现完整的签名算法逻辑</w:t>
+            </w:r>
+            <w:r>
+              <w:rPr>
+                <w:rFonts w:hint="eastAsia"/>
+              </w:rPr>
+              <w:t>需要引入</w:t>
+            </w:r>
+            <w:r>
+              <w:t>S3 SDK</w:t>
+            </w:r>
+            <w:r>
+              <w:rPr>
+                <w:rFonts w:hint="eastAsia"/>
+              </w:rPr>
+              <w:t>库，需要自行编写</w:t>
+            </w:r>
+            <w:r>
+              <w:t xml:space="preserve">SigV4 </w:t>
+            </w:r>
+            <w:r>
+              <w:t>签名、连接池、错误重试</w:t>
+            </w:r>
+            <w:r>
+              <w:rPr>
+                <w:rFonts w:hint="eastAsia"/>
+              </w:rPr>
+              <w:t>等功能，同时需要配置环境。任务量较大且测试复杂性较高。舍弃此方法。</w:t>
+            </w:r>
           </w:p>
         </w:tc>
       </w:tr>
       <w:tr>
         <w:tc>
           <w:tcPr>
-            <w:tcW w:w="846" w:type="dxa"/>
+            <w:tcW w:w="595" w:type="dxa"/>
             <w:vMerge/>
             <w:vAlign w:val="center"/>
           </w:tcPr>
@@ -6048,7 +7360,7 @@
         </w:tc>
         <w:tc>
           <w:tcPr>
-            <w:tcW w:w="425" w:type="dxa"/>
+            <w:tcW w:w="346" w:type="dxa"/>
             <w:gridSpan w:val="2"/>
             <w:vMerge/>
             <w:vAlign w:val="center"/>
@@ -6061,7 +7373,7 @@
         </w:tc>
         <w:tc>
           <w:tcPr>
-            <w:tcW w:w="1985" w:type="dxa"/>
+            <w:tcW w:w="1127" w:type="dxa"/>
             <w:gridSpan w:val="3"/>
             <w:vAlign w:val="center"/>
           </w:tcPr>
@@ -6079,7 +7391,7 @@
         </w:tc>
         <w:tc>
           <w:tcPr>
-            <w:tcW w:w="6480" w:type="dxa"/>
+            <w:tcW w:w="7668" w:type="dxa"/>
             <w:gridSpan w:val="3"/>
             <w:vAlign w:val="center"/>
           </w:tcPr>
@@ -6087,13 +7399,127 @@
             <w:pPr>
               <w:spacing w:line="440" w:lineRule="exact"/>
             </w:pPr>
+            <w:r>
+              <w:rPr>
+                <w:rFonts w:hint="eastAsia"/>
+              </w:rPr>
+              <w:t>询问</w:t>
+            </w:r>
+            <w:r>
+              <w:rPr>
+                <w:rFonts w:hint="eastAsia"/>
+              </w:rPr>
+              <w:t>ai</w:t>
+            </w:r>
+            <w:r>
+              <w:rPr>
+                <w:rFonts w:hint="eastAsia"/>
+              </w:rPr>
+              <w:t>有无引入</w:t>
+            </w:r>
+            <w:r>
+              <w:t>S3 SDK</w:t>
+            </w:r>
+            <w:r>
+              <w:rPr>
+                <w:rFonts w:hint="eastAsia"/>
+              </w:rPr>
+              <w:t>库以外的方法。并询问其给出的方法好在哪？</w:t>
+            </w:r>
+            <w:r>
+              <w:rPr>
+                <w:rFonts w:hint="eastAsia"/>
+              </w:rPr>
+              <w:t>最后选择</w:t>
+            </w:r>
+            <w:r>
+              <w:t>通过</w:t>
+            </w:r>
+            <w:proofErr w:type="spellStart"/>
+            <w:r>
+              <w:t>fork+exec</w:t>
+            </w:r>
+            <w:proofErr w:type="spellEnd"/>
+            <w:r>
+              <w:t xml:space="preserve"> mc cp</w:t>
+            </w:r>
+            <w:r>
+              <w:t>上传</w:t>
+            </w:r>
+            <w:r>
+              <w:rPr>
+                <w:rFonts w:hint="eastAsia"/>
+              </w:rPr>
+              <w:t>。</w:t>
+            </w:r>
+            <w:r>
+              <w:t>原因：</w:t>
+            </w:r>
+            <w:proofErr w:type="spellStart"/>
+            <w:r>
+              <w:t>aws-sdk-cpp</w:t>
+            </w:r>
+            <w:proofErr w:type="spellEnd"/>
+            <w:r>
+              <w:t>的</w:t>
+            </w:r>
+            <w:proofErr w:type="spellStart"/>
+            <w:r>
+              <w:t>cmake</w:t>
+            </w:r>
+            <w:proofErr w:type="spellEnd"/>
+            <w:r>
+              <w:t>集成在</w:t>
+            </w:r>
+            <w:r>
+              <w:t>Ubuntu apt</w:t>
+            </w:r>
+            <w:r>
+              <w:t>环境下存在类似</w:t>
+            </w:r>
+            <w:proofErr w:type="spellStart"/>
+            <w:r>
+              <w:t>gRPC</w:t>
+            </w:r>
+            <w:proofErr w:type="spellEnd"/>
+            <w:r>
+              <w:t>的</w:t>
+            </w:r>
+            <w:r>
+              <w:t>CONFIG</w:t>
+            </w:r>
+            <w:r>
+              <w:t>文件缺失问题，额外引入该依赖会显著增加构建复杂度。</w:t>
+            </w:r>
+            <w:r>
+              <w:t>mc</w:t>
+            </w:r>
+            <w:r>
+              <w:t>作为</w:t>
+            </w:r>
+            <w:proofErr w:type="spellStart"/>
+            <w:r>
+              <w:t>MinIO</w:t>
+            </w:r>
+            <w:proofErr w:type="spellEnd"/>
+            <w:r>
+              <w:t>官方工具行为稳定、可在命令行独立复现，代价仅为</w:t>
+            </w:r>
+            <w:proofErr w:type="spellStart"/>
+            <w:r>
+              <w:t>Dockerfile</w:t>
+            </w:r>
+            <w:proofErr w:type="spellEnd"/>
+            <w:r>
+              <w:t>中增加一行安装命令。</w:t>
+            </w:r>
           </w:p>
         </w:tc>
       </w:tr>
       <w:tr>
         <w:tc>
           <w:tcPr>
-            <w:tcW w:w="846" w:type="dxa"/>
+            <w:tcW w:w="595" w:type="dxa"/>
             <w:vMerge/>
             <w:vAlign w:val="center"/>
           </w:tcPr>
@@ -6105,7 +7531,7 @@
         </w:tc>
         <w:tc>
           <w:tcPr>
-            <w:tcW w:w="425" w:type="dxa"/>
+            <w:tcW w:w="346" w:type="dxa"/>
             <w:gridSpan w:val="2"/>
             <w:vMerge/>
             <w:vAlign w:val="center"/>
@@ -6118,7 +7544,7 @@
         </w:tc>
         <w:tc>
           <w:tcPr>
-            <w:tcW w:w="1985" w:type="dxa"/>
+            <w:tcW w:w="1127" w:type="dxa"/>
             <w:gridSpan w:val="3"/>
             <w:vAlign w:val="center"/>
           </w:tcPr>
@@ -6142,529 +7568,7 @@
         </w:tc>
         <w:tc>
           <w:tcPr>
-            <w:tcW w:w="6480" w:type="dxa"/>
-            <w:gridSpan w:val="3"/>
-            <w:vAlign w:val="center"/>
-          </w:tcPr>
-          <w:p>
-            <w:pPr>
-              <w:spacing w:line="440" w:lineRule="exact"/>
-            </w:pPr>
-          </w:p>
-        </w:tc>
-      </w:tr>
-      <w:tr>
-        <w:tc>
-          <w:tcPr>
-            <w:tcW w:w="846" w:type="dxa"/>
-            <w:vMerge/>
-            <w:vAlign w:val="center"/>
-          </w:tcPr>
-          <w:p>
-            <w:pPr>
-              <w:spacing w:line="440" w:lineRule="exact"/>
-            </w:pPr>
-          </w:p>
-        </w:tc>
-        <w:tc>
-          <w:tcPr>
-            <w:tcW w:w="425" w:type="dxa"/>
-            <w:gridSpan w:val="2"/>
-            <w:vMerge/>
-            <w:vAlign w:val="center"/>
-          </w:tcPr>
-          <w:p>
-            <w:pPr>
-              <w:spacing w:line="440" w:lineRule="exact"/>
-            </w:pPr>
-          </w:p>
-        </w:tc>
-        <w:tc>
-          <w:tcPr>
-            <w:tcW w:w="1985" w:type="dxa"/>
-            <w:gridSpan w:val="3"/>
-            <w:vAlign w:val="center"/>
-          </w:tcPr>
-          <w:p>
-            <w:pPr>
-              <w:spacing w:line="440" w:lineRule="exact"/>
-            </w:pPr>
-            <w:r>
-              <w:rPr>
-                <w:rFonts w:hint="eastAsia"/>
-              </w:rPr>
-              <w:t>对导师的提问</w:t>
-            </w:r>
-          </w:p>
-        </w:tc>
-        <w:tc>
-          <w:tcPr>
-            <w:tcW w:w="6480" w:type="dxa"/>
-            <w:gridSpan w:val="3"/>
-            <w:vAlign w:val="center"/>
-          </w:tcPr>
-          <w:p>
-            <w:pPr>
-              <w:spacing w:line="440" w:lineRule="exact"/>
-            </w:pPr>
-          </w:p>
-        </w:tc>
-      </w:tr>
-      <w:tr>
-        <w:tc>
-          <w:tcPr>
-            <w:tcW w:w="846" w:type="dxa"/>
-            <w:vMerge w:val="restart"/>
-            <w:vAlign w:val="center"/>
-          </w:tcPr>
-          <w:p>
-            <w:pPr>
-              <w:spacing w:line="440" w:lineRule="exact"/>
-            </w:pPr>
-          </w:p>
-        </w:tc>
-        <w:tc>
-          <w:tcPr>
-            <w:tcW w:w="425" w:type="dxa"/>
-            <w:gridSpan w:val="2"/>
-            <w:vMerge w:val="restart"/>
-            <w:vAlign w:val="center"/>
-          </w:tcPr>
-          <w:p>
-            <w:pPr>
-              <w:spacing w:line="440" w:lineRule="exact"/>
-            </w:pPr>
-            <w:r>
-              <w:rPr>
-                <w:rFonts w:hint="eastAsia"/>
-              </w:rPr>
-              <w:t>4</w:t>
-            </w:r>
-          </w:p>
-        </w:tc>
-        <w:tc>
-          <w:tcPr>
-            <w:tcW w:w="1985" w:type="dxa"/>
-            <w:gridSpan w:val="3"/>
-            <w:vAlign w:val="center"/>
-          </w:tcPr>
-          <w:p>
-            <w:pPr>
-              <w:spacing w:line="440" w:lineRule="exact"/>
-            </w:pPr>
-            <w:r>
-              <w:rPr>
-                <w:rFonts w:hint="eastAsia"/>
-              </w:rPr>
-              <w:t>遇到的问题</w:t>
-            </w:r>
-          </w:p>
-        </w:tc>
-        <w:tc>
-          <w:tcPr>
-            <w:tcW w:w="6480" w:type="dxa"/>
-            <w:gridSpan w:val="3"/>
-            <w:vAlign w:val="center"/>
-          </w:tcPr>
-          <w:p>
-            <w:pPr>
-              <w:spacing w:line="440" w:lineRule="exact"/>
-            </w:pPr>
-            <w:r>
-              <w:t xml:space="preserve">Agent </w:t>
-            </w:r>
-            <w:r>
-              <w:t>采集完</w:t>
-            </w:r>
-            <w:proofErr w:type="spellStart"/>
-            <w:r>
-              <w:t>perf.data</w:t>
-            </w:r>
-            <w:proofErr w:type="spellEnd"/>
-            <w:r>
-              <w:t>后，需要把文件上传到</w:t>
-            </w:r>
-            <w:r>
-              <w:t xml:space="preserve"> </w:t>
-            </w:r>
-            <w:proofErr w:type="spellStart"/>
-            <w:r>
-              <w:t>MinIO</w:t>
-            </w:r>
-            <w:proofErr w:type="spellEnd"/>
-            <w:r>
-              <w:rPr>
-                <w:rFonts w:hint="eastAsia"/>
-              </w:rPr>
-              <w:t>。</w:t>
-            </w:r>
-            <w:r>
-              <w:rPr>
-                <w:rFonts w:hint="eastAsia"/>
-              </w:rPr>
-              <w:t>观察到</w:t>
-            </w:r>
-            <w:proofErr w:type="spellStart"/>
-            <w:r>
-              <w:rPr>
-                <w:rFonts w:hint="eastAsia"/>
-              </w:rPr>
-              <w:t>MinIO</w:t>
-            </w:r>
-            <w:proofErr w:type="spellEnd"/>
-            <w:r>
-              <w:rPr>
-                <w:rFonts w:hint="eastAsia"/>
-              </w:rPr>
-              <w:t>通过网络接受文件，必须要符合格式的</w:t>
-            </w:r>
-            <w:r>
-              <w:rPr>
-                <w:rFonts w:hint="eastAsia"/>
-              </w:rPr>
-              <w:t>http</w:t>
-            </w:r>
-            <w:r>
-              <w:rPr>
-                <w:rFonts w:hint="eastAsia"/>
-              </w:rPr>
-              <w:t>请求。而该请求包含防篡改的数字签名。如何实现签名逻辑？</w:t>
-            </w:r>
-          </w:p>
-        </w:tc>
-      </w:tr>
-      <w:tr>
-        <w:tc>
-          <w:tcPr>
-            <w:tcW w:w="846" w:type="dxa"/>
-            <w:vMerge/>
-            <w:vAlign w:val="center"/>
-          </w:tcPr>
-          <w:p>
-            <w:pPr>
-              <w:spacing w:line="440" w:lineRule="exact"/>
-            </w:pPr>
-          </w:p>
-        </w:tc>
-        <w:tc>
-          <w:tcPr>
-            <w:tcW w:w="425" w:type="dxa"/>
-            <w:gridSpan w:val="2"/>
-            <w:vMerge/>
-            <w:vAlign w:val="center"/>
-          </w:tcPr>
-          <w:p>
-            <w:pPr>
-              <w:spacing w:line="440" w:lineRule="exact"/>
-            </w:pPr>
-          </w:p>
-        </w:tc>
-        <w:tc>
-          <w:tcPr>
-            <w:tcW w:w="1985" w:type="dxa"/>
-            <w:gridSpan w:val="3"/>
-            <w:vAlign w:val="center"/>
-          </w:tcPr>
-          <w:p>
-            <w:pPr>
-              <w:spacing w:line="440" w:lineRule="exact"/>
-            </w:pPr>
-            <w:r>
-              <w:rPr>
-                <w:rFonts w:hint="eastAsia"/>
-              </w:rPr>
-              <w:t>自己的推理</w:t>
-            </w:r>
-          </w:p>
-        </w:tc>
-        <w:tc>
-          <w:tcPr>
-            <w:tcW w:w="6480" w:type="dxa"/>
-            <w:gridSpan w:val="3"/>
-            <w:vAlign w:val="center"/>
-          </w:tcPr>
-          <w:p>
-            <w:pPr>
-              <w:spacing w:line="440" w:lineRule="exact"/>
-            </w:pPr>
-            <w:r>
-              <w:rPr>
-                <w:rFonts w:hint="eastAsia"/>
-              </w:rPr>
-              <w:t>搜索了解</w:t>
-            </w:r>
-            <w:r>
-              <w:t>AWS S3</w:t>
-            </w:r>
-            <w:r>
-              <w:t>规定的</w:t>
-            </w:r>
-            <w:r>
-              <w:t>SigV4</w:t>
-            </w:r>
-            <w:r>
-              <w:t>算法</w:t>
-            </w:r>
-            <w:r>
-              <w:rPr>
-                <w:rFonts w:hint="eastAsia"/>
-              </w:rPr>
-              <w:t>。了解到实现完整的签名算法逻辑</w:t>
-            </w:r>
-            <w:r>
-              <w:rPr>
-                <w:rFonts w:hint="eastAsia"/>
-              </w:rPr>
-              <w:t>需要引入</w:t>
-            </w:r>
-            <w:r>
-              <w:t>S3 SDK</w:t>
-            </w:r>
-            <w:r>
-              <w:rPr>
-                <w:rFonts w:hint="eastAsia"/>
-              </w:rPr>
-              <w:t>库，需要自行编写</w:t>
-            </w:r>
-            <w:r>
-              <w:t xml:space="preserve">SigV4 </w:t>
-            </w:r>
-            <w:r>
-              <w:t>签名、连接池、错误重试</w:t>
-            </w:r>
-            <w:r>
-              <w:rPr>
-                <w:rFonts w:hint="eastAsia"/>
-              </w:rPr>
-              <w:t>等功能，同时需要配置环境。任务量较大且测试复杂性较高。舍弃此方法。</w:t>
-            </w:r>
-          </w:p>
-        </w:tc>
-      </w:tr>
-      <w:tr>
-        <w:tc>
-          <w:tcPr>
-            <w:tcW w:w="846" w:type="dxa"/>
-            <w:vMerge/>
-            <w:vAlign w:val="center"/>
-          </w:tcPr>
-          <w:p>
-            <w:pPr>
-              <w:spacing w:line="440" w:lineRule="exact"/>
-            </w:pPr>
-          </w:p>
-        </w:tc>
-        <w:tc>
-          <w:tcPr>
-            <w:tcW w:w="425" w:type="dxa"/>
-            <w:gridSpan w:val="2"/>
-            <w:vMerge/>
-            <w:vAlign w:val="center"/>
-          </w:tcPr>
-          <w:p>
-            <w:pPr>
-              <w:spacing w:line="440" w:lineRule="exact"/>
-            </w:pPr>
-          </w:p>
-        </w:tc>
-        <w:tc>
-          <w:tcPr>
-            <w:tcW w:w="1985" w:type="dxa"/>
-            <w:gridSpan w:val="3"/>
-            <w:vAlign w:val="center"/>
-          </w:tcPr>
-          <w:p>
-            <w:pPr>
-              <w:spacing w:line="440" w:lineRule="exact"/>
-            </w:pPr>
-            <w:r>
-              <w:rPr>
-                <w:rFonts w:hint="eastAsia"/>
-              </w:rPr>
-              <w:t>采取行动</w:t>
-            </w:r>
-          </w:p>
-        </w:tc>
-        <w:tc>
-          <w:tcPr>
-            <w:tcW w:w="6480" w:type="dxa"/>
-            <w:gridSpan w:val="3"/>
-            <w:vAlign w:val="center"/>
-          </w:tcPr>
-          <w:p>
-            <w:pPr>
-              <w:spacing w:line="440" w:lineRule="exact"/>
-            </w:pPr>
-            <w:r>
-              <w:rPr>
-                <w:rFonts w:hint="eastAsia"/>
-              </w:rPr>
-              <w:t>询问</w:t>
-            </w:r>
-            <w:r>
-              <w:rPr>
-                <w:rFonts w:hint="eastAsia"/>
-              </w:rPr>
-              <w:t>ai</w:t>
-            </w:r>
-            <w:r>
-              <w:rPr>
-                <w:rFonts w:hint="eastAsia"/>
-              </w:rPr>
-              <w:t>有无引入</w:t>
-            </w:r>
-            <w:r>
-              <w:t>S3 SDK</w:t>
-            </w:r>
-            <w:r>
-              <w:rPr>
-                <w:rFonts w:hint="eastAsia"/>
-              </w:rPr>
-              <w:t>库以外的方法。并询问其给出的方法好在哪？</w:t>
-            </w:r>
-            <w:r>
-              <w:rPr>
-                <w:rFonts w:hint="eastAsia"/>
-              </w:rPr>
-              <w:t>最后选择</w:t>
-            </w:r>
-            <w:r>
-              <w:t>通过</w:t>
-            </w:r>
-            <w:proofErr w:type="spellStart"/>
-            <w:r>
-              <w:t>fork+exec</w:t>
-            </w:r>
-            <w:proofErr w:type="spellEnd"/>
-            <w:r>
-              <w:t xml:space="preserve"> mc cp</w:t>
-            </w:r>
-            <w:r>
-              <w:t>上传</w:t>
-            </w:r>
-            <w:r>
-              <w:rPr>
-                <w:rFonts w:hint="eastAsia"/>
-              </w:rPr>
-              <w:t>。</w:t>
-            </w:r>
-            <w:r>
-              <w:t>原因：</w:t>
-            </w:r>
-            <w:proofErr w:type="spellStart"/>
-            <w:r>
-              <w:t>aws-sdk-cpp</w:t>
-            </w:r>
-            <w:proofErr w:type="spellEnd"/>
-            <w:r>
-              <w:t>的</w:t>
-            </w:r>
-            <w:proofErr w:type="spellStart"/>
-            <w:r>
-              <w:t>cmake</w:t>
-            </w:r>
-            <w:proofErr w:type="spellEnd"/>
-            <w:r>
-              <w:t>集成在</w:t>
-            </w:r>
-            <w:r>
-              <w:t>Ubuntu apt</w:t>
-            </w:r>
-            <w:r>
-              <w:t>环境下存在类似</w:t>
-            </w:r>
-            <w:proofErr w:type="spellStart"/>
-            <w:r>
-              <w:t>gRPC</w:t>
-            </w:r>
-            <w:proofErr w:type="spellEnd"/>
-            <w:r>
-              <w:t>的</w:t>
-            </w:r>
-            <w:r>
-              <w:t>CONFIG</w:t>
-            </w:r>
-            <w:r>
-              <w:t>文件缺失问题，额外引入该依赖会显著增加构建复杂度。</w:t>
-            </w:r>
-            <w:r>
-              <w:t>mc</w:t>
-            </w:r>
-            <w:r>
-              <w:t>作为</w:t>
-            </w:r>
-            <w:proofErr w:type="spellStart"/>
-            <w:r>
-              <w:t>MinIO</w:t>
-            </w:r>
-            <w:proofErr w:type="spellEnd"/>
-            <w:r>
-              <w:t>官方工具行为稳定、可在命令行独立复现，代价仅为</w:t>
-            </w:r>
-            <w:proofErr w:type="spellStart"/>
-            <w:r>
-              <w:t>Dockerfile</w:t>
-            </w:r>
-            <w:proofErr w:type="spellEnd"/>
-            <w:r>
-              <w:t>中增加一行安装命令。</w:t>
-            </w:r>
-          </w:p>
-        </w:tc>
-      </w:tr>
-      <w:tr>
-        <w:tc>
-          <w:tcPr>
-            <w:tcW w:w="846" w:type="dxa"/>
-            <w:vMerge/>
-            <w:vAlign w:val="center"/>
-          </w:tcPr>
-          <w:p>
-            <w:pPr>
-              <w:spacing w:line="440" w:lineRule="exact"/>
-            </w:pPr>
-          </w:p>
-        </w:tc>
-        <w:tc>
-          <w:tcPr>
-            <w:tcW w:w="425" w:type="dxa"/>
-            <w:gridSpan w:val="2"/>
-            <w:vMerge/>
-            <w:vAlign w:val="center"/>
-          </w:tcPr>
-          <w:p>
-            <w:pPr>
-              <w:spacing w:line="440" w:lineRule="exact"/>
-            </w:pPr>
-          </w:p>
-        </w:tc>
-        <w:tc>
-          <w:tcPr>
-            <w:tcW w:w="1985" w:type="dxa"/>
-            <w:gridSpan w:val="3"/>
-            <w:vAlign w:val="center"/>
-          </w:tcPr>
-          <w:p>
-            <w:pPr>
-              <w:spacing w:line="440" w:lineRule="exact"/>
-            </w:pPr>
-            <w:r>
-              <w:rPr>
-                <w:rFonts w:hint="eastAsia"/>
-              </w:rPr>
-              <w:t>AI</w:t>
-            </w:r>
-            <w:r>
-              <w:rPr>
-                <w:rFonts w:hint="eastAsia"/>
-              </w:rPr>
-              <w:t>的回答</w:t>
-            </w:r>
-          </w:p>
-        </w:tc>
-        <w:tc>
-          <w:tcPr>
-            <w:tcW w:w="6480" w:type="dxa"/>
+            <w:tcW w:w="7668" w:type="dxa"/>
             <w:gridSpan w:val="3"/>
             <w:vAlign w:val="center"/>
           </w:tcPr>
@@ -6817,7 +7721,16 @@
               <w:spacing w:line="440" w:lineRule="exact"/>
             </w:pPr>
             <w:r>
-              <w:t>你如何证明你给的方案就是好的？为什么上传文件需要这两个方案二选一？</w:t>
+              <w:t>你如何证明你给的方案就是好的？为什么上传文件需要这两个方案二选</w:t>
+            </w:r>
+            <w:proofErr w:type="gramStart"/>
+            <w:r>
+              <w:lastRenderedPageBreak/>
+              <w:t>一</w:t>
+            </w:r>
+            <w:proofErr w:type="gramEnd"/>
+            <w:r>
+              <w:t>？</w:t>
             </w:r>
             <w:r>
               <w:t xml:space="preserve"> </w:t>
@@ -6975,7 +7888,6 @@
               <w:spacing w:line="440" w:lineRule="exact"/>
             </w:pPr>
             <w:r>
-              <w:lastRenderedPageBreak/>
               <w:t>你的程序</w:t>
             </w:r>
             <w:r>
@@ -7037,7 +7949,7 @@
             </w:pPr>
             <w:r>
               <w:pict w14:anchorId="78A00884">
-                <v:rect id="_x0000_i1113" style="width:259.75pt;height:1.4pt" o:hrpct="533" o:hralign="center" o:hrstd="t" o:hr="t" fillcolor="#a0a0a0" stroked="f"/>
+                <v:rect id="_x0000_i1119" style="width:259.75pt;height:1.4pt" o:hrpct="533" o:hralign="center" o:hrstd="t" o:hr="t" fillcolor="#a0a0a0" stroked="f"/>
               </w:pict>
             </w:r>
           </w:p>
@@ -7284,7 +8196,15 @@
                     <w:t xml:space="preserve"> </w:t>
                   </w:r>
                   <w:r>
-                    <w:t>编译一次要</w:t>
+                    <w:t>编译</w:t>
+                  </w:r>
+                  <w:proofErr w:type="gramStart"/>
+                  <w:r>
+                    <w:t>一</w:t>
+                  </w:r>
+                  <w:proofErr w:type="gramEnd"/>
+                  <w:r>
+                    <w:t>次要</w:t>
                   </w:r>
                   <w:r>
                     <w:t xml:space="preserve"> 20-40 </w:t>
@@ -7415,7 +8335,15 @@
                     <w:spacing w:line="440" w:lineRule="exact"/>
                   </w:pPr>
                   <w:r>
-                    <w:t>上传失败能不能手动测试</w:t>
+                    <w:t>上</w:t>
+                  </w:r>
+                  <w:proofErr w:type="gramStart"/>
+                  <w:r>
+                    <w:t>传失败</w:t>
+                  </w:r>
+                  <w:proofErr w:type="gramEnd"/>
+                  <w:r>
+                    <w:t>能不能手动测试</w:t>
                   </w:r>
                 </w:p>
               </w:tc>
@@ -7483,8 +8411,13 @@
                     <w:t>7</w:t>
                   </w:r>
                   <w:r>
-                    <w:t>天项目里值不值</w:t>
+                    <w:t>天</w:t>
                   </w:r>
+                  <w:proofErr w:type="gramStart"/>
+                  <w:r>
+                    <w:t>项目里值不值</w:t>
+                  </w:r>
+                  <w:proofErr w:type="gramEnd"/>
                 </w:p>
               </w:tc>
               <w:tc>
@@ -7541,7 +8474,15 @@
                     <w:t>20</w:t>
                   </w:r>
                   <w:r>
-                    <w:t>分钟，剩更多时间</w:t>
+                    <w:t>分钟，</w:t>
+                  </w:r>
+                  <w:proofErr w:type="gramStart"/>
+                  <w:r>
+                    <w:t>剩更多</w:t>
+                  </w:r>
+                  <w:proofErr w:type="gramEnd"/>
+                  <w:r>
+                    <w:t>时间</w:t>
                   </w:r>
                 </w:p>
               </w:tc>
@@ -7616,7 +8557,7 @@
       <w:tr>
         <w:tc>
           <w:tcPr>
-            <w:tcW w:w="846" w:type="dxa"/>
+            <w:tcW w:w="595" w:type="dxa"/>
             <w:vMerge/>
             <w:vAlign w:val="center"/>
           </w:tcPr>
@@ -7628,7 +8569,7 @@
         </w:tc>
         <w:tc>
           <w:tcPr>
-            <w:tcW w:w="425" w:type="dxa"/>
+            <w:tcW w:w="346" w:type="dxa"/>
             <w:gridSpan w:val="2"/>
             <w:vMerge/>
             <w:vAlign w:val="center"/>
@@ -7641,7 +8582,7 @@
         </w:tc>
         <w:tc>
           <w:tcPr>
-            <w:tcW w:w="1985" w:type="dxa"/>
+            <w:tcW w:w="1127" w:type="dxa"/>
             <w:gridSpan w:val="3"/>
             <w:vAlign w:val="center"/>
           </w:tcPr>
@@ -7659,7 +8600,7 @@
         </w:tc>
         <w:tc>
           <w:tcPr>
-            <w:tcW w:w="6480" w:type="dxa"/>
+            <w:tcW w:w="7668" w:type="dxa"/>
             <w:gridSpan w:val="3"/>
             <w:vAlign w:val="center"/>
           </w:tcPr>
@@ -7697,7 +8638,7 @@
       <w:tr>
         <w:tc>
           <w:tcPr>
-            <w:tcW w:w="846" w:type="dxa"/>
+            <w:tcW w:w="595" w:type="dxa"/>
             <w:vMerge w:val="restart"/>
             <w:vAlign w:val="center"/>
           </w:tcPr>
@@ -7709,7 +8650,7 @@
         </w:tc>
         <w:tc>
           <w:tcPr>
-            <w:tcW w:w="425" w:type="dxa"/>
+            <w:tcW w:w="346" w:type="dxa"/>
             <w:gridSpan w:val="2"/>
             <w:vMerge w:val="restart"/>
             <w:vAlign w:val="center"/>
@@ -7728,7 +8669,7 @@
         </w:tc>
         <w:tc>
           <w:tcPr>
-            <w:tcW w:w="1985" w:type="dxa"/>
+            <w:tcW w:w="1127" w:type="dxa"/>
             <w:gridSpan w:val="3"/>
             <w:vAlign w:val="center"/>
           </w:tcPr>
@@ -7746,7 +8687,7 @@
         </w:tc>
         <w:tc>
           <w:tcPr>
-            <w:tcW w:w="6480" w:type="dxa"/>
+            <w:tcW w:w="7668" w:type="dxa"/>
             <w:gridSpan w:val="3"/>
             <w:vAlign w:val="center"/>
           </w:tcPr>
@@ -7784,7 +8725,7 @@
       <w:tr>
         <w:tc>
           <w:tcPr>
-            <w:tcW w:w="846" w:type="dxa"/>
+            <w:tcW w:w="595" w:type="dxa"/>
             <w:vMerge/>
             <w:vAlign w:val="center"/>
           </w:tcPr>
@@ -7796,7 +8737,7 @@
         </w:tc>
         <w:tc>
           <w:tcPr>
-            <w:tcW w:w="425" w:type="dxa"/>
+            <w:tcW w:w="346" w:type="dxa"/>
             <w:gridSpan w:val="2"/>
             <w:vMerge/>
             <w:vAlign w:val="center"/>
@@ -7809,7 +8750,7 @@
         </w:tc>
         <w:tc>
           <w:tcPr>
-            <w:tcW w:w="1985" w:type="dxa"/>
+            <w:tcW w:w="1127" w:type="dxa"/>
             <w:gridSpan w:val="3"/>
             <w:vAlign w:val="center"/>
           </w:tcPr>
@@ -7827,7 +8768,7 @@
         </w:tc>
         <w:tc>
           <w:tcPr>
-            <w:tcW w:w="6480" w:type="dxa"/>
+            <w:tcW w:w="7668" w:type="dxa"/>
             <w:gridSpan w:val="3"/>
             <w:vAlign w:val="center"/>
           </w:tcPr>
@@ -7835,13 +8776,92 @@
             <w:pPr>
               <w:spacing w:line="440" w:lineRule="exact"/>
             </w:pPr>
+            <w:r>
+              <w:rPr>
+                <w:rFonts w:hint="eastAsia"/>
+              </w:rPr>
+              <w:t>推测</w:t>
+            </w:r>
+            <w:r>
+              <w:t>是软链接目标路径在容器里不存在</w:t>
+            </w:r>
+            <w:r>
+              <w:t>——/</w:t>
+            </w:r>
+            <w:proofErr w:type="spellStart"/>
+            <w:r>
+              <w:t>usr</w:t>
+            </w:r>
+            <w:proofErr w:type="spellEnd"/>
+            <w:r>
+              <w:t>/bin/perf </w:t>
+            </w:r>
+            <w:r>
+              <w:t>在宿主机上通常是个软链接，指向</w:t>
+            </w:r>
+            <w:r>
+              <w:t> /</w:t>
+            </w:r>
+            <w:proofErr w:type="spellStart"/>
+            <w:r>
+              <w:t>usr</w:t>
+            </w:r>
+            <w:proofErr w:type="spellEnd"/>
+            <w:r>
+              <w:t>/lib/</w:t>
+            </w:r>
+            <w:proofErr w:type="spellStart"/>
+            <w:r>
+              <w:t>linux</w:t>
+            </w:r>
+            <w:proofErr w:type="spellEnd"/>
+            <w:r>
+              <w:t>-tools/&lt;</w:t>
+            </w:r>
+            <w:r>
+              <w:t>内核版本</w:t>
+            </w:r>
+            <w:r>
+              <w:t>&gt;/perf</w:t>
+            </w:r>
+            <w:r>
+              <w:t>，如果只挂载</w:t>
+            </w:r>
+            <w:r>
+              <w:t> /</w:t>
+            </w:r>
+            <w:proofErr w:type="spellStart"/>
+            <w:r>
+              <w:t>usr</w:t>
+            </w:r>
+            <w:proofErr w:type="spellEnd"/>
+            <w:r>
+              <w:t>/bin/perf </w:t>
+            </w:r>
+            <w:r>
+              <w:t>这一个文件，容器里这个链接会指向一个不存在的目标，所以才报错。由此推断：把整个</w:t>
+            </w:r>
+            <w:r>
+              <w:t> </w:t>
+            </w:r>
+            <w:proofErr w:type="spellStart"/>
+            <w:r>
+              <w:t>linux</w:t>
+            </w:r>
+            <w:proofErr w:type="spellEnd"/>
+            <w:r>
+              <w:t>-tools </w:t>
+            </w:r>
+            <w:r>
+              <w:t>目录结构都挂进去，软链接就能在容器里正确解析</w:t>
+            </w:r>
           </w:p>
         </w:tc>
       </w:tr>
       <w:tr>
         <w:tc>
           <w:tcPr>
-            <w:tcW w:w="846" w:type="dxa"/>
+            <w:tcW w:w="595" w:type="dxa"/>
             <w:vMerge/>
             <w:vAlign w:val="center"/>
           </w:tcPr>
@@ -7853,7 +8873,7 @@
         </w:tc>
         <w:tc>
           <w:tcPr>
-            <w:tcW w:w="425" w:type="dxa"/>
+            <w:tcW w:w="346" w:type="dxa"/>
             <w:gridSpan w:val="2"/>
             <w:vMerge/>
             <w:vAlign w:val="center"/>
@@ -7866,7 +8886,7 @@
         </w:tc>
         <w:tc>
           <w:tcPr>
-            <w:tcW w:w="1985" w:type="dxa"/>
+            <w:tcW w:w="1127" w:type="dxa"/>
             <w:gridSpan w:val="3"/>
             <w:vAlign w:val="center"/>
           </w:tcPr>
@@ -7884,7 +8904,7 @@
         </w:tc>
         <w:tc>
           <w:tcPr>
-            <w:tcW w:w="6480" w:type="dxa"/>
+            <w:tcW w:w="7668" w:type="dxa"/>
             <w:gridSpan w:val="3"/>
             <w:vAlign w:val="center"/>
           </w:tcPr>
@@ -7892,13 +8912,92 @@
             <w:pPr>
               <w:spacing w:line="440" w:lineRule="exact"/>
             </w:pPr>
+            <w:r>
+              <w:t xml:space="preserve">1. </w:t>
+            </w:r>
+            <w:r>
+              <w:t>检查</w:t>
+            </w:r>
+            <w:r>
+              <w:t> /</w:t>
+            </w:r>
+            <w:proofErr w:type="spellStart"/>
+            <w:r>
+              <w:t>usr</w:t>
+            </w:r>
+            <w:proofErr w:type="spellEnd"/>
+            <w:r>
+              <w:t>/bin/perf </w:t>
+            </w:r>
+            <w:r>
+              <w:t>在宿主机上的真实链接关系；</w:t>
+            </w:r>
+            <w:r>
+              <w:t xml:space="preserve">2. </w:t>
+            </w:r>
+            <w:r>
+              <w:t>修改</w:t>
+            </w:r>
+            <w:r>
+              <w:t> docker-</w:t>
+            </w:r>
+            <w:proofErr w:type="spellStart"/>
+            <w:r>
+              <w:t>compose.yml</w:t>
+            </w:r>
+            <w:proofErr w:type="spellEnd"/>
+            <w:r>
+              <w:t>，把</w:t>
+            </w:r>
+            <w:proofErr w:type="gramStart"/>
+            <w:r>
+              <w:t>单文件</w:t>
+            </w:r>
+            <w:proofErr w:type="gramEnd"/>
+            <w:r>
+              <w:t>挂载改成挂载整个</w:t>
+            </w:r>
+            <w:r>
+              <w:t> /</w:t>
+            </w:r>
+            <w:proofErr w:type="spellStart"/>
+            <w:r>
+              <w:t>usr</w:t>
+            </w:r>
+            <w:proofErr w:type="spellEnd"/>
+            <w:r>
+              <w:t>/lib/</w:t>
+            </w:r>
+            <w:proofErr w:type="spellStart"/>
+            <w:r>
+              <w:t>linux</w:t>
+            </w:r>
+            <w:proofErr w:type="spellEnd"/>
+            <w:r>
+              <w:t>-tools </w:t>
+            </w:r>
+            <w:r>
+              <w:t>目录；</w:t>
+            </w:r>
+            <w:r>
+              <w:t xml:space="preserve">3. </w:t>
+            </w:r>
+            <w:r>
+              <w:t>进容器执行</w:t>
+            </w:r>
+            <w:r>
+              <w:t> perf --version </w:t>
+            </w:r>
+            <w:r>
+              <w:t>验证是否解决</w:t>
+            </w:r>
           </w:p>
         </w:tc>
       </w:tr>
       <w:tr>
         <w:tc>
           <w:tcPr>
-            <w:tcW w:w="846" w:type="dxa"/>
+            <w:tcW w:w="595" w:type="dxa"/>
             <w:vMerge/>
             <w:vAlign w:val="center"/>
           </w:tcPr>
@@ -7910,7 +9009,7 @@
         </w:tc>
         <w:tc>
           <w:tcPr>
-            <w:tcW w:w="425" w:type="dxa"/>
+            <w:tcW w:w="346" w:type="dxa"/>
             <w:gridSpan w:val="2"/>
             <w:vMerge/>
             <w:vAlign w:val="center"/>
@@ -7923,7 +9022,7 @@
         </w:tc>
         <w:tc>
           <w:tcPr>
-            <w:tcW w:w="1985" w:type="dxa"/>
+            <w:tcW w:w="1127" w:type="dxa"/>
             <w:gridSpan w:val="3"/>
             <w:vAlign w:val="center"/>
           </w:tcPr>
@@ -7950,7 +9049,7 @@
         </w:tc>
         <w:tc>
           <w:tcPr>
-            <w:tcW w:w="6480" w:type="dxa"/>
+            <w:tcW w:w="7668" w:type="dxa"/>
             <w:gridSpan w:val="3"/>
             <w:vAlign w:val="center"/>
           </w:tcPr>
@@ -7958,13 +9057,306 @@
             <w:pPr>
               <w:spacing w:line="440" w:lineRule="exact"/>
             </w:pPr>
+            <w:r>
+              <w:rPr>
+                <w:rFonts w:hint="eastAsia"/>
+              </w:rPr>
+              <w:t>Claude</w:t>
+            </w:r>
+            <w:r>
+              <w:rPr>
+                <w:rFonts w:hint="eastAsia"/>
+              </w:rPr>
+              <w:t>：</w:t>
+            </w:r>
+          </w:p>
+          <w:p>
+            <w:pPr>
+              <w:spacing w:line="440" w:lineRule="exact"/>
+            </w:pPr>
+            <w:r>
+              <w:rPr>
+                <w:rFonts w:hint="eastAsia"/>
+              </w:rPr>
+              <w:t>A(</w:t>
+            </w:r>
+            <w:r>
+              <w:rPr>
+                <w:rFonts w:hint="eastAsia"/>
+              </w:rPr>
+              <w:t>核心回答</w:t>
+            </w:r>
+            <w:r>
+              <w:rPr>
+                <w:rFonts w:hint="eastAsia"/>
+              </w:rPr>
+              <w:t>):</w:t>
+            </w:r>
+          </w:p>
+          <w:p>
+            <w:pPr>
+              <w:spacing w:line="440" w:lineRule="exact"/>
+              <w:rPr>
+                <w:rFonts w:hint="eastAsia"/>
+              </w:rPr>
+            </w:pPr>
+            <w:r>
+              <w:t>分两轮：第一轮确认</w:t>
+            </w:r>
+            <w:r>
+              <w:t>"</w:t>
+            </w:r>
+            <w:proofErr w:type="gramStart"/>
+            <w:r>
+              <w:t>挂整个</w:t>
+            </w:r>
+            <w:proofErr w:type="gramEnd"/>
+            <w:r>
+              <w:t>目录而不是</w:t>
+            </w:r>
+            <w:proofErr w:type="gramStart"/>
+            <w:r>
+              <w:t>单文件</w:t>
+            </w:r>
+            <w:proofErr w:type="gramEnd"/>
+            <w:r>
+              <w:t>"</w:t>
+            </w:r>
+            <w:r>
+              <w:t>的思路是对的，能解决软链接断裂问题。第二轮发现新问题</w:t>
+            </w:r>
+            <w:r>
+              <w:t>——</w:t>
+            </w:r>
+            <w:proofErr w:type="gramStart"/>
+            <w:r>
+              <w:t>链接走</w:t>
+            </w:r>
+            <w:proofErr w:type="gramEnd"/>
+            <w:r>
+              <w:t>到底之后是一个动态链接的</w:t>
+            </w:r>
+            <w:r>
+              <w:t xml:space="preserve"> ELF </w:t>
+            </w:r>
+            <w:r>
+              <w:t>二进制，依赖</w:t>
+            </w:r>
+            <w:r>
+              <w:t> </w:t>
+            </w:r>
+            <w:proofErr w:type="spellStart"/>
+            <w:r>
+              <w:t>libdw</w:t>
+            </w:r>
+            <w:proofErr w:type="spellEnd"/>
+            <w:r>
+              <w:t>、</w:t>
+            </w:r>
+            <w:proofErr w:type="spellStart"/>
+            <w:r>
+              <w:t>libunwind</w:t>
+            </w:r>
+            <w:proofErr w:type="spellEnd"/>
+            <w:r>
+              <w:t>、</w:t>
+            </w:r>
+            <w:proofErr w:type="spellStart"/>
+            <w:r>
+              <w:t>libslang</w:t>
+            </w:r>
+            <w:proofErr w:type="spellEnd"/>
+            <w:r>
+              <w:t>、</w:t>
+            </w:r>
+            <w:proofErr w:type="spellStart"/>
+            <w:r>
+              <w:t>libnuma</w:t>
+            </w:r>
+            <w:proofErr w:type="spellEnd"/>
+            <w:r>
+              <w:t>、</w:t>
+            </w:r>
+            <w:proofErr w:type="spellStart"/>
+            <w:r>
+              <w:t>libtraceevent</w:t>
+            </w:r>
+            <w:proofErr w:type="spellEnd"/>
+            <w:r>
+              <w:t> </w:t>
+            </w:r>
+            <w:r>
+              <w:t>等用户态共享库，这些库容器里没装，会报</w:t>
+            </w:r>
+            <w:r>
+              <w:t xml:space="preserve"> "error while loading shared libraries"</w:t>
+            </w:r>
+            <w:r>
+              <w:t>。同时指出：</w:t>
+            </w:r>
+            <w:r>
+              <w:t xml:space="preserve">"perf not found for kernel 6.8.0-124" </w:t>
+            </w:r>
+            <w:r>
+              <w:t>这类报</w:t>
+            </w:r>
+            <w:proofErr w:type="gramStart"/>
+            <w:r>
+              <w:t>错其实</w:t>
+            </w:r>
+            <w:proofErr w:type="gramEnd"/>
+            <w:r>
+              <w:t>来自</w:t>
+            </w:r>
+            <w:r>
+              <w:t> /</w:t>
+            </w:r>
+            <w:proofErr w:type="spellStart"/>
+            <w:r>
+              <w:t>usr</w:t>
+            </w:r>
+            <w:proofErr w:type="spellEnd"/>
+            <w:r>
+              <w:t>/bin/perf </w:t>
+            </w:r>
+            <w:r>
+              <w:t>本身</w:t>
+            </w:r>
+            <w:r>
+              <w:t>——</w:t>
+            </w:r>
+            <w:r>
+              <w:t>它在</w:t>
+            </w:r>
+            <w:r>
+              <w:t xml:space="preserve"> Ubuntu </w:t>
+            </w:r>
+            <w:r>
+              <w:t>上不是软链接，是一段检测脚本（依赖</w:t>
+            </w:r>
+            <w:r>
+              <w:t> </w:t>
+            </w:r>
+            <w:proofErr w:type="spellStart"/>
+            <w:r>
+              <w:t>lsb_release</w:t>
+            </w:r>
+            <w:proofErr w:type="spellEnd"/>
+            <w:r>
+              <w:t> </w:t>
+            </w:r>
+            <w:r>
+              <w:t>判断发行版再找真实二进制），如果直接</w:t>
+            </w:r>
+            <w:r>
+              <w:t> which perf </w:t>
+            </w:r>
+            <w:r>
+              <w:t>拿这个脚本路径去挂载，容器里没有</w:t>
+            </w:r>
+            <w:r>
+              <w:t> </w:t>
+            </w:r>
+            <w:proofErr w:type="spellStart"/>
+            <w:r>
+              <w:t>lsb_release</w:t>
+            </w:r>
+            <w:proofErr w:type="spellEnd"/>
+            <w:r>
+              <w:t> </w:t>
+            </w:r>
+            <w:r>
+              <w:t>会导致脚本直接报错退出（这就是</w:t>
+            </w:r>
+            <w:r>
+              <w:t xml:space="preserve"> exit code 2 </w:t>
+            </w:r>
+            <w:r>
+              <w:t>的来源，区别于</w:t>
+            </w:r>
+            <w:r>
+              <w:t xml:space="preserve"> perf </w:t>
+            </w:r>
+            <w:r>
+              <w:t>二进制自身运行失败的</w:t>
+            </w:r>
+            <w:r>
+              <w:t xml:space="preserve"> exit code</w:t>
+            </w:r>
+            <w:r>
+              <w:t>）。最终方案：</w:t>
+            </w:r>
+            <w:r>
+              <w:t xml:space="preserve">apt </w:t>
+            </w:r>
+            <w:r>
+              <w:t>装齐共享库</w:t>
+            </w:r>
+            <w:r>
+              <w:t xml:space="preserve"> + </w:t>
+            </w:r>
+            <w:r>
+              <w:t>改用</w:t>
+            </w:r>
+            <w:r>
+              <w:t> </w:t>
+            </w:r>
+            <w:proofErr w:type="spellStart"/>
+            <w:r>
+              <w:t>readlink</w:t>
+            </w:r>
+            <w:proofErr w:type="spellEnd"/>
+            <w:r>
+              <w:t xml:space="preserve"> -f /</w:t>
+            </w:r>
+            <w:proofErr w:type="spellStart"/>
+            <w:r>
+              <w:t>usr</w:t>
+            </w:r>
+            <w:proofErr w:type="spellEnd"/>
+            <w:r>
+              <w:t>/lib/</w:t>
+            </w:r>
+            <w:proofErr w:type="spellStart"/>
+            <w:r>
+              <w:t>linux</w:t>
+            </w:r>
+            <w:proofErr w:type="spellEnd"/>
+            <w:r>
+              <w:t>-tools/$(</w:t>
+            </w:r>
+            <w:proofErr w:type="spellStart"/>
+            <w:r>
+              <w:t>uname</w:t>
+            </w:r>
+            <w:proofErr w:type="spellEnd"/>
+            <w:r>
+              <w:t xml:space="preserve"> -r)/perf </w:t>
+            </w:r>
+            <w:r>
+              <w:t>直接解析出真实二进制路径，绕开那段检测脚本，通过</w:t>
+            </w:r>
+            <w:r>
+              <w:t> HOST_PERF_PATH </w:t>
+            </w:r>
+            <w:r>
+              <w:t>环境变量动态注入，不写</w:t>
+            </w:r>
+            <w:proofErr w:type="gramStart"/>
+            <w:r>
+              <w:t>死任何</w:t>
+            </w:r>
+            <w:proofErr w:type="gramEnd"/>
+            <w:r>
+              <w:t>版本号</w:t>
+            </w:r>
           </w:p>
         </w:tc>
       </w:tr>
       <w:tr>
         <w:tc>
           <w:tcPr>
-            <w:tcW w:w="846" w:type="dxa"/>
+            <w:tcW w:w="595" w:type="dxa"/>
             <w:vMerge/>
             <w:vAlign w:val="center"/>
           </w:tcPr>
@@ -7976,7 +9368,7 @@
         </w:tc>
         <w:tc>
           <w:tcPr>
-            <w:tcW w:w="425" w:type="dxa"/>
+            <w:tcW w:w="346" w:type="dxa"/>
             <w:gridSpan w:val="2"/>
             <w:vMerge/>
             <w:vAlign w:val="center"/>
@@ -7989,7 +9381,7 @@
         </w:tc>
         <w:tc>
           <w:tcPr>
-            <w:tcW w:w="1985" w:type="dxa"/>
+            <w:tcW w:w="1127" w:type="dxa"/>
             <w:gridSpan w:val="3"/>
             <w:vAlign w:val="center"/>
           </w:tcPr>
@@ -8007,7 +9399,7 @@
         </w:tc>
         <w:tc>
           <w:tcPr>
-            <w:tcW w:w="6480" w:type="dxa"/>
+            <w:tcW w:w="7668" w:type="dxa"/>
             <w:gridSpan w:val="3"/>
             <w:vAlign w:val="center"/>
           </w:tcPr>
@@ -8015,36 +9407,71 @@
             <w:pPr>
               <w:spacing w:line="440" w:lineRule="exact"/>
             </w:pPr>
+            <w:r>
+              <w:t>生产环境部署</w:t>
+            </w:r>
+            <w:r>
+              <w:t>perf</w:t>
+            </w:r>
+            <w:r>
+              <w:t>类工具时，业界一般怎么处理</w:t>
+            </w:r>
+            <w:r>
+              <w:t>"</w:t>
+            </w:r>
+            <w:r>
+              <w:t>容器内置</w:t>
+            </w:r>
+            <w:r>
+              <w:t>vs</w:t>
+            </w:r>
+            <w:r>
+              <w:t>挂载宿主机</w:t>
+            </w:r>
+            <w:r>
+              <w:t>"</w:t>
+            </w:r>
+            <w:r>
+              <w:t>这个取舍？有没有更标准的做法</w:t>
+            </w:r>
           </w:p>
         </w:tc>
       </w:tr>
       <w:tr>
         <w:tc>
           <w:tcPr>
-            <w:tcW w:w="846" w:type="dxa"/>
-            <w:vAlign w:val="center"/>
-          </w:tcPr>
-          <w:p>
-            <w:pPr>
-              <w:spacing w:line="440" w:lineRule="exact"/>
-            </w:pPr>
-          </w:p>
-        </w:tc>
-        <w:tc>
-          <w:tcPr>
-            <w:tcW w:w="425" w:type="dxa"/>
+            <w:tcW w:w="595" w:type="dxa"/>
+            <w:vMerge w:val="restart"/>
+            <w:vAlign w:val="center"/>
+          </w:tcPr>
+          <w:p>
+            <w:pPr>
+              <w:spacing w:line="440" w:lineRule="exact"/>
+            </w:pPr>
+          </w:p>
+        </w:tc>
+        <w:tc>
+          <w:tcPr>
+            <w:tcW w:w="346" w:type="dxa"/>
             <w:gridSpan w:val="2"/>
-            <w:vAlign w:val="center"/>
-          </w:tcPr>
-          <w:p>
-            <w:pPr>
-              <w:spacing w:line="440" w:lineRule="exact"/>
-            </w:pPr>
-          </w:p>
-        </w:tc>
-        <w:tc>
-          <w:tcPr>
-            <w:tcW w:w="1985" w:type="dxa"/>
+            <w:vMerge w:val="restart"/>
+            <w:vAlign w:val="center"/>
+          </w:tcPr>
+          <w:p>
+            <w:pPr>
+              <w:spacing w:line="440" w:lineRule="exact"/>
+            </w:pPr>
+            <w:r>
+              <w:rPr>
+                <w:rFonts w:hint="eastAsia"/>
+              </w:rPr>
+              <w:t>6</w:t>
+            </w:r>
+          </w:p>
+        </w:tc>
+        <w:tc>
+          <w:tcPr>
+            <w:tcW w:w="1127" w:type="dxa"/>
             <w:gridSpan w:val="3"/>
             <w:vAlign w:val="center"/>
           </w:tcPr>
@@ -8052,18 +9479,41 @@
             <w:pPr>
               <w:spacing w:line="440" w:lineRule="exact"/>
             </w:pPr>
-          </w:p>
-        </w:tc>
-        <w:tc>
-          <w:tcPr>
-            <w:tcW w:w="6480" w:type="dxa"/>
+            <w:r>
+              <w:rPr>
+                <w:rFonts w:hint="eastAsia"/>
+              </w:rPr>
+              <w:t>遇到的</w:t>
+            </w:r>
+            <w:r>
+              <w:rPr>
+                <w:rFonts w:hint="eastAsia"/>
+              </w:rPr>
+              <w:lastRenderedPageBreak/>
+              <w:t>问题</w:t>
+            </w:r>
+          </w:p>
+        </w:tc>
+        <w:tc>
+          <w:tcPr>
+            <w:tcW w:w="7668" w:type="dxa"/>
             <w:gridSpan w:val="3"/>
             <w:vAlign w:val="center"/>
           </w:tcPr>
           <w:p>
             <w:pPr>
               <w:spacing w:line="440" w:lineRule="exact"/>
-            </w:pPr>
+              <w:rPr>
+                <w:rFonts w:hint="eastAsia"/>
+              </w:rPr>
+            </w:pPr>
+            <w:r>
+              <w:rPr>
+                <w:rFonts w:hint="eastAsia"/>
+              </w:rPr>
+              <w:lastRenderedPageBreak/>
+              <w:t>观察到前端无法显示火焰图。查询代码发现</w:t>
+            </w:r>
             <w:proofErr w:type="spellStart"/>
             <w:r>
               <w:t>models.go</w:t>
@@ -8087,64 +9537,17 @@
               <w:t xml:space="preserve"> tag </w:t>
             </w:r>
             <w:r>
-              <w:t>缺失问题</w:t>
+              <w:t>缺失</w:t>
+            </w:r>
+            <w:r>
+              <w:lastRenderedPageBreak/>
+              <w:t>问题</w:t>
             </w:r>
             <w:r>
               <w:rPr>
                 <w:rFonts w:hint="eastAsia"/>
               </w:rPr>
               <w:t>。</w:t>
-            </w:r>
-          </w:p>
-          <w:p>
-            <w:pPr>
-              <w:spacing w:line="440" w:lineRule="exact"/>
-              <w:rPr>
-                <w:rFonts w:hint="eastAsia"/>
-              </w:rPr>
-            </w:pPr>
-            <w:proofErr w:type="spellStart"/>
-            <w:r>
-              <w:t>json</w:t>
-            </w:r>
-            <w:proofErr w:type="spellEnd"/>
-            <w:r>
-              <w:t xml:space="preserve">:"xxx" tag </w:t>
-            </w:r>
-            <w:r>
-              <w:t>和</w:t>
-            </w:r>
-            <w:r>
-              <w:t> gorm:"</w:t>
-            </w:r>
-            <w:proofErr w:type="spellStart"/>
-            <w:r>
-              <w:t>column:xxx</w:t>
-            </w:r>
-            <w:proofErr w:type="spellEnd"/>
-            <w:r>
-              <w:t xml:space="preserve">" tag </w:t>
-            </w:r>
-            <w:r>
-              <w:t>是两件不同的事</w:t>
-            </w:r>
-            <w:r>
-              <w:t>——</w:t>
-            </w:r>
-            <w:r>
-              <w:rPr>
-                <w:rFonts w:hint="eastAsia"/>
-              </w:rPr>
-              <w:t>一</w:t>
-            </w:r>
-            <w:r>
-              <w:t>个管</w:t>
-            </w:r>
-            <w:r>
-              <w:t xml:space="preserve"> JSON </w:t>
-            </w:r>
-            <w:r>
-              <w:t>序列化给前端，一个管数据库列名</w:t>
             </w:r>
           </w:p>
         </w:tc>
@@ -8152,30 +9555,32 @@
       <w:tr>
         <w:tc>
           <w:tcPr>
-            <w:tcW w:w="846" w:type="dxa"/>
-            <w:vAlign w:val="center"/>
-          </w:tcPr>
-          <w:p>
-            <w:pPr>
-              <w:spacing w:line="440" w:lineRule="exact"/>
-            </w:pPr>
-          </w:p>
-        </w:tc>
-        <w:tc>
-          <w:tcPr>
-            <w:tcW w:w="425" w:type="dxa"/>
+            <w:tcW w:w="595" w:type="dxa"/>
+            <w:vMerge/>
+            <w:vAlign w:val="center"/>
+          </w:tcPr>
+          <w:p>
+            <w:pPr>
+              <w:spacing w:line="440" w:lineRule="exact"/>
+            </w:pPr>
+          </w:p>
+        </w:tc>
+        <w:tc>
+          <w:tcPr>
+            <w:tcW w:w="346" w:type="dxa"/>
             <w:gridSpan w:val="2"/>
-            <w:vAlign w:val="center"/>
-          </w:tcPr>
-          <w:p>
-            <w:pPr>
-              <w:spacing w:line="440" w:lineRule="exact"/>
-            </w:pPr>
-          </w:p>
-        </w:tc>
-        <w:tc>
-          <w:tcPr>
-            <w:tcW w:w="1985" w:type="dxa"/>
+            <w:vMerge/>
+            <w:vAlign w:val="center"/>
+          </w:tcPr>
+          <w:p>
+            <w:pPr>
+              <w:spacing w:line="440" w:lineRule="exact"/>
+            </w:pPr>
+          </w:p>
+        </w:tc>
+        <w:tc>
+          <w:tcPr>
+            <w:tcW w:w="1127" w:type="dxa"/>
             <w:gridSpan w:val="3"/>
             <w:vAlign w:val="center"/>
           </w:tcPr>
@@ -8183,11 +9588,479 @@
             <w:pPr>
               <w:spacing w:line="440" w:lineRule="exact"/>
             </w:pPr>
-          </w:p>
-        </w:tc>
-        <w:tc>
-          <w:tcPr>
-            <w:tcW w:w="6480" w:type="dxa"/>
+            <w:r>
+              <w:rPr>
+                <w:rFonts w:hint="eastAsia"/>
+              </w:rPr>
+              <w:t>自己的推理</w:t>
+            </w:r>
+          </w:p>
+        </w:tc>
+        <w:tc>
+          <w:tcPr>
+            <w:tcW w:w="7668" w:type="dxa"/>
+            <w:gridSpan w:val="3"/>
+            <w:vAlign w:val="center"/>
+          </w:tcPr>
+          <w:p>
+            <w:pPr>
+              <w:spacing w:line="440" w:lineRule="exact"/>
+            </w:pPr>
+            <w:r>
+              <w:rPr>
+                <w:rFonts w:hint="eastAsia"/>
+              </w:rPr>
+              <w:t>推测是</w:t>
+            </w:r>
+            <w:r>
+              <w:t> </w:t>
+            </w:r>
+            <w:proofErr w:type="spellStart"/>
+            <w:r>
+              <w:t>axios</w:t>
+            </w:r>
+            <w:proofErr w:type="spellEnd"/>
+            <w:r>
+              <w:t xml:space="preserve"> </w:t>
+            </w:r>
+            <w:r>
+              <w:t>拦截器处理响应有问题</w:t>
+            </w:r>
+          </w:p>
+        </w:tc>
+      </w:tr>
+      <w:tr>
+        <w:tc>
+          <w:tcPr>
+            <w:tcW w:w="595" w:type="dxa"/>
+            <w:vMerge/>
+            <w:vAlign w:val="center"/>
+          </w:tcPr>
+          <w:p>
+            <w:pPr>
+              <w:spacing w:line="440" w:lineRule="exact"/>
+            </w:pPr>
+          </w:p>
+        </w:tc>
+        <w:tc>
+          <w:tcPr>
+            <w:tcW w:w="346" w:type="dxa"/>
+            <w:gridSpan w:val="2"/>
+            <w:vMerge/>
+            <w:vAlign w:val="center"/>
+          </w:tcPr>
+          <w:p>
+            <w:pPr>
+              <w:spacing w:line="440" w:lineRule="exact"/>
+            </w:pPr>
+          </w:p>
+        </w:tc>
+        <w:tc>
+          <w:tcPr>
+            <w:tcW w:w="1127" w:type="dxa"/>
+            <w:gridSpan w:val="3"/>
+            <w:vAlign w:val="center"/>
+          </w:tcPr>
+          <w:p>
+            <w:pPr>
+              <w:spacing w:line="440" w:lineRule="exact"/>
+            </w:pPr>
+            <w:r>
+              <w:rPr>
+                <w:rFonts w:hint="eastAsia"/>
+              </w:rPr>
+              <w:t>采取行动</w:t>
+            </w:r>
+          </w:p>
+        </w:tc>
+        <w:tc>
+          <w:tcPr>
+            <w:tcW w:w="7668" w:type="dxa"/>
+            <w:gridSpan w:val="3"/>
+            <w:vAlign w:val="center"/>
+          </w:tcPr>
+          <w:p>
+            <w:pPr>
+              <w:spacing w:line="440" w:lineRule="exact"/>
+            </w:pPr>
+            <w:r>
+              <w:t>打开浏览器开发</w:t>
+            </w:r>
+            <w:proofErr w:type="gramStart"/>
+            <w:r>
+              <w:t>者工具看</w:t>
+            </w:r>
+            <w:proofErr w:type="gramEnd"/>
+            <w:r>
+              <w:t>接口返回的真实</w:t>
+            </w:r>
+            <w:r>
+              <w:t xml:space="preserve"> JSON</w:t>
+            </w:r>
+            <w:r>
+              <w:t>，发现某些字段名和前端代码里取用的字段名不一致（比如返回的是大写字段名</w:t>
+            </w:r>
+            <w:r>
+              <w:t> </w:t>
+            </w:r>
+            <w:proofErr w:type="spellStart"/>
+            <w:r>
+              <w:t>IPAddr</w:t>
+            </w:r>
+            <w:proofErr w:type="spellEnd"/>
+            <w:r>
+              <w:t>，前端按</w:t>
+            </w:r>
+            <w:r>
+              <w:t> </w:t>
+            </w:r>
+            <w:proofErr w:type="spellStart"/>
+            <w:r>
+              <w:t>ip_addr</w:t>
+            </w:r>
+            <w:proofErr w:type="spellEnd"/>
+            <w:r>
+              <w:t> </w:t>
+            </w:r>
+            <w:r>
+              <w:t>取值取不到），由此把排查方向从前端转向后端的字段序列化逻辑</w:t>
+            </w:r>
+          </w:p>
+        </w:tc>
+      </w:tr>
+      <w:tr>
+        <w:tc>
+          <w:tcPr>
+            <w:tcW w:w="595" w:type="dxa"/>
+            <w:vMerge/>
+            <w:vAlign w:val="center"/>
+          </w:tcPr>
+          <w:p>
+            <w:pPr>
+              <w:spacing w:line="440" w:lineRule="exact"/>
+            </w:pPr>
+          </w:p>
+        </w:tc>
+        <w:tc>
+          <w:tcPr>
+            <w:tcW w:w="346" w:type="dxa"/>
+            <w:gridSpan w:val="2"/>
+            <w:vMerge/>
+            <w:vAlign w:val="center"/>
+          </w:tcPr>
+          <w:p>
+            <w:pPr>
+              <w:spacing w:line="440" w:lineRule="exact"/>
+            </w:pPr>
+          </w:p>
+        </w:tc>
+        <w:tc>
+          <w:tcPr>
+            <w:tcW w:w="1127" w:type="dxa"/>
+            <w:gridSpan w:val="3"/>
+            <w:vAlign w:val="center"/>
+          </w:tcPr>
+          <w:p>
+            <w:pPr>
+              <w:spacing w:line="440" w:lineRule="exact"/>
+            </w:pPr>
+            <w:r>
+              <w:rPr>
+                <w:rFonts w:hint="eastAsia"/>
+              </w:rPr>
+              <w:t>AI</w:t>
+            </w:r>
+            <w:r>
+              <w:rPr>
+                <w:rFonts w:hint="eastAsia"/>
+              </w:rPr>
+              <w:t>回答</w:t>
+            </w:r>
+          </w:p>
+        </w:tc>
+        <w:tc>
+          <w:tcPr>
+            <w:tcW w:w="7668" w:type="dxa"/>
+            <w:gridSpan w:val="3"/>
+            <w:vAlign w:val="center"/>
+          </w:tcPr>
+          <w:p>
+            <w:pPr>
+              <w:spacing w:line="440" w:lineRule="exact"/>
+            </w:pPr>
+            <w:r>
+              <w:rPr>
+                <w:rFonts w:hint="eastAsia"/>
+              </w:rPr>
+              <w:t>Claude:</w:t>
+            </w:r>
+          </w:p>
+          <w:p>
+            <w:pPr>
+              <w:spacing w:line="440" w:lineRule="exact"/>
+            </w:pPr>
+            <w:r>
+              <w:rPr>
+                <w:rFonts w:hint="eastAsia"/>
+              </w:rPr>
+              <w:t>A(</w:t>
+            </w:r>
+            <w:r>
+              <w:rPr>
+                <w:rFonts w:hint="eastAsia"/>
+              </w:rPr>
+              <w:t>核心回答</w:t>
+            </w:r>
+            <w:r>
+              <w:rPr>
+                <w:rFonts w:hint="eastAsia"/>
+              </w:rPr>
+              <w:t>):</w:t>
+            </w:r>
+          </w:p>
+          <w:p>
+            <w:pPr>
+              <w:spacing w:line="440" w:lineRule="exact"/>
+              <w:rPr>
+                <w:rFonts w:hint="eastAsia"/>
+              </w:rPr>
+            </w:pPr>
+            <w:r>
+              <w:t xml:space="preserve">Go </w:t>
+            </w:r>
+            <w:r>
+              <w:t>的</w:t>
+            </w:r>
+            <w:r>
+              <w:t> encoding/</w:t>
+            </w:r>
+            <w:proofErr w:type="spellStart"/>
+            <w:r>
+              <w:t>json</w:t>
+            </w:r>
+            <w:proofErr w:type="spellEnd"/>
+            <w:r>
+              <w:t> </w:t>
+            </w:r>
+            <w:r>
+              <w:t>序列化规则：如果</w:t>
+            </w:r>
+            <w:r>
+              <w:t xml:space="preserve"> struct </w:t>
+            </w:r>
+            <w:r>
+              <w:t>字段没写</w:t>
+            </w:r>
+            <w:r>
+              <w:t> </w:t>
+            </w:r>
+            <w:proofErr w:type="spellStart"/>
+            <w:r>
+              <w:t>json</w:t>
+            </w:r>
+            <w:proofErr w:type="spellEnd"/>
+            <w:r>
+              <w:t>:"xxx" tag</w:t>
+            </w:r>
+            <w:r>
+              <w:t>，默认会用字段本身的名字（首字母大写的</w:t>
+            </w:r>
+            <w:r>
+              <w:t xml:space="preserve"> </w:t>
+            </w:r>
+            <w:proofErr w:type="spellStart"/>
+            <w:r>
+              <w:t>PascalCase</w:t>
+            </w:r>
+            <w:proofErr w:type="spellEnd"/>
+            <w:r>
+              <w:t>，比如</w:t>
+            </w:r>
+            <w:r>
+              <w:t> </w:t>
+            </w:r>
+            <w:proofErr w:type="spellStart"/>
+            <w:r>
+              <w:t>IPAddr</w:t>
+            </w:r>
+            <w:proofErr w:type="spellEnd"/>
+            <w:r>
+              <w:t>）作为</w:t>
+            </w:r>
+            <w:r>
+              <w:t xml:space="preserve"> JSON key</w:t>
+            </w:r>
+            <w:r>
+              <w:t>；但前端期望的是</w:t>
+            </w:r>
+            <w:r>
+              <w:t xml:space="preserve"> </w:t>
+            </w:r>
+            <w:proofErr w:type="spellStart"/>
+            <w:r>
+              <w:t>snake_case</w:t>
+            </w:r>
+            <w:proofErr w:type="spellEnd"/>
+            <w:r>
+              <w:t>（比如</w:t>
+            </w:r>
+            <w:r>
+              <w:t> </w:t>
+            </w:r>
+            <w:proofErr w:type="spellStart"/>
+            <w:r>
+              <w:t>ip_addr</w:t>
+            </w:r>
+            <w:proofErr w:type="spellEnd"/>
+            <w:r>
+              <w:t>），两者不匹配，前端就拿不到值，表现为</w:t>
+            </w:r>
+            <w:r>
+              <w:t>"</w:t>
+            </w:r>
+            <w:r>
+              <w:t>字段显示不出来</w:t>
+            </w:r>
+            <w:r>
+              <w:t>"</w:t>
+            </w:r>
+            <w:r>
+              <w:t>。这跟</w:t>
+            </w:r>
+            <w:r>
+              <w:t> gorm:"</w:t>
+            </w:r>
+            <w:proofErr w:type="spellStart"/>
+            <w:r>
+              <w:t>column:xxx</w:t>
+            </w:r>
+            <w:proofErr w:type="spellEnd"/>
+            <w:r>
+              <w:t xml:space="preserve">" tag </w:t>
+            </w:r>
+            <w:r>
+              <w:t>是两件完全独立的事</w:t>
+            </w:r>
+            <w:r>
+              <w:t xml:space="preserve">——gorm tag </w:t>
+            </w:r>
+            <w:r>
+              <w:t>只管这个字段映射到数据库哪一列，跟它最终序列化成什么样的</w:t>
+            </w:r>
+            <w:r>
+              <w:t xml:space="preserve"> JSON </w:t>
+            </w:r>
+            <w:r>
+              <w:t>给前端完全无关。一个</w:t>
+            </w:r>
+            <w:r>
+              <w:t xml:space="preserve"> struct </w:t>
+            </w:r>
+            <w:r>
+              <w:t>字段如果只写了</w:t>
+            </w:r>
+            <w:r>
+              <w:t xml:space="preserve"> gorm tag </w:t>
+            </w:r>
+            <w:r>
+              <w:t>没写</w:t>
+            </w:r>
+            <w:r>
+              <w:t> </w:t>
+            </w:r>
+            <w:proofErr w:type="spellStart"/>
+            <w:r>
+              <w:t>json</w:t>
+            </w:r>
+            <w:proofErr w:type="spellEnd"/>
+            <w:r>
+              <w:t> tag</w:t>
+            </w:r>
+            <w:r>
+              <w:t>，数据库读写正常，但前端拿到的</w:t>
+            </w:r>
+            <w:r>
+              <w:t xml:space="preserve"> JSON </w:t>
+            </w:r>
+            <w:r>
+              <w:t>字段名会是错的。解决方式是给每个需要返回给前端的字段都补上明确的</w:t>
+            </w:r>
+            <w:r>
+              <w:t> </w:t>
+            </w:r>
+            <w:proofErr w:type="spellStart"/>
+            <w:r>
+              <w:t>json</w:t>
+            </w:r>
+            <w:proofErr w:type="spellEnd"/>
+            <w:r>
+              <w:t>:"xxx" tag</w:t>
+            </w:r>
+            <w:r>
+              <w:t>，让两套</w:t>
+            </w:r>
+            <w:r>
+              <w:t xml:space="preserve"> tag </w:t>
+            </w:r>
+            <w:r>
+              <w:t>各自独立、显式声明，不依赖</w:t>
+            </w:r>
+            <w:r>
+              <w:t xml:space="preserve"> Go </w:t>
+            </w:r>
+            <w:r>
+              <w:t>的默认行为</w:t>
+            </w:r>
+          </w:p>
+        </w:tc>
+      </w:tr>
+      <w:tr>
+        <w:tc>
+          <w:tcPr>
+            <w:tcW w:w="595" w:type="dxa"/>
+            <w:vMerge/>
+            <w:vAlign w:val="center"/>
+          </w:tcPr>
+          <w:p>
+            <w:pPr>
+              <w:spacing w:line="440" w:lineRule="exact"/>
+            </w:pPr>
+          </w:p>
+        </w:tc>
+        <w:tc>
+          <w:tcPr>
+            <w:tcW w:w="346" w:type="dxa"/>
+            <w:gridSpan w:val="2"/>
+            <w:vMerge/>
+            <w:vAlign w:val="center"/>
+          </w:tcPr>
+          <w:p>
+            <w:pPr>
+              <w:spacing w:line="440" w:lineRule="exact"/>
+            </w:pPr>
+          </w:p>
+        </w:tc>
+        <w:tc>
+          <w:tcPr>
+            <w:tcW w:w="1127" w:type="dxa"/>
+            <w:gridSpan w:val="3"/>
+            <w:vAlign w:val="center"/>
+          </w:tcPr>
+          <w:p>
+            <w:pPr>
+              <w:spacing w:line="440" w:lineRule="exact"/>
+            </w:pPr>
+            <w:r>
+              <w:rPr>
+                <w:rFonts w:hint="eastAsia"/>
+              </w:rPr>
+              <w:t>对导师提问</w:t>
+            </w:r>
+          </w:p>
+        </w:tc>
+        <w:tc>
+          <w:tcPr>
+            <w:tcW w:w="7668" w:type="dxa"/>
             <w:gridSpan w:val="3"/>
             <w:vAlign w:val="center"/>
           </w:tcPr>
@@ -8199,7 +10072,13 @@
         </w:tc>
       </w:tr>
     </w:tbl>
-    <w:p/>
+    <w:p>
+      <w:pPr>
+        <w:rPr>
+          <w:rFonts w:hint="eastAsia"/>
+        </w:rPr>
+      </w:pPr>
+    </w:p>
     <w:sectPr>
       <w:pgSz w:w="11906" w:h="16838"/>
       <w:pgMar w:top="1440" w:right="1080" w:bottom="1440" w:left="1080" w:header="851" w:footer="992" w:gutter="0"/>
